--- a/templates/带HS的汇总单.docx
+++ b/templates/带HS的汇总单.docx
@@ -775,7 +775,9 @@
     <w:p>
       <w:pPr>
         <w:rPr>
+          <w:rFonts w:asciiTheme="minorEastAsia" w:eastAsiaTheme="minorEastAsia" w:hAnsiTheme="minorEastAsia"/>
           <w:color w:val="000000"/>
+          <w:szCs w:val="21"/>
         </w:rPr>
       </w:pPr>
     </w:p>
@@ -794,15 +796,15 @@
         <w:tblLook w:val="04A0" w:firstRow="1" w:lastRow="0" w:firstColumn="1" w:lastColumn="0" w:noHBand="0" w:noVBand="1"/>
       </w:tblPr>
       <w:tblGrid>
-        <w:gridCol w:w="889"/>
-        <w:gridCol w:w="889"/>
-        <w:gridCol w:w="933"/>
-        <w:gridCol w:w="693"/>
-        <w:gridCol w:w="933"/>
-        <w:gridCol w:w="565"/>
-        <w:gridCol w:w="933"/>
-        <w:gridCol w:w="1373"/>
-        <w:gridCol w:w="1089"/>
+        <w:gridCol w:w="757"/>
+        <w:gridCol w:w="757"/>
+        <w:gridCol w:w="786"/>
+        <w:gridCol w:w="1016"/>
+        <w:gridCol w:w="785"/>
+        <w:gridCol w:w="1016"/>
+        <w:gridCol w:w="785"/>
+        <w:gridCol w:w="1518"/>
+        <w:gridCol w:w="886"/>
       </w:tblGrid>
       <w:tr>
         <w:tc>
@@ -812,16 +814,15 @@
           <w:p>
             <w:pPr>
               <w:rPr>
-                <w:rFonts w:hint="eastAsia"/>
-                <w:sz w:val="20"/>
-                <w:szCs w:val="22"/>
-              </w:rPr>
-            </w:pPr>
-            <w:r>
-              <w:rPr>
-                <w:rFonts w:hint="eastAsia"/>
-                <w:sz w:val="20"/>
-                <w:szCs w:val="22"/>
+                <w:rFonts w:asciiTheme="minorEastAsia" w:hAnsiTheme="minorEastAsia"/>
+                <w:szCs w:val="21"/>
+              </w:rPr>
+            </w:pPr>
+            <w:bookmarkStart w:id="0" w:name="_Hlk227664929"/>
+            <w:r>
+              <w:rPr>
+                <w:rFonts w:asciiTheme="minorEastAsia" w:hAnsiTheme="minorEastAsia" w:hint="eastAsia"/>
+                <w:szCs w:val="21"/>
               </w:rPr>
               <w:t>{箱号1}</w:t>
             </w:r>
@@ -834,16 +835,14 @@
           <w:p>
             <w:pPr>
               <w:rPr>
-                <w:rFonts w:hint="eastAsia"/>
-                <w:sz w:val="20"/>
-                <w:szCs w:val="22"/>
-              </w:rPr>
-            </w:pPr>
-            <w:r>
-              <w:rPr>
-                <w:rFonts w:hint="eastAsia"/>
-                <w:sz w:val="20"/>
-                <w:szCs w:val="22"/>
+                <w:rFonts w:asciiTheme="minorEastAsia" w:hAnsiTheme="minorEastAsia"/>
+                <w:szCs w:val="21"/>
+              </w:rPr>
+            </w:pPr>
+            <w:r>
+              <w:rPr>
+                <w:rFonts w:asciiTheme="minorEastAsia" w:hAnsiTheme="minorEastAsia" w:hint="eastAsia"/>
+                <w:szCs w:val="21"/>
               </w:rPr>
               <w:t>{封号1}</w:t>
             </w:r>
@@ -856,16 +855,14 @@
           <w:p>
             <w:pPr>
               <w:rPr>
-                <w:rFonts w:hint="eastAsia"/>
-                <w:sz w:val="20"/>
-                <w:szCs w:val="22"/>
-              </w:rPr>
-            </w:pPr>
-            <w:r>
-              <w:rPr>
-                <w:rFonts w:hint="eastAsia"/>
-                <w:sz w:val="20"/>
-                <w:szCs w:val="22"/>
+                <w:rFonts w:asciiTheme="minorEastAsia" w:hAnsiTheme="minorEastAsia"/>
+                <w:szCs w:val="21"/>
+              </w:rPr>
+            </w:pPr>
+            <w:r>
+              <w:rPr>
+                <w:rFonts w:asciiTheme="minorEastAsia" w:hAnsiTheme="minorEastAsia" w:hint="eastAsia"/>
+                <w:szCs w:val="21"/>
               </w:rPr>
               <w:t>{件数1}</w:t>
             </w:r>
@@ -878,38 +875,34 @@
           <w:p>
             <w:pPr>
               <w:rPr>
-                <w:rFonts w:hint="eastAsia"/>
-                <w:sz w:val="20"/>
-                <w:szCs w:val="22"/>
-              </w:rPr>
-            </w:pPr>
-            <w:r>
-              <w:rPr>
-                <w:rFonts w:hint="eastAsia"/>
-                <w:sz w:val="20"/>
-                <w:szCs w:val="22"/>
-              </w:rPr>
-              <w:t>CTNS</w:t>
-            </w:r>
-          </w:p>
-        </w:tc>
-        <w:tc>
-          <w:tcPr>
-            <w:tcW w:w="0" w:type="auto"/>
-          </w:tcPr>
-          <w:p>
-            <w:pPr>
-              <w:rPr>
-                <w:rFonts w:hint="eastAsia"/>
-                <w:sz w:val="20"/>
-                <w:szCs w:val="22"/>
-              </w:rPr>
-            </w:pPr>
-            <w:r>
-              <w:rPr>
-                <w:rFonts w:hint="eastAsia"/>
-                <w:sz w:val="20"/>
-                <w:szCs w:val="22"/>
+                <w:rFonts w:asciiTheme="minorEastAsia" w:hAnsiTheme="minorEastAsia"/>
+                <w:szCs w:val="21"/>
+              </w:rPr>
+            </w:pPr>
+            <w:r>
+              <w:rPr>
+                <w:rFonts w:asciiTheme="minorEastAsia" w:hAnsiTheme="minorEastAsia" w:hint="eastAsia"/>
+                <w:szCs w:val="21"/>
+              </w:rPr>
+              <w:t>{数量单位1}</w:t>
+            </w:r>
+          </w:p>
+        </w:tc>
+        <w:tc>
+          <w:tcPr>
+            <w:tcW w:w="0" w:type="auto"/>
+          </w:tcPr>
+          <w:p>
+            <w:pPr>
+              <w:rPr>
+                <w:rFonts w:asciiTheme="minorEastAsia" w:hAnsiTheme="minorEastAsia"/>
+                <w:szCs w:val="21"/>
+              </w:rPr>
+            </w:pPr>
+            <w:r>
+              <w:rPr>
+                <w:rFonts w:asciiTheme="minorEastAsia" w:hAnsiTheme="minorEastAsia" w:hint="eastAsia"/>
+                <w:szCs w:val="21"/>
               </w:rPr>
               <w:t>{毛重1}</w:t>
             </w:r>
@@ -922,38 +915,34 @@
           <w:p>
             <w:pPr>
               <w:rPr>
-                <w:rFonts w:hint="eastAsia"/>
-                <w:sz w:val="20"/>
-                <w:szCs w:val="22"/>
-              </w:rPr>
-            </w:pPr>
-            <w:r>
-              <w:rPr>
-                <w:rFonts w:hint="eastAsia"/>
-                <w:sz w:val="20"/>
-                <w:szCs w:val="22"/>
-              </w:rPr>
-              <w:t>KGS</w:t>
-            </w:r>
-          </w:p>
-        </w:tc>
-        <w:tc>
-          <w:tcPr>
-            <w:tcW w:w="0" w:type="auto"/>
-          </w:tcPr>
-          <w:p>
-            <w:pPr>
-              <w:rPr>
-                <w:rFonts w:hint="eastAsia"/>
-                <w:sz w:val="20"/>
-                <w:szCs w:val="22"/>
-              </w:rPr>
-            </w:pPr>
-            <w:r>
-              <w:rPr>
-                <w:rFonts w:hint="eastAsia"/>
-                <w:sz w:val="20"/>
-                <w:szCs w:val="22"/>
+                <w:rFonts w:asciiTheme="minorEastAsia" w:hAnsiTheme="minorEastAsia"/>
+                <w:szCs w:val="21"/>
+              </w:rPr>
+            </w:pPr>
+            <w:r>
+              <w:rPr>
+                <w:rFonts w:asciiTheme="minorEastAsia" w:hAnsiTheme="minorEastAsia" w:hint="eastAsia"/>
+                <w:szCs w:val="21"/>
+              </w:rPr>
+              <w:t>{重量单位1}</w:t>
+            </w:r>
+          </w:p>
+        </w:tc>
+        <w:tc>
+          <w:tcPr>
+            <w:tcW w:w="0" w:type="auto"/>
+          </w:tcPr>
+          <w:p>
+            <w:pPr>
+              <w:rPr>
+                <w:rFonts w:asciiTheme="minorEastAsia" w:hAnsiTheme="minorEastAsia"/>
+                <w:szCs w:val="21"/>
+              </w:rPr>
+            </w:pPr>
+            <w:r>
+              <w:rPr>
+                <w:rFonts w:asciiTheme="minorEastAsia" w:hAnsiTheme="minorEastAsia" w:hint="eastAsia"/>
+                <w:szCs w:val="21"/>
               </w:rPr>
               <w:t>{体积1}</w:t>
             </w:r>
@@ -966,38 +955,34 @@
           <w:p>
             <w:pPr>
               <w:rPr>
-                <w:rFonts w:hint="eastAsia"/>
-                <w:sz w:val="20"/>
-                <w:szCs w:val="22"/>
-              </w:rPr>
-            </w:pPr>
-            <w:r>
-              <w:rPr>
-                <w:rFonts w:hint="eastAsia"/>
-                <w:sz w:val="20"/>
-                <w:szCs w:val="22"/>
-              </w:rPr>
-              <w:t>CBM/{箱型1}</w:t>
-            </w:r>
-          </w:p>
-        </w:tc>
-        <w:tc>
-          <w:tcPr>
-            <w:tcW w:w="0" w:type="auto"/>
-          </w:tcPr>
-          <w:p>
-            <w:pPr>
-              <w:rPr>
-                <w:rFonts w:hint="eastAsia"/>
-                <w:sz w:val="20"/>
-                <w:szCs w:val="22"/>
-              </w:rPr>
-            </w:pPr>
-            <w:r>
-              <w:rPr>
-                <w:rFonts w:hint="eastAsia"/>
-                <w:sz w:val="20"/>
-                <w:szCs w:val="22"/>
+                <w:rFonts w:asciiTheme="minorEastAsia" w:hAnsiTheme="minorEastAsia"/>
+                <w:szCs w:val="21"/>
+              </w:rPr>
+            </w:pPr>
+            <w:r>
+              <w:rPr>
+                <w:rFonts w:asciiTheme="minorEastAsia" w:hAnsiTheme="minorEastAsia" w:hint="eastAsia"/>
+                <w:szCs w:val="21"/>
+              </w:rPr>
+              <w:t>{体积单位1}{箱型1}</w:t>
+            </w:r>
+          </w:p>
+        </w:tc>
+        <w:tc>
+          <w:tcPr>
+            <w:tcW w:w="0" w:type="auto"/>
+          </w:tcPr>
+          <w:p>
+            <w:pPr>
+              <w:rPr>
+                <w:rFonts w:asciiTheme="minorEastAsia" w:hAnsiTheme="minorEastAsia"/>
+                <w:szCs w:val="21"/>
+              </w:rPr>
+            </w:pPr>
+            <w:r>
+              <w:rPr>
+                <w:rFonts w:asciiTheme="minorEastAsia" w:hAnsiTheme="minorEastAsia" w:hint="eastAsia"/>
+                <w:szCs w:val="21"/>
               </w:rPr>
               <w:t>{提单号1}</w:t>
             </w:r>
@@ -1012,16 +997,14 @@
           <w:p>
             <w:pPr>
               <w:rPr>
-                <w:rFonts w:hint="eastAsia"/>
-                <w:sz w:val="20"/>
-                <w:szCs w:val="22"/>
-              </w:rPr>
-            </w:pPr>
-            <w:r>
-              <w:rPr>
-                <w:rFonts w:hint="eastAsia"/>
-                <w:sz w:val="20"/>
-                <w:szCs w:val="22"/>
+                <w:rFonts w:asciiTheme="minorEastAsia" w:hAnsiTheme="minorEastAsia"/>
+                <w:szCs w:val="21"/>
+              </w:rPr>
+            </w:pPr>
+            <w:r>
+              <w:rPr>
+                <w:rFonts w:asciiTheme="minorEastAsia" w:hAnsiTheme="minorEastAsia" w:hint="eastAsia"/>
+                <w:szCs w:val="21"/>
               </w:rPr>
               <w:t>{箱号2}</w:t>
             </w:r>
@@ -1034,16 +1017,14 @@
           <w:p>
             <w:pPr>
               <w:rPr>
-                <w:rFonts w:hint="eastAsia"/>
-                <w:sz w:val="20"/>
-                <w:szCs w:val="22"/>
-              </w:rPr>
-            </w:pPr>
-            <w:r>
-              <w:rPr>
-                <w:rFonts w:hint="eastAsia"/>
-                <w:sz w:val="20"/>
-                <w:szCs w:val="22"/>
+                <w:rFonts w:asciiTheme="minorEastAsia" w:hAnsiTheme="minorEastAsia"/>
+                <w:szCs w:val="21"/>
+              </w:rPr>
+            </w:pPr>
+            <w:r>
+              <w:rPr>
+                <w:rFonts w:asciiTheme="minorEastAsia" w:hAnsiTheme="minorEastAsia" w:hint="eastAsia"/>
+                <w:szCs w:val="21"/>
               </w:rPr>
               <w:t>{封号2}</w:t>
             </w:r>
@@ -1056,16 +1037,14 @@
           <w:p>
             <w:pPr>
               <w:rPr>
-                <w:rFonts w:hint="eastAsia"/>
-                <w:sz w:val="20"/>
-                <w:szCs w:val="22"/>
-              </w:rPr>
-            </w:pPr>
-            <w:r>
-              <w:rPr>
-                <w:rFonts w:hint="eastAsia"/>
-                <w:sz w:val="20"/>
-                <w:szCs w:val="22"/>
+                <w:rFonts w:asciiTheme="minorEastAsia" w:hAnsiTheme="minorEastAsia"/>
+                <w:szCs w:val="21"/>
+              </w:rPr>
+            </w:pPr>
+            <w:r>
+              <w:rPr>
+                <w:rFonts w:asciiTheme="minorEastAsia" w:hAnsiTheme="minorEastAsia" w:hint="eastAsia"/>
+                <w:szCs w:val="21"/>
               </w:rPr>
               <w:t>{件数2}</w:t>
             </w:r>
@@ -1078,38 +1057,34 @@
           <w:p>
             <w:pPr>
               <w:rPr>
-                <w:rFonts w:hint="eastAsia"/>
-                <w:sz w:val="20"/>
-                <w:szCs w:val="22"/>
-              </w:rPr>
-            </w:pPr>
-            <w:r>
-              <w:rPr>
-                <w:rFonts w:hint="eastAsia"/>
-                <w:sz w:val="20"/>
-                <w:szCs w:val="22"/>
-              </w:rPr>
-              <w:t>CTNS</w:t>
-            </w:r>
-          </w:p>
-        </w:tc>
-        <w:tc>
-          <w:tcPr>
-            <w:tcW w:w="0" w:type="auto"/>
-          </w:tcPr>
-          <w:p>
-            <w:pPr>
-              <w:rPr>
-                <w:rFonts w:hint="eastAsia"/>
-                <w:sz w:val="20"/>
-                <w:szCs w:val="22"/>
-              </w:rPr>
-            </w:pPr>
-            <w:r>
-              <w:rPr>
-                <w:rFonts w:hint="eastAsia"/>
-                <w:sz w:val="20"/>
-                <w:szCs w:val="22"/>
+                <w:rFonts w:asciiTheme="minorEastAsia" w:hAnsiTheme="minorEastAsia"/>
+                <w:szCs w:val="21"/>
+              </w:rPr>
+            </w:pPr>
+            <w:r>
+              <w:rPr>
+                <w:rFonts w:asciiTheme="minorEastAsia" w:hAnsiTheme="minorEastAsia" w:hint="eastAsia"/>
+                <w:szCs w:val="21"/>
+              </w:rPr>
+              <w:t>{数量单位2}</w:t>
+            </w:r>
+          </w:p>
+        </w:tc>
+        <w:tc>
+          <w:tcPr>
+            <w:tcW w:w="0" w:type="auto"/>
+          </w:tcPr>
+          <w:p>
+            <w:pPr>
+              <w:rPr>
+                <w:rFonts w:asciiTheme="minorEastAsia" w:hAnsiTheme="minorEastAsia"/>
+                <w:szCs w:val="21"/>
+              </w:rPr>
+            </w:pPr>
+            <w:r>
+              <w:rPr>
+                <w:rFonts w:asciiTheme="minorEastAsia" w:hAnsiTheme="minorEastAsia" w:hint="eastAsia"/>
+                <w:szCs w:val="21"/>
               </w:rPr>
               <w:t>{毛重2}</w:t>
             </w:r>
@@ -1122,38 +1097,34 @@
           <w:p>
             <w:pPr>
               <w:rPr>
-                <w:rFonts w:hint="eastAsia"/>
-                <w:sz w:val="20"/>
-                <w:szCs w:val="22"/>
-              </w:rPr>
-            </w:pPr>
-            <w:r>
-              <w:rPr>
-                <w:rFonts w:hint="eastAsia"/>
-                <w:sz w:val="20"/>
-                <w:szCs w:val="22"/>
-              </w:rPr>
-              <w:t>KGS</w:t>
-            </w:r>
-          </w:p>
-        </w:tc>
-        <w:tc>
-          <w:tcPr>
-            <w:tcW w:w="0" w:type="auto"/>
-          </w:tcPr>
-          <w:p>
-            <w:pPr>
-              <w:rPr>
-                <w:rFonts w:hint="eastAsia"/>
-                <w:sz w:val="20"/>
-                <w:szCs w:val="22"/>
-              </w:rPr>
-            </w:pPr>
-            <w:r>
-              <w:rPr>
-                <w:rFonts w:hint="eastAsia"/>
-                <w:sz w:val="20"/>
-                <w:szCs w:val="22"/>
+                <w:rFonts w:asciiTheme="minorEastAsia" w:hAnsiTheme="minorEastAsia"/>
+                <w:szCs w:val="21"/>
+              </w:rPr>
+            </w:pPr>
+            <w:r>
+              <w:rPr>
+                <w:rFonts w:asciiTheme="minorEastAsia" w:hAnsiTheme="minorEastAsia" w:hint="eastAsia"/>
+                <w:szCs w:val="21"/>
+              </w:rPr>
+              <w:t>{重量单位2}</w:t>
+            </w:r>
+          </w:p>
+        </w:tc>
+        <w:tc>
+          <w:tcPr>
+            <w:tcW w:w="0" w:type="auto"/>
+          </w:tcPr>
+          <w:p>
+            <w:pPr>
+              <w:rPr>
+                <w:rFonts w:asciiTheme="minorEastAsia" w:hAnsiTheme="minorEastAsia"/>
+                <w:szCs w:val="21"/>
+              </w:rPr>
+            </w:pPr>
+            <w:r>
+              <w:rPr>
+                <w:rFonts w:asciiTheme="minorEastAsia" w:hAnsiTheme="minorEastAsia" w:hint="eastAsia"/>
+                <w:szCs w:val="21"/>
               </w:rPr>
               <w:t>{体积2}</w:t>
             </w:r>
@@ -1166,38 +1137,34 @@
           <w:p>
             <w:pPr>
               <w:rPr>
-                <w:rFonts w:hint="eastAsia"/>
-                <w:sz w:val="20"/>
-                <w:szCs w:val="22"/>
-              </w:rPr>
-            </w:pPr>
-            <w:r>
-              <w:rPr>
-                <w:rFonts w:hint="eastAsia"/>
-                <w:sz w:val="20"/>
-                <w:szCs w:val="22"/>
-              </w:rPr>
-              <w:t>CBM/{箱型2}</w:t>
-            </w:r>
-          </w:p>
-        </w:tc>
-        <w:tc>
-          <w:tcPr>
-            <w:tcW w:w="0" w:type="auto"/>
-          </w:tcPr>
-          <w:p>
-            <w:pPr>
-              <w:rPr>
-                <w:rFonts w:hint="eastAsia"/>
-                <w:sz w:val="20"/>
-                <w:szCs w:val="22"/>
-              </w:rPr>
-            </w:pPr>
-            <w:r>
-              <w:rPr>
-                <w:rFonts w:hint="eastAsia"/>
-                <w:sz w:val="20"/>
-                <w:szCs w:val="22"/>
+                <w:rFonts w:asciiTheme="minorEastAsia" w:hAnsiTheme="minorEastAsia"/>
+                <w:szCs w:val="21"/>
+              </w:rPr>
+            </w:pPr>
+            <w:r>
+              <w:rPr>
+                <w:rFonts w:asciiTheme="minorEastAsia" w:hAnsiTheme="minorEastAsia" w:hint="eastAsia"/>
+                <w:szCs w:val="21"/>
+              </w:rPr>
+              <w:t>{体积单位2}{箱型2}</w:t>
+            </w:r>
+          </w:p>
+        </w:tc>
+        <w:tc>
+          <w:tcPr>
+            <w:tcW w:w="0" w:type="auto"/>
+          </w:tcPr>
+          <w:p>
+            <w:pPr>
+              <w:rPr>
+                <w:rFonts w:asciiTheme="minorEastAsia" w:hAnsiTheme="minorEastAsia"/>
+                <w:szCs w:val="21"/>
+              </w:rPr>
+            </w:pPr>
+            <w:r>
+              <w:rPr>
+                <w:rFonts w:asciiTheme="minorEastAsia" w:hAnsiTheme="minorEastAsia" w:hint="eastAsia"/>
+                <w:szCs w:val="21"/>
               </w:rPr>
               <w:t>{提单号2}</w:t>
             </w:r>
@@ -1212,16 +1179,14 @@
           <w:p>
             <w:pPr>
               <w:rPr>
-                <w:rFonts w:hint="eastAsia"/>
-                <w:sz w:val="20"/>
-                <w:szCs w:val="22"/>
-              </w:rPr>
-            </w:pPr>
-            <w:r>
-              <w:rPr>
-                <w:rFonts w:hint="eastAsia"/>
-                <w:sz w:val="20"/>
-                <w:szCs w:val="22"/>
+                <w:rFonts w:asciiTheme="minorEastAsia" w:hAnsiTheme="minorEastAsia"/>
+                <w:szCs w:val="21"/>
+              </w:rPr>
+            </w:pPr>
+            <w:r>
+              <w:rPr>
+                <w:rFonts w:asciiTheme="minorEastAsia" w:hAnsiTheme="minorEastAsia" w:hint="eastAsia"/>
+                <w:szCs w:val="21"/>
               </w:rPr>
               <w:t>{箱号3}</w:t>
             </w:r>
@@ -1234,16 +1199,14 @@
           <w:p>
             <w:pPr>
               <w:rPr>
-                <w:rFonts w:hint="eastAsia"/>
-                <w:sz w:val="20"/>
-                <w:szCs w:val="22"/>
-              </w:rPr>
-            </w:pPr>
-            <w:r>
-              <w:rPr>
-                <w:rFonts w:hint="eastAsia"/>
-                <w:sz w:val="20"/>
-                <w:szCs w:val="22"/>
+                <w:rFonts w:asciiTheme="minorEastAsia" w:hAnsiTheme="minorEastAsia"/>
+                <w:szCs w:val="21"/>
+              </w:rPr>
+            </w:pPr>
+            <w:r>
+              <w:rPr>
+                <w:rFonts w:asciiTheme="minorEastAsia" w:hAnsiTheme="minorEastAsia" w:hint="eastAsia"/>
+                <w:szCs w:val="21"/>
               </w:rPr>
               <w:t>{封号3}</w:t>
             </w:r>
@@ -1256,16 +1219,14 @@
           <w:p>
             <w:pPr>
               <w:rPr>
-                <w:rFonts w:hint="eastAsia"/>
-                <w:sz w:val="20"/>
-                <w:szCs w:val="22"/>
-              </w:rPr>
-            </w:pPr>
-            <w:r>
-              <w:rPr>
-                <w:rFonts w:hint="eastAsia"/>
-                <w:sz w:val="20"/>
-                <w:szCs w:val="22"/>
+                <w:rFonts w:asciiTheme="minorEastAsia" w:hAnsiTheme="minorEastAsia"/>
+                <w:szCs w:val="21"/>
+              </w:rPr>
+            </w:pPr>
+            <w:r>
+              <w:rPr>
+                <w:rFonts w:asciiTheme="minorEastAsia" w:hAnsiTheme="minorEastAsia" w:hint="eastAsia"/>
+                <w:szCs w:val="21"/>
               </w:rPr>
               <w:t>{件数3}</w:t>
             </w:r>
@@ -1278,38 +1239,34 @@
           <w:p>
             <w:pPr>
               <w:rPr>
-                <w:rFonts w:hint="eastAsia"/>
-                <w:sz w:val="20"/>
-                <w:szCs w:val="22"/>
-              </w:rPr>
-            </w:pPr>
-            <w:r>
-              <w:rPr>
-                <w:rFonts w:hint="eastAsia"/>
-                <w:sz w:val="20"/>
-                <w:szCs w:val="22"/>
-              </w:rPr>
-              <w:t>CTNS</w:t>
-            </w:r>
-          </w:p>
-        </w:tc>
-        <w:tc>
-          <w:tcPr>
-            <w:tcW w:w="0" w:type="auto"/>
-          </w:tcPr>
-          <w:p>
-            <w:pPr>
-              <w:rPr>
-                <w:rFonts w:hint="eastAsia"/>
-                <w:sz w:val="20"/>
-                <w:szCs w:val="22"/>
-              </w:rPr>
-            </w:pPr>
-            <w:r>
-              <w:rPr>
-                <w:rFonts w:hint="eastAsia"/>
-                <w:sz w:val="20"/>
-                <w:szCs w:val="22"/>
+                <w:rFonts w:asciiTheme="minorEastAsia" w:hAnsiTheme="minorEastAsia"/>
+                <w:szCs w:val="21"/>
+              </w:rPr>
+            </w:pPr>
+            <w:r>
+              <w:rPr>
+                <w:rFonts w:asciiTheme="minorEastAsia" w:hAnsiTheme="minorEastAsia" w:hint="eastAsia"/>
+                <w:szCs w:val="21"/>
+              </w:rPr>
+              <w:t>{数量单位3}</w:t>
+            </w:r>
+          </w:p>
+        </w:tc>
+        <w:tc>
+          <w:tcPr>
+            <w:tcW w:w="0" w:type="auto"/>
+          </w:tcPr>
+          <w:p>
+            <w:pPr>
+              <w:rPr>
+                <w:rFonts w:asciiTheme="minorEastAsia" w:hAnsiTheme="minorEastAsia"/>
+                <w:szCs w:val="21"/>
+              </w:rPr>
+            </w:pPr>
+            <w:r>
+              <w:rPr>
+                <w:rFonts w:asciiTheme="minorEastAsia" w:hAnsiTheme="minorEastAsia" w:hint="eastAsia"/>
+                <w:szCs w:val="21"/>
               </w:rPr>
               <w:t>{毛重3}</w:t>
             </w:r>
@@ -1322,38 +1279,34 @@
           <w:p>
             <w:pPr>
               <w:rPr>
-                <w:rFonts w:hint="eastAsia"/>
-                <w:sz w:val="20"/>
-                <w:szCs w:val="22"/>
-              </w:rPr>
-            </w:pPr>
-            <w:r>
-              <w:rPr>
-                <w:rFonts w:hint="eastAsia"/>
-                <w:sz w:val="20"/>
-                <w:szCs w:val="22"/>
-              </w:rPr>
-              <w:t>KGS</w:t>
-            </w:r>
-          </w:p>
-        </w:tc>
-        <w:tc>
-          <w:tcPr>
-            <w:tcW w:w="0" w:type="auto"/>
-          </w:tcPr>
-          <w:p>
-            <w:pPr>
-              <w:rPr>
-                <w:rFonts w:hint="eastAsia"/>
-                <w:sz w:val="20"/>
-                <w:szCs w:val="22"/>
-              </w:rPr>
-            </w:pPr>
-            <w:r>
-              <w:rPr>
-                <w:rFonts w:hint="eastAsia"/>
-                <w:sz w:val="20"/>
-                <w:szCs w:val="22"/>
+                <w:rFonts w:asciiTheme="minorEastAsia" w:hAnsiTheme="minorEastAsia"/>
+                <w:szCs w:val="21"/>
+              </w:rPr>
+            </w:pPr>
+            <w:r>
+              <w:rPr>
+                <w:rFonts w:asciiTheme="minorEastAsia" w:hAnsiTheme="minorEastAsia" w:hint="eastAsia"/>
+                <w:szCs w:val="21"/>
+              </w:rPr>
+              <w:t>{重量单位3}</w:t>
+            </w:r>
+          </w:p>
+        </w:tc>
+        <w:tc>
+          <w:tcPr>
+            <w:tcW w:w="0" w:type="auto"/>
+          </w:tcPr>
+          <w:p>
+            <w:pPr>
+              <w:rPr>
+                <w:rFonts w:asciiTheme="minorEastAsia" w:hAnsiTheme="minorEastAsia"/>
+                <w:szCs w:val="21"/>
+              </w:rPr>
+            </w:pPr>
+            <w:r>
+              <w:rPr>
+                <w:rFonts w:asciiTheme="minorEastAsia" w:hAnsiTheme="minorEastAsia" w:hint="eastAsia"/>
+                <w:szCs w:val="21"/>
               </w:rPr>
               <w:t>{体积3}</w:t>
             </w:r>
@@ -1366,38 +1319,34 @@
           <w:p>
             <w:pPr>
               <w:rPr>
-                <w:rFonts w:hint="eastAsia"/>
-                <w:sz w:val="20"/>
-                <w:szCs w:val="22"/>
-              </w:rPr>
-            </w:pPr>
-            <w:r>
-              <w:rPr>
-                <w:rFonts w:hint="eastAsia"/>
-                <w:sz w:val="20"/>
-                <w:szCs w:val="22"/>
-              </w:rPr>
-              <w:t>CBM/{箱型3}</w:t>
-            </w:r>
-          </w:p>
-        </w:tc>
-        <w:tc>
-          <w:tcPr>
-            <w:tcW w:w="0" w:type="auto"/>
-          </w:tcPr>
-          <w:p>
-            <w:pPr>
-              <w:rPr>
-                <w:rFonts w:hint="eastAsia"/>
-                <w:sz w:val="20"/>
-                <w:szCs w:val="22"/>
-              </w:rPr>
-            </w:pPr>
-            <w:r>
-              <w:rPr>
-                <w:rFonts w:hint="eastAsia"/>
-                <w:sz w:val="20"/>
-                <w:szCs w:val="22"/>
+                <w:rFonts w:asciiTheme="minorEastAsia" w:hAnsiTheme="minorEastAsia"/>
+                <w:szCs w:val="21"/>
+              </w:rPr>
+            </w:pPr>
+            <w:r>
+              <w:rPr>
+                <w:rFonts w:asciiTheme="minorEastAsia" w:hAnsiTheme="minorEastAsia" w:hint="eastAsia"/>
+                <w:szCs w:val="21"/>
+              </w:rPr>
+              <w:t>{体积单位3}{箱型3}</w:t>
+            </w:r>
+          </w:p>
+        </w:tc>
+        <w:tc>
+          <w:tcPr>
+            <w:tcW w:w="0" w:type="auto"/>
+          </w:tcPr>
+          <w:p>
+            <w:pPr>
+              <w:rPr>
+                <w:rFonts w:asciiTheme="minorEastAsia" w:hAnsiTheme="minorEastAsia"/>
+                <w:szCs w:val="21"/>
+              </w:rPr>
+            </w:pPr>
+            <w:r>
+              <w:rPr>
+                <w:rFonts w:asciiTheme="minorEastAsia" w:hAnsiTheme="minorEastAsia" w:hint="eastAsia"/>
+                <w:szCs w:val="21"/>
               </w:rPr>
               <w:t>{提单号3}</w:t>
             </w:r>
@@ -1412,16 +1361,14 @@
           <w:p>
             <w:pPr>
               <w:rPr>
-                <w:rFonts w:hint="eastAsia"/>
-                <w:sz w:val="20"/>
-                <w:szCs w:val="22"/>
-              </w:rPr>
-            </w:pPr>
-            <w:r>
-              <w:rPr>
-                <w:rFonts w:hint="eastAsia"/>
-                <w:sz w:val="20"/>
-                <w:szCs w:val="22"/>
+                <w:rFonts w:asciiTheme="minorEastAsia" w:hAnsiTheme="minorEastAsia"/>
+                <w:szCs w:val="21"/>
+              </w:rPr>
+            </w:pPr>
+            <w:r>
+              <w:rPr>
+                <w:rFonts w:asciiTheme="minorEastAsia" w:hAnsiTheme="minorEastAsia" w:hint="eastAsia"/>
+                <w:szCs w:val="21"/>
               </w:rPr>
               <w:t>{箱号4}</w:t>
             </w:r>
@@ -1434,16 +1381,14 @@
           <w:p>
             <w:pPr>
               <w:rPr>
-                <w:rFonts w:hint="eastAsia"/>
-                <w:sz w:val="20"/>
-                <w:szCs w:val="22"/>
-              </w:rPr>
-            </w:pPr>
-            <w:r>
-              <w:rPr>
-                <w:rFonts w:hint="eastAsia"/>
-                <w:sz w:val="20"/>
-                <w:szCs w:val="22"/>
+                <w:rFonts w:asciiTheme="minorEastAsia" w:hAnsiTheme="minorEastAsia"/>
+                <w:szCs w:val="21"/>
+              </w:rPr>
+            </w:pPr>
+            <w:r>
+              <w:rPr>
+                <w:rFonts w:asciiTheme="minorEastAsia" w:hAnsiTheme="minorEastAsia" w:hint="eastAsia"/>
+                <w:szCs w:val="21"/>
               </w:rPr>
               <w:t>{封号4}</w:t>
             </w:r>
@@ -1456,16 +1401,14 @@
           <w:p>
             <w:pPr>
               <w:rPr>
-                <w:rFonts w:hint="eastAsia"/>
-                <w:sz w:val="20"/>
-                <w:szCs w:val="22"/>
-              </w:rPr>
-            </w:pPr>
-            <w:r>
-              <w:rPr>
-                <w:rFonts w:hint="eastAsia"/>
-                <w:sz w:val="20"/>
-                <w:szCs w:val="22"/>
+                <w:rFonts w:asciiTheme="minorEastAsia" w:hAnsiTheme="minorEastAsia"/>
+                <w:szCs w:val="21"/>
+              </w:rPr>
+            </w:pPr>
+            <w:r>
+              <w:rPr>
+                <w:rFonts w:asciiTheme="minorEastAsia" w:hAnsiTheme="minorEastAsia" w:hint="eastAsia"/>
+                <w:szCs w:val="21"/>
               </w:rPr>
               <w:t>{件数4}</w:t>
             </w:r>
@@ -1478,38 +1421,34 @@
           <w:p>
             <w:pPr>
               <w:rPr>
-                <w:rFonts w:hint="eastAsia"/>
-                <w:sz w:val="20"/>
-                <w:szCs w:val="22"/>
-              </w:rPr>
-            </w:pPr>
-            <w:r>
-              <w:rPr>
-                <w:rFonts w:hint="eastAsia"/>
-                <w:sz w:val="20"/>
-                <w:szCs w:val="22"/>
-              </w:rPr>
-              <w:t>CTNS</w:t>
-            </w:r>
-          </w:p>
-        </w:tc>
-        <w:tc>
-          <w:tcPr>
-            <w:tcW w:w="0" w:type="auto"/>
-          </w:tcPr>
-          <w:p>
-            <w:pPr>
-              <w:rPr>
-                <w:rFonts w:hint="eastAsia"/>
-                <w:sz w:val="20"/>
-                <w:szCs w:val="22"/>
-              </w:rPr>
-            </w:pPr>
-            <w:r>
-              <w:rPr>
-                <w:rFonts w:hint="eastAsia"/>
-                <w:sz w:val="20"/>
-                <w:szCs w:val="22"/>
+                <w:rFonts w:asciiTheme="minorEastAsia" w:hAnsiTheme="minorEastAsia"/>
+                <w:szCs w:val="21"/>
+              </w:rPr>
+            </w:pPr>
+            <w:r>
+              <w:rPr>
+                <w:rFonts w:asciiTheme="minorEastAsia" w:hAnsiTheme="minorEastAsia" w:hint="eastAsia"/>
+                <w:szCs w:val="21"/>
+              </w:rPr>
+              <w:t>{数量单位4}</w:t>
+            </w:r>
+          </w:p>
+        </w:tc>
+        <w:tc>
+          <w:tcPr>
+            <w:tcW w:w="0" w:type="auto"/>
+          </w:tcPr>
+          <w:p>
+            <w:pPr>
+              <w:rPr>
+                <w:rFonts w:asciiTheme="minorEastAsia" w:hAnsiTheme="minorEastAsia"/>
+                <w:szCs w:val="21"/>
+              </w:rPr>
+            </w:pPr>
+            <w:r>
+              <w:rPr>
+                <w:rFonts w:asciiTheme="minorEastAsia" w:hAnsiTheme="minorEastAsia" w:hint="eastAsia"/>
+                <w:szCs w:val="21"/>
               </w:rPr>
               <w:t>{毛重4}</w:t>
             </w:r>
@@ -1522,38 +1461,34 @@
           <w:p>
             <w:pPr>
               <w:rPr>
-                <w:rFonts w:hint="eastAsia"/>
-                <w:sz w:val="20"/>
-                <w:szCs w:val="22"/>
-              </w:rPr>
-            </w:pPr>
-            <w:r>
-              <w:rPr>
-                <w:rFonts w:hint="eastAsia"/>
-                <w:sz w:val="20"/>
-                <w:szCs w:val="22"/>
-              </w:rPr>
-              <w:t>KGS</w:t>
-            </w:r>
-          </w:p>
-        </w:tc>
-        <w:tc>
-          <w:tcPr>
-            <w:tcW w:w="0" w:type="auto"/>
-          </w:tcPr>
-          <w:p>
-            <w:pPr>
-              <w:rPr>
-                <w:rFonts w:hint="eastAsia"/>
-                <w:sz w:val="20"/>
-                <w:szCs w:val="22"/>
-              </w:rPr>
-            </w:pPr>
-            <w:r>
-              <w:rPr>
-                <w:rFonts w:hint="eastAsia"/>
-                <w:sz w:val="20"/>
-                <w:szCs w:val="22"/>
+                <w:rFonts w:asciiTheme="minorEastAsia" w:hAnsiTheme="minorEastAsia"/>
+                <w:szCs w:val="21"/>
+              </w:rPr>
+            </w:pPr>
+            <w:r>
+              <w:rPr>
+                <w:rFonts w:asciiTheme="minorEastAsia" w:hAnsiTheme="minorEastAsia" w:hint="eastAsia"/>
+                <w:szCs w:val="21"/>
+              </w:rPr>
+              <w:t>{重量单位4}</w:t>
+            </w:r>
+          </w:p>
+        </w:tc>
+        <w:tc>
+          <w:tcPr>
+            <w:tcW w:w="0" w:type="auto"/>
+          </w:tcPr>
+          <w:p>
+            <w:pPr>
+              <w:rPr>
+                <w:rFonts w:asciiTheme="minorEastAsia" w:hAnsiTheme="minorEastAsia"/>
+                <w:szCs w:val="21"/>
+              </w:rPr>
+            </w:pPr>
+            <w:r>
+              <w:rPr>
+                <w:rFonts w:asciiTheme="minorEastAsia" w:hAnsiTheme="minorEastAsia" w:hint="eastAsia"/>
+                <w:szCs w:val="21"/>
               </w:rPr>
               <w:t>{体积4}</w:t>
             </w:r>
@@ -1566,38 +1501,34 @@
           <w:p>
             <w:pPr>
               <w:rPr>
-                <w:rFonts w:hint="eastAsia"/>
-                <w:sz w:val="20"/>
-                <w:szCs w:val="22"/>
-              </w:rPr>
-            </w:pPr>
-            <w:r>
-              <w:rPr>
-                <w:rFonts w:hint="eastAsia"/>
-                <w:sz w:val="20"/>
-                <w:szCs w:val="22"/>
-              </w:rPr>
-              <w:t>CBM/{箱型4}</w:t>
-            </w:r>
-          </w:p>
-        </w:tc>
-        <w:tc>
-          <w:tcPr>
-            <w:tcW w:w="0" w:type="auto"/>
-          </w:tcPr>
-          <w:p>
-            <w:pPr>
-              <w:rPr>
-                <w:rFonts w:hint="eastAsia"/>
-                <w:sz w:val="20"/>
-                <w:szCs w:val="22"/>
-              </w:rPr>
-            </w:pPr>
-            <w:r>
-              <w:rPr>
-                <w:rFonts w:hint="eastAsia"/>
-                <w:sz w:val="20"/>
-                <w:szCs w:val="22"/>
+                <w:rFonts w:asciiTheme="minorEastAsia" w:hAnsiTheme="minorEastAsia"/>
+                <w:szCs w:val="21"/>
+              </w:rPr>
+            </w:pPr>
+            <w:r>
+              <w:rPr>
+                <w:rFonts w:asciiTheme="minorEastAsia" w:hAnsiTheme="minorEastAsia" w:hint="eastAsia"/>
+                <w:szCs w:val="21"/>
+              </w:rPr>
+              <w:t>{体积单位4}{箱型4}</w:t>
+            </w:r>
+          </w:p>
+        </w:tc>
+        <w:tc>
+          <w:tcPr>
+            <w:tcW w:w="0" w:type="auto"/>
+          </w:tcPr>
+          <w:p>
+            <w:pPr>
+              <w:rPr>
+                <w:rFonts w:asciiTheme="minorEastAsia" w:hAnsiTheme="minorEastAsia"/>
+                <w:szCs w:val="21"/>
+              </w:rPr>
+            </w:pPr>
+            <w:r>
+              <w:rPr>
+                <w:rFonts w:asciiTheme="minorEastAsia" w:hAnsiTheme="minorEastAsia" w:hint="eastAsia"/>
+                <w:szCs w:val="21"/>
               </w:rPr>
               <w:t>{提单号4}</w:t>
             </w:r>
@@ -1612,16 +1543,14 @@
           <w:p>
             <w:pPr>
               <w:rPr>
-                <w:rFonts w:hint="eastAsia"/>
-                <w:sz w:val="20"/>
-                <w:szCs w:val="22"/>
-              </w:rPr>
-            </w:pPr>
-            <w:r>
-              <w:rPr>
-                <w:rFonts w:hint="eastAsia"/>
-                <w:sz w:val="20"/>
-                <w:szCs w:val="22"/>
+                <w:rFonts w:asciiTheme="minorEastAsia" w:hAnsiTheme="minorEastAsia"/>
+                <w:szCs w:val="21"/>
+              </w:rPr>
+            </w:pPr>
+            <w:r>
+              <w:rPr>
+                <w:rFonts w:asciiTheme="minorEastAsia" w:hAnsiTheme="minorEastAsia" w:hint="eastAsia"/>
+                <w:szCs w:val="21"/>
               </w:rPr>
               <w:t>{箱号5}</w:t>
             </w:r>
@@ -1634,16 +1563,14 @@
           <w:p>
             <w:pPr>
               <w:rPr>
-                <w:rFonts w:hint="eastAsia"/>
-                <w:sz w:val="20"/>
-                <w:szCs w:val="22"/>
-              </w:rPr>
-            </w:pPr>
-            <w:r>
-              <w:rPr>
-                <w:rFonts w:hint="eastAsia"/>
-                <w:sz w:val="20"/>
-                <w:szCs w:val="22"/>
+                <w:rFonts w:asciiTheme="minorEastAsia" w:hAnsiTheme="minorEastAsia"/>
+                <w:szCs w:val="21"/>
+              </w:rPr>
+            </w:pPr>
+            <w:r>
+              <w:rPr>
+                <w:rFonts w:asciiTheme="minorEastAsia" w:hAnsiTheme="minorEastAsia" w:hint="eastAsia"/>
+                <w:szCs w:val="21"/>
               </w:rPr>
               <w:t>{封号5}</w:t>
             </w:r>
@@ -1656,16 +1583,14 @@
           <w:p>
             <w:pPr>
               <w:rPr>
-                <w:rFonts w:hint="eastAsia"/>
-                <w:sz w:val="20"/>
-                <w:szCs w:val="22"/>
-              </w:rPr>
-            </w:pPr>
-            <w:r>
-              <w:rPr>
-                <w:rFonts w:hint="eastAsia"/>
-                <w:sz w:val="20"/>
-                <w:szCs w:val="22"/>
+                <w:rFonts w:asciiTheme="minorEastAsia" w:hAnsiTheme="minorEastAsia"/>
+                <w:szCs w:val="21"/>
+              </w:rPr>
+            </w:pPr>
+            <w:r>
+              <w:rPr>
+                <w:rFonts w:asciiTheme="minorEastAsia" w:hAnsiTheme="minorEastAsia" w:hint="eastAsia"/>
+                <w:szCs w:val="21"/>
               </w:rPr>
               <w:t>{件数5}</w:t>
             </w:r>
@@ -1678,38 +1603,34 @@
           <w:p>
             <w:pPr>
               <w:rPr>
-                <w:rFonts w:hint="eastAsia"/>
-                <w:sz w:val="20"/>
-                <w:szCs w:val="22"/>
-              </w:rPr>
-            </w:pPr>
-            <w:r>
-              <w:rPr>
-                <w:rFonts w:hint="eastAsia"/>
-                <w:sz w:val="20"/>
-                <w:szCs w:val="22"/>
-              </w:rPr>
-              <w:t>CTNS</w:t>
-            </w:r>
-          </w:p>
-        </w:tc>
-        <w:tc>
-          <w:tcPr>
-            <w:tcW w:w="0" w:type="auto"/>
-          </w:tcPr>
-          <w:p>
-            <w:pPr>
-              <w:rPr>
-                <w:rFonts w:hint="eastAsia"/>
-                <w:sz w:val="20"/>
-                <w:szCs w:val="22"/>
-              </w:rPr>
-            </w:pPr>
-            <w:r>
-              <w:rPr>
-                <w:rFonts w:hint="eastAsia"/>
-                <w:sz w:val="20"/>
-                <w:szCs w:val="22"/>
+                <w:rFonts w:asciiTheme="minorEastAsia" w:hAnsiTheme="minorEastAsia"/>
+                <w:szCs w:val="21"/>
+              </w:rPr>
+            </w:pPr>
+            <w:r>
+              <w:rPr>
+                <w:rFonts w:asciiTheme="minorEastAsia" w:hAnsiTheme="minorEastAsia" w:hint="eastAsia"/>
+                <w:szCs w:val="21"/>
+              </w:rPr>
+              <w:t>{数量单位5}</w:t>
+            </w:r>
+          </w:p>
+        </w:tc>
+        <w:tc>
+          <w:tcPr>
+            <w:tcW w:w="0" w:type="auto"/>
+          </w:tcPr>
+          <w:p>
+            <w:pPr>
+              <w:rPr>
+                <w:rFonts w:asciiTheme="minorEastAsia" w:hAnsiTheme="minorEastAsia"/>
+                <w:szCs w:val="21"/>
+              </w:rPr>
+            </w:pPr>
+            <w:r>
+              <w:rPr>
+                <w:rFonts w:asciiTheme="minorEastAsia" w:hAnsiTheme="minorEastAsia" w:hint="eastAsia"/>
+                <w:szCs w:val="21"/>
               </w:rPr>
               <w:t>{毛重5}</w:t>
             </w:r>
@@ -1722,38 +1643,34 @@
           <w:p>
             <w:pPr>
               <w:rPr>
-                <w:rFonts w:hint="eastAsia"/>
-                <w:sz w:val="20"/>
-                <w:szCs w:val="22"/>
-              </w:rPr>
-            </w:pPr>
-            <w:r>
-              <w:rPr>
-                <w:rFonts w:hint="eastAsia"/>
-                <w:sz w:val="20"/>
-                <w:szCs w:val="22"/>
-              </w:rPr>
-              <w:t>KGS</w:t>
-            </w:r>
-          </w:p>
-        </w:tc>
-        <w:tc>
-          <w:tcPr>
-            <w:tcW w:w="0" w:type="auto"/>
-          </w:tcPr>
-          <w:p>
-            <w:pPr>
-              <w:rPr>
-                <w:rFonts w:hint="eastAsia"/>
-                <w:sz w:val="20"/>
-                <w:szCs w:val="22"/>
-              </w:rPr>
-            </w:pPr>
-            <w:r>
-              <w:rPr>
-                <w:rFonts w:hint="eastAsia"/>
-                <w:sz w:val="20"/>
-                <w:szCs w:val="22"/>
+                <w:rFonts w:asciiTheme="minorEastAsia" w:hAnsiTheme="minorEastAsia"/>
+                <w:szCs w:val="21"/>
+              </w:rPr>
+            </w:pPr>
+            <w:r>
+              <w:rPr>
+                <w:rFonts w:asciiTheme="minorEastAsia" w:hAnsiTheme="minorEastAsia" w:hint="eastAsia"/>
+                <w:szCs w:val="21"/>
+              </w:rPr>
+              <w:t>{重量单位5}</w:t>
+            </w:r>
+          </w:p>
+        </w:tc>
+        <w:tc>
+          <w:tcPr>
+            <w:tcW w:w="0" w:type="auto"/>
+          </w:tcPr>
+          <w:p>
+            <w:pPr>
+              <w:rPr>
+                <w:rFonts w:asciiTheme="minorEastAsia" w:hAnsiTheme="minorEastAsia"/>
+                <w:szCs w:val="21"/>
+              </w:rPr>
+            </w:pPr>
+            <w:r>
+              <w:rPr>
+                <w:rFonts w:asciiTheme="minorEastAsia" w:hAnsiTheme="minorEastAsia" w:hint="eastAsia"/>
+                <w:szCs w:val="21"/>
               </w:rPr>
               <w:t>{体积5}</w:t>
             </w:r>
@@ -1766,38 +1683,34 @@
           <w:p>
             <w:pPr>
               <w:rPr>
-                <w:rFonts w:hint="eastAsia"/>
-                <w:sz w:val="20"/>
-                <w:szCs w:val="22"/>
-              </w:rPr>
-            </w:pPr>
-            <w:r>
-              <w:rPr>
-                <w:rFonts w:hint="eastAsia"/>
-                <w:sz w:val="20"/>
-                <w:szCs w:val="22"/>
-              </w:rPr>
-              <w:t>CBM/{箱型5}</w:t>
-            </w:r>
-          </w:p>
-        </w:tc>
-        <w:tc>
-          <w:tcPr>
-            <w:tcW w:w="0" w:type="auto"/>
-          </w:tcPr>
-          <w:p>
-            <w:pPr>
-              <w:rPr>
-                <w:rFonts w:hint="eastAsia"/>
-                <w:sz w:val="20"/>
-                <w:szCs w:val="22"/>
-              </w:rPr>
-            </w:pPr>
-            <w:r>
-              <w:rPr>
-                <w:rFonts w:hint="eastAsia"/>
-                <w:sz w:val="20"/>
-                <w:szCs w:val="22"/>
+                <w:rFonts w:asciiTheme="minorEastAsia" w:hAnsiTheme="minorEastAsia"/>
+                <w:szCs w:val="21"/>
+              </w:rPr>
+            </w:pPr>
+            <w:r>
+              <w:rPr>
+                <w:rFonts w:asciiTheme="minorEastAsia" w:hAnsiTheme="minorEastAsia" w:hint="eastAsia"/>
+                <w:szCs w:val="21"/>
+              </w:rPr>
+              <w:t>{体积单位5}{箱型5}</w:t>
+            </w:r>
+          </w:p>
+        </w:tc>
+        <w:tc>
+          <w:tcPr>
+            <w:tcW w:w="0" w:type="auto"/>
+          </w:tcPr>
+          <w:p>
+            <w:pPr>
+              <w:rPr>
+                <w:rFonts w:asciiTheme="minorEastAsia" w:hAnsiTheme="minorEastAsia"/>
+                <w:szCs w:val="21"/>
+              </w:rPr>
+            </w:pPr>
+            <w:r>
+              <w:rPr>
+                <w:rFonts w:asciiTheme="minorEastAsia" w:hAnsiTheme="minorEastAsia" w:hint="eastAsia"/>
+                <w:szCs w:val="21"/>
               </w:rPr>
               <w:t>{提单号5}</w:t>
             </w:r>
@@ -1812,194 +1725,256 @@
           <w:p>
             <w:pPr>
               <w:rPr>
-                <w:rFonts w:hint="eastAsia"/>
-                <w:sz w:val="20"/>
-                <w:szCs w:val="22"/>
-              </w:rPr>
-            </w:pPr>
-            <w:r>
-              <w:rPr>
-                <w:rFonts w:hint="eastAsia"/>
-                <w:sz w:val="20"/>
-                <w:szCs w:val="22"/>
-              </w:rPr>
-              <w:t>{箱号6}</w:t>
-            </w:r>
-          </w:p>
-        </w:tc>
-        <w:tc>
-          <w:tcPr>
-            <w:tcW w:w="0" w:type="auto"/>
-          </w:tcPr>
-          <w:p>
-            <w:pPr>
-              <w:rPr>
-                <w:rFonts w:hint="eastAsia"/>
-                <w:sz w:val="20"/>
-                <w:szCs w:val="22"/>
-              </w:rPr>
-            </w:pPr>
-            <w:r>
-              <w:rPr>
-                <w:rFonts w:hint="eastAsia"/>
-                <w:sz w:val="20"/>
-                <w:szCs w:val="22"/>
-              </w:rPr>
-              <w:t>{封号6}</w:t>
-            </w:r>
-          </w:p>
-        </w:tc>
-        <w:tc>
-          <w:tcPr>
-            <w:tcW w:w="0" w:type="auto"/>
-          </w:tcPr>
-          <w:p>
-            <w:pPr>
-              <w:rPr>
-                <w:rFonts w:hint="eastAsia"/>
-                <w:sz w:val="20"/>
-                <w:szCs w:val="22"/>
-              </w:rPr>
-            </w:pPr>
-            <w:r>
-              <w:rPr>
-                <w:rFonts w:hint="eastAsia"/>
-                <w:sz w:val="20"/>
-                <w:szCs w:val="22"/>
-              </w:rPr>
-              <w:t>{件数6}</w:t>
-            </w:r>
-          </w:p>
-        </w:tc>
-        <w:tc>
-          <w:tcPr>
-            <w:tcW w:w="0" w:type="auto"/>
-          </w:tcPr>
-          <w:p>
-            <w:pPr>
-              <w:rPr>
-                <w:rFonts w:hint="eastAsia"/>
-                <w:sz w:val="20"/>
-                <w:szCs w:val="22"/>
-              </w:rPr>
-            </w:pPr>
-            <w:r>
-              <w:rPr>
-                <w:rFonts w:hint="eastAsia"/>
-                <w:sz w:val="20"/>
-                <w:szCs w:val="22"/>
-              </w:rPr>
-              <w:t>CTNS</w:t>
-            </w:r>
-          </w:p>
-        </w:tc>
-        <w:tc>
-          <w:tcPr>
-            <w:tcW w:w="0" w:type="auto"/>
-          </w:tcPr>
-          <w:p>
-            <w:pPr>
-              <w:rPr>
-                <w:rFonts w:hint="eastAsia"/>
-                <w:sz w:val="20"/>
-                <w:szCs w:val="22"/>
-              </w:rPr>
-            </w:pPr>
-            <w:r>
-              <w:rPr>
-                <w:rFonts w:hint="eastAsia"/>
-                <w:sz w:val="20"/>
-                <w:szCs w:val="22"/>
-              </w:rPr>
-              <w:t>{毛重6}</w:t>
-            </w:r>
-          </w:p>
-        </w:tc>
-        <w:tc>
-          <w:tcPr>
-            <w:tcW w:w="0" w:type="auto"/>
-          </w:tcPr>
-          <w:p>
-            <w:pPr>
-              <w:rPr>
-                <w:rFonts w:hint="eastAsia"/>
-                <w:sz w:val="20"/>
-                <w:szCs w:val="22"/>
-              </w:rPr>
-            </w:pPr>
-            <w:r>
-              <w:rPr>
-                <w:rFonts w:hint="eastAsia"/>
-                <w:sz w:val="20"/>
-                <w:szCs w:val="22"/>
-              </w:rPr>
-              <w:t>KGS</w:t>
-            </w:r>
-          </w:p>
-        </w:tc>
-        <w:tc>
-          <w:tcPr>
-            <w:tcW w:w="0" w:type="auto"/>
-          </w:tcPr>
-          <w:p>
-            <w:pPr>
-              <w:rPr>
-                <w:rFonts w:hint="eastAsia"/>
-                <w:sz w:val="20"/>
-                <w:szCs w:val="22"/>
-              </w:rPr>
-            </w:pPr>
-            <w:r>
-              <w:rPr>
-                <w:rFonts w:hint="eastAsia"/>
-                <w:sz w:val="20"/>
-                <w:szCs w:val="22"/>
-              </w:rPr>
-              <w:t>{体积6}</w:t>
-            </w:r>
-          </w:p>
-        </w:tc>
-        <w:tc>
-          <w:tcPr>
-            <w:tcW w:w="0" w:type="auto"/>
-          </w:tcPr>
-          <w:p>
-            <w:pPr>
-              <w:rPr>
-                <w:rFonts w:hint="eastAsia"/>
-                <w:sz w:val="20"/>
-                <w:szCs w:val="22"/>
-              </w:rPr>
-            </w:pPr>
-            <w:r>
-              <w:rPr>
-                <w:rFonts w:hint="eastAsia"/>
-                <w:sz w:val="20"/>
-                <w:szCs w:val="22"/>
-              </w:rPr>
-              <w:t>CBM/{箱型6}</w:t>
-            </w:r>
-          </w:p>
-        </w:tc>
-        <w:tc>
-          <w:tcPr>
-            <w:tcW w:w="0" w:type="auto"/>
-          </w:tcPr>
-          <w:p>
-            <w:pPr>
-              <w:rPr>
-                <w:rFonts w:hint="eastAsia"/>
-                <w:sz w:val="20"/>
-                <w:szCs w:val="22"/>
-              </w:rPr>
-            </w:pPr>
-            <w:r>
-              <w:rPr>
-                <w:rFonts w:hint="eastAsia"/>
-                <w:sz w:val="20"/>
-                <w:szCs w:val="22"/>
-              </w:rPr>
-              <w:t>{提单号6}</w:t>
+                <w:rFonts w:asciiTheme="minorEastAsia" w:hAnsiTheme="minorEastAsia"/>
+                <w:szCs w:val="21"/>
+              </w:rPr>
+            </w:pPr>
+            <w:r>
+              <w:rPr>
+                <w:rFonts w:asciiTheme="minorEastAsia" w:hAnsiTheme="minorEastAsia" w:hint="eastAsia"/>
+                <w:szCs w:val="21"/>
+              </w:rPr>
+              <w:t>{箱号</w:t>
+            </w:r>
+            <w:r>
+              <w:rPr>
+                <w:rFonts w:asciiTheme="minorEastAsia" w:hAnsiTheme="minorEastAsia" w:hint="eastAsia"/>
+                <w:szCs w:val="21"/>
+              </w:rPr>
+              <w:lastRenderedPageBreak/>
+              <w:t>6}</w:t>
+            </w:r>
+          </w:p>
+        </w:tc>
+        <w:tc>
+          <w:tcPr>
+            <w:tcW w:w="0" w:type="auto"/>
+          </w:tcPr>
+          <w:p>
+            <w:pPr>
+              <w:rPr>
+                <w:rFonts w:asciiTheme="minorEastAsia" w:hAnsiTheme="minorEastAsia"/>
+                <w:szCs w:val="21"/>
+              </w:rPr>
+            </w:pPr>
+            <w:r>
+              <w:rPr>
+                <w:rFonts w:asciiTheme="minorEastAsia" w:hAnsiTheme="minorEastAsia" w:hint="eastAsia"/>
+                <w:szCs w:val="21"/>
+              </w:rPr>
+              <w:lastRenderedPageBreak/>
+              <w:t>{封号</w:t>
+            </w:r>
+            <w:r>
+              <w:rPr>
+                <w:rFonts w:asciiTheme="minorEastAsia" w:hAnsiTheme="minorEastAsia" w:hint="eastAsia"/>
+                <w:szCs w:val="21"/>
+              </w:rPr>
+              <w:lastRenderedPageBreak/>
+              <w:t>6}</w:t>
+            </w:r>
+          </w:p>
+        </w:tc>
+        <w:tc>
+          <w:tcPr>
+            <w:tcW w:w="0" w:type="auto"/>
+          </w:tcPr>
+          <w:p>
+            <w:pPr>
+              <w:rPr>
+                <w:rFonts w:asciiTheme="minorEastAsia" w:hAnsiTheme="minorEastAsia"/>
+                <w:szCs w:val="21"/>
+              </w:rPr>
+            </w:pPr>
+            <w:r>
+              <w:rPr>
+                <w:rFonts w:asciiTheme="minorEastAsia" w:hAnsiTheme="minorEastAsia" w:hint="eastAsia"/>
+                <w:szCs w:val="21"/>
+              </w:rPr>
+              <w:lastRenderedPageBreak/>
+              <w:t>{件数</w:t>
+            </w:r>
+            <w:r>
+              <w:rPr>
+                <w:rFonts w:asciiTheme="minorEastAsia" w:hAnsiTheme="minorEastAsia" w:hint="eastAsia"/>
+                <w:szCs w:val="21"/>
+              </w:rPr>
+              <w:lastRenderedPageBreak/>
+              <w:t>6}</w:t>
+            </w:r>
+          </w:p>
+        </w:tc>
+        <w:tc>
+          <w:tcPr>
+            <w:tcW w:w="0" w:type="auto"/>
+          </w:tcPr>
+          <w:p>
+            <w:pPr>
+              <w:rPr>
+                <w:rFonts w:asciiTheme="minorEastAsia" w:hAnsiTheme="minorEastAsia"/>
+                <w:szCs w:val="21"/>
+              </w:rPr>
+            </w:pPr>
+            <w:r>
+              <w:rPr>
+                <w:rFonts w:asciiTheme="minorEastAsia" w:hAnsiTheme="minorEastAsia" w:hint="eastAsia"/>
+                <w:szCs w:val="21"/>
+              </w:rPr>
+              <w:lastRenderedPageBreak/>
+              <w:t>{数量单</w:t>
+            </w:r>
+            <w:r>
+              <w:rPr>
+                <w:rFonts w:asciiTheme="minorEastAsia" w:hAnsiTheme="minorEastAsia" w:hint="eastAsia"/>
+                <w:szCs w:val="21"/>
+              </w:rPr>
+              <w:lastRenderedPageBreak/>
+              <w:t>位6}</w:t>
+            </w:r>
+          </w:p>
+        </w:tc>
+        <w:tc>
+          <w:tcPr>
+            <w:tcW w:w="0" w:type="auto"/>
+          </w:tcPr>
+          <w:p>
+            <w:pPr>
+              <w:rPr>
+                <w:rFonts w:asciiTheme="minorEastAsia" w:hAnsiTheme="minorEastAsia"/>
+                <w:szCs w:val="21"/>
+              </w:rPr>
+            </w:pPr>
+            <w:r>
+              <w:rPr>
+                <w:rFonts w:asciiTheme="minorEastAsia" w:hAnsiTheme="minorEastAsia" w:hint="eastAsia"/>
+                <w:szCs w:val="21"/>
+              </w:rPr>
+              <w:lastRenderedPageBreak/>
+              <w:t>{毛重</w:t>
+            </w:r>
+            <w:r>
+              <w:rPr>
+                <w:rFonts w:asciiTheme="minorEastAsia" w:hAnsiTheme="minorEastAsia" w:hint="eastAsia"/>
+                <w:szCs w:val="21"/>
+              </w:rPr>
+              <w:lastRenderedPageBreak/>
+              <w:t>6}</w:t>
+            </w:r>
+          </w:p>
+        </w:tc>
+        <w:tc>
+          <w:tcPr>
+            <w:tcW w:w="0" w:type="auto"/>
+          </w:tcPr>
+          <w:p>
+            <w:pPr>
+              <w:rPr>
+                <w:rFonts w:asciiTheme="minorEastAsia" w:hAnsiTheme="minorEastAsia"/>
+                <w:szCs w:val="21"/>
+              </w:rPr>
+            </w:pPr>
+            <w:r>
+              <w:rPr>
+                <w:rFonts w:asciiTheme="minorEastAsia" w:hAnsiTheme="minorEastAsia" w:hint="eastAsia"/>
+                <w:szCs w:val="21"/>
+              </w:rPr>
+              <w:lastRenderedPageBreak/>
+              <w:t>{重量单</w:t>
+            </w:r>
+            <w:r>
+              <w:rPr>
+                <w:rFonts w:asciiTheme="minorEastAsia" w:hAnsiTheme="minorEastAsia" w:hint="eastAsia"/>
+                <w:szCs w:val="21"/>
+              </w:rPr>
+              <w:lastRenderedPageBreak/>
+              <w:t>位6}</w:t>
+            </w:r>
+          </w:p>
+        </w:tc>
+        <w:tc>
+          <w:tcPr>
+            <w:tcW w:w="0" w:type="auto"/>
+          </w:tcPr>
+          <w:p>
+            <w:pPr>
+              <w:rPr>
+                <w:rFonts w:asciiTheme="minorEastAsia" w:hAnsiTheme="minorEastAsia"/>
+                <w:szCs w:val="21"/>
+              </w:rPr>
+            </w:pPr>
+            <w:r>
+              <w:rPr>
+                <w:rFonts w:asciiTheme="minorEastAsia" w:hAnsiTheme="minorEastAsia" w:hint="eastAsia"/>
+                <w:szCs w:val="21"/>
+              </w:rPr>
+              <w:lastRenderedPageBreak/>
+              <w:t>{体积</w:t>
+            </w:r>
+            <w:r>
+              <w:rPr>
+                <w:rFonts w:asciiTheme="minorEastAsia" w:hAnsiTheme="minorEastAsia" w:hint="eastAsia"/>
+                <w:szCs w:val="21"/>
+              </w:rPr>
+              <w:lastRenderedPageBreak/>
+              <w:t>6}</w:t>
+            </w:r>
+          </w:p>
+        </w:tc>
+        <w:tc>
+          <w:tcPr>
+            <w:tcW w:w="0" w:type="auto"/>
+          </w:tcPr>
+          <w:p>
+            <w:pPr>
+              <w:rPr>
+                <w:rFonts w:asciiTheme="minorEastAsia" w:hAnsiTheme="minorEastAsia"/>
+                <w:szCs w:val="21"/>
+              </w:rPr>
+            </w:pPr>
+            <w:r>
+              <w:rPr>
+                <w:rFonts w:asciiTheme="minorEastAsia" w:hAnsiTheme="minorEastAsia" w:hint="eastAsia"/>
+                <w:szCs w:val="21"/>
+              </w:rPr>
+              <w:lastRenderedPageBreak/>
+              <w:t>{体积单位</w:t>
+            </w:r>
+            <w:r>
+              <w:rPr>
+                <w:rFonts w:asciiTheme="minorEastAsia" w:hAnsiTheme="minorEastAsia" w:hint="eastAsia"/>
+                <w:szCs w:val="21"/>
+              </w:rPr>
+              <w:lastRenderedPageBreak/>
+              <w:t>6}{箱型6}</w:t>
+            </w:r>
+          </w:p>
+        </w:tc>
+        <w:tc>
+          <w:tcPr>
+            <w:tcW w:w="0" w:type="auto"/>
+          </w:tcPr>
+          <w:p>
+            <w:pPr>
+              <w:rPr>
+                <w:rFonts w:asciiTheme="minorEastAsia" w:hAnsiTheme="minorEastAsia"/>
+                <w:szCs w:val="21"/>
+              </w:rPr>
+            </w:pPr>
+            <w:r>
+              <w:rPr>
+                <w:rFonts w:asciiTheme="minorEastAsia" w:hAnsiTheme="minorEastAsia" w:hint="eastAsia"/>
+                <w:szCs w:val="21"/>
+              </w:rPr>
+              <w:lastRenderedPageBreak/>
+              <w:t>{提单</w:t>
+            </w:r>
+            <w:r>
+              <w:rPr>
+                <w:rFonts w:asciiTheme="minorEastAsia" w:hAnsiTheme="minorEastAsia" w:hint="eastAsia"/>
+                <w:szCs w:val="21"/>
+              </w:rPr>
+              <w:lastRenderedPageBreak/>
+              <w:t>号6}</w:t>
             </w:r>
           </w:p>
         </w:tc>
@@ -2012,17 +1987,16 @@
           <w:p>
             <w:pPr>
               <w:rPr>
-                <w:rFonts w:hint="eastAsia"/>
-                <w:sz w:val="20"/>
-                <w:szCs w:val="22"/>
-              </w:rPr>
-            </w:pPr>
-            <w:r>
-              <w:rPr>
-                <w:rFonts w:hint="eastAsia"/>
-                <w:sz w:val="20"/>
-                <w:szCs w:val="22"/>
-              </w:rPr>
+                <w:rFonts w:asciiTheme="minorEastAsia" w:hAnsiTheme="minorEastAsia"/>
+                <w:szCs w:val="21"/>
+              </w:rPr>
+            </w:pPr>
+            <w:r>
+              <w:rPr>
+                <w:rFonts w:asciiTheme="minorEastAsia" w:hAnsiTheme="minorEastAsia" w:hint="eastAsia"/>
+                <w:szCs w:val="21"/>
+              </w:rPr>
+              <w:lastRenderedPageBreak/>
               <w:t>{箱号7}</w:t>
             </w:r>
           </w:p>
@@ -2034,16 +2008,14 @@
           <w:p>
             <w:pPr>
               <w:rPr>
-                <w:rFonts w:hint="eastAsia"/>
-                <w:sz w:val="20"/>
-                <w:szCs w:val="22"/>
-              </w:rPr>
-            </w:pPr>
-            <w:r>
-              <w:rPr>
-                <w:rFonts w:hint="eastAsia"/>
-                <w:sz w:val="20"/>
-                <w:szCs w:val="22"/>
+                <w:rFonts w:asciiTheme="minorEastAsia" w:hAnsiTheme="minorEastAsia"/>
+                <w:szCs w:val="21"/>
+              </w:rPr>
+            </w:pPr>
+            <w:r>
+              <w:rPr>
+                <w:rFonts w:asciiTheme="minorEastAsia" w:hAnsiTheme="minorEastAsia" w:hint="eastAsia"/>
+                <w:szCs w:val="21"/>
               </w:rPr>
               <w:t>{封号7}</w:t>
             </w:r>
@@ -2056,16 +2028,14 @@
           <w:p>
             <w:pPr>
               <w:rPr>
-                <w:rFonts w:hint="eastAsia"/>
-                <w:sz w:val="20"/>
-                <w:szCs w:val="22"/>
-              </w:rPr>
-            </w:pPr>
-            <w:r>
-              <w:rPr>
-                <w:rFonts w:hint="eastAsia"/>
-                <w:sz w:val="20"/>
-                <w:szCs w:val="22"/>
+                <w:rFonts w:asciiTheme="minorEastAsia" w:hAnsiTheme="minorEastAsia"/>
+                <w:szCs w:val="21"/>
+              </w:rPr>
+            </w:pPr>
+            <w:r>
+              <w:rPr>
+                <w:rFonts w:asciiTheme="minorEastAsia" w:hAnsiTheme="minorEastAsia" w:hint="eastAsia"/>
+                <w:szCs w:val="21"/>
               </w:rPr>
               <w:t>{件数7}</w:t>
             </w:r>
@@ -2078,38 +2048,34 @@
           <w:p>
             <w:pPr>
               <w:rPr>
-                <w:rFonts w:hint="eastAsia"/>
-                <w:sz w:val="20"/>
-                <w:szCs w:val="22"/>
-              </w:rPr>
-            </w:pPr>
-            <w:r>
-              <w:rPr>
-                <w:rFonts w:hint="eastAsia"/>
-                <w:sz w:val="20"/>
-                <w:szCs w:val="22"/>
-              </w:rPr>
-              <w:t>CTNS</w:t>
-            </w:r>
-          </w:p>
-        </w:tc>
-        <w:tc>
-          <w:tcPr>
-            <w:tcW w:w="0" w:type="auto"/>
-          </w:tcPr>
-          <w:p>
-            <w:pPr>
-              <w:rPr>
-                <w:rFonts w:hint="eastAsia"/>
-                <w:sz w:val="20"/>
-                <w:szCs w:val="22"/>
-              </w:rPr>
-            </w:pPr>
-            <w:r>
-              <w:rPr>
-                <w:rFonts w:hint="eastAsia"/>
-                <w:sz w:val="20"/>
-                <w:szCs w:val="22"/>
+                <w:rFonts w:asciiTheme="minorEastAsia" w:hAnsiTheme="minorEastAsia"/>
+                <w:szCs w:val="21"/>
+              </w:rPr>
+            </w:pPr>
+            <w:r>
+              <w:rPr>
+                <w:rFonts w:asciiTheme="minorEastAsia" w:hAnsiTheme="minorEastAsia" w:hint="eastAsia"/>
+                <w:szCs w:val="21"/>
+              </w:rPr>
+              <w:t>{数量单位7}</w:t>
+            </w:r>
+          </w:p>
+        </w:tc>
+        <w:tc>
+          <w:tcPr>
+            <w:tcW w:w="0" w:type="auto"/>
+          </w:tcPr>
+          <w:p>
+            <w:pPr>
+              <w:rPr>
+                <w:rFonts w:asciiTheme="minorEastAsia" w:hAnsiTheme="minorEastAsia"/>
+                <w:szCs w:val="21"/>
+              </w:rPr>
+            </w:pPr>
+            <w:r>
+              <w:rPr>
+                <w:rFonts w:asciiTheme="minorEastAsia" w:hAnsiTheme="minorEastAsia" w:hint="eastAsia"/>
+                <w:szCs w:val="21"/>
               </w:rPr>
               <w:t>{毛重7}</w:t>
             </w:r>
@@ -2122,38 +2088,34 @@
           <w:p>
             <w:pPr>
               <w:rPr>
-                <w:rFonts w:hint="eastAsia"/>
-                <w:sz w:val="20"/>
-                <w:szCs w:val="22"/>
-              </w:rPr>
-            </w:pPr>
-            <w:r>
-              <w:rPr>
-                <w:rFonts w:hint="eastAsia"/>
-                <w:sz w:val="20"/>
-                <w:szCs w:val="22"/>
-              </w:rPr>
-              <w:t>KGS</w:t>
-            </w:r>
-          </w:p>
-        </w:tc>
-        <w:tc>
-          <w:tcPr>
-            <w:tcW w:w="0" w:type="auto"/>
-          </w:tcPr>
-          <w:p>
-            <w:pPr>
-              <w:rPr>
-                <w:rFonts w:hint="eastAsia"/>
-                <w:sz w:val="20"/>
-                <w:szCs w:val="22"/>
-              </w:rPr>
-            </w:pPr>
-            <w:r>
-              <w:rPr>
-                <w:rFonts w:hint="eastAsia"/>
-                <w:sz w:val="20"/>
-                <w:szCs w:val="22"/>
+                <w:rFonts w:asciiTheme="minorEastAsia" w:hAnsiTheme="minorEastAsia"/>
+                <w:szCs w:val="21"/>
+              </w:rPr>
+            </w:pPr>
+            <w:r>
+              <w:rPr>
+                <w:rFonts w:asciiTheme="minorEastAsia" w:hAnsiTheme="minorEastAsia" w:hint="eastAsia"/>
+                <w:szCs w:val="21"/>
+              </w:rPr>
+              <w:t>{重量单位7}</w:t>
+            </w:r>
+          </w:p>
+        </w:tc>
+        <w:tc>
+          <w:tcPr>
+            <w:tcW w:w="0" w:type="auto"/>
+          </w:tcPr>
+          <w:p>
+            <w:pPr>
+              <w:rPr>
+                <w:rFonts w:asciiTheme="minorEastAsia" w:hAnsiTheme="minorEastAsia"/>
+                <w:szCs w:val="21"/>
+              </w:rPr>
+            </w:pPr>
+            <w:r>
+              <w:rPr>
+                <w:rFonts w:asciiTheme="minorEastAsia" w:hAnsiTheme="minorEastAsia" w:hint="eastAsia"/>
+                <w:szCs w:val="21"/>
               </w:rPr>
               <w:t>{体积7}</w:t>
             </w:r>
@@ -2166,44 +2128,41 @@
           <w:p>
             <w:pPr>
               <w:rPr>
-                <w:rFonts w:hint="eastAsia"/>
-                <w:sz w:val="20"/>
-                <w:szCs w:val="22"/>
-              </w:rPr>
-            </w:pPr>
-            <w:r>
-              <w:rPr>
-                <w:rFonts w:hint="eastAsia"/>
-                <w:sz w:val="20"/>
-                <w:szCs w:val="22"/>
-              </w:rPr>
-              <w:t>CBM/{箱型7}</w:t>
-            </w:r>
-          </w:p>
-        </w:tc>
-        <w:tc>
-          <w:tcPr>
-            <w:tcW w:w="0" w:type="auto"/>
-          </w:tcPr>
-          <w:p>
-            <w:pPr>
-              <w:rPr>
-                <w:rFonts w:hint="eastAsia"/>
-                <w:sz w:val="20"/>
-                <w:szCs w:val="22"/>
-              </w:rPr>
-            </w:pPr>
-            <w:r>
-              <w:rPr>
-                <w:rFonts w:hint="eastAsia"/>
-                <w:sz w:val="20"/>
-                <w:szCs w:val="22"/>
+                <w:rFonts w:asciiTheme="minorEastAsia" w:hAnsiTheme="minorEastAsia"/>
+                <w:szCs w:val="21"/>
+              </w:rPr>
+            </w:pPr>
+            <w:r>
+              <w:rPr>
+                <w:rFonts w:asciiTheme="minorEastAsia" w:hAnsiTheme="minorEastAsia" w:hint="eastAsia"/>
+                <w:szCs w:val="21"/>
+              </w:rPr>
+              <w:t>{体积单位7}{箱型7}</w:t>
+            </w:r>
+          </w:p>
+        </w:tc>
+        <w:tc>
+          <w:tcPr>
+            <w:tcW w:w="0" w:type="auto"/>
+          </w:tcPr>
+          <w:p>
+            <w:pPr>
+              <w:rPr>
+                <w:rFonts w:asciiTheme="minorEastAsia" w:hAnsiTheme="minorEastAsia"/>
+                <w:szCs w:val="21"/>
+              </w:rPr>
+            </w:pPr>
+            <w:r>
+              <w:rPr>
+                <w:rFonts w:asciiTheme="minorEastAsia" w:hAnsiTheme="minorEastAsia" w:hint="eastAsia"/>
+                <w:szCs w:val="21"/>
               </w:rPr>
               <w:t>{提单号7}</w:t>
             </w:r>
           </w:p>
         </w:tc>
       </w:tr>
+      <w:bookmarkEnd w:id="0"/>
       <w:tr>
         <w:tc>
           <w:tcPr>
@@ -2212,51 +2171,47 @@
           <w:p>
             <w:pPr>
               <w:rPr>
-                <w:rFonts w:hint="eastAsia"/>
-                <w:sz w:val="20"/>
-                <w:szCs w:val="22"/>
-              </w:rPr>
-            </w:pPr>
-          </w:p>
-        </w:tc>
-        <w:tc>
-          <w:tcPr>
-            <w:tcW w:w="0" w:type="auto"/>
-          </w:tcPr>
-          <w:p>
-            <w:pPr>
-              <w:rPr>
-                <w:rFonts w:hint="eastAsia"/>
-                <w:sz w:val="20"/>
-                <w:szCs w:val="22"/>
-              </w:rPr>
-            </w:pPr>
-          </w:p>
-        </w:tc>
-        <w:tc>
-          <w:tcPr>
-            <w:tcW w:w="0" w:type="auto"/>
-          </w:tcPr>
-          <w:p>
-            <w:pPr>
-              <w:rPr>
-                <w:rFonts w:hint="eastAsia"/>
-                <w:sz w:val="20"/>
-                <w:szCs w:val="22"/>
-              </w:rPr>
-            </w:pPr>
-            <w:r>
-              <w:rPr>
-                <w:rFonts w:hint="eastAsia"/>
-                <w:sz w:val="20"/>
-                <w:szCs w:val="22"/>
+                <w:rFonts w:asciiTheme="minorEastAsia" w:hAnsiTheme="minorEastAsia"/>
+                <w:szCs w:val="21"/>
+              </w:rPr>
+            </w:pPr>
+          </w:p>
+        </w:tc>
+        <w:tc>
+          <w:tcPr>
+            <w:tcW w:w="0" w:type="auto"/>
+          </w:tcPr>
+          <w:p>
+            <w:pPr>
+              <w:rPr>
+                <w:rFonts w:asciiTheme="minorEastAsia" w:hAnsiTheme="minorEastAsia"/>
+                <w:szCs w:val="21"/>
+              </w:rPr>
+            </w:pPr>
+          </w:p>
+        </w:tc>
+        <w:tc>
+          <w:tcPr>
+            <w:tcW w:w="0" w:type="auto"/>
+          </w:tcPr>
+          <w:p>
+            <w:pPr>
+              <w:rPr>
+                <w:rFonts w:asciiTheme="minorEastAsia" w:hAnsiTheme="minorEastAsia"/>
+                <w:szCs w:val="21"/>
+              </w:rPr>
+            </w:pPr>
+            <w:r>
+              <w:rPr>
+                <w:rFonts w:asciiTheme="minorEastAsia" w:hAnsiTheme="minorEastAsia" w:hint="eastAsia"/>
+                <w:szCs w:val="21"/>
               </w:rPr>
               <w:t>{总件数</w:t>
             </w:r>
             <w:r>
               <w:rPr>
-                <w:sz w:val="20"/>
-                <w:szCs w:val="22"/>
+                <w:rFonts w:asciiTheme="minorEastAsia" w:hAnsiTheme="minorEastAsia"/>
+                <w:szCs w:val="21"/>
               </w:rPr>
               <w:t>}</w:t>
             </w:r>
@@ -2269,37 +2224,34 @@
           <w:p>
             <w:pPr>
               <w:rPr>
-                <w:rFonts w:hint="eastAsia"/>
-                <w:sz w:val="20"/>
-                <w:szCs w:val="22"/>
-              </w:rPr>
-            </w:pPr>
-          </w:p>
-        </w:tc>
-        <w:tc>
-          <w:tcPr>
-            <w:tcW w:w="0" w:type="auto"/>
-          </w:tcPr>
-          <w:p>
-            <w:pPr>
-              <w:rPr>
-                <w:rFonts w:hint="eastAsia"/>
-                <w:sz w:val="20"/>
-                <w:szCs w:val="22"/>
-              </w:rPr>
-            </w:pPr>
-            <w:r>
-              <w:rPr>
-                <w:rFonts w:hint="eastAsia"/>
-                <w:sz w:val="20"/>
-                <w:szCs w:val="22"/>
+                <w:rFonts w:asciiTheme="minorEastAsia" w:hAnsiTheme="minorEastAsia"/>
+                <w:szCs w:val="21"/>
+              </w:rPr>
+            </w:pPr>
+          </w:p>
+        </w:tc>
+        <w:tc>
+          <w:tcPr>
+            <w:tcW w:w="0" w:type="auto"/>
+          </w:tcPr>
+          <w:p>
+            <w:pPr>
+              <w:rPr>
+                <w:rFonts w:asciiTheme="minorEastAsia" w:hAnsiTheme="minorEastAsia"/>
+                <w:szCs w:val="21"/>
+              </w:rPr>
+            </w:pPr>
+            <w:r>
+              <w:rPr>
+                <w:rFonts w:asciiTheme="minorEastAsia" w:hAnsiTheme="minorEastAsia" w:hint="eastAsia"/>
+                <w:szCs w:val="21"/>
               </w:rPr>
               <w:t>{总毛重</w:t>
             </w:r>
             <w:r>
               <w:rPr>
-                <w:sz w:val="20"/>
-                <w:szCs w:val="22"/>
+                <w:rFonts w:asciiTheme="minorEastAsia" w:hAnsiTheme="minorEastAsia"/>
+                <w:szCs w:val="21"/>
               </w:rPr>
               <w:t>}</w:t>
             </w:r>
@@ -2312,37 +2264,34 @@
           <w:p>
             <w:pPr>
               <w:rPr>
-                <w:rFonts w:hint="eastAsia"/>
-                <w:sz w:val="20"/>
-                <w:szCs w:val="22"/>
-              </w:rPr>
-            </w:pPr>
-          </w:p>
-        </w:tc>
-        <w:tc>
-          <w:tcPr>
-            <w:tcW w:w="0" w:type="auto"/>
-          </w:tcPr>
-          <w:p>
-            <w:pPr>
-              <w:rPr>
-                <w:rFonts w:hint="eastAsia"/>
-                <w:sz w:val="20"/>
-                <w:szCs w:val="22"/>
-              </w:rPr>
-            </w:pPr>
-            <w:r>
-              <w:rPr>
-                <w:rFonts w:hint="eastAsia"/>
-                <w:sz w:val="20"/>
-                <w:szCs w:val="22"/>
+                <w:rFonts w:asciiTheme="minorEastAsia" w:hAnsiTheme="minorEastAsia"/>
+                <w:szCs w:val="21"/>
+              </w:rPr>
+            </w:pPr>
+          </w:p>
+        </w:tc>
+        <w:tc>
+          <w:tcPr>
+            <w:tcW w:w="0" w:type="auto"/>
+          </w:tcPr>
+          <w:p>
+            <w:pPr>
+              <w:rPr>
+                <w:rFonts w:asciiTheme="minorEastAsia" w:hAnsiTheme="minorEastAsia"/>
+                <w:szCs w:val="21"/>
+              </w:rPr>
+            </w:pPr>
+            <w:r>
+              <w:rPr>
+                <w:rFonts w:asciiTheme="minorEastAsia" w:hAnsiTheme="minorEastAsia" w:hint="eastAsia"/>
+                <w:szCs w:val="21"/>
               </w:rPr>
               <w:t>{总体积</w:t>
             </w:r>
             <w:r>
               <w:rPr>
-                <w:sz w:val="20"/>
-                <w:szCs w:val="22"/>
+                <w:rFonts w:asciiTheme="minorEastAsia" w:hAnsiTheme="minorEastAsia"/>
+                <w:szCs w:val="21"/>
               </w:rPr>
               <w:t>}</w:t>
             </w:r>
@@ -2355,23 +2304,21 @@
           <w:p>
             <w:pPr>
               <w:rPr>
-                <w:rFonts w:hint="eastAsia"/>
-                <w:sz w:val="20"/>
-                <w:szCs w:val="22"/>
-              </w:rPr>
-            </w:pPr>
-          </w:p>
-        </w:tc>
-        <w:tc>
-          <w:tcPr>
-            <w:tcW w:w="0" w:type="auto"/>
-          </w:tcPr>
-          <w:p>
-            <w:pPr>
-              <w:rPr>
-                <w:rFonts w:hint="eastAsia"/>
-                <w:sz w:val="20"/>
-                <w:szCs w:val="22"/>
+                <w:rFonts w:asciiTheme="minorEastAsia" w:hAnsiTheme="minorEastAsia"/>
+                <w:szCs w:val="21"/>
+              </w:rPr>
+            </w:pPr>
+          </w:p>
+        </w:tc>
+        <w:tc>
+          <w:tcPr>
+            <w:tcW w:w="0" w:type="auto"/>
+          </w:tcPr>
+          <w:p>
+            <w:pPr>
+              <w:rPr>
+                <w:rFonts w:asciiTheme="minorEastAsia" w:hAnsiTheme="minorEastAsia"/>
+                <w:szCs w:val="21"/>
               </w:rPr>
             </w:pPr>
           </w:p>
@@ -2381,7 +2328,9 @@
     <w:p>
       <w:pPr>
         <w:rPr>
+          <w:rFonts w:asciiTheme="minorEastAsia" w:eastAsiaTheme="minorEastAsia" w:hAnsiTheme="minorEastAsia"/>
           <w:color w:val="000000"/>
+          <w:szCs w:val="21"/>
         </w:rPr>
       </w:pPr>
     </w:p>
@@ -2935,7 +2884,7 @@
   <w:style w:type="character" w:customStyle="1" w:styleId="fontstyle01">
     <w:name w:val="fontstyle01"/>
     <w:rPr>
-      <w:rFonts w:ascii="新宋体" w:eastAsia="新宋体" w:hAnsi="新宋体" w:hint="eastAsia"/>
+      <w:rFonts w:ascii="NSimSun" w:eastAsia="NSimSun" w:hAnsi="NSimSun" w:hint="eastAsia"/>
       <w:b w:val="0"/>
       <w:bCs w:val="0"/>
       <w:i w:val="0"/>

--- a/templates/带HS的汇总单.docx
+++ b/templates/带HS的汇总单.docx
@@ -796,15 +796,15 @@
         <w:tblLook w:val="04A0" w:firstRow="1" w:lastRow="0" w:firstColumn="1" w:lastColumn="0" w:noHBand="0" w:noVBand="1"/>
       </w:tblPr>
       <w:tblGrid>
-        <w:gridCol w:w="757"/>
-        <w:gridCol w:w="757"/>
-        <w:gridCol w:w="786"/>
-        <w:gridCol w:w="1016"/>
-        <w:gridCol w:w="785"/>
-        <w:gridCol w:w="1016"/>
-        <w:gridCol w:w="785"/>
-        <w:gridCol w:w="1518"/>
-        <w:gridCol w:w="886"/>
+        <w:gridCol w:w="750"/>
+        <w:gridCol w:w="749"/>
+        <w:gridCol w:w="773"/>
+        <w:gridCol w:w="1028"/>
+        <w:gridCol w:w="773"/>
+        <w:gridCol w:w="1028"/>
+        <w:gridCol w:w="773"/>
+        <w:gridCol w:w="1544"/>
+        <w:gridCol w:w="888"/>
       </w:tblGrid>
       <w:tr>
         <w:tc>
@@ -814,15 +814,17 @@
           <w:p>
             <w:pPr>
               <w:rPr>
-                <w:rFonts w:asciiTheme="minorEastAsia" w:hAnsiTheme="minorEastAsia"/>
-                <w:szCs w:val="21"/>
+                <w:rFonts w:ascii="微软雅黑 Light" w:eastAsia="微软雅黑 Light" w:hAnsi="微软雅黑 Light"/>
+                <w:sz w:val="18"/>
+                <w:szCs w:val="18"/>
               </w:rPr>
             </w:pPr>
             <w:bookmarkStart w:id="0" w:name="_Hlk227664929"/>
             <w:r>
               <w:rPr>
-                <w:rFonts w:asciiTheme="minorEastAsia" w:hAnsiTheme="minorEastAsia" w:hint="eastAsia"/>
-                <w:szCs w:val="21"/>
+                <w:rFonts w:ascii="微软雅黑 Light" w:eastAsia="微软雅黑 Light" w:hAnsi="微软雅黑 Light" w:hint="eastAsia"/>
+                <w:sz w:val="18"/>
+                <w:szCs w:val="18"/>
               </w:rPr>
               <w:t>{箱号1}</w:t>
             </w:r>
@@ -835,14 +837,16 @@
           <w:p>
             <w:pPr>
               <w:rPr>
-                <w:rFonts w:asciiTheme="minorEastAsia" w:hAnsiTheme="minorEastAsia"/>
-                <w:szCs w:val="21"/>
-              </w:rPr>
-            </w:pPr>
-            <w:r>
-              <w:rPr>
-                <w:rFonts w:asciiTheme="minorEastAsia" w:hAnsiTheme="minorEastAsia" w:hint="eastAsia"/>
-                <w:szCs w:val="21"/>
+                <w:rFonts w:ascii="微软雅黑 Light" w:eastAsia="微软雅黑 Light" w:hAnsi="微软雅黑 Light"/>
+                <w:sz w:val="18"/>
+                <w:szCs w:val="18"/>
+              </w:rPr>
+            </w:pPr>
+            <w:r>
+              <w:rPr>
+                <w:rFonts w:ascii="微软雅黑 Light" w:eastAsia="微软雅黑 Light" w:hAnsi="微软雅黑 Light" w:hint="eastAsia"/>
+                <w:sz w:val="18"/>
+                <w:szCs w:val="18"/>
               </w:rPr>
               <w:t>{封号1}</w:t>
             </w:r>
@@ -855,14 +859,16 @@
           <w:p>
             <w:pPr>
               <w:rPr>
-                <w:rFonts w:asciiTheme="minorEastAsia" w:hAnsiTheme="minorEastAsia"/>
-                <w:szCs w:val="21"/>
-              </w:rPr>
-            </w:pPr>
-            <w:r>
-              <w:rPr>
-                <w:rFonts w:asciiTheme="minorEastAsia" w:hAnsiTheme="minorEastAsia" w:hint="eastAsia"/>
-                <w:szCs w:val="21"/>
+                <w:rFonts w:ascii="微软雅黑 Light" w:eastAsia="微软雅黑 Light" w:hAnsi="微软雅黑 Light"/>
+                <w:sz w:val="18"/>
+                <w:szCs w:val="18"/>
+              </w:rPr>
+            </w:pPr>
+            <w:r>
+              <w:rPr>
+                <w:rFonts w:ascii="微软雅黑 Light" w:eastAsia="微软雅黑 Light" w:hAnsi="微软雅黑 Light" w:hint="eastAsia"/>
+                <w:sz w:val="18"/>
+                <w:szCs w:val="18"/>
               </w:rPr>
               <w:t>{件数1}</w:t>
             </w:r>
@@ -875,14 +881,16 @@
           <w:p>
             <w:pPr>
               <w:rPr>
-                <w:rFonts w:asciiTheme="minorEastAsia" w:hAnsiTheme="minorEastAsia"/>
-                <w:szCs w:val="21"/>
-              </w:rPr>
-            </w:pPr>
-            <w:r>
-              <w:rPr>
-                <w:rFonts w:asciiTheme="minorEastAsia" w:hAnsiTheme="minorEastAsia" w:hint="eastAsia"/>
-                <w:szCs w:val="21"/>
+                <w:rFonts w:ascii="微软雅黑 Light" w:eastAsia="微软雅黑 Light" w:hAnsi="微软雅黑 Light"/>
+                <w:sz w:val="18"/>
+                <w:szCs w:val="18"/>
+              </w:rPr>
+            </w:pPr>
+            <w:r>
+              <w:rPr>
+                <w:rFonts w:ascii="微软雅黑 Light" w:eastAsia="微软雅黑 Light" w:hAnsi="微软雅黑 Light" w:hint="eastAsia"/>
+                <w:sz w:val="18"/>
+                <w:szCs w:val="18"/>
               </w:rPr>
               <w:t>{数量单位1}</w:t>
             </w:r>
@@ -895,14 +903,16 @@
           <w:p>
             <w:pPr>
               <w:rPr>
-                <w:rFonts w:asciiTheme="minorEastAsia" w:hAnsiTheme="minorEastAsia"/>
-                <w:szCs w:val="21"/>
-              </w:rPr>
-            </w:pPr>
-            <w:r>
-              <w:rPr>
-                <w:rFonts w:asciiTheme="minorEastAsia" w:hAnsiTheme="minorEastAsia" w:hint="eastAsia"/>
-                <w:szCs w:val="21"/>
+                <w:rFonts w:ascii="微软雅黑 Light" w:eastAsia="微软雅黑 Light" w:hAnsi="微软雅黑 Light"/>
+                <w:sz w:val="18"/>
+                <w:szCs w:val="18"/>
+              </w:rPr>
+            </w:pPr>
+            <w:r>
+              <w:rPr>
+                <w:rFonts w:ascii="微软雅黑 Light" w:eastAsia="微软雅黑 Light" w:hAnsi="微软雅黑 Light" w:hint="eastAsia"/>
+                <w:sz w:val="18"/>
+                <w:szCs w:val="18"/>
               </w:rPr>
               <w:t>{毛重1}</w:t>
             </w:r>
@@ -915,14 +925,16 @@
           <w:p>
             <w:pPr>
               <w:rPr>
-                <w:rFonts w:asciiTheme="minorEastAsia" w:hAnsiTheme="minorEastAsia"/>
-                <w:szCs w:val="21"/>
-              </w:rPr>
-            </w:pPr>
-            <w:r>
-              <w:rPr>
-                <w:rFonts w:asciiTheme="minorEastAsia" w:hAnsiTheme="minorEastAsia" w:hint="eastAsia"/>
-                <w:szCs w:val="21"/>
+                <w:rFonts w:ascii="微软雅黑 Light" w:eastAsia="微软雅黑 Light" w:hAnsi="微软雅黑 Light"/>
+                <w:sz w:val="18"/>
+                <w:szCs w:val="18"/>
+              </w:rPr>
+            </w:pPr>
+            <w:r>
+              <w:rPr>
+                <w:rFonts w:ascii="微软雅黑 Light" w:eastAsia="微软雅黑 Light" w:hAnsi="微软雅黑 Light" w:hint="eastAsia"/>
+                <w:sz w:val="18"/>
+                <w:szCs w:val="18"/>
               </w:rPr>
               <w:t>{重量单位1}</w:t>
             </w:r>
@@ -935,14 +947,16 @@
           <w:p>
             <w:pPr>
               <w:rPr>
-                <w:rFonts w:asciiTheme="minorEastAsia" w:hAnsiTheme="minorEastAsia"/>
-                <w:szCs w:val="21"/>
-              </w:rPr>
-            </w:pPr>
-            <w:r>
-              <w:rPr>
-                <w:rFonts w:asciiTheme="minorEastAsia" w:hAnsiTheme="minorEastAsia" w:hint="eastAsia"/>
-                <w:szCs w:val="21"/>
+                <w:rFonts w:ascii="微软雅黑 Light" w:eastAsia="微软雅黑 Light" w:hAnsi="微软雅黑 Light"/>
+                <w:sz w:val="18"/>
+                <w:szCs w:val="18"/>
+              </w:rPr>
+            </w:pPr>
+            <w:r>
+              <w:rPr>
+                <w:rFonts w:ascii="微软雅黑 Light" w:eastAsia="微软雅黑 Light" w:hAnsi="微软雅黑 Light" w:hint="eastAsia"/>
+                <w:sz w:val="18"/>
+                <w:szCs w:val="18"/>
               </w:rPr>
               <w:t>{体积1}</w:t>
             </w:r>
@@ -955,14 +969,16 @@
           <w:p>
             <w:pPr>
               <w:rPr>
-                <w:rFonts w:asciiTheme="minorEastAsia" w:hAnsiTheme="minorEastAsia"/>
-                <w:szCs w:val="21"/>
-              </w:rPr>
-            </w:pPr>
-            <w:r>
-              <w:rPr>
-                <w:rFonts w:asciiTheme="minorEastAsia" w:hAnsiTheme="minorEastAsia" w:hint="eastAsia"/>
-                <w:szCs w:val="21"/>
+                <w:rFonts w:ascii="微软雅黑 Light" w:eastAsia="微软雅黑 Light" w:hAnsi="微软雅黑 Light"/>
+                <w:sz w:val="18"/>
+                <w:szCs w:val="18"/>
+              </w:rPr>
+            </w:pPr>
+            <w:r>
+              <w:rPr>
+                <w:rFonts w:ascii="微软雅黑 Light" w:eastAsia="微软雅黑 Light" w:hAnsi="微软雅黑 Light" w:hint="eastAsia"/>
+                <w:sz w:val="18"/>
+                <w:szCs w:val="18"/>
               </w:rPr>
               <w:t>{体积单位1}{箱型1}</w:t>
             </w:r>
@@ -975,14 +991,16 @@
           <w:p>
             <w:pPr>
               <w:rPr>
-                <w:rFonts w:asciiTheme="minorEastAsia" w:hAnsiTheme="minorEastAsia"/>
-                <w:szCs w:val="21"/>
-              </w:rPr>
-            </w:pPr>
-            <w:r>
-              <w:rPr>
-                <w:rFonts w:asciiTheme="minorEastAsia" w:hAnsiTheme="minorEastAsia" w:hint="eastAsia"/>
-                <w:szCs w:val="21"/>
+                <w:rFonts w:ascii="微软雅黑 Light" w:eastAsia="微软雅黑 Light" w:hAnsi="微软雅黑 Light"/>
+                <w:sz w:val="18"/>
+                <w:szCs w:val="18"/>
+              </w:rPr>
+            </w:pPr>
+            <w:r>
+              <w:rPr>
+                <w:rFonts w:ascii="微软雅黑 Light" w:eastAsia="微软雅黑 Light" w:hAnsi="微软雅黑 Light" w:hint="eastAsia"/>
+                <w:sz w:val="18"/>
+                <w:szCs w:val="18"/>
               </w:rPr>
               <w:t>{提单号1}</w:t>
             </w:r>
@@ -997,14 +1015,16 @@
           <w:p>
             <w:pPr>
               <w:rPr>
-                <w:rFonts w:asciiTheme="minorEastAsia" w:hAnsiTheme="minorEastAsia"/>
-                <w:szCs w:val="21"/>
-              </w:rPr>
-            </w:pPr>
-            <w:r>
-              <w:rPr>
-                <w:rFonts w:asciiTheme="minorEastAsia" w:hAnsiTheme="minorEastAsia" w:hint="eastAsia"/>
-                <w:szCs w:val="21"/>
+                <w:rFonts w:ascii="微软雅黑 Light" w:eastAsia="微软雅黑 Light" w:hAnsi="微软雅黑 Light"/>
+                <w:sz w:val="18"/>
+                <w:szCs w:val="18"/>
+              </w:rPr>
+            </w:pPr>
+            <w:r>
+              <w:rPr>
+                <w:rFonts w:ascii="微软雅黑 Light" w:eastAsia="微软雅黑 Light" w:hAnsi="微软雅黑 Light" w:hint="eastAsia"/>
+                <w:sz w:val="18"/>
+                <w:szCs w:val="18"/>
               </w:rPr>
               <w:t>{箱号2}</w:t>
             </w:r>
@@ -1017,14 +1037,16 @@
           <w:p>
             <w:pPr>
               <w:rPr>
-                <w:rFonts w:asciiTheme="minorEastAsia" w:hAnsiTheme="minorEastAsia"/>
-                <w:szCs w:val="21"/>
-              </w:rPr>
-            </w:pPr>
-            <w:r>
-              <w:rPr>
-                <w:rFonts w:asciiTheme="minorEastAsia" w:hAnsiTheme="minorEastAsia" w:hint="eastAsia"/>
-                <w:szCs w:val="21"/>
+                <w:rFonts w:ascii="微软雅黑 Light" w:eastAsia="微软雅黑 Light" w:hAnsi="微软雅黑 Light"/>
+                <w:sz w:val="18"/>
+                <w:szCs w:val="18"/>
+              </w:rPr>
+            </w:pPr>
+            <w:r>
+              <w:rPr>
+                <w:rFonts w:ascii="微软雅黑 Light" w:eastAsia="微软雅黑 Light" w:hAnsi="微软雅黑 Light" w:hint="eastAsia"/>
+                <w:sz w:val="18"/>
+                <w:szCs w:val="18"/>
               </w:rPr>
               <w:t>{封号2}</w:t>
             </w:r>
@@ -1037,14 +1059,16 @@
           <w:p>
             <w:pPr>
               <w:rPr>
-                <w:rFonts w:asciiTheme="minorEastAsia" w:hAnsiTheme="minorEastAsia"/>
-                <w:szCs w:val="21"/>
-              </w:rPr>
-            </w:pPr>
-            <w:r>
-              <w:rPr>
-                <w:rFonts w:asciiTheme="minorEastAsia" w:hAnsiTheme="minorEastAsia" w:hint="eastAsia"/>
-                <w:szCs w:val="21"/>
+                <w:rFonts w:ascii="微软雅黑 Light" w:eastAsia="微软雅黑 Light" w:hAnsi="微软雅黑 Light"/>
+                <w:sz w:val="18"/>
+                <w:szCs w:val="18"/>
+              </w:rPr>
+            </w:pPr>
+            <w:r>
+              <w:rPr>
+                <w:rFonts w:ascii="微软雅黑 Light" w:eastAsia="微软雅黑 Light" w:hAnsi="微软雅黑 Light" w:hint="eastAsia"/>
+                <w:sz w:val="18"/>
+                <w:szCs w:val="18"/>
               </w:rPr>
               <w:t>{件数2}</w:t>
             </w:r>
@@ -1057,14 +1081,16 @@
           <w:p>
             <w:pPr>
               <w:rPr>
-                <w:rFonts w:asciiTheme="minorEastAsia" w:hAnsiTheme="minorEastAsia"/>
-                <w:szCs w:val="21"/>
-              </w:rPr>
-            </w:pPr>
-            <w:r>
-              <w:rPr>
-                <w:rFonts w:asciiTheme="minorEastAsia" w:hAnsiTheme="minorEastAsia" w:hint="eastAsia"/>
-                <w:szCs w:val="21"/>
+                <w:rFonts w:ascii="微软雅黑 Light" w:eastAsia="微软雅黑 Light" w:hAnsi="微软雅黑 Light"/>
+                <w:sz w:val="18"/>
+                <w:szCs w:val="18"/>
+              </w:rPr>
+            </w:pPr>
+            <w:r>
+              <w:rPr>
+                <w:rFonts w:ascii="微软雅黑 Light" w:eastAsia="微软雅黑 Light" w:hAnsi="微软雅黑 Light" w:hint="eastAsia"/>
+                <w:sz w:val="18"/>
+                <w:szCs w:val="18"/>
               </w:rPr>
               <w:t>{数量单位2}</w:t>
             </w:r>
@@ -1077,14 +1103,16 @@
           <w:p>
             <w:pPr>
               <w:rPr>
-                <w:rFonts w:asciiTheme="minorEastAsia" w:hAnsiTheme="minorEastAsia"/>
-                <w:szCs w:val="21"/>
-              </w:rPr>
-            </w:pPr>
-            <w:r>
-              <w:rPr>
-                <w:rFonts w:asciiTheme="minorEastAsia" w:hAnsiTheme="minorEastAsia" w:hint="eastAsia"/>
-                <w:szCs w:val="21"/>
+                <w:rFonts w:ascii="微软雅黑 Light" w:eastAsia="微软雅黑 Light" w:hAnsi="微软雅黑 Light"/>
+                <w:sz w:val="18"/>
+                <w:szCs w:val="18"/>
+              </w:rPr>
+            </w:pPr>
+            <w:r>
+              <w:rPr>
+                <w:rFonts w:ascii="微软雅黑 Light" w:eastAsia="微软雅黑 Light" w:hAnsi="微软雅黑 Light" w:hint="eastAsia"/>
+                <w:sz w:val="18"/>
+                <w:szCs w:val="18"/>
               </w:rPr>
               <w:t>{毛重2}</w:t>
             </w:r>
@@ -1097,14 +1125,16 @@
           <w:p>
             <w:pPr>
               <w:rPr>
-                <w:rFonts w:asciiTheme="minorEastAsia" w:hAnsiTheme="minorEastAsia"/>
-                <w:szCs w:val="21"/>
-              </w:rPr>
-            </w:pPr>
-            <w:r>
-              <w:rPr>
-                <w:rFonts w:asciiTheme="minorEastAsia" w:hAnsiTheme="minorEastAsia" w:hint="eastAsia"/>
-                <w:szCs w:val="21"/>
+                <w:rFonts w:ascii="微软雅黑 Light" w:eastAsia="微软雅黑 Light" w:hAnsi="微软雅黑 Light"/>
+                <w:sz w:val="18"/>
+                <w:szCs w:val="18"/>
+              </w:rPr>
+            </w:pPr>
+            <w:r>
+              <w:rPr>
+                <w:rFonts w:ascii="微软雅黑 Light" w:eastAsia="微软雅黑 Light" w:hAnsi="微软雅黑 Light" w:hint="eastAsia"/>
+                <w:sz w:val="18"/>
+                <w:szCs w:val="18"/>
               </w:rPr>
               <w:t>{重量单位2}</w:t>
             </w:r>
@@ -1117,14 +1147,16 @@
           <w:p>
             <w:pPr>
               <w:rPr>
-                <w:rFonts w:asciiTheme="minorEastAsia" w:hAnsiTheme="minorEastAsia"/>
-                <w:szCs w:val="21"/>
-              </w:rPr>
-            </w:pPr>
-            <w:r>
-              <w:rPr>
-                <w:rFonts w:asciiTheme="minorEastAsia" w:hAnsiTheme="minorEastAsia" w:hint="eastAsia"/>
-                <w:szCs w:val="21"/>
+                <w:rFonts w:ascii="微软雅黑 Light" w:eastAsia="微软雅黑 Light" w:hAnsi="微软雅黑 Light"/>
+                <w:sz w:val="18"/>
+                <w:szCs w:val="18"/>
+              </w:rPr>
+            </w:pPr>
+            <w:r>
+              <w:rPr>
+                <w:rFonts w:ascii="微软雅黑 Light" w:eastAsia="微软雅黑 Light" w:hAnsi="微软雅黑 Light" w:hint="eastAsia"/>
+                <w:sz w:val="18"/>
+                <w:szCs w:val="18"/>
               </w:rPr>
               <w:t>{体积2}</w:t>
             </w:r>
@@ -1137,14 +1169,16 @@
           <w:p>
             <w:pPr>
               <w:rPr>
-                <w:rFonts w:asciiTheme="minorEastAsia" w:hAnsiTheme="minorEastAsia"/>
-                <w:szCs w:val="21"/>
-              </w:rPr>
-            </w:pPr>
-            <w:r>
-              <w:rPr>
-                <w:rFonts w:asciiTheme="minorEastAsia" w:hAnsiTheme="minorEastAsia" w:hint="eastAsia"/>
-                <w:szCs w:val="21"/>
+                <w:rFonts w:ascii="微软雅黑 Light" w:eastAsia="微软雅黑 Light" w:hAnsi="微软雅黑 Light"/>
+                <w:sz w:val="18"/>
+                <w:szCs w:val="18"/>
+              </w:rPr>
+            </w:pPr>
+            <w:r>
+              <w:rPr>
+                <w:rFonts w:ascii="微软雅黑 Light" w:eastAsia="微软雅黑 Light" w:hAnsi="微软雅黑 Light" w:hint="eastAsia"/>
+                <w:sz w:val="18"/>
+                <w:szCs w:val="18"/>
               </w:rPr>
               <w:t>{体积单位2}{箱型2}</w:t>
             </w:r>
@@ -1157,14 +1191,16 @@
           <w:p>
             <w:pPr>
               <w:rPr>
-                <w:rFonts w:asciiTheme="minorEastAsia" w:hAnsiTheme="minorEastAsia"/>
-                <w:szCs w:val="21"/>
-              </w:rPr>
-            </w:pPr>
-            <w:r>
-              <w:rPr>
-                <w:rFonts w:asciiTheme="minorEastAsia" w:hAnsiTheme="minorEastAsia" w:hint="eastAsia"/>
-                <w:szCs w:val="21"/>
+                <w:rFonts w:ascii="微软雅黑 Light" w:eastAsia="微软雅黑 Light" w:hAnsi="微软雅黑 Light"/>
+                <w:sz w:val="18"/>
+                <w:szCs w:val="18"/>
+              </w:rPr>
+            </w:pPr>
+            <w:r>
+              <w:rPr>
+                <w:rFonts w:ascii="微软雅黑 Light" w:eastAsia="微软雅黑 Light" w:hAnsi="微软雅黑 Light" w:hint="eastAsia"/>
+                <w:sz w:val="18"/>
+                <w:szCs w:val="18"/>
               </w:rPr>
               <w:t>{提单号2}</w:t>
             </w:r>
@@ -1179,14 +1215,16 @@
           <w:p>
             <w:pPr>
               <w:rPr>
-                <w:rFonts w:asciiTheme="minorEastAsia" w:hAnsiTheme="minorEastAsia"/>
-                <w:szCs w:val="21"/>
-              </w:rPr>
-            </w:pPr>
-            <w:r>
-              <w:rPr>
-                <w:rFonts w:asciiTheme="minorEastAsia" w:hAnsiTheme="minorEastAsia" w:hint="eastAsia"/>
-                <w:szCs w:val="21"/>
+                <w:rFonts w:ascii="微软雅黑 Light" w:eastAsia="微软雅黑 Light" w:hAnsi="微软雅黑 Light"/>
+                <w:sz w:val="18"/>
+                <w:szCs w:val="18"/>
+              </w:rPr>
+            </w:pPr>
+            <w:r>
+              <w:rPr>
+                <w:rFonts w:ascii="微软雅黑 Light" w:eastAsia="微软雅黑 Light" w:hAnsi="微软雅黑 Light" w:hint="eastAsia"/>
+                <w:sz w:val="18"/>
+                <w:szCs w:val="18"/>
               </w:rPr>
               <w:t>{箱号3}</w:t>
             </w:r>
@@ -1199,14 +1237,16 @@
           <w:p>
             <w:pPr>
               <w:rPr>
-                <w:rFonts w:asciiTheme="minorEastAsia" w:hAnsiTheme="minorEastAsia"/>
-                <w:szCs w:val="21"/>
-              </w:rPr>
-            </w:pPr>
-            <w:r>
-              <w:rPr>
-                <w:rFonts w:asciiTheme="minorEastAsia" w:hAnsiTheme="minorEastAsia" w:hint="eastAsia"/>
-                <w:szCs w:val="21"/>
+                <w:rFonts w:ascii="微软雅黑 Light" w:eastAsia="微软雅黑 Light" w:hAnsi="微软雅黑 Light"/>
+                <w:sz w:val="18"/>
+                <w:szCs w:val="18"/>
+              </w:rPr>
+            </w:pPr>
+            <w:r>
+              <w:rPr>
+                <w:rFonts w:ascii="微软雅黑 Light" w:eastAsia="微软雅黑 Light" w:hAnsi="微软雅黑 Light" w:hint="eastAsia"/>
+                <w:sz w:val="18"/>
+                <w:szCs w:val="18"/>
               </w:rPr>
               <w:t>{封号3}</w:t>
             </w:r>
@@ -1219,14 +1259,16 @@
           <w:p>
             <w:pPr>
               <w:rPr>
-                <w:rFonts w:asciiTheme="minorEastAsia" w:hAnsiTheme="minorEastAsia"/>
-                <w:szCs w:val="21"/>
-              </w:rPr>
-            </w:pPr>
-            <w:r>
-              <w:rPr>
-                <w:rFonts w:asciiTheme="minorEastAsia" w:hAnsiTheme="minorEastAsia" w:hint="eastAsia"/>
-                <w:szCs w:val="21"/>
+                <w:rFonts w:ascii="微软雅黑 Light" w:eastAsia="微软雅黑 Light" w:hAnsi="微软雅黑 Light"/>
+                <w:sz w:val="18"/>
+                <w:szCs w:val="18"/>
+              </w:rPr>
+            </w:pPr>
+            <w:r>
+              <w:rPr>
+                <w:rFonts w:ascii="微软雅黑 Light" w:eastAsia="微软雅黑 Light" w:hAnsi="微软雅黑 Light" w:hint="eastAsia"/>
+                <w:sz w:val="18"/>
+                <w:szCs w:val="18"/>
               </w:rPr>
               <w:t>{件数3}</w:t>
             </w:r>
@@ -1239,14 +1281,16 @@
           <w:p>
             <w:pPr>
               <w:rPr>
-                <w:rFonts w:asciiTheme="minorEastAsia" w:hAnsiTheme="minorEastAsia"/>
-                <w:szCs w:val="21"/>
-              </w:rPr>
-            </w:pPr>
-            <w:r>
-              <w:rPr>
-                <w:rFonts w:asciiTheme="minorEastAsia" w:hAnsiTheme="minorEastAsia" w:hint="eastAsia"/>
-                <w:szCs w:val="21"/>
+                <w:rFonts w:ascii="微软雅黑 Light" w:eastAsia="微软雅黑 Light" w:hAnsi="微软雅黑 Light"/>
+                <w:sz w:val="18"/>
+                <w:szCs w:val="18"/>
+              </w:rPr>
+            </w:pPr>
+            <w:r>
+              <w:rPr>
+                <w:rFonts w:ascii="微软雅黑 Light" w:eastAsia="微软雅黑 Light" w:hAnsi="微软雅黑 Light" w:hint="eastAsia"/>
+                <w:sz w:val="18"/>
+                <w:szCs w:val="18"/>
               </w:rPr>
               <w:t>{数量单位3}</w:t>
             </w:r>
@@ -1259,14 +1303,16 @@
           <w:p>
             <w:pPr>
               <w:rPr>
-                <w:rFonts w:asciiTheme="minorEastAsia" w:hAnsiTheme="minorEastAsia"/>
-                <w:szCs w:val="21"/>
-              </w:rPr>
-            </w:pPr>
-            <w:r>
-              <w:rPr>
-                <w:rFonts w:asciiTheme="minorEastAsia" w:hAnsiTheme="minorEastAsia" w:hint="eastAsia"/>
-                <w:szCs w:val="21"/>
+                <w:rFonts w:ascii="微软雅黑 Light" w:eastAsia="微软雅黑 Light" w:hAnsi="微软雅黑 Light"/>
+                <w:sz w:val="18"/>
+                <w:szCs w:val="18"/>
+              </w:rPr>
+            </w:pPr>
+            <w:r>
+              <w:rPr>
+                <w:rFonts w:ascii="微软雅黑 Light" w:eastAsia="微软雅黑 Light" w:hAnsi="微软雅黑 Light" w:hint="eastAsia"/>
+                <w:sz w:val="18"/>
+                <w:szCs w:val="18"/>
               </w:rPr>
               <w:t>{毛重3}</w:t>
             </w:r>
@@ -1279,14 +1325,16 @@
           <w:p>
             <w:pPr>
               <w:rPr>
-                <w:rFonts w:asciiTheme="minorEastAsia" w:hAnsiTheme="minorEastAsia"/>
-                <w:szCs w:val="21"/>
-              </w:rPr>
-            </w:pPr>
-            <w:r>
-              <w:rPr>
-                <w:rFonts w:asciiTheme="minorEastAsia" w:hAnsiTheme="minorEastAsia" w:hint="eastAsia"/>
-                <w:szCs w:val="21"/>
+                <w:rFonts w:ascii="微软雅黑 Light" w:eastAsia="微软雅黑 Light" w:hAnsi="微软雅黑 Light"/>
+                <w:sz w:val="18"/>
+                <w:szCs w:val="18"/>
+              </w:rPr>
+            </w:pPr>
+            <w:r>
+              <w:rPr>
+                <w:rFonts w:ascii="微软雅黑 Light" w:eastAsia="微软雅黑 Light" w:hAnsi="微软雅黑 Light" w:hint="eastAsia"/>
+                <w:sz w:val="18"/>
+                <w:szCs w:val="18"/>
               </w:rPr>
               <w:t>{重量单位3}</w:t>
             </w:r>
@@ -1299,14 +1347,16 @@
           <w:p>
             <w:pPr>
               <w:rPr>
-                <w:rFonts w:asciiTheme="minorEastAsia" w:hAnsiTheme="minorEastAsia"/>
-                <w:szCs w:val="21"/>
-              </w:rPr>
-            </w:pPr>
-            <w:r>
-              <w:rPr>
-                <w:rFonts w:asciiTheme="minorEastAsia" w:hAnsiTheme="minorEastAsia" w:hint="eastAsia"/>
-                <w:szCs w:val="21"/>
+                <w:rFonts w:ascii="微软雅黑 Light" w:eastAsia="微软雅黑 Light" w:hAnsi="微软雅黑 Light"/>
+                <w:sz w:val="18"/>
+                <w:szCs w:val="18"/>
+              </w:rPr>
+            </w:pPr>
+            <w:r>
+              <w:rPr>
+                <w:rFonts w:ascii="微软雅黑 Light" w:eastAsia="微软雅黑 Light" w:hAnsi="微软雅黑 Light" w:hint="eastAsia"/>
+                <w:sz w:val="18"/>
+                <w:szCs w:val="18"/>
               </w:rPr>
               <w:t>{体积3}</w:t>
             </w:r>
@@ -1319,14 +1369,16 @@
           <w:p>
             <w:pPr>
               <w:rPr>
-                <w:rFonts w:asciiTheme="minorEastAsia" w:hAnsiTheme="minorEastAsia"/>
-                <w:szCs w:val="21"/>
-              </w:rPr>
-            </w:pPr>
-            <w:r>
-              <w:rPr>
-                <w:rFonts w:asciiTheme="minorEastAsia" w:hAnsiTheme="minorEastAsia" w:hint="eastAsia"/>
-                <w:szCs w:val="21"/>
+                <w:rFonts w:ascii="微软雅黑 Light" w:eastAsia="微软雅黑 Light" w:hAnsi="微软雅黑 Light"/>
+                <w:sz w:val="18"/>
+                <w:szCs w:val="18"/>
+              </w:rPr>
+            </w:pPr>
+            <w:r>
+              <w:rPr>
+                <w:rFonts w:ascii="微软雅黑 Light" w:eastAsia="微软雅黑 Light" w:hAnsi="微软雅黑 Light" w:hint="eastAsia"/>
+                <w:sz w:val="18"/>
+                <w:szCs w:val="18"/>
               </w:rPr>
               <w:t>{体积单位3}{箱型3}</w:t>
             </w:r>
@@ -1339,14 +1391,16 @@
           <w:p>
             <w:pPr>
               <w:rPr>
-                <w:rFonts w:asciiTheme="minorEastAsia" w:hAnsiTheme="minorEastAsia"/>
-                <w:szCs w:val="21"/>
-              </w:rPr>
-            </w:pPr>
-            <w:r>
-              <w:rPr>
-                <w:rFonts w:asciiTheme="minorEastAsia" w:hAnsiTheme="minorEastAsia" w:hint="eastAsia"/>
-                <w:szCs w:val="21"/>
+                <w:rFonts w:ascii="微软雅黑 Light" w:eastAsia="微软雅黑 Light" w:hAnsi="微软雅黑 Light"/>
+                <w:sz w:val="18"/>
+                <w:szCs w:val="18"/>
+              </w:rPr>
+            </w:pPr>
+            <w:r>
+              <w:rPr>
+                <w:rFonts w:ascii="微软雅黑 Light" w:eastAsia="微软雅黑 Light" w:hAnsi="微软雅黑 Light" w:hint="eastAsia"/>
+                <w:sz w:val="18"/>
+                <w:szCs w:val="18"/>
               </w:rPr>
               <w:t>{提单号3}</w:t>
             </w:r>
@@ -1361,14 +1415,16 @@
           <w:p>
             <w:pPr>
               <w:rPr>
-                <w:rFonts w:asciiTheme="minorEastAsia" w:hAnsiTheme="minorEastAsia"/>
-                <w:szCs w:val="21"/>
-              </w:rPr>
-            </w:pPr>
-            <w:r>
-              <w:rPr>
-                <w:rFonts w:asciiTheme="minorEastAsia" w:hAnsiTheme="minorEastAsia" w:hint="eastAsia"/>
-                <w:szCs w:val="21"/>
+                <w:rFonts w:ascii="微软雅黑 Light" w:eastAsia="微软雅黑 Light" w:hAnsi="微软雅黑 Light"/>
+                <w:sz w:val="18"/>
+                <w:szCs w:val="18"/>
+              </w:rPr>
+            </w:pPr>
+            <w:r>
+              <w:rPr>
+                <w:rFonts w:ascii="微软雅黑 Light" w:eastAsia="微软雅黑 Light" w:hAnsi="微软雅黑 Light" w:hint="eastAsia"/>
+                <w:sz w:val="18"/>
+                <w:szCs w:val="18"/>
               </w:rPr>
               <w:t>{箱号4}</w:t>
             </w:r>
@@ -1381,14 +1437,16 @@
           <w:p>
             <w:pPr>
               <w:rPr>
-                <w:rFonts w:asciiTheme="minorEastAsia" w:hAnsiTheme="minorEastAsia"/>
-                <w:szCs w:val="21"/>
-              </w:rPr>
-            </w:pPr>
-            <w:r>
-              <w:rPr>
-                <w:rFonts w:asciiTheme="minorEastAsia" w:hAnsiTheme="minorEastAsia" w:hint="eastAsia"/>
-                <w:szCs w:val="21"/>
+                <w:rFonts w:ascii="微软雅黑 Light" w:eastAsia="微软雅黑 Light" w:hAnsi="微软雅黑 Light"/>
+                <w:sz w:val="18"/>
+                <w:szCs w:val="18"/>
+              </w:rPr>
+            </w:pPr>
+            <w:r>
+              <w:rPr>
+                <w:rFonts w:ascii="微软雅黑 Light" w:eastAsia="微软雅黑 Light" w:hAnsi="微软雅黑 Light" w:hint="eastAsia"/>
+                <w:sz w:val="18"/>
+                <w:szCs w:val="18"/>
               </w:rPr>
               <w:t>{封号4}</w:t>
             </w:r>
@@ -1401,14 +1459,16 @@
           <w:p>
             <w:pPr>
               <w:rPr>
-                <w:rFonts w:asciiTheme="minorEastAsia" w:hAnsiTheme="minorEastAsia"/>
-                <w:szCs w:val="21"/>
-              </w:rPr>
-            </w:pPr>
-            <w:r>
-              <w:rPr>
-                <w:rFonts w:asciiTheme="minorEastAsia" w:hAnsiTheme="minorEastAsia" w:hint="eastAsia"/>
-                <w:szCs w:val="21"/>
+                <w:rFonts w:ascii="微软雅黑 Light" w:eastAsia="微软雅黑 Light" w:hAnsi="微软雅黑 Light"/>
+                <w:sz w:val="18"/>
+                <w:szCs w:val="18"/>
+              </w:rPr>
+            </w:pPr>
+            <w:r>
+              <w:rPr>
+                <w:rFonts w:ascii="微软雅黑 Light" w:eastAsia="微软雅黑 Light" w:hAnsi="微软雅黑 Light" w:hint="eastAsia"/>
+                <w:sz w:val="18"/>
+                <w:szCs w:val="18"/>
               </w:rPr>
               <w:t>{件数4}</w:t>
             </w:r>
@@ -1421,14 +1481,16 @@
           <w:p>
             <w:pPr>
               <w:rPr>
-                <w:rFonts w:asciiTheme="minorEastAsia" w:hAnsiTheme="minorEastAsia"/>
-                <w:szCs w:val="21"/>
-              </w:rPr>
-            </w:pPr>
-            <w:r>
-              <w:rPr>
-                <w:rFonts w:asciiTheme="minorEastAsia" w:hAnsiTheme="minorEastAsia" w:hint="eastAsia"/>
-                <w:szCs w:val="21"/>
+                <w:rFonts w:ascii="微软雅黑 Light" w:eastAsia="微软雅黑 Light" w:hAnsi="微软雅黑 Light"/>
+                <w:sz w:val="18"/>
+                <w:szCs w:val="18"/>
+              </w:rPr>
+            </w:pPr>
+            <w:r>
+              <w:rPr>
+                <w:rFonts w:ascii="微软雅黑 Light" w:eastAsia="微软雅黑 Light" w:hAnsi="微软雅黑 Light" w:hint="eastAsia"/>
+                <w:sz w:val="18"/>
+                <w:szCs w:val="18"/>
               </w:rPr>
               <w:t>{数量单位4}</w:t>
             </w:r>
@@ -1441,14 +1503,16 @@
           <w:p>
             <w:pPr>
               <w:rPr>
-                <w:rFonts w:asciiTheme="minorEastAsia" w:hAnsiTheme="minorEastAsia"/>
-                <w:szCs w:val="21"/>
-              </w:rPr>
-            </w:pPr>
-            <w:r>
-              <w:rPr>
-                <w:rFonts w:asciiTheme="minorEastAsia" w:hAnsiTheme="minorEastAsia" w:hint="eastAsia"/>
-                <w:szCs w:val="21"/>
+                <w:rFonts w:ascii="微软雅黑 Light" w:eastAsia="微软雅黑 Light" w:hAnsi="微软雅黑 Light"/>
+                <w:sz w:val="18"/>
+                <w:szCs w:val="18"/>
+              </w:rPr>
+            </w:pPr>
+            <w:r>
+              <w:rPr>
+                <w:rFonts w:ascii="微软雅黑 Light" w:eastAsia="微软雅黑 Light" w:hAnsi="微软雅黑 Light" w:hint="eastAsia"/>
+                <w:sz w:val="18"/>
+                <w:szCs w:val="18"/>
               </w:rPr>
               <w:t>{毛重4}</w:t>
             </w:r>
@@ -1461,14 +1525,16 @@
           <w:p>
             <w:pPr>
               <w:rPr>
-                <w:rFonts w:asciiTheme="minorEastAsia" w:hAnsiTheme="minorEastAsia"/>
-                <w:szCs w:val="21"/>
-              </w:rPr>
-            </w:pPr>
-            <w:r>
-              <w:rPr>
-                <w:rFonts w:asciiTheme="minorEastAsia" w:hAnsiTheme="minorEastAsia" w:hint="eastAsia"/>
-                <w:szCs w:val="21"/>
+                <w:rFonts w:ascii="微软雅黑 Light" w:eastAsia="微软雅黑 Light" w:hAnsi="微软雅黑 Light"/>
+                <w:sz w:val="18"/>
+                <w:szCs w:val="18"/>
+              </w:rPr>
+            </w:pPr>
+            <w:r>
+              <w:rPr>
+                <w:rFonts w:ascii="微软雅黑 Light" w:eastAsia="微软雅黑 Light" w:hAnsi="微软雅黑 Light" w:hint="eastAsia"/>
+                <w:sz w:val="18"/>
+                <w:szCs w:val="18"/>
               </w:rPr>
               <w:t>{重量单位4}</w:t>
             </w:r>
@@ -1481,14 +1547,16 @@
           <w:p>
             <w:pPr>
               <w:rPr>
-                <w:rFonts w:asciiTheme="minorEastAsia" w:hAnsiTheme="minorEastAsia"/>
-                <w:szCs w:val="21"/>
-              </w:rPr>
-            </w:pPr>
-            <w:r>
-              <w:rPr>
-                <w:rFonts w:asciiTheme="minorEastAsia" w:hAnsiTheme="minorEastAsia" w:hint="eastAsia"/>
-                <w:szCs w:val="21"/>
+                <w:rFonts w:ascii="微软雅黑 Light" w:eastAsia="微软雅黑 Light" w:hAnsi="微软雅黑 Light"/>
+                <w:sz w:val="18"/>
+                <w:szCs w:val="18"/>
+              </w:rPr>
+            </w:pPr>
+            <w:r>
+              <w:rPr>
+                <w:rFonts w:ascii="微软雅黑 Light" w:eastAsia="微软雅黑 Light" w:hAnsi="微软雅黑 Light" w:hint="eastAsia"/>
+                <w:sz w:val="18"/>
+                <w:szCs w:val="18"/>
               </w:rPr>
               <w:t>{体积4}</w:t>
             </w:r>
@@ -1501,14 +1569,16 @@
           <w:p>
             <w:pPr>
               <w:rPr>
-                <w:rFonts w:asciiTheme="minorEastAsia" w:hAnsiTheme="minorEastAsia"/>
-                <w:szCs w:val="21"/>
-              </w:rPr>
-            </w:pPr>
-            <w:r>
-              <w:rPr>
-                <w:rFonts w:asciiTheme="minorEastAsia" w:hAnsiTheme="minorEastAsia" w:hint="eastAsia"/>
-                <w:szCs w:val="21"/>
+                <w:rFonts w:ascii="微软雅黑 Light" w:eastAsia="微软雅黑 Light" w:hAnsi="微软雅黑 Light"/>
+                <w:sz w:val="18"/>
+                <w:szCs w:val="18"/>
+              </w:rPr>
+            </w:pPr>
+            <w:r>
+              <w:rPr>
+                <w:rFonts w:ascii="微软雅黑 Light" w:eastAsia="微软雅黑 Light" w:hAnsi="微软雅黑 Light" w:hint="eastAsia"/>
+                <w:sz w:val="18"/>
+                <w:szCs w:val="18"/>
               </w:rPr>
               <w:t>{体积单位4}{箱型4}</w:t>
             </w:r>
@@ -1521,14 +1591,16 @@
           <w:p>
             <w:pPr>
               <w:rPr>
-                <w:rFonts w:asciiTheme="minorEastAsia" w:hAnsiTheme="minorEastAsia"/>
-                <w:szCs w:val="21"/>
-              </w:rPr>
-            </w:pPr>
-            <w:r>
-              <w:rPr>
-                <w:rFonts w:asciiTheme="minorEastAsia" w:hAnsiTheme="minorEastAsia" w:hint="eastAsia"/>
-                <w:szCs w:val="21"/>
+                <w:rFonts w:ascii="微软雅黑 Light" w:eastAsia="微软雅黑 Light" w:hAnsi="微软雅黑 Light"/>
+                <w:sz w:val="18"/>
+                <w:szCs w:val="18"/>
+              </w:rPr>
+            </w:pPr>
+            <w:r>
+              <w:rPr>
+                <w:rFonts w:ascii="微软雅黑 Light" w:eastAsia="微软雅黑 Light" w:hAnsi="微软雅黑 Light" w:hint="eastAsia"/>
+                <w:sz w:val="18"/>
+                <w:szCs w:val="18"/>
               </w:rPr>
               <w:t>{提单号4}</w:t>
             </w:r>
@@ -1543,14 +1615,16 @@
           <w:p>
             <w:pPr>
               <w:rPr>
-                <w:rFonts w:asciiTheme="minorEastAsia" w:hAnsiTheme="minorEastAsia"/>
-                <w:szCs w:val="21"/>
-              </w:rPr>
-            </w:pPr>
-            <w:r>
-              <w:rPr>
-                <w:rFonts w:asciiTheme="minorEastAsia" w:hAnsiTheme="minorEastAsia" w:hint="eastAsia"/>
-                <w:szCs w:val="21"/>
+                <w:rFonts w:ascii="微软雅黑 Light" w:eastAsia="微软雅黑 Light" w:hAnsi="微软雅黑 Light"/>
+                <w:sz w:val="18"/>
+                <w:szCs w:val="18"/>
+              </w:rPr>
+            </w:pPr>
+            <w:r>
+              <w:rPr>
+                <w:rFonts w:ascii="微软雅黑 Light" w:eastAsia="微软雅黑 Light" w:hAnsi="微软雅黑 Light" w:hint="eastAsia"/>
+                <w:sz w:val="18"/>
+                <w:szCs w:val="18"/>
               </w:rPr>
               <w:t>{箱号5}</w:t>
             </w:r>
@@ -1563,14 +1637,16 @@
           <w:p>
             <w:pPr>
               <w:rPr>
-                <w:rFonts w:asciiTheme="minorEastAsia" w:hAnsiTheme="minorEastAsia"/>
-                <w:szCs w:val="21"/>
-              </w:rPr>
-            </w:pPr>
-            <w:r>
-              <w:rPr>
-                <w:rFonts w:asciiTheme="minorEastAsia" w:hAnsiTheme="minorEastAsia" w:hint="eastAsia"/>
-                <w:szCs w:val="21"/>
+                <w:rFonts w:ascii="微软雅黑 Light" w:eastAsia="微软雅黑 Light" w:hAnsi="微软雅黑 Light"/>
+                <w:sz w:val="18"/>
+                <w:szCs w:val="18"/>
+              </w:rPr>
+            </w:pPr>
+            <w:r>
+              <w:rPr>
+                <w:rFonts w:ascii="微软雅黑 Light" w:eastAsia="微软雅黑 Light" w:hAnsi="微软雅黑 Light" w:hint="eastAsia"/>
+                <w:sz w:val="18"/>
+                <w:szCs w:val="18"/>
               </w:rPr>
               <w:t>{封号5}</w:t>
             </w:r>
@@ -1583,14 +1659,16 @@
           <w:p>
             <w:pPr>
               <w:rPr>
-                <w:rFonts w:asciiTheme="minorEastAsia" w:hAnsiTheme="minorEastAsia"/>
-                <w:szCs w:val="21"/>
-              </w:rPr>
-            </w:pPr>
-            <w:r>
-              <w:rPr>
-                <w:rFonts w:asciiTheme="minorEastAsia" w:hAnsiTheme="minorEastAsia" w:hint="eastAsia"/>
-                <w:szCs w:val="21"/>
+                <w:rFonts w:ascii="微软雅黑 Light" w:eastAsia="微软雅黑 Light" w:hAnsi="微软雅黑 Light"/>
+                <w:sz w:val="18"/>
+                <w:szCs w:val="18"/>
+              </w:rPr>
+            </w:pPr>
+            <w:r>
+              <w:rPr>
+                <w:rFonts w:ascii="微软雅黑 Light" w:eastAsia="微软雅黑 Light" w:hAnsi="微软雅黑 Light" w:hint="eastAsia"/>
+                <w:sz w:val="18"/>
+                <w:szCs w:val="18"/>
               </w:rPr>
               <w:t>{件数5}</w:t>
             </w:r>
@@ -1603,14 +1681,16 @@
           <w:p>
             <w:pPr>
               <w:rPr>
-                <w:rFonts w:asciiTheme="minorEastAsia" w:hAnsiTheme="minorEastAsia"/>
-                <w:szCs w:val="21"/>
-              </w:rPr>
-            </w:pPr>
-            <w:r>
-              <w:rPr>
-                <w:rFonts w:asciiTheme="minorEastAsia" w:hAnsiTheme="minorEastAsia" w:hint="eastAsia"/>
-                <w:szCs w:val="21"/>
+                <w:rFonts w:ascii="微软雅黑 Light" w:eastAsia="微软雅黑 Light" w:hAnsi="微软雅黑 Light"/>
+                <w:sz w:val="18"/>
+                <w:szCs w:val="18"/>
+              </w:rPr>
+            </w:pPr>
+            <w:r>
+              <w:rPr>
+                <w:rFonts w:ascii="微软雅黑 Light" w:eastAsia="微软雅黑 Light" w:hAnsi="微软雅黑 Light" w:hint="eastAsia"/>
+                <w:sz w:val="18"/>
+                <w:szCs w:val="18"/>
               </w:rPr>
               <w:t>{数量单位5}</w:t>
             </w:r>
@@ -1623,14 +1703,16 @@
           <w:p>
             <w:pPr>
               <w:rPr>
-                <w:rFonts w:asciiTheme="minorEastAsia" w:hAnsiTheme="minorEastAsia"/>
-                <w:szCs w:val="21"/>
-              </w:rPr>
-            </w:pPr>
-            <w:r>
-              <w:rPr>
-                <w:rFonts w:asciiTheme="minorEastAsia" w:hAnsiTheme="minorEastAsia" w:hint="eastAsia"/>
-                <w:szCs w:val="21"/>
+                <w:rFonts w:ascii="微软雅黑 Light" w:eastAsia="微软雅黑 Light" w:hAnsi="微软雅黑 Light"/>
+                <w:sz w:val="18"/>
+                <w:szCs w:val="18"/>
+              </w:rPr>
+            </w:pPr>
+            <w:r>
+              <w:rPr>
+                <w:rFonts w:ascii="微软雅黑 Light" w:eastAsia="微软雅黑 Light" w:hAnsi="微软雅黑 Light" w:hint="eastAsia"/>
+                <w:sz w:val="18"/>
+                <w:szCs w:val="18"/>
               </w:rPr>
               <w:t>{毛重5}</w:t>
             </w:r>
@@ -1643,14 +1725,16 @@
           <w:p>
             <w:pPr>
               <w:rPr>
-                <w:rFonts w:asciiTheme="minorEastAsia" w:hAnsiTheme="minorEastAsia"/>
-                <w:szCs w:val="21"/>
-              </w:rPr>
-            </w:pPr>
-            <w:r>
-              <w:rPr>
-                <w:rFonts w:asciiTheme="minorEastAsia" w:hAnsiTheme="minorEastAsia" w:hint="eastAsia"/>
-                <w:szCs w:val="21"/>
+                <w:rFonts w:ascii="微软雅黑 Light" w:eastAsia="微软雅黑 Light" w:hAnsi="微软雅黑 Light"/>
+                <w:sz w:val="18"/>
+                <w:szCs w:val="18"/>
+              </w:rPr>
+            </w:pPr>
+            <w:r>
+              <w:rPr>
+                <w:rFonts w:ascii="微软雅黑 Light" w:eastAsia="微软雅黑 Light" w:hAnsi="微软雅黑 Light" w:hint="eastAsia"/>
+                <w:sz w:val="18"/>
+                <w:szCs w:val="18"/>
               </w:rPr>
               <w:t>{重量单位5}</w:t>
             </w:r>
@@ -1663,14 +1747,16 @@
           <w:p>
             <w:pPr>
               <w:rPr>
-                <w:rFonts w:asciiTheme="minorEastAsia" w:hAnsiTheme="minorEastAsia"/>
-                <w:szCs w:val="21"/>
-              </w:rPr>
-            </w:pPr>
-            <w:r>
-              <w:rPr>
-                <w:rFonts w:asciiTheme="minorEastAsia" w:hAnsiTheme="minorEastAsia" w:hint="eastAsia"/>
-                <w:szCs w:val="21"/>
+                <w:rFonts w:ascii="微软雅黑 Light" w:eastAsia="微软雅黑 Light" w:hAnsi="微软雅黑 Light"/>
+                <w:sz w:val="18"/>
+                <w:szCs w:val="18"/>
+              </w:rPr>
+            </w:pPr>
+            <w:r>
+              <w:rPr>
+                <w:rFonts w:ascii="微软雅黑 Light" w:eastAsia="微软雅黑 Light" w:hAnsi="微软雅黑 Light" w:hint="eastAsia"/>
+                <w:sz w:val="18"/>
+                <w:szCs w:val="18"/>
               </w:rPr>
               <w:t>{体积5}</w:t>
             </w:r>
@@ -1683,14 +1769,16 @@
           <w:p>
             <w:pPr>
               <w:rPr>
-                <w:rFonts w:asciiTheme="minorEastAsia" w:hAnsiTheme="minorEastAsia"/>
-                <w:szCs w:val="21"/>
-              </w:rPr>
-            </w:pPr>
-            <w:r>
-              <w:rPr>
-                <w:rFonts w:asciiTheme="minorEastAsia" w:hAnsiTheme="minorEastAsia" w:hint="eastAsia"/>
-                <w:szCs w:val="21"/>
+                <w:rFonts w:ascii="微软雅黑 Light" w:eastAsia="微软雅黑 Light" w:hAnsi="微软雅黑 Light"/>
+                <w:sz w:val="18"/>
+                <w:szCs w:val="18"/>
+              </w:rPr>
+            </w:pPr>
+            <w:r>
+              <w:rPr>
+                <w:rFonts w:ascii="微软雅黑 Light" w:eastAsia="微软雅黑 Light" w:hAnsi="微软雅黑 Light" w:hint="eastAsia"/>
+                <w:sz w:val="18"/>
+                <w:szCs w:val="18"/>
               </w:rPr>
               <w:t>{体积单位5}{箱型5}</w:t>
             </w:r>
@@ -1703,14 +1791,16 @@
           <w:p>
             <w:pPr>
               <w:rPr>
-                <w:rFonts w:asciiTheme="minorEastAsia" w:hAnsiTheme="minorEastAsia"/>
-                <w:szCs w:val="21"/>
-              </w:rPr>
-            </w:pPr>
-            <w:r>
-              <w:rPr>
-                <w:rFonts w:asciiTheme="minorEastAsia" w:hAnsiTheme="minorEastAsia" w:hint="eastAsia"/>
-                <w:szCs w:val="21"/>
+                <w:rFonts w:ascii="微软雅黑 Light" w:eastAsia="微软雅黑 Light" w:hAnsi="微软雅黑 Light"/>
+                <w:sz w:val="18"/>
+                <w:szCs w:val="18"/>
+              </w:rPr>
+            </w:pPr>
+            <w:r>
+              <w:rPr>
+                <w:rFonts w:ascii="微软雅黑 Light" w:eastAsia="微软雅黑 Light" w:hAnsi="微软雅黑 Light" w:hint="eastAsia"/>
+                <w:sz w:val="18"/>
+                <w:szCs w:val="18"/>
               </w:rPr>
               <w:t>{提单号5}</w:t>
             </w:r>
@@ -1725,21 +1815,24 @@
           <w:p>
             <w:pPr>
               <w:rPr>
-                <w:rFonts w:asciiTheme="minorEastAsia" w:hAnsiTheme="minorEastAsia"/>
-                <w:szCs w:val="21"/>
-              </w:rPr>
-            </w:pPr>
-            <w:r>
-              <w:rPr>
-                <w:rFonts w:asciiTheme="minorEastAsia" w:hAnsiTheme="minorEastAsia" w:hint="eastAsia"/>
-                <w:szCs w:val="21"/>
+                <w:rFonts w:ascii="微软雅黑 Light" w:eastAsia="微软雅黑 Light" w:hAnsi="微软雅黑 Light"/>
+                <w:sz w:val="18"/>
+                <w:szCs w:val="18"/>
+              </w:rPr>
+            </w:pPr>
+            <w:r>
+              <w:rPr>
+                <w:rFonts w:ascii="微软雅黑 Light" w:eastAsia="微软雅黑 Light" w:hAnsi="微软雅黑 Light" w:hint="eastAsia"/>
+                <w:sz w:val="18"/>
+                <w:szCs w:val="18"/>
               </w:rPr>
               <w:t>{箱号</w:t>
             </w:r>
             <w:r>
               <w:rPr>
-                <w:rFonts w:asciiTheme="minorEastAsia" w:hAnsiTheme="minorEastAsia" w:hint="eastAsia"/>
-                <w:szCs w:val="21"/>
+                <w:rFonts w:ascii="微软雅黑 Light" w:eastAsia="微软雅黑 Light" w:hAnsi="微软雅黑 Light" w:hint="eastAsia"/>
+                <w:sz w:val="18"/>
+                <w:szCs w:val="18"/>
               </w:rPr>
               <w:lastRenderedPageBreak/>
               <w:t>6}</w:t>
@@ -1753,22 +1846,25 @@
           <w:p>
             <w:pPr>
               <w:rPr>
-                <w:rFonts w:asciiTheme="minorEastAsia" w:hAnsiTheme="minorEastAsia"/>
-                <w:szCs w:val="21"/>
-              </w:rPr>
-            </w:pPr>
-            <w:r>
-              <w:rPr>
-                <w:rFonts w:asciiTheme="minorEastAsia" w:hAnsiTheme="minorEastAsia" w:hint="eastAsia"/>
-                <w:szCs w:val="21"/>
+                <w:rFonts w:ascii="微软雅黑 Light" w:eastAsia="微软雅黑 Light" w:hAnsi="微软雅黑 Light"/>
+                <w:sz w:val="18"/>
+                <w:szCs w:val="18"/>
+              </w:rPr>
+            </w:pPr>
+            <w:r>
+              <w:rPr>
+                <w:rFonts w:ascii="微软雅黑 Light" w:eastAsia="微软雅黑 Light" w:hAnsi="微软雅黑 Light" w:hint="eastAsia"/>
+                <w:sz w:val="18"/>
+                <w:szCs w:val="18"/>
               </w:rPr>
               <w:lastRenderedPageBreak/>
               <w:t>{封号</w:t>
             </w:r>
             <w:r>
               <w:rPr>
-                <w:rFonts w:asciiTheme="minorEastAsia" w:hAnsiTheme="minorEastAsia" w:hint="eastAsia"/>
-                <w:szCs w:val="21"/>
+                <w:rFonts w:ascii="微软雅黑 Light" w:eastAsia="微软雅黑 Light" w:hAnsi="微软雅黑 Light" w:hint="eastAsia"/>
+                <w:sz w:val="18"/>
+                <w:szCs w:val="18"/>
               </w:rPr>
               <w:lastRenderedPageBreak/>
               <w:t>6}</w:t>
@@ -1782,22 +1878,25 @@
           <w:p>
             <w:pPr>
               <w:rPr>
-                <w:rFonts w:asciiTheme="minorEastAsia" w:hAnsiTheme="minorEastAsia"/>
-                <w:szCs w:val="21"/>
-              </w:rPr>
-            </w:pPr>
-            <w:r>
-              <w:rPr>
-                <w:rFonts w:asciiTheme="minorEastAsia" w:hAnsiTheme="minorEastAsia" w:hint="eastAsia"/>
-                <w:szCs w:val="21"/>
+                <w:rFonts w:ascii="微软雅黑 Light" w:eastAsia="微软雅黑 Light" w:hAnsi="微软雅黑 Light"/>
+                <w:sz w:val="18"/>
+                <w:szCs w:val="18"/>
+              </w:rPr>
+            </w:pPr>
+            <w:r>
+              <w:rPr>
+                <w:rFonts w:ascii="微软雅黑 Light" w:eastAsia="微软雅黑 Light" w:hAnsi="微软雅黑 Light" w:hint="eastAsia"/>
+                <w:sz w:val="18"/>
+                <w:szCs w:val="18"/>
               </w:rPr>
               <w:lastRenderedPageBreak/>
               <w:t>{件数</w:t>
             </w:r>
             <w:r>
               <w:rPr>
-                <w:rFonts w:asciiTheme="minorEastAsia" w:hAnsiTheme="minorEastAsia" w:hint="eastAsia"/>
-                <w:szCs w:val="21"/>
+                <w:rFonts w:ascii="微软雅黑 Light" w:eastAsia="微软雅黑 Light" w:hAnsi="微软雅黑 Light" w:hint="eastAsia"/>
+                <w:sz w:val="18"/>
+                <w:szCs w:val="18"/>
               </w:rPr>
               <w:lastRenderedPageBreak/>
               <w:t>6}</w:t>
@@ -1811,51 +1910,57 @@
           <w:p>
             <w:pPr>
               <w:rPr>
-                <w:rFonts w:asciiTheme="minorEastAsia" w:hAnsiTheme="minorEastAsia"/>
-                <w:szCs w:val="21"/>
-              </w:rPr>
-            </w:pPr>
-            <w:r>
-              <w:rPr>
-                <w:rFonts w:asciiTheme="minorEastAsia" w:hAnsiTheme="minorEastAsia" w:hint="eastAsia"/>
-                <w:szCs w:val="21"/>
+                <w:rFonts w:ascii="微软雅黑 Light" w:eastAsia="微软雅黑 Light" w:hAnsi="微软雅黑 Light"/>
+                <w:sz w:val="18"/>
+                <w:szCs w:val="18"/>
+              </w:rPr>
+            </w:pPr>
+            <w:r>
+              <w:rPr>
+                <w:rFonts w:ascii="微软雅黑 Light" w:eastAsia="微软雅黑 Light" w:hAnsi="微软雅黑 Light" w:hint="eastAsia"/>
+                <w:sz w:val="18"/>
+                <w:szCs w:val="18"/>
               </w:rPr>
               <w:lastRenderedPageBreak/>
-              <w:t>{数量单</w:t>
-            </w:r>
-            <w:r>
-              <w:rPr>
-                <w:rFonts w:asciiTheme="minorEastAsia" w:hAnsiTheme="minorEastAsia" w:hint="eastAsia"/>
-                <w:szCs w:val="21"/>
+              <w:t>{数量单位</w:t>
+            </w:r>
+            <w:r>
+              <w:rPr>
+                <w:rFonts w:ascii="微软雅黑 Light" w:eastAsia="微软雅黑 Light" w:hAnsi="微软雅黑 Light" w:hint="eastAsia"/>
+                <w:sz w:val="18"/>
+                <w:szCs w:val="18"/>
               </w:rPr>
               <w:lastRenderedPageBreak/>
-              <w:t>位6}</w:t>
-            </w:r>
-          </w:p>
-        </w:tc>
-        <w:tc>
-          <w:tcPr>
-            <w:tcW w:w="0" w:type="auto"/>
-          </w:tcPr>
-          <w:p>
-            <w:pPr>
-              <w:rPr>
-                <w:rFonts w:asciiTheme="minorEastAsia" w:hAnsiTheme="minorEastAsia"/>
-                <w:szCs w:val="21"/>
-              </w:rPr>
-            </w:pPr>
-            <w:r>
-              <w:rPr>
-                <w:rFonts w:asciiTheme="minorEastAsia" w:hAnsiTheme="minorEastAsia" w:hint="eastAsia"/>
-                <w:szCs w:val="21"/>
+              <w:t>6}</w:t>
+            </w:r>
+          </w:p>
+        </w:tc>
+        <w:tc>
+          <w:tcPr>
+            <w:tcW w:w="0" w:type="auto"/>
+          </w:tcPr>
+          <w:p>
+            <w:pPr>
+              <w:rPr>
+                <w:rFonts w:ascii="微软雅黑 Light" w:eastAsia="微软雅黑 Light" w:hAnsi="微软雅黑 Light"/>
+                <w:sz w:val="18"/>
+                <w:szCs w:val="18"/>
+              </w:rPr>
+            </w:pPr>
+            <w:r>
+              <w:rPr>
+                <w:rFonts w:ascii="微软雅黑 Light" w:eastAsia="微软雅黑 Light" w:hAnsi="微软雅黑 Light" w:hint="eastAsia"/>
+                <w:sz w:val="18"/>
+                <w:szCs w:val="18"/>
               </w:rPr>
               <w:lastRenderedPageBreak/>
               <w:t>{毛重</w:t>
             </w:r>
             <w:r>
               <w:rPr>
-                <w:rFonts w:asciiTheme="minorEastAsia" w:hAnsiTheme="minorEastAsia" w:hint="eastAsia"/>
-                <w:szCs w:val="21"/>
+                <w:rFonts w:ascii="微软雅黑 Light" w:eastAsia="微软雅黑 Light" w:hAnsi="微软雅黑 Light" w:hint="eastAsia"/>
+                <w:sz w:val="18"/>
+                <w:szCs w:val="18"/>
               </w:rPr>
               <w:lastRenderedPageBreak/>
               <w:t>6}</w:t>
@@ -1869,51 +1974,57 @@
           <w:p>
             <w:pPr>
               <w:rPr>
-                <w:rFonts w:asciiTheme="minorEastAsia" w:hAnsiTheme="minorEastAsia"/>
-                <w:szCs w:val="21"/>
-              </w:rPr>
-            </w:pPr>
-            <w:r>
-              <w:rPr>
-                <w:rFonts w:asciiTheme="minorEastAsia" w:hAnsiTheme="minorEastAsia" w:hint="eastAsia"/>
-                <w:szCs w:val="21"/>
+                <w:rFonts w:ascii="微软雅黑 Light" w:eastAsia="微软雅黑 Light" w:hAnsi="微软雅黑 Light"/>
+                <w:sz w:val="18"/>
+                <w:szCs w:val="18"/>
+              </w:rPr>
+            </w:pPr>
+            <w:r>
+              <w:rPr>
+                <w:rFonts w:ascii="微软雅黑 Light" w:eastAsia="微软雅黑 Light" w:hAnsi="微软雅黑 Light" w:hint="eastAsia"/>
+                <w:sz w:val="18"/>
+                <w:szCs w:val="18"/>
               </w:rPr>
               <w:lastRenderedPageBreak/>
-              <w:t>{重量单</w:t>
-            </w:r>
-            <w:r>
-              <w:rPr>
-                <w:rFonts w:asciiTheme="minorEastAsia" w:hAnsiTheme="minorEastAsia" w:hint="eastAsia"/>
-                <w:szCs w:val="21"/>
+              <w:t>{重量单位</w:t>
+            </w:r>
+            <w:r>
+              <w:rPr>
+                <w:rFonts w:ascii="微软雅黑 Light" w:eastAsia="微软雅黑 Light" w:hAnsi="微软雅黑 Light" w:hint="eastAsia"/>
+                <w:sz w:val="18"/>
+                <w:szCs w:val="18"/>
               </w:rPr>
               <w:lastRenderedPageBreak/>
-              <w:t>位6}</w:t>
-            </w:r>
-          </w:p>
-        </w:tc>
-        <w:tc>
-          <w:tcPr>
-            <w:tcW w:w="0" w:type="auto"/>
-          </w:tcPr>
-          <w:p>
-            <w:pPr>
-              <w:rPr>
-                <w:rFonts w:asciiTheme="minorEastAsia" w:hAnsiTheme="minorEastAsia"/>
-                <w:szCs w:val="21"/>
-              </w:rPr>
-            </w:pPr>
-            <w:r>
-              <w:rPr>
-                <w:rFonts w:asciiTheme="minorEastAsia" w:hAnsiTheme="minorEastAsia" w:hint="eastAsia"/>
-                <w:szCs w:val="21"/>
+              <w:t>6}</w:t>
+            </w:r>
+          </w:p>
+        </w:tc>
+        <w:tc>
+          <w:tcPr>
+            <w:tcW w:w="0" w:type="auto"/>
+          </w:tcPr>
+          <w:p>
+            <w:pPr>
+              <w:rPr>
+                <w:rFonts w:ascii="微软雅黑 Light" w:eastAsia="微软雅黑 Light" w:hAnsi="微软雅黑 Light"/>
+                <w:sz w:val="18"/>
+                <w:szCs w:val="18"/>
+              </w:rPr>
+            </w:pPr>
+            <w:r>
+              <w:rPr>
+                <w:rFonts w:ascii="微软雅黑 Light" w:eastAsia="微软雅黑 Light" w:hAnsi="微软雅黑 Light" w:hint="eastAsia"/>
+                <w:sz w:val="18"/>
+                <w:szCs w:val="18"/>
               </w:rPr>
               <w:lastRenderedPageBreak/>
               <w:t>{体积</w:t>
             </w:r>
             <w:r>
               <w:rPr>
-                <w:rFonts w:asciiTheme="minorEastAsia" w:hAnsiTheme="minorEastAsia" w:hint="eastAsia"/>
-                <w:szCs w:val="21"/>
+                <w:rFonts w:ascii="微软雅黑 Light" w:eastAsia="微软雅黑 Light" w:hAnsi="微软雅黑 Light" w:hint="eastAsia"/>
+                <w:sz w:val="18"/>
+                <w:szCs w:val="18"/>
               </w:rPr>
               <w:lastRenderedPageBreak/>
               <w:t>6}</w:t>
@@ -1927,54 +2038,60 @@
           <w:p>
             <w:pPr>
               <w:rPr>
-                <w:rFonts w:asciiTheme="minorEastAsia" w:hAnsiTheme="minorEastAsia"/>
-                <w:szCs w:val="21"/>
-              </w:rPr>
-            </w:pPr>
-            <w:r>
-              <w:rPr>
-                <w:rFonts w:asciiTheme="minorEastAsia" w:hAnsiTheme="minorEastAsia" w:hint="eastAsia"/>
-                <w:szCs w:val="21"/>
+                <w:rFonts w:ascii="微软雅黑 Light" w:eastAsia="微软雅黑 Light" w:hAnsi="微软雅黑 Light"/>
+                <w:sz w:val="18"/>
+                <w:szCs w:val="18"/>
+              </w:rPr>
+            </w:pPr>
+            <w:r>
+              <w:rPr>
+                <w:rFonts w:ascii="微软雅黑 Light" w:eastAsia="微软雅黑 Light" w:hAnsi="微软雅黑 Light" w:hint="eastAsia"/>
+                <w:sz w:val="18"/>
+                <w:szCs w:val="18"/>
               </w:rPr>
               <w:lastRenderedPageBreak/>
-              <w:t>{体积单位</w:t>
-            </w:r>
-            <w:r>
-              <w:rPr>
-                <w:rFonts w:asciiTheme="minorEastAsia" w:hAnsiTheme="minorEastAsia" w:hint="eastAsia"/>
-                <w:szCs w:val="21"/>
+              <w:t>{体积单位6}{箱</w:t>
+            </w:r>
+            <w:r>
+              <w:rPr>
+                <w:rFonts w:ascii="微软雅黑 Light" w:eastAsia="微软雅黑 Light" w:hAnsi="微软雅黑 Light" w:hint="eastAsia"/>
+                <w:sz w:val="18"/>
+                <w:szCs w:val="18"/>
               </w:rPr>
               <w:lastRenderedPageBreak/>
-              <w:t>6}{箱型6}</w:t>
-            </w:r>
-          </w:p>
-        </w:tc>
-        <w:tc>
-          <w:tcPr>
-            <w:tcW w:w="0" w:type="auto"/>
-          </w:tcPr>
-          <w:p>
-            <w:pPr>
-              <w:rPr>
-                <w:rFonts w:asciiTheme="minorEastAsia" w:hAnsiTheme="minorEastAsia"/>
-                <w:szCs w:val="21"/>
-              </w:rPr>
-            </w:pPr>
-            <w:r>
-              <w:rPr>
-                <w:rFonts w:asciiTheme="minorEastAsia" w:hAnsiTheme="minorEastAsia" w:hint="eastAsia"/>
-                <w:szCs w:val="21"/>
+              <w:t>型6}</w:t>
+            </w:r>
+          </w:p>
+        </w:tc>
+        <w:tc>
+          <w:tcPr>
+            <w:tcW w:w="0" w:type="auto"/>
+          </w:tcPr>
+          <w:p>
+            <w:pPr>
+              <w:rPr>
+                <w:rFonts w:ascii="微软雅黑 Light" w:eastAsia="微软雅黑 Light" w:hAnsi="微软雅黑 Light"/>
+                <w:sz w:val="18"/>
+                <w:szCs w:val="18"/>
+              </w:rPr>
+            </w:pPr>
+            <w:r>
+              <w:rPr>
+                <w:rFonts w:ascii="微软雅黑 Light" w:eastAsia="微软雅黑 Light" w:hAnsi="微软雅黑 Light" w:hint="eastAsia"/>
+                <w:sz w:val="18"/>
+                <w:szCs w:val="18"/>
               </w:rPr>
               <w:lastRenderedPageBreak/>
-              <w:t>{提单</w:t>
-            </w:r>
-            <w:r>
-              <w:rPr>
-                <w:rFonts w:asciiTheme="minorEastAsia" w:hAnsiTheme="minorEastAsia" w:hint="eastAsia"/>
-                <w:szCs w:val="21"/>
+              <w:t>{提单号</w:t>
+            </w:r>
+            <w:r>
+              <w:rPr>
+                <w:rFonts w:ascii="微软雅黑 Light" w:eastAsia="微软雅黑 Light" w:hAnsi="微软雅黑 Light" w:hint="eastAsia"/>
+                <w:sz w:val="18"/>
+                <w:szCs w:val="18"/>
               </w:rPr>
               <w:lastRenderedPageBreak/>
-              <w:t>号6}</w:t>
+              <w:t>6}</w:t>
             </w:r>
           </w:p>
         </w:tc>
@@ -1987,14 +2104,16 @@
           <w:p>
             <w:pPr>
               <w:rPr>
-                <w:rFonts w:asciiTheme="minorEastAsia" w:hAnsiTheme="minorEastAsia"/>
-                <w:szCs w:val="21"/>
-              </w:rPr>
-            </w:pPr>
-            <w:r>
-              <w:rPr>
-                <w:rFonts w:asciiTheme="minorEastAsia" w:hAnsiTheme="minorEastAsia" w:hint="eastAsia"/>
-                <w:szCs w:val="21"/>
+                <w:rFonts w:ascii="微软雅黑 Light" w:eastAsia="微软雅黑 Light" w:hAnsi="微软雅黑 Light"/>
+                <w:sz w:val="18"/>
+                <w:szCs w:val="18"/>
+              </w:rPr>
+            </w:pPr>
+            <w:r>
+              <w:rPr>
+                <w:rFonts w:ascii="微软雅黑 Light" w:eastAsia="微软雅黑 Light" w:hAnsi="微软雅黑 Light" w:hint="eastAsia"/>
+                <w:sz w:val="18"/>
+                <w:szCs w:val="18"/>
               </w:rPr>
               <w:lastRenderedPageBreak/>
               <w:t>{箱号7}</w:t>
@@ -2008,14 +2127,16 @@
           <w:p>
             <w:pPr>
               <w:rPr>
-                <w:rFonts w:asciiTheme="minorEastAsia" w:hAnsiTheme="minorEastAsia"/>
-                <w:szCs w:val="21"/>
-              </w:rPr>
-            </w:pPr>
-            <w:r>
-              <w:rPr>
-                <w:rFonts w:asciiTheme="minorEastAsia" w:hAnsiTheme="minorEastAsia" w:hint="eastAsia"/>
-                <w:szCs w:val="21"/>
+                <w:rFonts w:ascii="微软雅黑 Light" w:eastAsia="微软雅黑 Light" w:hAnsi="微软雅黑 Light"/>
+                <w:sz w:val="18"/>
+                <w:szCs w:val="18"/>
+              </w:rPr>
+            </w:pPr>
+            <w:r>
+              <w:rPr>
+                <w:rFonts w:ascii="微软雅黑 Light" w:eastAsia="微软雅黑 Light" w:hAnsi="微软雅黑 Light" w:hint="eastAsia"/>
+                <w:sz w:val="18"/>
+                <w:szCs w:val="18"/>
               </w:rPr>
               <w:t>{封号7}</w:t>
             </w:r>
@@ -2028,14 +2149,16 @@
           <w:p>
             <w:pPr>
               <w:rPr>
-                <w:rFonts w:asciiTheme="minorEastAsia" w:hAnsiTheme="minorEastAsia"/>
-                <w:szCs w:val="21"/>
-              </w:rPr>
-            </w:pPr>
-            <w:r>
-              <w:rPr>
-                <w:rFonts w:asciiTheme="minorEastAsia" w:hAnsiTheme="minorEastAsia" w:hint="eastAsia"/>
-                <w:szCs w:val="21"/>
+                <w:rFonts w:ascii="微软雅黑 Light" w:eastAsia="微软雅黑 Light" w:hAnsi="微软雅黑 Light"/>
+                <w:sz w:val="18"/>
+                <w:szCs w:val="18"/>
+              </w:rPr>
+            </w:pPr>
+            <w:r>
+              <w:rPr>
+                <w:rFonts w:ascii="微软雅黑 Light" w:eastAsia="微软雅黑 Light" w:hAnsi="微软雅黑 Light" w:hint="eastAsia"/>
+                <w:sz w:val="18"/>
+                <w:szCs w:val="18"/>
               </w:rPr>
               <w:t>{件数7}</w:t>
             </w:r>
@@ -2048,14 +2171,16 @@
           <w:p>
             <w:pPr>
               <w:rPr>
-                <w:rFonts w:asciiTheme="minorEastAsia" w:hAnsiTheme="minorEastAsia"/>
-                <w:szCs w:val="21"/>
-              </w:rPr>
-            </w:pPr>
-            <w:r>
-              <w:rPr>
-                <w:rFonts w:asciiTheme="minorEastAsia" w:hAnsiTheme="minorEastAsia" w:hint="eastAsia"/>
-                <w:szCs w:val="21"/>
+                <w:rFonts w:ascii="微软雅黑 Light" w:eastAsia="微软雅黑 Light" w:hAnsi="微软雅黑 Light"/>
+                <w:sz w:val="18"/>
+                <w:szCs w:val="18"/>
+              </w:rPr>
+            </w:pPr>
+            <w:r>
+              <w:rPr>
+                <w:rFonts w:ascii="微软雅黑 Light" w:eastAsia="微软雅黑 Light" w:hAnsi="微软雅黑 Light" w:hint="eastAsia"/>
+                <w:sz w:val="18"/>
+                <w:szCs w:val="18"/>
               </w:rPr>
               <w:t>{数量单位7}</w:t>
             </w:r>
@@ -2068,14 +2193,16 @@
           <w:p>
             <w:pPr>
               <w:rPr>
-                <w:rFonts w:asciiTheme="minorEastAsia" w:hAnsiTheme="minorEastAsia"/>
-                <w:szCs w:val="21"/>
-              </w:rPr>
-            </w:pPr>
-            <w:r>
-              <w:rPr>
-                <w:rFonts w:asciiTheme="minorEastAsia" w:hAnsiTheme="minorEastAsia" w:hint="eastAsia"/>
-                <w:szCs w:val="21"/>
+                <w:rFonts w:ascii="微软雅黑 Light" w:eastAsia="微软雅黑 Light" w:hAnsi="微软雅黑 Light"/>
+                <w:sz w:val="18"/>
+                <w:szCs w:val="18"/>
+              </w:rPr>
+            </w:pPr>
+            <w:r>
+              <w:rPr>
+                <w:rFonts w:ascii="微软雅黑 Light" w:eastAsia="微软雅黑 Light" w:hAnsi="微软雅黑 Light" w:hint="eastAsia"/>
+                <w:sz w:val="18"/>
+                <w:szCs w:val="18"/>
               </w:rPr>
               <w:t>{毛重7}</w:t>
             </w:r>
@@ -2088,14 +2215,16 @@
           <w:p>
             <w:pPr>
               <w:rPr>
-                <w:rFonts w:asciiTheme="minorEastAsia" w:hAnsiTheme="minorEastAsia"/>
-                <w:szCs w:val="21"/>
-              </w:rPr>
-            </w:pPr>
-            <w:r>
-              <w:rPr>
-                <w:rFonts w:asciiTheme="minorEastAsia" w:hAnsiTheme="minorEastAsia" w:hint="eastAsia"/>
-                <w:szCs w:val="21"/>
+                <w:rFonts w:ascii="微软雅黑 Light" w:eastAsia="微软雅黑 Light" w:hAnsi="微软雅黑 Light"/>
+                <w:sz w:val="18"/>
+                <w:szCs w:val="18"/>
+              </w:rPr>
+            </w:pPr>
+            <w:r>
+              <w:rPr>
+                <w:rFonts w:ascii="微软雅黑 Light" w:eastAsia="微软雅黑 Light" w:hAnsi="微软雅黑 Light" w:hint="eastAsia"/>
+                <w:sz w:val="18"/>
+                <w:szCs w:val="18"/>
               </w:rPr>
               <w:t>{重量单位7}</w:t>
             </w:r>
@@ -2108,14 +2237,16 @@
           <w:p>
             <w:pPr>
               <w:rPr>
-                <w:rFonts w:asciiTheme="minorEastAsia" w:hAnsiTheme="minorEastAsia"/>
-                <w:szCs w:val="21"/>
-              </w:rPr>
-            </w:pPr>
-            <w:r>
-              <w:rPr>
-                <w:rFonts w:asciiTheme="minorEastAsia" w:hAnsiTheme="minorEastAsia" w:hint="eastAsia"/>
-                <w:szCs w:val="21"/>
+                <w:rFonts w:ascii="微软雅黑 Light" w:eastAsia="微软雅黑 Light" w:hAnsi="微软雅黑 Light"/>
+                <w:sz w:val="18"/>
+                <w:szCs w:val="18"/>
+              </w:rPr>
+            </w:pPr>
+            <w:r>
+              <w:rPr>
+                <w:rFonts w:ascii="微软雅黑 Light" w:eastAsia="微软雅黑 Light" w:hAnsi="微软雅黑 Light" w:hint="eastAsia"/>
+                <w:sz w:val="18"/>
+                <w:szCs w:val="18"/>
               </w:rPr>
               <w:t>{体积7}</w:t>
             </w:r>
@@ -2128,14 +2259,16 @@
           <w:p>
             <w:pPr>
               <w:rPr>
-                <w:rFonts w:asciiTheme="minorEastAsia" w:hAnsiTheme="minorEastAsia"/>
-                <w:szCs w:val="21"/>
-              </w:rPr>
-            </w:pPr>
-            <w:r>
-              <w:rPr>
-                <w:rFonts w:asciiTheme="minorEastAsia" w:hAnsiTheme="minorEastAsia" w:hint="eastAsia"/>
-                <w:szCs w:val="21"/>
+                <w:rFonts w:ascii="微软雅黑 Light" w:eastAsia="微软雅黑 Light" w:hAnsi="微软雅黑 Light"/>
+                <w:sz w:val="18"/>
+                <w:szCs w:val="18"/>
+              </w:rPr>
+            </w:pPr>
+            <w:r>
+              <w:rPr>
+                <w:rFonts w:ascii="微软雅黑 Light" w:eastAsia="微软雅黑 Light" w:hAnsi="微软雅黑 Light" w:hint="eastAsia"/>
+                <w:sz w:val="18"/>
+                <w:szCs w:val="18"/>
               </w:rPr>
               <w:t>{体积单位7}{箱型7}</w:t>
             </w:r>
@@ -2148,14 +2281,16 @@
           <w:p>
             <w:pPr>
               <w:rPr>
-                <w:rFonts w:asciiTheme="minorEastAsia" w:hAnsiTheme="minorEastAsia"/>
-                <w:szCs w:val="21"/>
-              </w:rPr>
-            </w:pPr>
-            <w:r>
-              <w:rPr>
-                <w:rFonts w:asciiTheme="minorEastAsia" w:hAnsiTheme="minorEastAsia" w:hint="eastAsia"/>
-                <w:szCs w:val="21"/>
+                <w:rFonts w:ascii="微软雅黑 Light" w:eastAsia="微软雅黑 Light" w:hAnsi="微软雅黑 Light"/>
+                <w:sz w:val="18"/>
+                <w:szCs w:val="18"/>
+              </w:rPr>
+            </w:pPr>
+            <w:r>
+              <w:rPr>
+                <w:rFonts w:ascii="微软雅黑 Light" w:eastAsia="微软雅黑 Light" w:hAnsi="微软雅黑 Light" w:hint="eastAsia"/>
+                <w:sz w:val="18"/>
+                <w:szCs w:val="18"/>
               </w:rPr>
               <w:t>{提单号7}</w:t>
             </w:r>
@@ -2171,47 +2306,52 @@
           <w:p>
             <w:pPr>
               <w:rPr>
-                <w:rFonts w:asciiTheme="minorEastAsia" w:hAnsiTheme="minorEastAsia"/>
-                <w:szCs w:val="21"/>
-              </w:rPr>
-            </w:pPr>
-          </w:p>
-        </w:tc>
-        <w:tc>
-          <w:tcPr>
-            <w:tcW w:w="0" w:type="auto"/>
-          </w:tcPr>
-          <w:p>
-            <w:pPr>
-              <w:rPr>
-                <w:rFonts w:asciiTheme="minorEastAsia" w:hAnsiTheme="minorEastAsia"/>
-                <w:szCs w:val="21"/>
-              </w:rPr>
-            </w:pPr>
-          </w:p>
-        </w:tc>
-        <w:tc>
-          <w:tcPr>
-            <w:tcW w:w="0" w:type="auto"/>
-          </w:tcPr>
-          <w:p>
-            <w:pPr>
-              <w:rPr>
-                <w:rFonts w:asciiTheme="minorEastAsia" w:hAnsiTheme="minorEastAsia"/>
-                <w:szCs w:val="21"/>
-              </w:rPr>
-            </w:pPr>
-            <w:r>
-              <w:rPr>
-                <w:rFonts w:asciiTheme="minorEastAsia" w:hAnsiTheme="minorEastAsia" w:hint="eastAsia"/>
-                <w:szCs w:val="21"/>
+                <w:rFonts w:ascii="微软雅黑 Light" w:eastAsia="微软雅黑 Light" w:hAnsi="微软雅黑 Light"/>
+                <w:sz w:val="18"/>
+                <w:szCs w:val="18"/>
+              </w:rPr>
+            </w:pPr>
+          </w:p>
+        </w:tc>
+        <w:tc>
+          <w:tcPr>
+            <w:tcW w:w="0" w:type="auto"/>
+          </w:tcPr>
+          <w:p>
+            <w:pPr>
+              <w:rPr>
+                <w:rFonts w:ascii="微软雅黑 Light" w:eastAsia="微软雅黑 Light" w:hAnsi="微软雅黑 Light"/>
+                <w:sz w:val="18"/>
+                <w:szCs w:val="18"/>
+              </w:rPr>
+            </w:pPr>
+          </w:p>
+        </w:tc>
+        <w:tc>
+          <w:tcPr>
+            <w:tcW w:w="0" w:type="auto"/>
+          </w:tcPr>
+          <w:p>
+            <w:pPr>
+              <w:rPr>
+                <w:rFonts w:ascii="微软雅黑 Light" w:eastAsia="微软雅黑 Light" w:hAnsi="微软雅黑 Light"/>
+                <w:sz w:val="18"/>
+                <w:szCs w:val="18"/>
+              </w:rPr>
+            </w:pPr>
+            <w:r>
+              <w:rPr>
+                <w:rFonts w:ascii="微软雅黑 Light" w:eastAsia="微软雅黑 Light" w:hAnsi="微软雅黑 Light" w:hint="eastAsia"/>
+                <w:sz w:val="18"/>
+                <w:szCs w:val="18"/>
               </w:rPr>
               <w:t>{总件数</w:t>
             </w:r>
             <w:r>
               <w:rPr>
-                <w:rFonts w:asciiTheme="minorEastAsia" w:hAnsiTheme="minorEastAsia"/>
-                <w:szCs w:val="21"/>
+                <w:rFonts w:ascii="微软雅黑 Light" w:eastAsia="微软雅黑 Light" w:hAnsi="微软雅黑 Light"/>
+                <w:sz w:val="18"/>
+                <w:szCs w:val="18"/>
               </w:rPr>
               <w:t>}</w:t>
             </w:r>
@@ -2224,34 +2364,38 @@
           <w:p>
             <w:pPr>
               <w:rPr>
-                <w:rFonts w:asciiTheme="minorEastAsia" w:hAnsiTheme="minorEastAsia"/>
-                <w:szCs w:val="21"/>
-              </w:rPr>
-            </w:pPr>
-          </w:p>
-        </w:tc>
-        <w:tc>
-          <w:tcPr>
-            <w:tcW w:w="0" w:type="auto"/>
-          </w:tcPr>
-          <w:p>
-            <w:pPr>
-              <w:rPr>
-                <w:rFonts w:asciiTheme="minorEastAsia" w:hAnsiTheme="minorEastAsia"/>
-                <w:szCs w:val="21"/>
-              </w:rPr>
-            </w:pPr>
-            <w:r>
-              <w:rPr>
-                <w:rFonts w:asciiTheme="minorEastAsia" w:hAnsiTheme="minorEastAsia" w:hint="eastAsia"/>
-                <w:szCs w:val="21"/>
+                <w:rFonts w:ascii="微软雅黑 Light" w:eastAsia="微软雅黑 Light" w:hAnsi="微软雅黑 Light"/>
+                <w:sz w:val="18"/>
+                <w:szCs w:val="18"/>
+              </w:rPr>
+            </w:pPr>
+          </w:p>
+        </w:tc>
+        <w:tc>
+          <w:tcPr>
+            <w:tcW w:w="0" w:type="auto"/>
+          </w:tcPr>
+          <w:p>
+            <w:pPr>
+              <w:rPr>
+                <w:rFonts w:ascii="微软雅黑 Light" w:eastAsia="微软雅黑 Light" w:hAnsi="微软雅黑 Light"/>
+                <w:sz w:val="18"/>
+                <w:szCs w:val="18"/>
+              </w:rPr>
+            </w:pPr>
+            <w:r>
+              <w:rPr>
+                <w:rFonts w:ascii="微软雅黑 Light" w:eastAsia="微软雅黑 Light" w:hAnsi="微软雅黑 Light" w:hint="eastAsia"/>
+                <w:sz w:val="18"/>
+                <w:szCs w:val="18"/>
               </w:rPr>
               <w:t>{总毛重</w:t>
             </w:r>
             <w:r>
               <w:rPr>
-                <w:rFonts w:asciiTheme="minorEastAsia" w:hAnsiTheme="minorEastAsia"/>
-                <w:szCs w:val="21"/>
+                <w:rFonts w:ascii="微软雅黑 Light" w:eastAsia="微软雅黑 Light" w:hAnsi="微软雅黑 Light"/>
+                <w:sz w:val="18"/>
+                <w:szCs w:val="18"/>
               </w:rPr>
               <w:t>}</w:t>
             </w:r>
@@ -2264,34 +2408,38 @@
           <w:p>
             <w:pPr>
               <w:rPr>
-                <w:rFonts w:asciiTheme="minorEastAsia" w:hAnsiTheme="minorEastAsia"/>
-                <w:szCs w:val="21"/>
-              </w:rPr>
-            </w:pPr>
-          </w:p>
-        </w:tc>
-        <w:tc>
-          <w:tcPr>
-            <w:tcW w:w="0" w:type="auto"/>
-          </w:tcPr>
-          <w:p>
-            <w:pPr>
-              <w:rPr>
-                <w:rFonts w:asciiTheme="minorEastAsia" w:hAnsiTheme="minorEastAsia"/>
-                <w:szCs w:val="21"/>
-              </w:rPr>
-            </w:pPr>
-            <w:r>
-              <w:rPr>
-                <w:rFonts w:asciiTheme="minorEastAsia" w:hAnsiTheme="minorEastAsia" w:hint="eastAsia"/>
-                <w:szCs w:val="21"/>
+                <w:rFonts w:ascii="微软雅黑 Light" w:eastAsia="微软雅黑 Light" w:hAnsi="微软雅黑 Light"/>
+                <w:sz w:val="18"/>
+                <w:szCs w:val="18"/>
+              </w:rPr>
+            </w:pPr>
+          </w:p>
+        </w:tc>
+        <w:tc>
+          <w:tcPr>
+            <w:tcW w:w="0" w:type="auto"/>
+          </w:tcPr>
+          <w:p>
+            <w:pPr>
+              <w:rPr>
+                <w:rFonts w:ascii="微软雅黑 Light" w:eastAsia="微软雅黑 Light" w:hAnsi="微软雅黑 Light"/>
+                <w:sz w:val="18"/>
+                <w:szCs w:val="18"/>
+              </w:rPr>
+            </w:pPr>
+            <w:r>
+              <w:rPr>
+                <w:rFonts w:ascii="微软雅黑 Light" w:eastAsia="微软雅黑 Light" w:hAnsi="微软雅黑 Light" w:hint="eastAsia"/>
+                <w:sz w:val="18"/>
+                <w:szCs w:val="18"/>
               </w:rPr>
               <w:t>{总体积</w:t>
             </w:r>
             <w:r>
               <w:rPr>
-                <w:rFonts w:asciiTheme="minorEastAsia" w:hAnsiTheme="minorEastAsia"/>
-                <w:szCs w:val="21"/>
+                <w:rFonts w:ascii="微软雅黑 Light" w:eastAsia="微软雅黑 Light" w:hAnsi="微软雅黑 Light"/>
+                <w:sz w:val="18"/>
+                <w:szCs w:val="18"/>
               </w:rPr>
               <w:t>}</w:t>
             </w:r>
@@ -2304,21 +2452,23 @@
           <w:p>
             <w:pPr>
               <w:rPr>
-                <w:rFonts w:asciiTheme="minorEastAsia" w:hAnsiTheme="minorEastAsia"/>
-                <w:szCs w:val="21"/>
-              </w:rPr>
-            </w:pPr>
-          </w:p>
-        </w:tc>
-        <w:tc>
-          <w:tcPr>
-            <w:tcW w:w="0" w:type="auto"/>
-          </w:tcPr>
-          <w:p>
-            <w:pPr>
-              <w:rPr>
-                <w:rFonts w:asciiTheme="minorEastAsia" w:hAnsiTheme="minorEastAsia"/>
-                <w:szCs w:val="21"/>
+                <w:rFonts w:ascii="微软雅黑 Light" w:eastAsia="微软雅黑 Light" w:hAnsi="微软雅黑 Light"/>
+                <w:sz w:val="18"/>
+                <w:szCs w:val="18"/>
+              </w:rPr>
+            </w:pPr>
+          </w:p>
+        </w:tc>
+        <w:tc>
+          <w:tcPr>
+            <w:tcW w:w="0" w:type="auto"/>
+          </w:tcPr>
+          <w:p>
+            <w:pPr>
+              <w:rPr>
+                <w:rFonts w:ascii="微软雅黑 Light" w:eastAsia="微软雅黑 Light" w:hAnsi="微软雅黑 Light"/>
+                <w:sz w:val="18"/>
+                <w:szCs w:val="18"/>
               </w:rPr>
             </w:pPr>
           </w:p>

--- a/templates/带HS的汇总单.docx
+++ b/templates/带HS的汇总单.docx
@@ -796,15 +796,15 @@
         <w:tblLook w:val="04A0" w:firstRow="1" w:lastRow="0" w:firstColumn="1" w:lastColumn="0" w:noHBand="0" w:noVBand="1"/>
       </w:tblPr>
       <w:tblGrid>
-        <w:gridCol w:w="750"/>
-        <w:gridCol w:w="749"/>
-        <w:gridCol w:w="773"/>
-        <w:gridCol w:w="1028"/>
-        <w:gridCol w:w="773"/>
-        <w:gridCol w:w="1028"/>
-        <w:gridCol w:w="773"/>
-        <w:gridCol w:w="1544"/>
-        <w:gridCol w:w="888"/>
+        <w:gridCol w:w="663"/>
+        <w:gridCol w:w="663"/>
+        <w:gridCol w:w="686"/>
+        <w:gridCol w:w="923"/>
+        <w:gridCol w:w="686"/>
+        <w:gridCol w:w="923"/>
+        <w:gridCol w:w="686"/>
+        <w:gridCol w:w="1369"/>
+        <w:gridCol w:w="793"/>
       </w:tblGrid>
       <w:tr>
         <w:tc>
@@ -815,16 +815,16 @@
             <w:pPr>
               <w:rPr>
                 <w:rFonts w:ascii="微软雅黑 Light" w:eastAsia="微软雅黑 Light" w:hAnsi="微软雅黑 Light"/>
-                <w:sz w:val="18"/>
-                <w:szCs w:val="18"/>
+                <w:sz w:val="13"/>
+                <w:szCs w:val="13"/>
               </w:rPr>
             </w:pPr>
             <w:bookmarkStart w:id="0" w:name="_Hlk227664929"/>
             <w:r>
               <w:rPr>
                 <w:rFonts w:ascii="微软雅黑 Light" w:eastAsia="微软雅黑 Light" w:hAnsi="微软雅黑 Light" w:hint="eastAsia"/>
-                <w:sz w:val="18"/>
-                <w:szCs w:val="18"/>
+                <w:sz w:val="13"/>
+                <w:szCs w:val="13"/>
               </w:rPr>
               <w:t>{箱号1}</w:t>
             </w:r>
@@ -838,15 +838,15 @@
             <w:pPr>
               <w:rPr>
                 <w:rFonts w:ascii="微软雅黑 Light" w:eastAsia="微软雅黑 Light" w:hAnsi="微软雅黑 Light"/>
-                <w:sz w:val="18"/>
-                <w:szCs w:val="18"/>
-              </w:rPr>
-            </w:pPr>
-            <w:r>
-              <w:rPr>
-                <w:rFonts w:ascii="微软雅黑 Light" w:eastAsia="微软雅黑 Light" w:hAnsi="微软雅黑 Light" w:hint="eastAsia"/>
-                <w:sz w:val="18"/>
-                <w:szCs w:val="18"/>
+                <w:sz w:val="13"/>
+                <w:szCs w:val="13"/>
+              </w:rPr>
+            </w:pPr>
+            <w:r>
+              <w:rPr>
+                <w:rFonts w:ascii="微软雅黑 Light" w:eastAsia="微软雅黑 Light" w:hAnsi="微软雅黑 Light" w:hint="eastAsia"/>
+                <w:sz w:val="13"/>
+                <w:szCs w:val="13"/>
               </w:rPr>
               <w:t>{封号1}</w:t>
             </w:r>
@@ -860,15 +860,15 @@
             <w:pPr>
               <w:rPr>
                 <w:rFonts w:ascii="微软雅黑 Light" w:eastAsia="微软雅黑 Light" w:hAnsi="微软雅黑 Light"/>
-                <w:sz w:val="18"/>
-                <w:szCs w:val="18"/>
-              </w:rPr>
-            </w:pPr>
-            <w:r>
-              <w:rPr>
-                <w:rFonts w:ascii="微软雅黑 Light" w:eastAsia="微软雅黑 Light" w:hAnsi="微软雅黑 Light" w:hint="eastAsia"/>
-                <w:sz w:val="18"/>
-                <w:szCs w:val="18"/>
+                <w:sz w:val="13"/>
+                <w:szCs w:val="13"/>
+              </w:rPr>
+            </w:pPr>
+            <w:r>
+              <w:rPr>
+                <w:rFonts w:ascii="微软雅黑 Light" w:eastAsia="微软雅黑 Light" w:hAnsi="微软雅黑 Light" w:hint="eastAsia"/>
+                <w:sz w:val="13"/>
+                <w:szCs w:val="13"/>
               </w:rPr>
               <w:t>{件数1}</w:t>
             </w:r>
@@ -882,15 +882,15 @@
             <w:pPr>
               <w:rPr>
                 <w:rFonts w:ascii="微软雅黑 Light" w:eastAsia="微软雅黑 Light" w:hAnsi="微软雅黑 Light"/>
-                <w:sz w:val="18"/>
-                <w:szCs w:val="18"/>
-              </w:rPr>
-            </w:pPr>
-            <w:r>
-              <w:rPr>
-                <w:rFonts w:ascii="微软雅黑 Light" w:eastAsia="微软雅黑 Light" w:hAnsi="微软雅黑 Light" w:hint="eastAsia"/>
-                <w:sz w:val="18"/>
-                <w:szCs w:val="18"/>
+                <w:sz w:val="13"/>
+                <w:szCs w:val="13"/>
+              </w:rPr>
+            </w:pPr>
+            <w:r>
+              <w:rPr>
+                <w:rFonts w:ascii="微软雅黑 Light" w:eastAsia="微软雅黑 Light" w:hAnsi="微软雅黑 Light" w:hint="eastAsia"/>
+                <w:sz w:val="13"/>
+                <w:szCs w:val="13"/>
               </w:rPr>
               <w:t>{数量单位1}</w:t>
             </w:r>
@@ -904,15 +904,15 @@
             <w:pPr>
               <w:rPr>
                 <w:rFonts w:ascii="微软雅黑 Light" w:eastAsia="微软雅黑 Light" w:hAnsi="微软雅黑 Light"/>
-                <w:sz w:val="18"/>
-                <w:szCs w:val="18"/>
-              </w:rPr>
-            </w:pPr>
-            <w:r>
-              <w:rPr>
-                <w:rFonts w:ascii="微软雅黑 Light" w:eastAsia="微软雅黑 Light" w:hAnsi="微软雅黑 Light" w:hint="eastAsia"/>
-                <w:sz w:val="18"/>
-                <w:szCs w:val="18"/>
+                <w:sz w:val="13"/>
+                <w:szCs w:val="13"/>
+              </w:rPr>
+            </w:pPr>
+            <w:r>
+              <w:rPr>
+                <w:rFonts w:ascii="微软雅黑 Light" w:eastAsia="微软雅黑 Light" w:hAnsi="微软雅黑 Light" w:hint="eastAsia"/>
+                <w:sz w:val="13"/>
+                <w:szCs w:val="13"/>
               </w:rPr>
               <w:t>{毛重1}</w:t>
             </w:r>
@@ -926,15 +926,15 @@
             <w:pPr>
               <w:rPr>
                 <w:rFonts w:ascii="微软雅黑 Light" w:eastAsia="微软雅黑 Light" w:hAnsi="微软雅黑 Light"/>
-                <w:sz w:val="18"/>
-                <w:szCs w:val="18"/>
-              </w:rPr>
-            </w:pPr>
-            <w:r>
-              <w:rPr>
-                <w:rFonts w:ascii="微软雅黑 Light" w:eastAsia="微软雅黑 Light" w:hAnsi="微软雅黑 Light" w:hint="eastAsia"/>
-                <w:sz w:val="18"/>
-                <w:szCs w:val="18"/>
+                <w:sz w:val="13"/>
+                <w:szCs w:val="13"/>
+              </w:rPr>
+            </w:pPr>
+            <w:r>
+              <w:rPr>
+                <w:rFonts w:ascii="微软雅黑 Light" w:eastAsia="微软雅黑 Light" w:hAnsi="微软雅黑 Light" w:hint="eastAsia"/>
+                <w:sz w:val="13"/>
+                <w:szCs w:val="13"/>
               </w:rPr>
               <w:t>{重量单位1}</w:t>
             </w:r>
@@ -948,15 +948,15 @@
             <w:pPr>
               <w:rPr>
                 <w:rFonts w:ascii="微软雅黑 Light" w:eastAsia="微软雅黑 Light" w:hAnsi="微软雅黑 Light"/>
-                <w:sz w:val="18"/>
-                <w:szCs w:val="18"/>
-              </w:rPr>
-            </w:pPr>
-            <w:r>
-              <w:rPr>
-                <w:rFonts w:ascii="微软雅黑 Light" w:eastAsia="微软雅黑 Light" w:hAnsi="微软雅黑 Light" w:hint="eastAsia"/>
-                <w:sz w:val="18"/>
-                <w:szCs w:val="18"/>
+                <w:sz w:val="13"/>
+                <w:szCs w:val="13"/>
+              </w:rPr>
+            </w:pPr>
+            <w:r>
+              <w:rPr>
+                <w:rFonts w:ascii="微软雅黑 Light" w:eastAsia="微软雅黑 Light" w:hAnsi="微软雅黑 Light" w:hint="eastAsia"/>
+                <w:sz w:val="13"/>
+                <w:szCs w:val="13"/>
               </w:rPr>
               <w:t>{体积1}</w:t>
             </w:r>
@@ -970,15 +970,15 @@
             <w:pPr>
               <w:rPr>
                 <w:rFonts w:ascii="微软雅黑 Light" w:eastAsia="微软雅黑 Light" w:hAnsi="微软雅黑 Light"/>
-                <w:sz w:val="18"/>
-                <w:szCs w:val="18"/>
-              </w:rPr>
-            </w:pPr>
-            <w:r>
-              <w:rPr>
-                <w:rFonts w:ascii="微软雅黑 Light" w:eastAsia="微软雅黑 Light" w:hAnsi="微软雅黑 Light" w:hint="eastAsia"/>
-                <w:sz w:val="18"/>
-                <w:szCs w:val="18"/>
+                <w:sz w:val="13"/>
+                <w:szCs w:val="13"/>
+              </w:rPr>
+            </w:pPr>
+            <w:r>
+              <w:rPr>
+                <w:rFonts w:ascii="微软雅黑 Light" w:eastAsia="微软雅黑 Light" w:hAnsi="微软雅黑 Light" w:hint="eastAsia"/>
+                <w:sz w:val="13"/>
+                <w:szCs w:val="13"/>
               </w:rPr>
               <w:t>{体积单位1}{箱型1}</w:t>
             </w:r>
@@ -992,15 +992,15 @@
             <w:pPr>
               <w:rPr>
                 <w:rFonts w:ascii="微软雅黑 Light" w:eastAsia="微软雅黑 Light" w:hAnsi="微软雅黑 Light"/>
-                <w:sz w:val="18"/>
-                <w:szCs w:val="18"/>
-              </w:rPr>
-            </w:pPr>
-            <w:r>
-              <w:rPr>
-                <w:rFonts w:ascii="微软雅黑 Light" w:eastAsia="微软雅黑 Light" w:hAnsi="微软雅黑 Light" w:hint="eastAsia"/>
-                <w:sz w:val="18"/>
-                <w:szCs w:val="18"/>
+                <w:sz w:val="13"/>
+                <w:szCs w:val="13"/>
+              </w:rPr>
+            </w:pPr>
+            <w:r>
+              <w:rPr>
+                <w:rFonts w:ascii="微软雅黑 Light" w:eastAsia="微软雅黑 Light" w:hAnsi="微软雅黑 Light" w:hint="eastAsia"/>
+                <w:sz w:val="13"/>
+                <w:szCs w:val="13"/>
               </w:rPr>
               <w:t>{提单号1}</w:t>
             </w:r>
@@ -1016,15 +1016,15 @@
             <w:pPr>
               <w:rPr>
                 <w:rFonts w:ascii="微软雅黑 Light" w:eastAsia="微软雅黑 Light" w:hAnsi="微软雅黑 Light"/>
-                <w:sz w:val="18"/>
-                <w:szCs w:val="18"/>
-              </w:rPr>
-            </w:pPr>
-            <w:r>
-              <w:rPr>
-                <w:rFonts w:ascii="微软雅黑 Light" w:eastAsia="微软雅黑 Light" w:hAnsi="微软雅黑 Light" w:hint="eastAsia"/>
-                <w:sz w:val="18"/>
-                <w:szCs w:val="18"/>
+                <w:sz w:val="13"/>
+                <w:szCs w:val="13"/>
+              </w:rPr>
+            </w:pPr>
+            <w:r>
+              <w:rPr>
+                <w:rFonts w:ascii="微软雅黑 Light" w:eastAsia="微软雅黑 Light" w:hAnsi="微软雅黑 Light" w:hint="eastAsia"/>
+                <w:sz w:val="13"/>
+                <w:szCs w:val="13"/>
               </w:rPr>
               <w:t>{箱号2}</w:t>
             </w:r>
@@ -1038,15 +1038,15 @@
             <w:pPr>
               <w:rPr>
                 <w:rFonts w:ascii="微软雅黑 Light" w:eastAsia="微软雅黑 Light" w:hAnsi="微软雅黑 Light"/>
-                <w:sz w:val="18"/>
-                <w:szCs w:val="18"/>
-              </w:rPr>
-            </w:pPr>
-            <w:r>
-              <w:rPr>
-                <w:rFonts w:ascii="微软雅黑 Light" w:eastAsia="微软雅黑 Light" w:hAnsi="微软雅黑 Light" w:hint="eastAsia"/>
-                <w:sz w:val="18"/>
-                <w:szCs w:val="18"/>
+                <w:sz w:val="13"/>
+                <w:szCs w:val="13"/>
+              </w:rPr>
+            </w:pPr>
+            <w:r>
+              <w:rPr>
+                <w:rFonts w:ascii="微软雅黑 Light" w:eastAsia="微软雅黑 Light" w:hAnsi="微软雅黑 Light" w:hint="eastAsia"/>
+                <w:sz w:val="13"/>
+                <w:szCs w:val="13"/>
               </w:rPr>
               <w:t>{封号2}</w:t>
             </w:r>
@@ -1060,15 +1060,15 @@
             <w:pPr>
               <w:rPr>
                 <w:rFonts w:ascii="微软雅黑 Light" w:eastAsia="微软雅黑 Light" w:hAnsi="微软雅黑 Light"/>
-                <w:sz w:val="18"/>
-                <w:szCs w:val="18"/>
-              </w:rPr>
-            </w:pPr>
-            <w:r>
-              <w:rPr>
-                <w:rFonts w:ascii="微软雅黑 Light" w:eastAsia="微软雅黑 Light" w:hAnsi="微软雅黑 Light" w:hint="eastAsia"/>
-                <w:sz w:val="18"/>
-                <w:szCs w:val="18"/>
+                <w:sz w:val="13"/>
+                <w:szCs w:val="13"/>
+              </w:rPr>
+            </w:pPr>
+            <w:r>
+              <w:rPr>
+                <w:rFonts w:ascii="微软雅黑 Light" w:eastAsia="微软雅黑 Light" w:hAnsi="微软雅黑 Light" w:hint="eastAsia"/>
+                <w:sz w:val="13"/>
+                <w:szCs w:val="13"/>
               </w:rPr>
               <w:t>{件数2}</w:t>
             </w:r>
@@ -1082,15 +1082,15 @@
             <w:pPr>
               <w:rPr>
                 <w:rFonts w:ascii="微软雅黑 Light" w:eastAsia="微软雅黑 Light" w:hAnsi="微软雅黑 Light"/>
-                <w:sz w:val="18"/>
-                <w:szCs w:val="18"/>
-              </w:rPr>
-            </w:pPr>
-            <w:r>
-              <w:rPr>
-                <w:rFonts w:ascii="微软雅黑 Light" w:eastAsia="微软雅黑 Light" w:hAnsi="微软雅黑 Light" w:hint="eastAsia"/>
-                <w:sz w:val="18"/>
-                <w:szCs w:val="18"/>
+                <w:sz w:val="13"/>
+                <w:szCs w:val="13"/>
+              </w:rPr>
+            </w:pPr>
+            <w:r>
+              <w:rPr>
+                <w:rFonts w:ascii="微软雅黑 Light" w:eastAsia="微软雅黑 Light" w:hAnsi="微软雅黑 Light" w:hint="eastAsia"/>
+                <w:sz w:val="13"/>
+                <w:szCs w:val="13"/>
               </w:rPr>
               <w:t>{数量单位2}</w:t>
             </w:r>
@@ -1104,15 +1104,15 @@
             <w:pPr>
               <w:rPr>
                 <w:rFonts w:ascii="微软雅黑 Light" w:eastAsia="微软雅黑 Light" w:hAnsi="微软雅黑 Light"/>
-                <w:sz w:val="18"/>
-                <w:szCs w:val="18"/>
-              </w:rPr>
-            </w:pPr>
-            <w:r>
-              <w:rPr>
-                <w:rFonts w:ascii="微软雅黑 Light" w:eastAsia="微软雅黑 Light" w:hAnsi="微软雅黑 Light" w:hint="eastAsia"/>
-                <w:sz w:val="18"/>
-                <w:szCs w:val="18"/>
+                <w:sz w:val="13"/>
+                <w:szCs w:val="13"/>
+              </w:rPr>
+            </w:pPr>
+            <w:r>
+              <w:rPr>
+                <w:rFonts w:ascii="微软雅黑 Light" w:eastAsia="微软雅黑 Light" w:hAnsi="微软雅黑 Light" w:hint="eastAsia"/>
+                <w:sz w:val="13"/>
+                <w:szCs w:val="13"/>
               </w:rPr>
               <w:t>{毛重2}</w:t>
             </w:r>
@@ -1126,15 +1126,15 @@
             <w:pPr>
               <w:rPr>
                 <w:rFonts w:ascii="微软雅黑 Light" w:eastAsia="微软雅黑 Light" w:hAnsi="微软雅黑 Light"/>
-                <w:sz w:val="18"/>
-                <w:szCs w:val="18"/>
-              </w:rPr>
-            </w:pPr>
-            <w:r>
-              <w:rPr>
-                <w:rFonts w:ascii="微软雅黑 Light" w:eastAsia="微软雅黑 Light" w:hAnsi="微软雅黑 Light" w:hint="eastAsia"/>
-                <w:sz w:val="18"/>
-                <w:szCs w:val="18"/>
+                <w:sz w:val="13"/>
+                <w:szCs w:val="13"/>
+              </w:rPr>
+            </w:pPr>
+            <w:r>
+              <w:rPr>
+                <w:rFonts w:ascii="微软雅黑 Light" w:eastAsia="微软雅黑 Light" w:hAnsi="微软雅黑 Light" w:hint="eastAsia"/>
+                <w:sz w:val="13"/>
+                <w:szCs w:val="13"/>
               </w:rPr>
               <w:t>{重量单位2}</w:t>
             </w:r>
@@ -1148,15 +1148,15 @@
             <w:pPr>
               <w:rPr>
                 <w:rFonts w:ascii="微软雅黑 Light" w:eastAsia="微软雅黑 Light" w:hAnsi="微软雅黑 Light"/>
-                <w:sz w:val="18"/>
-                <w:szCs w:val="18"/>
-              </w:rPr>
-            </w:pPr>
-            <w:r>
-              <w:rPr>
-                <w:rFonts w:ascii="微软雅黑 Light" w:eastAsia="微软雅黑 Light" w:hAnsi="微软雅黑 Light" w:hint="eastAsia"/>
-                <w:sz w:val="18"/>
-                <w:szCs w:val="18"/>
+                <w:sz w:val="13"/>
+                <w:szCs w:val="13"/>
+              </w:rPr>
+            </w:pPr>
+            <w:r>
+              <w:rPr>
+                <w:rFonts w:ascii="微软雅黑 Light" w:eastAsia="微软雅黑 Light" w:hAnsi="微软雅黑 Light" w:hint="eastAsia"/>
+                <w:sz w:val="13"/>
+                <w:szCs w:val="13"/>
               </w:rPr>
               <w:t>{体积2}</w:t>
             </w:r>
@@ -1170,15 +1170,15 @@
             <w:pPr>
               <w:rPr>
                 <w:rFonts w:ascii="微软雅黑 Light" w:eastAsia="微软雅黑 Light" w:hAnsi="微软雅黑 Light"/>
-                <w:sz w:val="18"/>
-                <w:szCs w:val="18"/>
-              </w:rPr>
-            </w:pPr>
-            <w:r>
-              <w:rPr>
-                <w:rFonts w:ascii="微软雅黑 Light" w:eastAsia="微软雅黑 Light" w:hAnsi="微软雅黑 Light" w:hint="eastAsia"/>
-                <w:sz w:val="18"/>
-                <w:szCs w:val="18"/>
+                <w:sz w:val="13"/>
+                <w:szCs w:val="13"/>
+              </w:rPr>
+            </w:pPr>
+            <w:r>
+              <w:rPr>
+                <w:rFonts w:ascii="微软雅黑 Light" w:eastAsia="微软雅黑 Light" w:hAnsi="微软雅黑 Light" w:hint="eastAsia"/>
+                <w:sz w:val="13"/>
+                <w:szCs w:val="13"/>
               </w:rPr>
               <w:t>{体积单位2}{箱型2}</w:t>
             </w:r>
@@ -1192,15 +1192,15 @@
             <w:pPr>
               <w:rPr>
                 <w:rFonts w:ascii="微软雅黑 Light" w:eastAsia="微软雅黑 Light" w:hAnsi="微软雅黑 Light"/>
-                <w:sz w:val="18"/>
-                <w:szCs w:val="18"/>
-              </w:rPr>
-            </w:pPr>
-            <w:r>
-              <w:rPr>
-                <w:rFonts w:ascii="微软雅黑 Light" w:eastAsia="微软雅黑 Light" w:hAnsi="微软雅黑 Light" w:hint="eastAsia"/>
-                <w:sz w:val="18"/>
-                <w:szCs w:val="18"/>
+                <w:sz w:val="13"/>
+                <w:szCs w:val="13"/>
+              </w:rPr>
+            </w:pPr>
+            <w:r>
+              <w:rPr>
+                <w:rFonts w:ascii="微软雅黑 Light" w:eastAsia="微软雅黑 Light" w:hAnsi="微软雅黑 Light" w:hint="eastAsia"/>
+                <w:sz w:val="13"/>
+                <w:szCs w:val="13"/>
               </w:rPr>
               <w:t>{提单号2}</w:t>
             </w:r>
@@ -1216,15 +1216,15 @@
             <w:pPr>
               <w:rPr>
                 <w:rFonts w:ascii="微软雅黑 Light" w:eastAsia="微软雅黑 Light" w:hAnsi="微软雅黑 Light"/>
-                <w:sz w:val="18"/>
-                <w:szCs w:val="18"/>
-              </w:rPr>
-            </w:pPr>
-            <w:r>
-              <w:rPr>
-                <w:rFonts w:ascii="微软雅黑 Light" w:eastAsia="微软雅黑 Light" w:hAnsi="微软雅黑 Light" w:hint="eastAsia"/>
-                <w:sz w:val="18"/>
-                <w:szCs w:val="18"/>
+                <w:sz w:val="13"/>
+                <w:szCs w:val="13"/>
+              </w:rPr>
+            </w:pPr>
+            <w:r>
+              <w:rPr>
+                <w:rFonts w:ascii="微软雅黑 Light" w:eastAsia="微软雅黑 Light" w:hAnsi="微软雅黑 Light" w:hint="eastAsia"/>
+                <w:sz w:val="13"/>
+                <w:szCs w:val="13"/>
               </w:rPr>
               <w:t>{箱号3}</w:t>
             </w:r>
@@ -1238,15 +1238,15 @@
             <w:pPr>
               <w:rPr>
                 <w:rFonts w:ascii="微软雅黑 Light" w:eastAsia="微软雅黑 Light" w:hAnsi="微软雅黑 Light"/>
-                <w:sz w:val="18"/>
-                <w:szCs w:val="18"/>
-              </w:rPr>
-            </w:pPr>
-            <w:r>
-              <w:rPr>
-                <w:rFonts w:ascii="微软雅黑 Light" w:eastAsia="微软雅黑 Light" w:hAnsi="微软雅黑 Light" w:hint="eastAsia"/>
-                <w:sz w:val="18"/>
-                <w:szCs w:val="18"/>
+                <w:sz w:val="13"/>
+                <w:szCs w:val="13"/>
+              </w:rPr>
+            </w:pPr>
+            <w:r>
+              <w:rPr>
+                <w:rFonts w:ascii="微软雅黑 Light" w:eastAsia="微软雅黑 Light" w:hAnsi="微软雅黑 Light" w:hint="eastAsia"/>
+                <w:sz w:val="13"/>
+                <w:szCs w:val="13"/>
               </w:rPr>
               <w:t>{封号3}</w:t>
             </w:r>
@@ -1260,15 +1260,15 @@
             <w:pPr>
               <w:rPr>
                 <w:rFonts w:ascii="微软雅黑 Light" w:eastAsia="微软雅黑 Light" w:hAnsi="微软雅黑 Light"/>
-                <w:sz w:val="18"/>
-                <w:szCs w:val="18"/>
-              </w:rPr>
-            </w:pPr>
-            <w:r>
-              <w:rPr>
-                <w:rFonts w:ascii="微软雅黑 Light" w:eastAsia="微软雅黑 Light" w:hAnsi="微软雅黑 Light" w:hint="eastAsia"/>
-                <w:sz w:val="18"/>
-                <w:szCs w:val="18"/>
+                <w:sz w:val="13"/>
+                <w:szCs w:val="13"/>
+              </w:rPr>
+            </w:pPr>
+            <w:r>
+              <w:rPr>
+                <w:rFonts w:ascii="微软雅黑 Light" w:eastAsia="微软雅黑 Light" w:hAnsi="微软雅黑 Light" w:hint="eastAsia"/>
+                <w:sz w:val="13"/>
+                <w:szCs w:val="13"/>
               </w:rPr>
               <w:t>{件数3}</w:t>
             </w:r>
@@ -1282,15 +1282,15 @@
             <w:pPr>
               <w:rPr>
                 <w:rFonts w:ascii="微软雅黑 Light" w:eastAsia="微软雅黑 Light" w:hAnsi="微软雅黑 Light"/>
-                <w:sz w:val="18"/>
-                <w:szCs w:val="18"/>
-              </w:rPr>
-            </w:pPr>
-            <w:r>
-              <w:rPr>
-                <w:rFonts w:ascii="微软雅黑 Light" w:eastAsia="微软雅黑 Light" w:hAnsi="微软雅黑 Light" w:hint="eastAsia"/>
-                <w:sz w:val="18"/>
-                <w:szCs w:val="18"/>
+                <w:sz w:val="13"/>
+                <w:szCs w:val="13"/>
+              </w:rPr>
+            </w:pPr>
+            <w:r>
+              <w:rPr>
+                <w:rFonts w:ascii="微软雅黑 Light" w:eastAsia="微软雅黑 Light" w:hAnsi="微软雅黑 Light" w:hint="eastAsia"/>
+                <w:sz w:val="13"/>
+                <w:szCs w:val="13"/>
               </w:rPr>
               <w:t>{数量单位3}</w:t>
             </w:r>
@@ -1304,15 +1304,15 @@
             <w:pPr>
               <w:rPr>
                 <w:rFonts w:ascii="微软雅黑 Light" w:eastAsia="微软雅黑 Light" w:hAnsi="微软雅黑 Light"/>
-                <w:sz w:val="18"/>
-                <w:szCs w:val="18"/>
-              </w:rPr>
-            </w:pPr>
-            <w:r>
-              <w:rPr>
-                <w:rFonts w:ascii="微软雅黑 Light" w:eastAsia="微软雅黑 Light" w:hAnsi="微软雅黑 Light" w:hint="eastAsia"/>
-                <w:sz w:val="18"/>
-                <w:szCs w:val="18"/>
+                <w:sz w:val="13"/>
+                <w:szCs w:val="13"/>
+              </w:rPr>
+            </w:pPr>
+            <w:r>
+              <w:rPr>
+                <w:rFonts w:ascii="微软雅黑 Light" w:eastAsia="微软雅黑 Light" w:hAnsi="微软雅黑 Light" w:hint="eastAsia"/>
+                <w:sz w:val="13"/>
+                <w:szCs w:val="13"/>
               </w:rPr>
               <w:t>{毛重3}</w:t>
             </w:r>
@@ -1326,15 +1326,15 @@
             <w:pPr>
               <w:rPr>
                 <w:rFonts w:ascii="微软雅黑 Light" w:eastAsia="微软雅黑 Light" w:hAnsi="微软雅黑 Light"/>
-                <w:sz w:val="18"/>
-                <w:szCs w:val="18"/>
-              </w:rPr>
-            </w:pPr>
-            <w:r>
-              <w:rPr>
-                <w:rFonts w:ascii="微软雅黑 Light" w:eastAsia="微软雅黑 Light" w:hAnsi="微软雅黑 Light" w:hint="eastAsia"/>
-                <w:sz w:val="18"/>
-                <w:szCs w:val="18"/>
+                <w:sz w:val="13"/>
+                <w:szCs w:val="13"/>
+              </w:rPr>
+            </w:pPr>
+            <w:r>
+              <w:rPr>
+                <w:rFonts w:ascii="微软雅黑 Light" w:eastAsia="微软雅黑 Light" w:hAnsi="微软雅黑 Light" w:hint="eastAsia"/>
+                <w:sz w:val="13"/>
+                <w:szCs w:val="13"/>
               </w:rPr>
               <w:t>{重量单位3}</w:t>
             </w:r>
@@ -1348,15 +1348,15 @@
             <w:pPr>
               <w:rPr>
                 <w:rFonts w:ascii="微软雅黑 Light" w:eastAsia="微软雅黑 Light" w:hAnsi="微软雅黑 Light"/>
-                <w:sz w:val="18"/>
-                <w:szCs w:val="18"/>
-              </w:rPr>
-            </w:pPr>
-            <w:r>
-              <w:rPr>
-                <w:rFonts w:ascii="微软雅黑 Light" w:eastAsia="微软雅黑 Light" w:hAnsi="微软雅黑 Light" w:hint="eastAsia"/>
-                <w:sz w:val="18"/>
-                <w:szCs w:val="18"/>
+                <w:sz w:val="13"/>
+                <w:szCs w:val="13"/>
+              </w:rPr>
+            </w:pPr>
+            <w:r>
+              <w:rPr>
+                <w:rFonts w:ascii="微软雅黑 Light" w:eastAsia="微软雅黑 Light" w:hAnsi="微软雅黑 Light" w:hint="eastAsia"/>
+                <w:sz w:val="13"/>
+                <w:szCs w:val="13"/>
               </w:rPr>
               <w:t>{体积3}</w:t>
             </w:r>
@@ -1370,15 +1370,15 @@
             <w:pPr>
               <w:rPr>
                 <w:rFonts w:ascii="微软雅黑 Light" w:eastAsia="微软雅黑 Light" w:hAnsi="微软雅黑 Light"/>
-                <w:sz w:val="18"/>
-                <w:szCs w:val="18"/>
-              </w:rPr>
-            </w:pPr>
-            <w:r>
-              <w:rPr>
-                <w:rFonts w:ascii="微软雅黑 Light" w:eastAsia="微软雅黑 Light" w:hAnsi="微软雅黑 Light" w:hint="eastAsia"/>
-                <w:sz w:val="18"/>
-                <w:szCs w:val="18"/>
+                <w:sz w:val="13"/>
+                <w:szCs w:val="13"/>
+              </w:rPr>
+            </w:pPr>
+            <w:r>
+              <w:rPr>
+                <w:rFonts w:ascii="微软雅黑 Light" w:eastAsia="微软雅黑 Light" w:hAnsi="微软雅黑 Light" w:hint="eastAsia"/>
+                <w:sz w:val="13"/>
+                <w:szCs w:val="13"/>
               </w:rPr>
               <w:t>{体积单位3}{箱型3}</w:t>
             </w:r>
@@ -1392,15 +1392,15 @@
             <w:pPr>
               <w:rPr>
                 <w:rFonts w:ascii="微软雅黑 Light" w:eastAsia="微软雅黑 Light" w:hAnsi="微软雅黑 Light"/>
-                <w:sz w:val="18"/>
-                <w:szCs w:val="18"/>
-              </w:rPr>
-            </w:pPr>
-            <w:r>
-              <w:rPr>
-                <w:rFonts w:ascii="微软雅黑 Light" w:eastAsia="微软雅黑 Light" w:hAnsi="微软雅黑 Light" w:hint="eastAsia"/>
-                <w:sz w:val="18"/>
-                <w:szCs w:val="18"/>
+                <w:sz w:val="13"/>
+                <w:szCs w:val="13"/>
+              </w:rPr>
+            </w:pPr>
+            <w:r>
+              <w:rPr>
+                <w:rFonts w:ascii="微软雅黑 Light" w:eastAsia="微软雅黑 Light" w:hAnsi="微软雅黑 Light" w:hint="eastAsia"/>
+                <w:sz w:val="13"/>
+                <w:szCs w:val="13"/>
               </w:rPr>
               <w:t>{提单号3}</w:t>
             </w:r>
@@ -1416,15 +1416,15 @@
             <w:pPr>
               <w:rPr>
                 <w:rFonts w:ascii="微软雅黑 Light" w:eastAsia="微软雅黑 Light" w:hAnsi="微软雅黑 Light"/>
-                <w:sz w:val="18"/>
-                <w:szCs w:val="18"/>
-              </w:rPr>
-            </w:pPr>
-            <w:r>
-              <w:rPr>
-                <w:rFonts w:ascii="微软雅黑 Light" w:eastAsia="微软雅黑 Light" w:hAnsi="微软雅黑 Light" w:hint="eastAsia"/>
-                <w:sz w:val="18"/>
-                <w:szCs w:val="18"/>
+                <w:sz w:val="13"/>
+                <w:szCs w:val="13"/>
+              </w:rPr>
+            </w:pPr>
+            <w:r>
+              <w:rPr>
+                <w:rFonts w:ascii="微软雅黑 Light" w:eastAsia="微软雅黑 Light" w:hAnsi="微软雅黑 Light" w:hint="eastAsia"/>
+                <w:sz w:val="13"/>
+                <w:szCs w:val="13"/>
               </w:rPr>
               <w:t>{箱号4}</w:t>
             </w:r>
@@ -1438,15 +1438,15 @@
             <w:pPr>
               <w:rPr>
                 <w:rFonts w:ascii="微软雅黑 Light" w:eastAsia="微软雅黑 Light" w:hAnsi="微软雅黑 Light"/>
-                <w:sz w:val="18"/>
-                <w:szCs w:val="18"/>
-              </w:rPr>
-            </w:pPr>
-            <w:r>
-              <w:rPr>
-                <w:rFonts w:ascii="微软雅黑 Light" w:eastAsia="微软雅黑 Light" w:hAnsi="微软雅黑 Light" w:hint="eastAsia"/>
-                <w:sz w:val="18"/>
-                <w:szCs w:val="18"/>
+                <w:sz w:val="13"/>
+                <w:szCs w:val="13"/>
+              </w:rPr>
+            </w:pPr>
+            <w:r>
+              <w:rPr>
+                <w:rFonts w:ascii="微软雅黑 Light" w:eastAsia="微软雅黑 Light" w:hAnsi="微软雅黑 Light" w:hint="eastAsia"/>
+                <w:sz w:val="13"/>
+                <w:szCs w:val="13"/>
               </w:rPr>
               <w:t>{封号4}</w:t>
             </w:r>
@@ -1460,15 +1460,15 @@
             <w:pPr>
               <w:rPr>
                 <w:rFonts w:ascii="微软雅黑 Light" w:eastAsia="微软雅黑 Light" w:hAnsi="微软雅黑 Light"/>
-                <w:sz w:val="18"/>
-                <w:szCs w:val="18"/>
-              </w:rPr>
-            </w:pPr>
-            <w:r>
-              <w:rPr>
-                <w:rFonts w:ascii="微软雅黑 Light" w:eastAsia="微软雅黑 Light" w:hAnsi="微软雅黑 Light" w:hint="eastAsia"/>
-                <w:sz w:val="18"/>
-                <w:szCs w:val="18"/>
+                <w:sz w:val="13"/>
+                <w:szCs w:val="13"/>
+              </w:rPr>
+            </w:pPr>
+            <w:r>
+              <w:rPr>
+                <w:rFonts w:ascii="微软雅黑 Light" w:eastAsia="微软雅黑 Light" w:hAnsi="微软雅黑 Light" w:hint="eastAsia"/>
+                <w:sz w:val="13"/>
+                <w:szCs w:val="13"/>
               </w:rPr>
               <w:t>{件数4}</w:t>
             </w:r>
@@ -1482,15 +1482,15 @@
             <w:pPr>
               <w:rPr>
                 <w:rFonts w:ascii="微软雅黑 Light" w:eastAsia="微软雅黑 Light" w:hAnsi="微软雅黑 Light"/>
-                <w:sz w:val="18"/>
-                <w:szCs w:val="18"/>
-              </w:rPr>
-            </w:pPr>
-            <w:r>
-              <w:rPr>
-                <w:rFonts w:ascii="微软雅黑 Light" w:eastAsia="微软雅黑 Light" w:hAnsi="微软雅黑 Light" w:hint="eastAsia"/>
-                <w:sz w:val="18"/>
-                <w:szCs w:val="18"/>
+                <w:sz w:val="13"/>
+                <w:szCs w:val="13"/>
+              </w:rPr>
+            </w:pPr>
+            <w:r>
+              <w:rPr>
+                <w:rFonts w:ascii="微软雅黑 Light" w:eastAsia="微软雅黑 Light" w:hAnsi="微软雅黑 Light" w:hint="eastAsia"/>
+                <w:sz w:val="13"/>
+                <w:szCs w:val="13"/>
               </w:rPr>
               <w:t>{数量单位4}</w:t>
             </w:r>
@@ -1504,15 +1504,15 @@
             <w:pPr>
               <w:rPr>
                 <w:rFonts w:ascii="微软雅黑 Light" w:eastAsia="微软雅黑 Light" w:hAnsi="微软雅黑 Light"/>
-                <w:sz w:val="18"/>
-                <w:szCs w:val="18"/>
-              </w:rPr>
-            </w:pPr>
-            <w:r>
-              <w:rPr>
-                <w:rFonts w:ascii="微软雅黑 Light" w:eastAsia="微软雅黑 Light" w:hAnsi="微软雅黑 Light" w:hint="eastAsia"/>
-                <w:sz w:val="18"/>
-                <w:szCs w:val="18"/>
+                <w:sz w:val="13"/>
+                <w:szCs w:val="13"/>
+              </w:rPr>
+            </w:pPr>
+            <w:r>
+              <w:rPr>
+                <w:rFonts w:ascii="微软雅黑 Light" w:eastAsia="微软雅黑 Light" w:hAnsi="微软雅黑 Light" w:hint="eastAsia"/>
+                <w:sz w:val="13"/>
+                <w:szCs w:val="13"/>
               </w:rPr>
               <w:t>{毛重4}</w:t>
             </w:r>
@@ -1526,15 +1526,15 @@
             <w:pPr>
               <w:rPr>
                 <w:rFonts w:ascii="微软雅黑 Light" w:eastAsia="微软雅黑 Light" w:hAnsi="微软雅黑 Light"/>
-                <w:sz w:val="18"/>
-                <w:szCs w:val="18"/>
-              </w:rPr>
-            </w:pPr>
-            <w:r>
-              <w:rPr>
-                <w:rFonts w:ascii="微软雅黑 Light" w:eastAsia="微软雅黑 Light" w:hAnsi="微软雅黑 Light" w:hint="eastAsia"/>
-                <w:sz w:val="18"/>
-                <w:szCs w:val="18"/>
+                <w:sz w:val="13"/>
+                <w:szCs w:val="13"/>
+              </w:rPr>
+            </w:pPr>
+            <w:r>
+              <w:rPr>
+                <w:rFonts w:ascii="微软雅黑 Light" w:eastAsia="微软雅黑 Light" w:hAnsi="微软雅黑 Light" w:hint="eastAsia"/>
+                <w:sz w:val="13"/>
+                <w:szCs w:val="13"/>
               </w:rPr>
               <w:t>{重量单位4}</w:t>
             </w:r>
@@ -1548,15 +1548,15 @@
             <w:pPr>
               <w:rPr>
                 <w:rFonts w:ascii="微软雅黑 Light" w:eastAsia="微软雅黑 Light" w:hAnsi="微软雅黑 Light"/>
-                <w:sz w:val="18"/>
-                <w:szCs w:val="18"/>
-              </w:rPr>
-            </w:pPr>
-            <w:r>
-              <w:rPr>
-                <w:rFonts w:ascii="微软雅黑 Light" w:eastAsia="微软雅黑 Light" w:hAnsi="微软雅黑 Light" w:hint="eastAsia"/>
-                <w:sz w:val="18"/>
-                <w:szCs w:val="18"/>
+                <w:sz w:val="13"/>
+                <w:szCs w:val="13"/>
+              </w:rPr>
+            </w:pPr>
+            <w:r>
+              <w:rPr>
+                <w:rFonts w:ascii="微软雅黑 Light" w:eastAsia="微软雅黑 Light" w:hAnsi="微软雅黑 Light" w:hint="eastAsia"/>
+                <w:sz w:val="13"/>
+                <w:szCs w:val="13"/>
               </w:rPr>
               <w:t>{体积4}</w:t>
             </w:r>
@@ -1570,15 +1570,15 @@
             <w:pPr>
               <w:rPr>
                 <w:rFonts w:ascii="微软雅黑 Light" w:eastAsia="微软雅黑 Light" w:hAnsi="微软雅黑 Light"/>
-                <w:sz w:val="18"/>
-                <w:szCs w:val="18"/>
-              </w:rPr>
-            </w:pPr>
-            <w:r>
-              <w:rPr>
-                <w:rFonts w:ascii="微软雅黑 Light" w:eastAsia="微软雅黑 Light" w:hAnsi="微软雅黑 Light" w:hint="eastAsia"/>
-                <w:sz w:val="18"/>
-                <w:szCs w:val="18"/>
+                <w:sz w:val="13"/>
+                <w:szCs w:val="13"/>
+              </w:rPr>
+            </w:pPr>
+            <w:r>
+              <w:rPr>
+                <w:rFonts w:ascii="微软雅黑 Light" w:eastAsia="微软雅黑 Light" w:hAnsi="微软雅黑 Light" w:hint="eastAsia"/>
+                <w:sz w:val="13"/>
+                <w:szCs w:val="13"/>
               </w:rPr>
               <w:t>{体积单位4}{箱型4}</w:t>
             </w:r>
@@ -1592,15 +1592,15 @@
             <w:pPr>
               <w:rPr>
                 <w:rFonts w:ascii="微软雅黑 Light" w:eastAsia="微软雅黑 Light" w:hAnsi="微软雅黑 Light"/>
-                <w:sz w:val="18"/>
-                <w:szCs w:val="18"/>
-              </w:rPr>
-            </w:pPr>
-            <w:r>
-              <w:rPr>
-                <w:rFonts w:ascii="微软雅黑 Light" w:eastAsia="微软雅黑 Light" w:hAnsi="微软雅黑 Light" w:hint="eastAsia"/>
-                <w:sz w:val="18"/>
-                <w:szCs w:val="18"/>
+                <w:sz w:val="13"/>
+                <w:szCs w:val="13"/>
+              </w:rPr>
+            </w:pPr>
+            <w:r>
+              <w:rPr>
+                <w:rFonts w:ascii="微软雅黑 Light" w:eastAsia="微软雅黑 Light" w:hAnsi="微软雅黑 Light" w:hint="eastAsia"/>
+                <w:sz w:val="13"/>
+                <w:szCs w:val="13"/>
               </w:rPr>
               <w:t>{提单号4}</w:t>
             </w:r>
@@ -1616,15 +1616,15 @@
             <w:pPr>
               <w:rPr>
                 <w:rFonts w:ascii="微软雅黑 Light" w:eastAsia="微软雅黑 Light" w:hAnsi="微软雅黑 Light"/>
-                <w:sz w:val="18"/>
-                <w:szCs w:val="18"/>
-              </w:rPr>
-            </w:pPr>
-            <w:r>
-              <w:rPr>
-                <w:rFonts w:ascii="微软雅黑 Light" w:eastAsia="微软雅黑 Light" w:hAnsi="微软雅黑 Light" w:hint="eastAsia"/>
-                <w:sz w:val="18"/>
-                <w:szCs w:val="18"/>
+                <w:sz w:val="13"/>
+                <w:szCs w:val="13"/>
+              </w:rPr>
+            </w:pPr>
+            <w:r>
+              <w:rPr>
+                <w:rFonts w:ascii="微软雅黑 Light" w:eastAsia="微软雅黑 Light" w:hAnsi="微软雅黑 Light" w:hint="eastAsia"/>
+                <w:sz w:val="13"/>
+                <w:szCs w:val="13"/>
               </w:rPr>
               <w:t>{箱号5}</w:t>
             </w:r>
@@ -1638,15 +1638,15 @@
             <w:pPr>
               <w:rPr>
                 <w:rFonts w:ascii="微软雅黑 Light" w:eastAsia="微软雅黑 Light" w:hAnsi="微软雅黑 Light"/>
-                <w:sz w:val="18"/>
-                <w:szCs w:val="18"/>
-              </w:rPr>
-            </w:pPr>
-            <w:r>
-              <w:rPr>
-                <w:rFonts w:ascii="微软雅黑 Light" w:eastAsia="微软雅黑 Light" w:hAnsi="微软雅黑 Light" w:hint="eastAsia"/>
-                <w:sz w:val="18"/>
-                <w:szCs w:val="18"/>
+                <w:sz w:val="13"/>
+                <w:szCs w:val="13"/>
+              </w:rPr>
+            </w:pPr>
+            <w:r>
+              <w:rPr>
+                <w:rFonts w:ascii="微软雅黑 Light" w:eastAsia="微软雅黑 Light" w:hAnsi="微软雅黑 Light" w:hint="eastAsia"/>
+                <w:sz w:val="13"/>
+                <w:szCs w:val="13"/>
               </w:rPr>
               <w:t>{封号5}</w:t>
             </w:r>
@@ -1660,15 +1660,15 @@
             <w:pPr>
               <w:rPr>
                 <w:rFonts w:ascii="微软雅黑 Light" w:eastAsia="微软雅黑 Light" w:hAnsi="微软雅黑 Light"/>
-                <w:sz w:val="18"/>
-                <w:szCs w:val="18"/>
-              </w:rPr>
-            </w:pPr>
-            <w:r>
-              <w:rPr>
-                <w:rFonts w:ascii="微软雅黑 Light" w:eastAsia="微软雅黑 Light" w:hAnsi="微软雅黑 Light" w:hint="eastAsia"/>
-                <w:sz w:val="18"/>
-                <w:szCs w:val="18"/>
+                <w:sz w:val="13"/>
+                <w:szCs w:val="13"/>
+              </w:rPr>
+            </w:pPr>
+            <w:r>
+              <w:rPr>
+                <w:rFonts w:ascii="微软雅黑 Light" w:eastAsia="微软雅黑 Light" w:hAnsi="微软雅黑 Light" w:hint="eastAsia"/>
+                <w:sz w:val="13"/>
+                <w:szCs w:val="13"/>
               </w:rPr>
               <w:t>{件数5}</w:t>
             </w:r>
@@ -1682,15 +1682,15 @@
             <w:pPr>
               <w:rPr>
                 <w:rFonts w:ascii="微软雅黑 Light" w:eastAsia="微软雅黑 Light" w:hAnsi="微软雅黑 Light"/>
-                <w:sz w:val="18"/>
-                <w:szCs w:val="18"/>
-              </w:rPr>
-            </w:pPr>
-            <w:r>
-              <w:rPr>
-                <w:rFonts w:ascii="微软雅黑 Light" w:eastAsia="微软雅黑 Light" w:hAnsi="微软雅黑 Light" w:hint="eastAsia"/>
-                <w:sz w:val="18"/>
-                <w:szCs w:val="18"/>
+                <w:sz w:val="13"/>
+                <w:szCs w:val="13"/>
+              </w:rPr>
+            </w:pPr>
+            <w:r>
+              <w:rPr>
+                <w:rFonts w:ascii="微软雅黑 Light" w:eastAsia="微软雅黑 Light" w:hAnsi="微软雅黑 Light" w:hint="eastAsia"/>
+                <w:sz w:val="13"/>
+                <w:szCs w:val="13"/>
               </w:rPr>
               <w:t>{数量单位5}</w:t>
             </w:r>
@@ -1704,15 +1704,15 @@
             <w:pPr>
               <w:rPr>
                 <w:rFonts w:ascii="微软雅黑 Light" w:eastAsia="微软雅黑 Light" w:hAnsi="微软雅黑 Light"/>
-                <w:sz w:val="18"/>
-                <w:szCs w:val="18"/>
-              </w:rPr>
-            </w:pPr>
-            <w:r>
-              <w:rPr>
-                <w:rFonts w:ascii="微软雅黑 Light" w:eastAsia="微软雅黑 Light" w:hAnsi="微软雅黑 Light" w:hint="eastAsia"/>
-                <w:sz w:val="18"/>
-                <w:szCs w:val="18"/>
+                <w:sz w:val="13"/>
+                <w:szCs w:val="13"/>
+              </w:rPr>
+            </w:pPr>
+            <w:r>
+              <w:rPr>
+                <w:rFonts w:ascii="微软雅黑 Light" w:eastAsia="微软雅黑 Light" w:hAnsi="微软雅黑 Light" w:hint="eastAsia"/>
+                <w:sz w:val="13"/>
+                <w:szCs w:val="13"/>
               </w:rPr>
               <w:t>{毛重5}</w:t>
             </w:r>
@@ -1726,15 +1726,15 @@
             <w:pPr>
               <w:rPr>
                 <w:rFonts w:ascii="微软雅黑 Light" w:eastAsia="微软雅黑 Light" w:hAnsi="微软雅黑 Light"/>
-                <w:sz w:val="18"/>
-                <w:szCs w:val="18"/>
-              </w:rPr>
-            </w:pPr>
-            <w:r>
-              <w:rPr>
-                <w:rFonts w:ascii="微软雅黑 Light" w:eastAsia="微软雅黑 Light" w:hAnsi="微软雅黑 Light" w:hint="eastAsia"/>
-                <w:sz w:val="18"/>
-                <w:szCs w:val="18"/>
+                <w:sz w:val="13"/>
+                <w:szCs w:val="13"/>
+              </w:rPr>
+            </w:pPr>
+            <w:r>
+              <w:rPr>
+                <w:rFonts w:ascii="微软雅黑 Light" w:eastAsia="微软雅黑 Light" w:hAnsi="微软雅黑 Light" w:hint="eastAsia"/>
+                <w:sz w:val="13"/>
+                <w:szCs w:val="13"/>
               </w:rPr>
               <w:t>{重量单位5}</w:t>
             </w:r>
@@ -1748,15 +1748,15 @@
             <w:pPr>
               <w:rPr>
                 <w:rFonts w:ascii="微软雅黑 Light" w:eastAsia="微软雅黑 Light" w:hAnsi="微软雅黑 Light"/>
-                <w:sz w:val="18"/>
-                <w:szCs w:val="18"/>
-              </w:rPr>
-            </w:pPr>
-            <w:r>
-              <w:rPr>
-                <w:rFonts w:ascii="微软雅黑 Light" w:eastAsia="微软雅黑 Light" w:hAnsi="微软雅黑 Light" w:hint="eastAsia"/>
-                <w:sz w:val="18"/>
-                <w:szCs w:val="18"/>
+                <w:sz w:val="13"/>
+                <w:szCs w:val="13"/>
+              </w:rPr>
+            </w:pPr>
+            <w:r>
+              <w:rPr>
+                <w:rFonts w:ascii="微软雅黑 Light" w:eastAsia="微软雅黑 Light" w:hAnsi="微软雅黑 Light" w:hint="eastAsia"/>
+                <w:sz w:val="13"/>
+                <w:szCs w:val="13"/>
               </w:rPr>
               <w:t>{体积5}</w:t>
             </w:r>
@@ -1770,15 +1770,15 @@
             <w:pPr>
               <w:rPr>
                 <w:rFonts w:ascii="微软雅黑 Light" w:eastAsia="微软雅黑 Light" w:hAnsi="微软雅黑 Light"/>
-                <w:sz w:val="18"/>
-                <w:szCs w:val="18"/>
-              </w:rPr>
-            </w:pPr>
-            <w:r>
-              <w:rPr>
-                <w:rFonts w:ascii="微软雅黑 Light" w:eastAsia="微软雅黑 Light" w:hAnsi="微软雅黑 Light" w:hint="eastAsia"/>
-                <w:sz w:val="18"/>
-                <w:szCs w:val="18"/>
+                <w:sz w:val="13"/>
+                <w:szCs w:val="13"/>
+              </w:rPr>
+            </w:pPr>
+            <w:r>
+              <w:rPr>
+                <w:rFonts w:ascii="微软雅黑 Light" w:eastAsia="微软雅黑 Light" w:hAnsi="微软雅黑 Light" w:hint="eastAsia"/>
+                <w:sz w:val="13"/>
+                <w:szCs w:val="13"/>
               </w:rPr>
               <w:t>{体积单位5}{箱型5}</w:t>
             </w:r>
@@ -1792,15 +1792,15 @@
             <w:pPr>
               <w:rPr>
                 <w:rFonts w:ascii="微软雅黑 Light" w:eastAsia="微软雅黑 Light" w:hAnsi="微软雅黑 Light"/>
-                <w:sz w:val="18"/>
-                <w:szCs w:val="18"/>
-              </w:rPr>
-            </w:pPr>
-            <w:r>
-              <w:rPr>
-                <w:rFonts w:ascii="微软雅黑 Light" w:eastAsia="微软雅黑 Light" w:hAnsi="微软雅黑 Light" w:hint="eastAsia"/>
-                <w:sz w:val="18"/>
-                <w:szCs w:val="18"/>
+                <w:sz w:val="13"/>
+                <w:szCs w:val="13"/>
+              </w:rPr>
+            </w:pPr>
+            <w:r>
+              <w:rPr>
+                <w:rFonts w:ascii="微软雅黑 Light" w:eastAsia="微软雅黑 Light" w:hAnsi="微软雅黑 Light" w:hint="eastAsia"/>
+                <w:sz w:val="13"/>
+                <w:szCs w:val="13"/>
               </w:rPr>
               <w:t>{提单号5}</w:t>
             </w:r>
@@ -1816,282 +1816,193 @@
             <w:pPr>
               <w:rPr>
                 <w:rFonts w:ascii="微软雅黑 Light" w:eastAsia="微软雅黑 Light" w:hAnsi="微软雅黑 Light"/>
-                <w:sz w:val="18"/>
-                <w:szCs w:val="18"/>
-              </w:rPr>
-            </w:pPr>
-            <w:r>
-              <w:rPr>
-                <w:rFonts w:ascii="微软雅黑 Light" w:eastAsia="微软雅黑 Light" w:hAnsi="微软雅黑 Light" w:hint="eastAsia"/>
-                <w:sz w:val="18"/>
-                <w:szCs w:val="18"/>
-              </w:rPr>
-              <w:t>{箱号</w:t>
-            </w:r>
-            <w:r>
-              <w:rPr>
-                <w:rFonts w:ascii="微软雅黑 Light" w:eastAsia="微软雅黑 Light" w:hAnsi="微软雅黑 Light" w:hint="eastAsia"/>
-                <w:sz w:val="18"/>
-                <w:szCs w:val="18"/>
-              </w:rPr>
-              <w:lastRenderedPageBreak/>
-              <w:t>6}</w:t>
-            </w:r>
-          </w:p>
-        </w:tc>
-        <w:tc>
-          <w:tcPr>
-            <w:tcW w:w="0" w:type="auto"/>
-          </w:tcPr>
-          <w:p>
-            <w:pPr>
-              <w:rPr>
-                <w:rFonts w:ascii="微软雅黑 Light" w:eastAsia="微软雅黑 Light" w:hAnsi="微软雅黑 Light"/>
-                <w:sz w:val="18"/>
-                <w:szCs w:val="18"/>
-              </w:rPr>
-            </w:pPr>
-            <w:r>
-              <w:rPr>
-                <w:rFonts w:ascii="微软雅黑 Light" w:eastAsia="微软雅黑 Light" w:hAnsi="微软雅黑 Light" w:hint="eastAsia"/>
-                <w:sz w:val="18"/>
-                <w:szCs w:val="18"/>
-              </w:rPr>
-              <w:lastRenderedPageBreak/>
-              <w:t>{封号</w:t>
-            </w:r>
-            <w:r>
-              <w:rPr>
-                <w:rFonts w:ascii="微软雅黑 Light" w:eastAsia="微软雅黑 Light" w:hAnsi="微软雅黑 Light" w:hint="eastAsia"/>
-                <w:sz w:val="18"/>
-                <w:szCs w:val="18"/>
-              </w:rPr>
-              <w:lastRenderedPageBreak/>
-              <w:t>6}</w:t>
-            </w:r>
-          </w:p>
-        </w:tc>
-        <w:tc>
-          <w:tcPr>
-            <w:tcW w:w="0" w:type="auto"/>
-          </w:tcPr>
-          <w:p>
-            <w:pPr>
-              <w:rPr>
-                <w:rFonts w:ascii="微软雅黑 Light" w:eastAsia="微软雅黑 Light" w:hAnsi="微软雅黑 Light"/>
-                <w:sz w:val="18"/>
-                <w:szCs w:val="18"/>
-              </w:rPr>
-            </w:pPr>
-            <w:r>
-              <w:rPr>
-                <w:rFonts w:ascii="微软雅黑 Light" w:eastAsia="微软雅黑 Light" w:hAnsi="微软雅黑 Light" w:hint="eastAsia"/>
-                <w:sz w:val="18"/>
-                <w:szCs w:val="18"/>
-              </w:rPr>
-              <w:lastRenderedPageBreak/>
-              <w:t>{件数</w:t>
-            </w:r>
-            <w:r>
-              <w:rPr>
-                <w:rFonts w:ascii="微软雅黑 Light" w:eastAsia="微软雅黑 Light" w:hAnsi="微软雅黑 Light" w:hint="eastAsia"/>
-                <w:sz w:val="18"/>
-                <w:szCs w:val="18"/>
-              </w:rPr>
-              <w:lastRenderedPageBreak/>
-              <w:t>6}</w:t>
-            </w:r>
-          </w:p>
-        </w:tc>
-        <w:tc>
-          <w:tcPr>
-            <w:tcW w:w="0" w:type="auto"/>
-          </w:tcPr>
-          <w:p>
-            <w:pPr>
-              <w:rPr>
-                <w:rFonts w:ascii="微软雅黑 Light" w:eastAsia="微软雅黑 Light" w:hAnsi="微软雅黑 Light"/>
-                <w:sz w:val="18"/>
-                <w:szCs w:val="18"/>
-              </w:rPr>
-            </w:pPr>
-            <w:r>
-              <w:rPr>
-                <w:rFonts w:ascii="微软雅黑 Light" w:eastAsia="微软雅黑 Light" w:hAnsi="微软雅黑 Light" w:hint="eastAsia"/>
-                <w:sz w:val="18"/>
-                <w:szCs w:val="18"/>
-              </w:rPr>
-              <w:lastRenderedPageBreak/>
-              <w:t>{数量单位</w:t>
-            </w:r>
-            <w:r>
-              <w:rPr>
-                <w:rFonts w:ascii="微软雅黑 Light" w:eastAsia="微软雅黑 Light" w:hAnsi="微软雅黑 Light" w:hint="eastAsia"/>
-                <w:sz w:val="18"/>
-                <w:szCs w:val="18"/>
-              </w:rPr>
-              <w:lastRenderedPageBreak/>
-              <w:t>6}</w:t>
-            </w:r>
-          </w:p>
-        </w:tc>
-        <w:tc>
-          <w:tcPr>
-            <w:tcW w:w="0" w:type="auto"/>
-          </w:tcPr>
-          <w:p>
-            <w:pPr>
-              <w:rPr>
-                <w:rFonts w:ascii="微软雅黑 Light" w:eastAsia="微软雅黑 Light" w:hAnsi="微软雅黑 Light"/>
-                <w:sz w:val="18"/>
-                <w:szCs w:val="18"/>
-              </w:rPr>
-            </w:pPr>
-            <w:r>
-              <w:rPr>
-                <w:rFonts w:ascii="微软雅黑 Light" w:eastAsia="微软雅黑 Light" w:hAnsi="微软雅黑 Light" w:hint="eastAsia"/>
-                <w:sz w:val="18"/>
-                <w:szCs w:val="18"/>
-              </w:rPr>
-              <w:lastRenderedPageBreak/>
-              <w:t>{毛重</w:t>
-            </w:r>
-            <w:r>
-              <w:rPr>
-                <w:rFonts w:ascii="微软雅黑 Light" w:eastAsia="微软雅黑 Light" w:hAnsi="微软雅黑 Light" w:hint="eastAsia"/>
-                <w:sz w:val="18"/>
-                <w:szCs w:val="18"/>
-              </w:rPr>
-              <w:lastRenderedPageBreak/>
-              <w:t>6}</w:t>
-            </w:r>
-          </w:p>
-        </w:tc>
-        <w:tc>
-          <w:tcPr>
-            <w:tcW w:w="0" w:type="auto"/>
-          </w:tcPr>
-          <w:p>
-            <w:pPr>
-              <w:rPr>
-                <w:rFonts w:ascii="微软雅黑 Light" w:eastAsia="微软雅黑 Light" w:hAnsi="微软雅黑 Light"/>
-                <w:sz w:val="18"/>
-                <w:szCs w:val="18"/>
-              </w:rPr>
-            </w:pPr>
-            <w:r>
-              <w:rPr>
-                <w:rFonts w:ascii="微软雅黑 Light" w:eastAsia="微软雅黑 Light" w:hAnsi="微软雅黑 Light" w:hint="eastAsia"/>
-                <w:sz w:val="18"/>
-                <w:szCs w:val="18"/>
-              </w:rPr>
-              <w:lastRenderedPageBreak/>
-              <w:t>{重量单位</w:t>
-            </w:r>
-            <w:r>
-              <w:rPr>
-                <w:rFonts w:ascii="微软雅黑 Light" w:eastAsia="微软雅黑 Light" w:hAnsi="微软雅黑 Light" w:hint="eastAsia"/>
-                <w:sz w:val="18"/>
-                <w:szCs w:val="18"/>
-              </w:rPr>
-              <w:lastRenderedPageBreak/>
-              <w:t>6}</w:t>
-            </w:r>
-          </w:p>
-        </w:tc>
-        <w:tc>
-          <w:tcPr>
-            <w:tcW w:w="0" w:type="auto"/>
-          </w:tcPr>
-          <w:p>
-            <w:pPr>
-              <w:rPr>
-                <w:rFonts w:ascii="微软雅黑 Light" w:eastAsia="微软雅黑 Light" w:hAnsi="微软雅黑 Light"/>
-                <w:sz w:val="18"/>
-                <w:szCs w:val="18"/>
-              </w:rPr>
-            </w:pPr>
-            <w:r>
-              <w:rPr>
-                <w:rFonts w:ascii="微软雅黑 Light" w:eastAsia="微软雅黑 Light" w:hAnsi="微软雅黑 Light" w:hint="eastAsia"/>
-                <w:sz w:val="18"/>
-                <w:szCs w:val="18"/>
-              </w:rPr>
-              <w:lastRenderedPageBreak/>
-              <w:t>{体积</w:t>
-            </w:r>
-            <w:r>
-              <w:rPr>
-                <w:rFonts w:ascii="微软雅黑 Light" w:eastAsia="微软雅黑 Light" w:hAnsi="微软雅黑 Light" w:hint="eastAsia"/>
-                <w:sz w:val="18"/>
-                <w:szCs w:val="18"/>
-              </w:rPr>
-              <w:lastRenderedPageBreak/>
-              <w:t>6}</w:t>
-            </w:r>
-          </w:p>
-        </w:tc>
-        <w:tc>
-          <w:tcPr>
-            <w:tcW w:w="0" w:type="auto"/>
-          </w:tcPr>
-          <w:p>
-            <w:pPr>
-              <w:rPr>
-                <w:rFonts w:ascii="微软雅黑 Light" w:eastAsia="微软雅黑 Light" w:hAnsi="微软雅黑 Light"/>
-                <w:sz w:val="18"/>
-                <w:szCs w:val="18"/>
-              </w:rPr>
-            </w:pPr>
-            <w:r>
-              <w:rPr>
-                <w:rFonts w:ascii="微软雅黑 Light" w:eastAsia="微软雅黑 Light" w:hAnsi="微软雅黑 Light" w:hint="eastAsia"/>
-                <w:sz w:val="18"/>
-                <w:szCs w:val="18"/>
-              </w:rPr>
-              <w:lastRenderedPageBreak/>
-              <w:t>{体积单位6}{箱</w:t>
-            </w:r>
-            <w:r>
-              <w:rPr>
-                <w:rFonts w:ascii="微软雅黑 Light" w:eastAsia="微软雅黑 Light" w:hAnsi="微软雅黑 Light" w:hint="eastAsia"/>
-                <w:sz w:val="18"/>
-                <w:szCs w:val="18"/>
-              </w:rPr>
-              <w:lastRenderedPageBreak/>
-              <w:t>型6}</w:t>
-            </w:r>
-          </w:p>
-        </w:tc>
-        <w:tc>
-          <w:tcPr>
-            <w:tcW w:w="0" w:type="auto"/>
-          </w:tcPr>
-          <w:p>
-            <w:pPr>
-              <w:rPr>
-                <w:rFonts w:ascii="微软雅黑 Light" w:eastAsia="微软雅黑 Light" w:hAnsi="微软雅黑 Light"/>
-                <w:sz w:val="18"/>
-                <w:szCs w:val="18"/>
-              </w:rPr>
-            </w:pPr>
-            <w:r>
-              <w:rPr>
-                <w:rFonts w:ascii="微软雅黑 Light" w:eastAsia="微软雅黑 Light" w:hAnsi="微软雅黑 Light" w:hint="eastAsia"/>
-                <w:sz w:val="18"/>
-                <w:szCs w:val="18"/>
-              </w:rPr>
-              <w:lastRenderedPageBreak/>
-              <w:t>{提单号</w:t>
-            </w:r>
-            <w:r>
-              <w:rPr>
-                <w:rFonts w:ascii="微软雅黑 Light" w:eastAsia="微软雅黑 Light" w:hAnsi="微软雅黑 Light" w:hint="eastAsia"/>
-                <w:sz w:val="18"/>
-                <w:szCs w:val="18"/>
-              </w:rPr>
-              <w:lastRenderedPageBreak/>
-              <w:t>6}</w:t>
+                <w:sz w:val="13"/>
+                <w:szCs w:val="13"/>
+              </w:rPr>
+            </w:pPr>
+            <w:r>
+              <w:rPr>
+                <w:rFonts w:ascii="微软雅黑 Light" w:eastAsia="微软雅黑 Light" w:hAnsi="微软雅黑 Light" w:hint="eastAsia"/>
+                <w:sz w:val="13"/>
+                <w:szCs w:val="13"/>
+              </w:rPr>
+              <w:t>{箱号6}</w:t>
+            </w:r>
+          </w:p>
+        </w:tc>
+        <w:tc>
+          <w:tcPr>
+            <w:tcW w:w="0" w:type="auto"/>
+          </w:tcPr>
+          <w:p>
+            <w:pPr>
+              <w:rPr>
+                <w:rFonts w:ascii="微软雅黑 Light" w:eastAsia="微软雅黑 Light" w:hAnsi="微软雅黑 Light"/>
+                <w:sz w:val="13"/>
+                <w:szCs w:val="13"/>
+              </w:rPr>
+            </w:pPr>
+            <w:r>
+              <w:rPr>
+                <w:rFonts w:ascii="微软雅黑 Light" w:eastAsia="微软雅黑 Light" w:hAnsi="微软雅黑 Light" w:hint="eastAsia"/>
+                <w:sz w:val="13"/>
+                <w:szCs w:val="13"/>
+              </w:rPr>
+              <w:t>{封号6}</w:t>
+            </w:r>
+          </w:p>
+        </w:tc>
+        <w:tc>
+          <w:tcPr>
+            <w:tcW w:w="0" w:type="auto"/>
+          </w:tcPr>
+          <w:p>
+            <w:pPr>
+              <w:rPr>
+                <w:rFonts w:ascii="微软雅黑 Light" w:eastAsia="微软雅黑 Light" w:hAnsi="微软雅黑 Light"/>
+                <w:sz w:val="13"/>
+                <w:szCs w:val="13"/>
+              </w:rPr>
+            </w:pPr>
+            <w:r>
+              <w:rPr>
+                <w:rFonts w:ascii="微软雅黑 Light" w:eastAsia="微软雅黑 Light" w:hAnsi="微软雅黑 Light" w:hint="eastAsia"/>
+                <w:sz w:val="13"/>
+                <w:szCs w:val="13"/>
+              </w:rPr>
+              <w:t>{件数6}</w:t>
+            </w:r>
+          </w:p>
+        </w:tc>
+        <w:tc>
+          <w:tcPr>
+            <w:tcW w:w="0" w:type="auto"/>
+          </w:tcPr>
+          <w:p>
+            <w:pPr>
+              <w:rPr>
+                <w:rFonts w:ascii="微软雅黑 Light" w:eastAsia="微软雅黑 Light" w:hAnsi="微软雅黑 Light"/>
+                <w:sz w:val="13"/>
+                <w:szCs w:val="13"/>
+              </w:rPr>
+            </w:pPr>
+            <w:r>
+              <w:rPr>
+                <w:rFonts w:ascii="微软雅黑 Light" w:eastAsia="微软雅黑 Light" w:hAnsi="微软雅黑 Light" w:hint="eastAsia"/>
+                <w:sz w:val="13"/>
+                <w:szCs w:val="13"/>
+              </w:rPr>
+              <w:t>{数量单位6}</w:t>
+            </w:r>
+          </w:p>
+        </w:tc>
+        <w:tc>
+          <w:tcPr>
+            <w:tcW w:w="0" w:type="auto"/>
+          </w:tcPr>
+          <w:p>
+            <w:pPr>
+              <w:rPr>
+                <w:rFonts w:ascii="微软雅黑 Light" w:eastAsia="微软雅黑 Light" w:hAnsi="微软雅黑 Light"/>
+                <w:sz w:val="13"/>
+                <w:szCs w:val="13"/>
+              </w:rPr>
+            </w:pPr>
+            <w:r>
+              <w:rPr>
+                <w:rFonts w:ascii="微软雅黑 Light" w:eastAsia="微软雅黑 Light" w:hAnsi="微软雅黑 Light" w:hint="eastAsia"/>
+                <w:sz w:val="13"/>
+                <w:szCs w:val="13"/>
+              </w:rPr>
+              <w:t>{毛重6}</w:t>
+            </w:r>
+          </w:p>
+        </w:tc>
+        <w:tc>
+          <w:tcPr>
+            <w:tcW w:w="0" w:type="auto"/>
+          </w:tcPr>
+          <w:p>
+            <w:pPr>
+              <w:rPr>
+                <w:rFonts w:ascii="微软雅黑 Light" w:eastAsia="微软雅黑 Light" w:hAnsi="微软雅黑 Light"/>
+                <w:sz w:val="13"/>
+                <w:szCs w:val="13"/>
+              </w:rPr>
+            </w:pPr>
+            <w:r>
+              <w:rPr>
+                <w:rFonts w:ascii="微软雅黑 Light" w:eastAsia="微软雅黑 Light" w:hAnsi="微软雅黑 Light" w:hint="eastAsia"/>
+                <w:sz w:val="13"/>
+                <w:szCs w:val="13"/>
+              </w:rPr>
+              <w:t>{重量单位6}</w:t>
+            </w:r>
+          </w:p>
+        </w:tc>
+        <w:tc>
+          <w:tcPr>
+            <w:tcW w:w="0" w:type="auto"/>
+          </w:tcPr>
+          <w:p>
+            <w:pPr>
+              <w:rPr>
+                <w:rFonts w:ascii="微软雅黑 Light" w:eastAsia="微软雅黑 Light" w:hAnsi="微软雅黑 Light"/>
+                <w:sz w:val="13"/>
+                <w:szCs w:val="13"/>
+              </w:rPr>
+            </w:pPr>
+            <w:r>
+              <w:rPr>
+                <w:rFonts w:ascii="微软雅黑 Light" w:eastAsia="微软雅黑 Light" w:hAnsi="微软雅黑 Light" w:hint="eastAsia"/>
+                <w:sz w:val="13"/>
+                <w:szCs w:val="13"/>
+              </w:rPr>
+              <w:t>{体积6}</w:t>
+            </w:r>
+          </w:p>
+        </w:tc>
+        <w:tc>
+          <w:tcPr>
+            <w:tcW w:w="0" w:type="auto"/>
+          </w:tcPr>
+          <w:p>
+            <w:pPr>
+              <w:rPr>
+                <w:rFonts w:ascii="微软雅黑 Light" w:eastAsia="微软雅黑 Light" w:hAnsi="微软雅黑 Light"/>
+                <w:sz w:val="13"/>
+                <w:szCs w:val="13"/>
+              </w:rPr>
+            </w:pPr>
+            <w:r>
+              <w:rPr>
+                <w:rFonts w:ascii="微软雅黑 Light" w:eastAsia="微软雅黑 Light" w:hAnsi="微软雅黑 Light" w:hint="eastAsia"/>
+                <w:sz w:val="13"/>
+                <w:szCs w:val="13"/>
+              </w:rPr>
+              <w:t>{体积单位6}{箱型6}</w:t>
+            </w:r>
+          </w:p>
+        </w:tc>
+        <w:tc>
+          <w:tcPr>
+            <w:tcW w:w="0" w:type="auto"/>
+          </w:tcPr>
+          <w:p>
+            <w:pPr>
+              <w:rPr>
+                <w:rFonts w:ascii="微软雅黑 Light" w:eastAsia="微软雅黑 Light" w:hAnsi="微软雅黑 Light"/>
+                <w:sz w:val="13"/>
+                <w:szCs w:val="13"/>
+              </w:rPr>
+            </w:pPr>
+            <w:r>
+              <w:rPr>
+                <w:rFonts w:ascii="微软雅黑 Light" w:eastAsia="微软雅黑 Light" w:hAnsi="微软雅黑 Light" w:hint="eastAsia"/>
+                <w:sz w:val="13"/>
+                <w:szCs w:val="13"/>
+              </w:rPr>
+              <w:t>{提单号6}</w:t>
             </w:r>
           </w:p>
         </w:tc>
@@ -2105,17 +2016,16 @@
             <w:pPr>
               <w:rPr>
                 <w:rFonts w:ascii="微软雅黑 Light" w:eastAsia="微软雅黑 Light" w:hAnsi="微软雅黑 Light"/>
-                <w:sz w:val="18"/>
-                <w:szCs w:val="18"/>
-              </w:rPr>
-            </w:pPr>
-            <w:r>
-              <w:rPr>
-                <w:rFonts w:ascii="微软雅黑 Light" w:eastAsia="微软雅黑 Light" w:hAnsi="微软雅黑 Light" w:hint="eastAsia"/>
-                <w:sz w:val="18"/>
-                <w:szCs w:val="18"/>
-              </w:rPr>
-              <w:lastRenderedPageBreak/>
+                <w:sz w:val="13"/>
+                <w:szCs w:val="13"/>
+              </w:rPr>
+            </w:pPr>
+            <w:r>
+              <w:rPr>
+                <w:rFonts w:ascii="微软雅黑 Light" w:eastAsia="微软雅黑 Light" w:hAnsi="微软雅黑 Light" w:hint="eastAsia"/>
+                <w:sz w:val="13"/>
+                <w:szCs w:val="13"/>
+              </w:rPr>
               <w:t>{箱号7}</w:t>
             </w:r>
           </w:p>
@@ -2128,15 +2038,15 @@
             <w:pPr>
               <w:rPr>
                 <w:rFonts w:ascii="微软雅黑 Light" w:eastAsia="微软雅黑 Light" w:hAnsi="微软雅黑 Light"/>
-                <w:sz w:val="18"/>
-                <w:szCs w:val="18"/>
-              </w:rPr>
-            </w:pPr>
-            <w:r>
-              <w:rPr>
-                <w:rFonts w:ascii="微软雅黑 Light" w:eastAsia="微软雅黑 Light" w:hAnsi="微软雅黑 Light" w:hint="eastAsia"/>
-                <w:sz w:val="18"/>
-                <w:szCs w:val="18"/>
+                <w:sz w:val="13"/>
+                <w:szCs w:val="13"/>
+              </w:rPr>
+            </w:pPr>
+            <w:r>
+              <w:rPr>
+                <w:rFonts w:ascii="微软雅黑 Light" w:eastAsia="微软雅黑 Light" w:hAnsi="微软雅黑 Light" w:hint="eastAsia"/>
+                <w:sz w:val="13"/>
+                <w:szCs w:val="13"/>
               </w:rPr>
               <w:t>{封号7}</w:t>
             </w:r>
@@ -2150,15 +2060,15 @@
             <w:pPr>
               <w:rPr>
                 <w:rFonts w:ascii="微软雅黑 Light" w:eastAsia="微软雅黑 Light" w:hAnsi="微软雅黑 Light"/>
-                <w:sz w:val="18"/>
-                <w:szCs w:val="18"/>
-              </w:rPr>
-            </w:pPr>
-            <w:r>
-              <w:rPr>
-                <w:rFonts w:ascii="微软雅黑 Light" w:eastAsia="微软雅黑 Light" w:hAnsi="微软雅黑 Light" w:hint="eastAsia"/>
-                <w:sz w:val="18"/>
-                <w:szCs w:val="18"/>
+                <w:sz w:val="13"/>
+                <w:szCs w:val="13"/>
+              </w:rPr>
+            </w:pPr>
+            <w:r>
+              <w:rPr>
+                <w:rFonts w:ascii="微软雅黑 Light" w:eastAsia="微软雅黑 Light" w:hAnsi="微软雅黑 Light" w:hint="eastAsia"/>
+                <w:sz w:val="13"/>
+                <w:szCs w:val="13"/>
               </w:rPr>
               <w:t>{件数7}</w:t>
             </w:r>
@@ -2172,15 +2082,15 @@
             <w:pPr>
               <w:rPr>
                 <w:rFonts w:ascii="微软雅黑 Light" w:eastAsia="微软雅黑 Light" w:hAnsi="微软雅黑 Light"/>
-                <w:sz w:val="18"/>
-                <w:szCs w:val="18"/>
-              </w:rPr>
-            </w:pPr>
-            <w:r>
-              <w:rPr>
-                <w:rFonts w:ascii="微软雅黑 Light" w:eastAsia="微软雅黑 Light" w:hAnsi="微软雅黑 Light" w:hint="eastAsia"/>
-                <w:sz w:val="18"/>
-                <w:szCs w:val="18"/>
+                <w:sz w:val="13"/>
+                <w:szCs w:val="13"/>
+              </w:rPr>
+            </w:pPr>
+            <w:r>
+              <w:rPr>
+                <w:rFonts w:ascii="微软雅黑 Light" w:eastAsia="微软雅黑 Light" w:hAnsi="微软雅黑 Light" w:hint="eastAsia"/>
+                <w:sz w:val="13"/>
+                <w:szCs w:val="13"/>
               </w:rPr>
               <w:t>{数量单位7}</w:t>
             </w:r>
@@ -2194,15 +2104,15 @@
             <w:pPr>
               <w:rPr>
                 <w:rFonts w:ascii="微软雅黑 Light" w:eastAsia="微软雅黑 Light" w:hAnsi="微软雅黑 Light"/>
-                <w:sz w:val="18"/>
-                <w:szCs w:val="18"/>
-              </w:rPr>
-            </w:pPr>
-            <w:r>
-              <w:rPr>
-                <w:rFonts w:ascii="微软雅黑 Light" w:eastAsia="微软雅黑 Light" w:hAnsi="微软雅黑 Light" w:hint="eastAsia"/>
-                <w:sz w:val="18"/>
-                <w:szCs w:val="18"/>
+                <w:sz w:val="13"/>
+                <w:szCs w:val="13"/>
+              </w:rPr>
+            </w:pPr>
+            <w:r>
+              <w:rPr>
+                <w:rFonts w:ascii="微软雅黑 Light" w:eastAsia="微软雅黑 Light" w:hAnsi="微软雅黑 Light" w:hint="eastAsia"/>
+                <w:sz w:val="13"/>
+                <w:szCs w:val="13"/>
               </w:rPr>
               <w:t>{毛重7}</w:t>
             </w:r>
@@ -2216,15 +2126,15 @@
             <w:pPr>
               <w:rPr>
                 <w:rFonts w:ascii="微软雅黑 Light" w:eastAsia="微软雅黑 Light" w:hAnsi="微软雅黑 Light"/>
-                <w:sz w:val="18"/>
-                <w:szCs w:val="18"/>
-              </w:rPr>
-            </w:pPr>
-            <w:r>
-              <w:rPr>
-                <w:rFonts w:ascii="微软雅黑 Light" w:eastAsia="微软雅黑 Light" w:hAnsi="微软雅黑 Light" w:hint="eastAsia"/>
-                <w:sz w:val="18"/>
-                <w:szCs w:val="18"/>
+                <w:sz w:val="13"/>
+                <w:szCs w:val="13"/>
+              </w:rPr>
+            </w:pPr>
+            <w:r>
+              <w:rPr>
+                <w:rFonts w:ascii="微软雅黑 Light" w:eastAsia="微软雅黑 Light" w:hAnsi="微软雅黑 Light" w:hint="eastAsia"/>
+                <w:sz w:val="13"/>
+                <w:szCs w:val="13"/>
               </w:rPr>
               <w:t>{重量单位7}</w:t>
             </w:r>
@@ -2238,15 +2148,15 @@
             <w:pPr>
               <w:rPr>
                 <w:rFonts w:ascii="微软雅黑 Light" w:eastAsia="微软雅黑 Light" w:hAnsi="微软雅黑 Light"/>
-                <w:sz w:val="18"/>
-                <w:szCs w:val="18"/>
-              </w:rPr>
-            </w:pPr>
-            <w:r>
-              <w:rPr>
-                <w:rFonts w:ascii="微软雅黑 Light" w:eastAsia="微软雅黑 Light" w:hAnsi="微软雅黑 Light" w:hint="eastAsia"/>
-                <w:sz w:val="18"/>
-                <w:szCs w:val="18"/>
+                <w:sz w:val="13"/>
+                <w:szCs w:val="13"/>
+              </w:rPr>
+            </w:pPr>
+            <w:r>
+              <w:rPr>
+                <w:rFonts w:ascii="微软雅黑 Light" w:eastAsia="微软雅黑 Light" w:hAnsi="微软雅黑 Light" w:hint="eastAsia"/>
+                <w:sz w:val="13"/>
+                <w:szCs w:val="13"/>
               </w:rPr>
               <w:t>{体积7}</w:t>
             </w:r>
@@ -2260,15 +2170,15 @@
             <w:pPr>
               <w:rPr>
                 <w:rFonts w:ascii="微软雅黑 Light" w:eastAsia="微软雅黑 Light" w:hAnsi="微软雅黑 Light"/>
-                <w:sz w:val="18"/>
-                <w:szCs w:val="18"/>
-              </w:rPr>
-            </w:pPr>
-            <w:r>
-              <w:rPr>
-                <w:rFonts w:ascii="微软雅黑 Light" w:eastAsia="微软雅黑 Light" w:hAnsi="微软雅黑 Light" w:hint="eastAsia"/>
-                <w:sz w:val="18"/>
-                <w:szCs w:val="18"/>
+                <w:sz w:val="13"/>
+                <w:szCs w:val="13"/>
+              </w:rPr>
+            </w:pPr>
+            <w:r>
+              <w:rPr>
+                <w:rFonts w:ascii="微软雅黑 Light" w:eastAsia="微软雅黑 Light" w:hAnsi="微软雅黑 Light" w:hint="eastAsia"/>
+                <w:sz w:val="13"/>
+                <w:szCs w:val="13"/>
               </w:rPr>
               <w:t>{体积单位7}{箱型7}</w:t>
             </w:r>
@@ -2282,15 +2192,15 @@
             <w:pPr>
               <w:rPr>
                 <w:rFonts w:ascii="微软雅黑 Light" w:eastAsia="微软雅黑 Light" w:hAnsi="微软雅黑 Light"/>
-                <w:sz w:val="18"/>
-                <w:szCs w:val="18"/>
-              </w:rPr>
-            </w:pPr>
-            <w:r>
-              <w:rPr>
-                <w:rFonts w:ascii="微软雅黑 Light" w:eastAsia="微软雅黑 Light" w:hAnsi="微软雅黑 Light" w:hint="eastAsia"/>
-                <w:sz w:val="18"/>
-                <w:szCs w:val="18"/>
+                <w:sz w:val="13"/>
+                <w:szCs w:val="13"/>
+              </w:rPr>
+            </w:pPr>
+            <w:r>
+              <w:rPr>
+                <w:rFonts w:ascii="微软雅黑 Light" w:eastAsia="微软雅黑 Light" w:hAnsi="微软雅黑 Light" w:hint="eastAsia"/>
+                <w:sz w:val="13"/>
+                <w:szCs w:val="13"/>
               </w:rPr>
               <w:t>{提单号7}</w:t>
             </w:r>
@@ -2307,51 +2217,51 @@
             <w:pPr>
               <w:rPr>
                 <w:rFonts w:ascii="微软雅黑 Light" w:eastAsia="微软雅黑 Light" w:hAnsi="微软雅黑 Light"/>
-                <w:sz w:val="18"/>
-                <w:szCs w:val="18"/>
-              </w:rPr>
-            </w:pPr>
-          </w:p>
-        </w:tc>
-        <w:tc>
-          <w:tcPr>
-            <w:tcW w:w="0" w:type="auto"/>
-          </w:tcPr>
-          <w:p>
-            <w:pPr>
-              <w:rPr>
-                <w:rFonts w:ascii="微软雅黑 Light" w:eastAsia="微软雅黑 Light" w:hAnsi="微软雅黑 Light"/>
-                <w:sz w:val="18"/>
-                <w:szCs w:val="18"/>
-              </w:rPr>
-            </w:pPr>
-          </w:p>
-        </w:tc>
-        <w:tc>
-          <w:tcPr>
-            <w:tcW w:w="0" w:type="auto"/>
-          </w:tcPr>
-          <w:p>
-            <w:pPr>
-              <w:rPr>
-                <w:rFonts w:ascii="微软雅黑 Light" w:eastAsia="微软雅黑 Light" w:hAnsi="微软雅黑 Light"/>
-                <w:sz w:val="18"/>
-                <w:szCs w:val="18"/>
-              </w:rPr>
-            </w:pPr>
-            <w:r>
-              <w:rPr>
-                <w:rFonts w:ascii="微软雅黑 Light" w:eastAsia="微软雅黑 Light" w:hAnsi="微软雅黑 Light" w:hint="eastAsia"/>
-                <w:sz w:val="18"/>
-                <w:szCs w:val="18"/>
+                <w:sz w:val="13"/>
+                <w:szCs w:val="13"/>
+              </w:rPr>
+            </w:pPr>
+          </w:p>
+        </w:tc>
+        <w:tc>
+          <w:tcPr>
+            <w:tcW w:w="0" w:type="auto"/>
+          </w:tcPr>
+          <w:p>
+            <w:pPr>
+              <w:rPr>
+                <w:rFonts w:ascii="微软雅黑 Light" w:eastAsia="微软雅黑 Light" w:hAnsi="微软雅黑 Light"/>
+                <w:sz w:val="13"/>
+                <w:szCs w:val="13"/>
+              </w:rPr>
+            </w:pPr>
+          </w:p>
+        </w:tc>
+        <w:tc>
+          <w:tcPr>
+            <w:tcW w:w="0" w:type="auto"/>
+          </w:tcPr>
+          <w:p>
+            <w:pPr>
+              <w:rPr>
+                <w:rFonts w:ascii="微软雅黑 Light" w:eastAsia="微软雅黑 Light" w:hAnsi="微软雅黑 Light"/>
+                <w:sz w:val="13"/>
+                <w:szCs w:val="13"/>
+              </w:rPr>
+            </w:pPr>
+            <w:r>
+              <w:rPr>
+                <w:rFonts w:ascii="微软雅黑 Light" w:eastAsia="微软雅黑 Light" w:hAnsi="微软雅黑 Light" w:hint="eastAsia"/>
+                <w:sz w:val="13"/>
+                <w:szCs w:val="13"/>
               </w:rPr>
               <w:t>{总件数</w:t>
             </w:r>
             <w:r>
               <w:rPr>
                 <w:rFonts w:ascii="微软雅黑 Light" w:eastAsia="微软雅黑 Light" w:hAnsi="微软雅黑 Light"/>
-                <w:sz w:val="18"/>
-                <w:szCs w:val="18"/>
+                <w:sz w:val="13"/>
+                <w:szCs w:val="13"/>
               </w:rPr>
               <w:t>}</w:t>
             </w:r>
@@ -2365,37 +2275,37 @@
             <w:pPr>
               <w:rPr>
                 <w:rFonts w:ascii="微软雅黑 Light" w:eastAsia="微软雅黑 Light" w:hAnsi="微软雅黑 Light"/>
-                <w:sz w:val="18"/>
-                <w:szCs w:val="18"/>
-              </w:rPr>
-            </w:pPr>
-          </w:p>
-        </w:tc>
-        <w:tc>
-          <w:tcPr>
-            <w:tcW w:w="0" w:type="auto"/>
-          </w:tcPr>
-          <w:p>
-            <w:pPr>
-              <w:rPr>
-                <w:rFonts w:ascii="微软雅黑 Light" w:eastAsia="微软雅黑 Light" w:hAnsi="微软雅黑 Light"/>
-                <w:sz w:val="18"/>
-                <w:szCs w:val="18"/>
-              </w:rPr>
-            </w:pPr>
-            <w:r>
-              <w:rPr>
-                <w:rFonts w:ascii="微软雅黑 Light" w:eastAsia="微软雅黑 Light" w:hAnsi="微软雅黑 Light" w:hint="eastAsia"/>
-                <w:sz w:val="18"/>
-                <w:szCs w:val="18"/>
+                <w:sz w:val="13"/>
+                <w:szCs w:val="13"/>
+              </w:rPr>
+            </w:pPr>
+          </w:p>
+        </w:tc>
+        <w:tc>
+          <w:tcPr>
+            <w:tcW w:w="0" w:type="auto"/>
+          </w:tcPr>
+          <w:p>
+            <w:pPr>
+              <w:rPr>
+                <w:rFonts w:ascii="微软雅黑 Light" w:eastAsia="微软雅黑 Light" w:hAnsi="微软雅黑 Light"/>
+                <w:sz w:val="13"/>
+                <w:szCs w:val="13"/>
+              </w:rPr>
+            </w:pPr>
+            <w:r>
+              <w:rPr>
+                <w:rFonts w:ascii="微软雅黑 Light" w:eastAsia="微软雅黑 Light" w:hAnsi="微软雅黑 Light" w:hint="eastAsia"/>
+                <w:sz w:val="13"/>
+                <w:szCs w:val="13"/>
               </w:rPr>
               <w:t>{总毛重</w:t>
             </w:r>
             <w:r>
               <w:rPr>
                 <w:rFonts w:ascii="微软雅黑 Light" w:eastAsia="微软雅黑 Light" w:hAnsi="微软雅黑 Light"/>
-                <w:sz w:val="18"/>
-                <w:szCs w:val="18"/>
+                <w:sz w:val="13"/>
+                <w:szCs w:val="13"/>
               </w:rPr>
               <w:t>}</w:t>
             </w:r>
@@ -2409,37 +2319,37 @@
             <w:pPr>
               <w:rPr>
                 <w:rFonts w:ascii="微软雅黑 Light" w:eastAsia="微软雅黑 Light" w:hAnsi="微软雅黑 Light"/>
-                <w:sz w:val="18"/>
-                <w:szCs w:val="18"/>
-              </w:rPr>
-            </w:pPr>
-          </w:p>
-        </w:tc>
-        <w:tc>
-          <w:tcPr>
-            <w:tcW w:w="0" w:type="auto"/>
-          </w:tcPr>
-          <w:p>
-            <w:pPr>
-              <w:rPr>
-                <w:rFonts w:ascii="微软雅黑 Light" w:eastAsia="微软雅黑 Light" w:hAnsi="微软雅黑 Light"/>
-                <w:sz w:val="18"/>
-                <w:szCs w:val="18"/>
-              </w:rPr>
-            </w:pPr>
-            <w:r>
-              <w:rPr>
-                <w:rFonts w:ascii="微软雅黑 Light" w:eastAsia="微软雅黑 Light" w:hAnsi="微软雅黑 Light" w:hint="eastAsia"/>
-                <w:sz w:val="18"/>
-                <w:szCs w:val="18"/>
+                <w:sz w:val="13"/>
+                <w:szCs w:val="13"/>
+              </w:rPr>
+            </w:pPr>
+          </w:p>
+        </w:tc>
+        <w:tc>
+          <w:tcPr>
+            <w:tcW w:w="0" w:type="auto"/>
+          </w:tcPr>
+          <w:p>
+            <w:pPr>
+              <w:rPr>
+                <w:rFonts w:ascii="微软雅黑 Light" w:eastAsia="微软雅黑 Light" w:hAnsi="微软雅黑 Light"/>
+                <w:sz w:val="13"/>
+                <w:szCs w:val="13"/>
+              </w:rPr>
+            </w:pPr>
+            <w:r>
+              <w:rPr>
+                <w:rFonts w:ascii="微软雅黑 Light" w:eastAsia="微软雅黑 Light" w:hAnsi="微软雅黑 Light" w:hint="eastAsia"/>
+                <w:sz w:val="13"/>
+                <w:szCs w:val="13"/>
               </w:rPr>
               <w:t>{总体积</w:t>
             </w:r>
             <w:r>
               <w:rPr>
                 <w:rFonts w:ascii="微软雅黑 Light" w:eastAsia="微软雅黑 Light" w:hAnsi="微软雅黑 Light"/>
-                <w:sz w:val="18"/>
-                <w:szCs w:val="18"/>
+                <w:sz w:val="13"/>
+                <w:szCs w:val="13"/>
               </w:rPr>
               <w:t>}</w:t>
             </w:r>
@@ -2453,22 +2363,22 @@
             <w:pPr>
               <w:rPr>
                 <w:rFonts w:ascii="微软雅黑 Light" w:eastAsia="微软雅黑 Light" w:hAnsi="微软雅黑 Light"/>
-                <w:sz w:val="18"/>
-                <w:szCs w:val="18"/>
-              </w:rPr>
-            </w:pPr>
-          </w:p>
-        </w:tc>
-        <w:tc>
-          <w:tcPr>
-            <w:tcW w:w="0" w:type="auto"/>
-          </w:tcPr>
-          <w:p>
-            <w:pPr>
-              <w:rPr>
-                <w:rFonts w:ascii="微软雅黑 Light" w:eastAsia="微软雅黑 Light" w:hAnsi="微软雅黑 Light"/>
-                <w:sz w:val="18"/>
-                <w:szCs w:val="18"/>
+                <w:sz w:val="13"/>
+                <w:szCs w:val="13"/>
+              </w:rPr>
+            </w:pPr>
+          </w:p>
+        </w:tc>
+        <w:tc>
+          <w:tcPr>
+            <w:tcW w:w="0" w:type="auto"/>
+          </w:tcPr>
+          <w:p>
+            <w:pPr>
+              <w:rPr>
+                <w:rFonts w:ascii="微软雅黑 Light" w:eastAsia="微软雅黑 Light" w:hAnsi="微软雅黑 Light"/>
+                <w:sz w:val="13"/>
+                <w:szCs w:val="13"/>
               </w:rPr>
             </w:pPr>
           </w:p>

--- a/templates/带HS的汇总单.docx
+++ b/templates/带HS的汇总单.docx
@@ -796,15 +796,15 @@
         <w:tblLook w:val="04A0" w:firstRow="1" w:lastRow="0" w:firstColumn="1" w:lastColumn="0" w:noHBand="0" w:noVBand="1"/>
       </w:tblPr>
       <w:tblGrid>
-        <w:gridCol w:w="663"/>
-        <w:gridCol w:w="663"/>
-        <w:gridCol w:w="686"/>
-        <w:gridCol w:w="923"/>
-        <w:gridCol w:w="686"/>
-        <w:gridCol w:w="923"/>
-        <w:gridCol w:w="686"/>
-        <w:gridCol w:w="1369"/>
-        <w:gridCol w:w="793"/>
+        <w:gridCol w:w="732"/>
+        <w:gridCol w:w="732"/>
+        <w:gridCol w:w="758"/>
+        <w:gridCol w:w="1032"/>
+        <w:gridCol w:w="758"/>
+        <w:gridCol w:w="1032"/>
+        <w:gridCol w:w="758"/>
+        <w:gridCol w:w="1547"/>
+        <w:gridCol w:w="882"/>
       </w:tblGrid>
       <w:tr>
         <w:tc>
@@ -815,16 +815,20 @@
             <w:pPr>
               <w:rPr>
                 <w:rFonts w:ascii="微软雅黑 Light" w:eastAsia="微软雅黑 Light" w:hAnsi="微软雅黑 Light"/>
-                <w:sz w:val="13"/>
-                <w:szCs w:val="13"/>
+                <w:b/>
+                <w:bCs/>
+                <w:sz w:val="15"/>
+                <w:szCs w:val="15"/>
               </w:rPr>
             </w:pPr>
             <w:bookmarkStart w:id="0" w:name="_Hlk227664929"/>
             <w:r>
               <w:rPr>
                 <w:rFonts w:ascii="微软雅黑 Light" w:eastAsia="微软雅黑 Light" w:hAnsi="微软雅黑 Light" w:hint="eastAsia"/>
-                <w:sz w:val="13"/>
-                <w:szCs w:val="13"/>
+                <w:b/>
+                <w:bCs/>
+                <w:sz w:val="15"/>
+                <w:szCs w:val="15"/>
               </w:rPr>
               <w:t>{箱号1}</w:t>
             </w:r>
@@ -838,15 +842,19 @@
             <w:pPr>
               <w:rPr>
                 <w:rFonts w:ascii="微软雅黑 Light" w:eastAsia="微软雅黑 Light" w:hAnsi="微软雅黑 Light"/>
-                <w:sz w:val="13"/>
-                <w:szCs w:val="13"/>
-              </w:rPr>
-            </w:pPr>
-            <w:r>
-              <w:rPr>
-                <w:rFonts w:ascii="微软雅黑 Light" w:eastAsia="微软雅黑 Light" w:hAnsi="微软雅黑 Light" w:hint="eastAsia"/>
-                <w:sz w:val="13"/>
-                <w:szCs w:val="13"/>
+                <w:b/>
+                <w:bCs/>
+                <w:sz w:val="15"/>
+                <w:szCs w:val="15"/>
+              </w:rPr>
+            </w:pPr>
+            <w:r>
+              <w:rPr>
+                <w:rFonts w:ascii="微软雅黑 Light" w:eastAsia="微软雅黑 Light" w:hAnsi="微软雅黑 Light" w:hint="eastAsia"/>
+                <w:b/>
+                <w:bCs/>
+                <w:sz w:val="15"/>
+                <w:szCs w:val="15"/>
               </w:rPr>
               <w:t>{封号1}</w:t>
             </w:r>
@@ -860,15 +868,19 @@
             <w:pPr>
               <w:rPr>
                 <w:rFonts w:ascii="微软雅黑 Light" w:eastAsia="微软雅黑 Light" w:hAnsi="微软雅黑 Light"/>
-                <w:sz w:val="13"/>
-                <w:szCs w:val="13"/>
-              </w:rPr>
-            </w:pPr>
-            <w:r>
-              <w:rPr>
-                <w:rFonts w:ascii="微软雅黑 Light" w:eastAsia="微软雅黑 Light" w:hAnsi="微软雅黑 Light" w:hint="eastAsia"/>
-                <w:sz w:val="13"/>
-                <w:szCs w:val="13"/>
+                <w:b/>
+                <w:bCs/>
+                <w:sz w:val="15"/>
+                <w:szCs w:val="15"/>
+              </w:rPr>
+            </w:pPr>
+            <w:r>
+              <w:rPr>
+                <w:rFonts w:ascii="微软雅黑 Light" w:eastAsia="微软雅黑 Light" w:hAnsi="微软雅黑 Light" w:hint="eastAsia"/>
+                <w:b/>
+                <w:bCs/>
+                <w:sz w:val="15"/>
+                <w:szCs w:val="15"/>
               </w:rPr>
               <w:t>{件数1}</w:t>
             </w:r>
@@ -882,15 +894,19 @@
             <w:pPr>
               <w:rPr>
                 <w:rFonts w:ascii="微软雅黑 Light" w:eastAsia="微软雅黑 Light" w:hAnsi="微软雅黑 Light"/>
-                <w:sz w:val="13"/>
-                <w:szCs w:val="13"/>
-              </w:rPr>
-            </w:pPr>
-            <w:r>
-              <w:rPr>
-                <w:rFonts w:ascii="微软雅黑 Light" w:eastAsia="微软雅黑 Light" w:hAnsi="微软雅黑 Light" w:hint="eastAsia"/>
-                <w:sz w:val="13"/>
-                <w:szCs w:val="13"/>
+                <w:b/>
+                <w:bCs/>
+                <w:sz w:val="15"/>
+                <w:szCs w:val="15"/>
+              </w:rPr>
+            </w:pPr>
+            <w:r>
+              <w:rPr>
+                <w:rFonts w:ascii="微软雅黑 Light" w:eastAsia="微软雅黑 Light" w:hAnsi="微软雅黑 Light" w:hint="eastAsia"/>
+                <w:b/>
+                <w:bCs/>
+                <w:sz w:val="15"/>
+                <w:szCs w:val="15"/>
               </w:rPr>
               <w:t>{数量单位1}</w:t>
             </w:r>
@@ -904,15 +920,19 @@
             <w:pPr>
               <w:rPr>
                 <w:rFonts w:ascii="微软雅黑 Light" w:eastAsia="微软雅黑 Light" w:hAnsi="微软雅黑 Light"/>
-                <w:sz w:val="13"/>
-                <w:szCs w:val="13"/>
-              </w:rPr>
-            </w:pPr>
-            <w:r>
-              <w:rPr>
-                <w:rFonts w:ascii="微软雅黑 Light" w:eastAsia="微软雅黑 Light" w:hAnsi="微软雅黑 Light" w:hint="eastAsia"/>
-                <w:sz w:val="13"/>
-                <w:szCs w:val="13"/>
+                <w:b/>
+                <w:bCs/>
+                <w:sz w:val="15"/>
+                <w:szCs w:val="15"/>
+              </w:rPr>
+            </w:pPr>
+            <w:r>
+              <w:rPr>
+                <w:rFonts w:ascii="微软雅黑 Light" w:eastAsia="微软雅黑 Light" w:hAnsi="微软雅黑 Light" w:hint="eastAsia"/>
+                <w:b/>
+                <w:bCs/>
+                <w:sz w:val="15"/>
+                <w:szCs w:val="15"/>
               </w:rPr>
               <w:t>{毛重1}</w:t>
             </w:r>
@@ -926,15 +946,19 @@
             <w:pPr>
               <w:rPr>
                 <w:rFonts w:ascii="微软雅黑 Light" w:eastAsia="微软雅黑 Light" w:hAnsi="微软雅黑 Light"/>
-                <w:sz w:val="13"/>
-                <w:szCs w:val="13"/>
-              </w:rPr>
-            </w:pPr>
-            <w:r>
-              <w:rPr>
-                <w:rFonts w:ascii="微软雅黑 Light" w:eastAsia="微软雅黑 Light" w:hAnsi="微软雅黑 Light" w:hint="eastAsia"/>
-                <w:sz w:val="13"/>
-                <w:szCs w:val="13"/>
+                <w:b/>
+                <w:bCs/>
+                <w:sz w:val="15"/>
+                <w:szCs w:val="15"/>
+              </w:rPr>
+            </w:pPr>
+            <w:r>
+              <w:rPr>
+                <w:rFonts w:ascii="微软雅黑 Light" w:eastAsia="微软雅黑 Light" w:hAnsi="微软雅黑 Light" w:hint="eastAsia"/>
+                <w:b/>
+                <w:bCs/>
+                <w:sz w:val="15"/>
+                <w:szCs w:val="15"/>
               </w:rPr>
               <w:t>{重量单位1}</w:t>
             </w:r>
@@ -948,15 +972,19 @@
             <w:pPr>
               <w:rPr>
                 <w:rFonts w:ascii="微软雅黑 Light" w:eastAsia="微软雅黑 Light" w:hAnsi="微软雅黑 Light"/>
-                <w:sz w:val="13"/>
-                <w:szCs w:val="13"/>
-              </w:rPr>
-            </w:pPr>
-            <w:r>
-              <w:rPr>
-                <w:rFonts w:ascii="微软雅黑 Light" w:eastAsia="微软雅黑 Light" w:hAnsi="微软雅黑 Light" w:hint="eastAsia"/>
-                <w:sz w:val="13"/>
-                <w:szCs w:val="13"/>
+                <w:b/>
+                <w:bCs/>
+                <w:sz w:val="15"/>
+                <w:szCs w:val="15"/>
+              </w:rPr>
+            </w:pPr>
+            <w:r>
+              <w:rPr>
+                <w:rFonts w:ascii="微软雅黑 Light" w:eastAsia="微软雅黑 Light" w:hAnsi="微软雅黑 Light" w:hint="eastAsia"/>
+                <w:b/>
+                <w:bCs/>
+                <w:sz w:val="15"/>
+                <w:szCs w:val="15"/>
               </w:rPr>
               <w:t>{体积1}</w:t>
             </w:r>
@@ -970,15 +998,19 @@
             <w:pPr>
               <w:rPr>
                 <w:rFonts w:ascii="微软雅黑 Light" w:eastAsia="微软雅黑 Light" w:hAnsi="微软雅黑 Light"/>
-                <w:sz w:val="13"/>
-                <w:szCs w:val="13"/>
-              </w:rPr>
-            </w:pPr>
-            <w:r>
-              <w:rPr>
-                <w:rFonts w:ascii="微软雅黑 Light" w:eastAsia="微软雅黑 Light" w:hAnsi="微软雅黑 Light" w:hint="eastAsia"/>
-                <w:sz w:val="13"/>
-                <w:szCs w:val="13"/>
+                <w:b/>
+                <w:bCs/>
+                <w:sz w:val="15"/>
+                <w:szCs w:val="15"/>
+              </w:rPr>
+            </w:pPr>
+            <w:r>
+              <w:rPr>
+                <w:rFonts w:ascii="微软雅黑 Light" w:eastAsia="微软雅黑 Light" w:hAnsi="微软雅黑 Light" w:hint="eastAsia"/>
+                <w:b/>
+                <w:bCs/>
+                <w:sz w:val="15"/>
+                <w:szCs w:val="15"/>
               </w:rPr>
               <w:t>{体积单位1}{箱型1}</w:t>
             </w:r>
@@ -992,15 +1024,19 @@
             <w:pPr>
               <w:rPr>
                 <w:rFonts w:ascii="微软雅黑 Light" w:eastAsia="微软雅黑 Light" w:hAnsi="微软雅黑 Light"/>
-                <w:sz w:val="13"/>
-                <w:szCs w:val="13"/>
-              </w:rPr>
-            </w:pPr>
-            <w:r>
-              <w:rPr>
-                <w:rFonts w:ascii="微软雅黑 Light" w:eastAsia="微软雅黑 Light" w:hAnsi="微软雅黑 Light" w:hint="eastAsia"/>
-                <w:sz w:val="13"/>
-                <w:szCs w:val="13"/>
+                <w:b/>
+                <w:bCs/>
+                <w:sz w:val="15"/>
+                <w:szCs w:val="15"/>
+              </w:rPr>
+            </w:pPr>
+            <w:r>
+              <w:rPr>
+                <w:rFonts w:ascii="微软雅黑 Light" w:eastAsia="微软雅黑 Light" w:hAnsi="微软雅黑 Light" w:hint="eastAsia"/>
+                <w:b/>
+                <w:bCs/>
+                <w:sz w:val="15"/>
+                <w:szCs w:val="15"/>
               </w:rPr>
               <w:t>{提单号1}</w:t>
             </w:r>
@@ -1016,15 +1052,19 @@
             <w:pPr>
               <w:rPr>
                 <w:rFonts w:ascii="微软雅黑 Light" w:eastAsia="微软雅黑 Light" w:hAnsi="微软雅黑 Light"/>
-                <w:sz w:val="13"/>
-                <w:szCs w:val="13"/>
-              </w:rPr>
-            </w:pPr>
-            <w:r>
-              <w:rPr>
-                <w:rFonts w:ascii="微软雅黑 Light" w:eastAsia="微软雅黑 Light" w:hAnsi="微软雅黑 Light" w:hint="eastAsia"/>
-                <w:sz w:val="13"/>
-                <w:szCs w:val="13"/>
+                <w:b/>
+                <w:bCs/>
+                <w:sz w:val="15"/>
+                <w:szCs w:val="15"/>
+              </w:rPr>
+            </w:pPr>
+            <w:r>
+              <w:rPr>
+                <w:rFonts w:ascii="微软雅黑 Light" w:eastAsia="微软雅黑 Light" w:hAnsi="微软雅黑 Light" w:hint="eastAsia"/>
+                <w:b/>
+                <w:bCs/>
+                <w:sz w:val="15"/>
+                <w:szCs w:val="15"/>
               </w:rPr>
               <w:t>{箱号2}</w:t>
             </w:r>
@@ -1038,15 +1078,19 @@
             <w:pPr>
               <w:rPr>
                 <w:rFonts w:ascii="微软雅黑 Light" w:eastAsia="微软雅黑 Light" w:hAnsi="微软雅黑 Light"/>
-                <w:sz w:val="13"/>
-                <w:szCs w:val="13"/>
-              </w:rPr>
-            </w:pPr>
-            <w:r>
-              <w:rPr>
-                <w:rFonts w:ascii="微软雅黑 Light" w:eastAsia="微软雅黑 Light" w:hAnsi="微软雅黑 Light" w:hint="eastAsia"/>
-                <w:sz w:val="13"/>
-                <w:szCs w:val="13"/>
+                <w:b/>
+                <w:bCs/>
+                <w:sz w:val="15"/>
+                <w:szCs w:val="15"/>
+              </w:rPr>
+            </w:pPr>
+            <w:r>
+              <w:rPr>
+                <w:rFonts w:ascii="微软雅黑 Light" w:eastAsia="微软雅黑 Light" w:hAnsi="微软雅黑 Light" w:hint="eastAsia"/>
+                <w:b/>
+                <w:bCs/>
+                <w:sz w:val="15"/>
+                <w:szCs w:val="15"/>
               </w:rPr>
               <w:t>{封号2}</w:t>
             </w:r>
@@ -1060,15 +1104,19 @@
             <w:pPr>
               <w:rPr>
                 <w:rFonts w:ascii="微软雅黑 Light" w:eastAsia="微软雅黑 Light" w:hAnsi="微软雅黑 Light"/>
-                <w:sz w:val="13"/>
-                <w:szCs w:val="13"/>
-              </w:rPr>
-            </w:pPr>
-            <w:r>
-              <w:rPr>
-                <w:rFonts w:ascii="微软雅黑 Light" w:eastAsia="微软雅黑 Light" w:hAnsi="微软雅黑 Light" w:hint="eastAsia"/>
-                <w:sz w:val="13"/>
-                <w:szCs w:val="13"/>
+                <w:b/>
+                <w:bCs/>
+                <w:sz w:val="15"/>
+                <w:szCs w:val="15"/>
+              </w:rPr>
+            </w:pPr>
+            <w:r>
+              <w:rPr>
+                <w:rFonts w:ascii="微软雅黑 Light" w:eastAsia="微软雅黑 Light" w:hAnsi="微软雅黑 Light" w:hint="eastAsia"/>
+                <w:b/>
+                <w:bCs/>
+                <w:sz w:val="15"/>
+                <w:szCs w:val="15"/>
               </w:rPr>
               <w:t>{件数2}</w:t>
             </w:r>
@@ -1082,15 +1130,19 @@
             <w:pPr>
               <w:rPr>
                 <w:rFonts w:ascii="微软雅黑 Light" w:eastAsia="微软雅黑 Light" w:hAnsi="微软雅黑 Light"/>
-                <w:sz w:val="13"/>
-                <w:szCs w:val="13"/>
-              </w:rPr>
-            </w:pPr>
-            <w:r>
-              <w:rPr>
-                <w:rFonts w:ascii="微软雅黑 Light" w:eastAsia="微软雅黑 Light" w:hAnsi="微软雅黑 Light" w:hint="eastAsia"/>
-                <w:sz w:val="13"/>
-                <w:szCs w:val="13"/>
+                <w:b/>
+                <w:bCs/>
+                <w:sz w:val="15"/>
+                <w:szCs w:val="15"/>
+              </w:rPr>
+            </w:pPr>
+            <w:r>
+              <w:rPr>
+                <w:rFonts w:ascii="微软雅黑 Light" w:eastAsia="微软雅黑 Light" w:hAnsi="微软雅黑 Light" w:hint="eastAsia"/>
+                <w:b/>
+                <w:bCs/>
+                <w:sz w:val="15"/>
+                <w:szCs w:val="15"/>
               </w:rPr>
               <w:t>{数量单位2}</w:t>
             </w:r>
@@ -1104,15 +1156,19 @@
             <w:pPr>
               <w:rPr>
                 <w:rFonts w:ascii="微软雅黑 Light" w:eastAsia="微软雅黑 Light" w:hAnsi="微软雅黑 Light"/>
-                <w:sz w:val="13"/>
-                <w:szCs w:val="13"/>
-              </w:rPr>
-            </w:pPr>
-            <w:r>
-              <w:rPr>
-                <w:rFonts w:ascii="微软雅黑 Light" w:eastAsia="微软雅黑 Light" w:hAnsi="微软雅黑 Light" w:hint="eastAsia"/>
-                <w:sz w:val="13"/>
-                <w:szCs w:val="13"/>
+                <w:b/>
+                <w:bCs/>
+                <w:sz w:val="15"/>
+                <w:szCs w:val="15"/>
+              </w:rPr>
+            </w:pPr>
+            <w:r>
+              <w:rPr>
+                <w:rFonts w:ascii="微软雅黑 Light" w:eastAsia="微软雅黑 Light" w:hAnsi="微软雅黑 Light" w:hint="eastAsia"/>
+                <w:b/>
+                <w:bCs/>
+                <w:sz w:val="15"/>
+                <w:szCs w:val="15"/>
               </w:rPr>
               <w:t>{毛重2}</w:t>
             </w:r>
@@ -1126,15 +1182,19 @@
             <w:pPr>
               <w:rPr>
                 <w:rFonts w:ascii="微软雅黑 Light" w:eastAsia="微软雅黑 Light" w:hAnsi="微软雅黑 Light"/>
-                <w:sz w:val="13"/>
-                <w:szCs w:val="13"/>
-              </w:rPr>
-            </w:pPr>
-            <w:r>
-              <w:rPr>
-                <w:rFonts w:ascii="微软雅黑 Light" w:eastAsia="微软雅黑 Light" w:hAnsi="微软雅黑 Light" w:hint="eastAsia"/>
-                <w:sz w:val="13"/>
-                <w:szCs w:val="13"/>
+                <w:b/>
+                <w:bCs/>
+                <w:sz w:val="15"/>
+                <w:szCs w:val="15"/>
+              </w:rPr>
+            </w:pPr>
+            <w:r>
+              <w:rPr>
+                <w:rFonts w:ascii="微软雅黑 Light" w:eastAsia="微软雅黑 Light" w:hAnsi="微软雅黑 Light" w:hint="eastAsia"/>
+                <w:b/>
+                <w:bCs/>
+                <w:sz w:val="15"/>
+                <w:szCs w:val="15"/>
               </w:rPr>
               <w:t>{重量单位2}</w:t>
             </w:r>
@@ -1148,15 +1208,19 @@
             <w:pPr>
               <w:rPr>
                 <w:rFonts w:ascii="微软雅黑 Light" w:eastAsia="微软雅黑 Light" w:hAnsi="微软雅黑 Light"/>
-                <w:sz w:val="13"/>
-                <w:szCs w:val="13"/>
-              </w:rPr>
-            </w:pPr>
-            <w:r>
-              <w:rPr>
-                <w:rFonts w:ascii="微软雅黑 Light" w:eastAsia="微软雅黑 Light" w:hAnsi="微软雅黑 Light" w:hint="eastAsia"/>
-                <w:sz w:val="13"/>
-                <w:szCs w:val="13"/>
+                <w:b/>
+                <w:bCs/>
+                <w:sz w:val="15"/>
+                <w:szCs w:val="15"/>
+              </w:rPr>
+            </w:pPr>
+            <w:r>
+              <w:rPr>
+                <w:rFonts w:ascii="微软雅黑 Light" w:eastAsia="微软雅黑 Light" w:hAnsi="微软雅黑 Light" w:hint="eastAsia"/>
+                <w:b/>
+                <w:bCs/>
+                <w:sz w:val="15"/>
+                <w:szCs w:val="15"/>
               </w:rPr>
               <w:t>{体积2}</w:t>
             </w:r>
@@ -1170,15 +1234,19 @@
             <w:pPr>
               <w:rPr>
                 <w:rFonts w:ascii="微软雅黑 Light" w:eastAsia="微软雅黑 Light" w:hAnsi="微软雅黑 Light"/>
-                <w:sz w:val="13"/>
-                <w:szCs w:val="13"/>
-              </w:rPr>
-            </w:pPr>
-            <w:r>
-              <w:rPr>
-                <w:rFonts w:ascii="微软雅黑 Light" w:eastAsia="微软雅黑 Light" w:hAnsi="微软雅黑 Light" w:hint="eastAsia"/>
-                <w:sz w:val="13"/>
-                <w:szCs w:val="13"/>
+                <w:b/>
+                <w:bCs/>
+                <w:sz w:val="15"/>
+                <w:szCs w:val="15"/>
+              </w:rPr>
+            </w:pPr>
+            <w:r>
+              <w:rPr>
+                <w:rFonts w:ascii="微软雅黑 Light" w:eastAsia="微软雅黑 Light" w:hAnsi="微软雅黑 Light" w:hint="eastAsia"/>
+                <w:b/>
+                <w:bCs/>
+                <w:sz w:val="15"/>
+                <w:szCs w:val="15"/>
               </w:rPr>
               <w:t>{体积单位2}{箱型2}</w:t>
             </w:r>
@@ -1192,15 +1260,19 @@
             <w:pPr>
               <w:rPr>
                 <w:rFonts w:ascii="微软雅黑 Light" w:eastAsia="微软雅黑 Light" w:hAnsi="微软雅黑 Light"/>
-                <w:sz w:val="13"/>
-                <w:szCs w:val="13"/>
-              </w:rPr>
-            </w:pPr>
-            <w:r>
-              <w:rPr>
-                <w:rFonts w:ascii="微软雅黑 Light" w:eastAsia="微软雅黑 Light" w:hAnsi="微软雅黑 Light" w:hint="eastAsia"/>
-                <w:sz w:val="13"/>
-                <w:szCs w:val="13"/>
+                <w:b/>
+                <w:bCs/>
+                <w:sz w:val="15"/>
+                <w:szCs w:val="15"/>
+              </w:rPr>
+            </w:pPr>
+            <w:r>
+              <w:rPr>
+                <w:rFonts w:ascii="微软雅黑 Light" w:eastAsia="微软雅黑 Light" w:hAnsi="微软雅黑 Light" w:hint="eastAsia"/>
+                <w:b/>
+                <w:bCs/>
+                <w:sz w:val="15"/>
+                <w:szCs w:val="15"/>
               </w:rPr>
               <w:t>{提单号2}</w:t>
             </w:r>
@@ -1216,15 +1288,19 @@
             <w:pPr>
               <w:rPr>
                 <w:rFonts w:ascii="微软雅黑 Light" w:eastAsia="微软雅黑 Light" w:hAnsi="微软雅黑 Light"/>
-                <w:sz w:val="13"/>
-                <w:szCs w:val="13"/>
-              </w:rPr>
-            </w:pPr>
-            <w:r>
-              <w:rPr>
-                <w:rFonts w:ascii="微软雅黑 Light" w:eastAsia="微软雅黑 Light" w:hAnsi="微软雅黑 Light" w:hint="eastAsia"/>
-                <w:sz w:val="13"/>
-                <w:szCs w:val="13"/>
+                <w:b/>
+                <w:bCs/>
+                <w:sz w:val="15"/>
+                <w:szCs w:val="15"/>
+              </w:rPr>
+            </w:pPr>
+            <w:r>
+              <w:rPr>
+                <w:rFonts w:ascii="微软雅黑 Light" w:eastAsia="微软雅黑 Light" w:hAnsi="微软雅黑 Light" w:hint="eastAsia"/>
+                <w:b/>
+                <w:bCs/>
+                <w:sz w:val="15"/>
+                <w:szCs w:val="15"/>
               </w:rPr>
               <w:t>{箱号3}</w:t>
             </w:r>
@@ -1238,15 +1314,19 @@
             <w:pPr>
               <w:rPr>
                 <w:rFonts w:ascii="微软雅黑 Light" w:eastAsia="微软雅黑 Light" w:hAnsi="微软雅黑 Light"/>
-                <w:sz w:val="13"/>
-                <w:szCs w:val="13"/>
-              </w:rPr>
-            </w:pPr>
-            <w:r>
-              <w:rPr>
-                <w:rFonts w:ascii="微软雅黑 Light" w:eastAsia="微软雅黑 Light" w:hAnsi="微软雅黑 Light" w:hint="eastAsia"/>
-                <w:sz w:val="13"/>
-                <w:szCs w:val="13"/>
+                <w:b/>
+                <w:bCs/>
+                <w:sz w:val="15"/>
+                <w:szCs w:val="15"/>
+              </w:rPr>
+            </w:pPr>
+            <w:r>
+              <w:rPr>
+                <w:rFonts w:ascii="微软雅黑 Light" w:eastAsia="微软雅黑 Light" w:hAnsi="微软雅黑 Light" w:hint="eastAsia"/>
+                <w:b/>
+                <w:bCs/>
+                <w:sz w:val="15"/>
+                <w:szCs w:val="15"/>
               </w:rPr>
               <w:t>{封号3}</w:t>
             </w:r>
@@ -1260,15 +1340,19 @@
             <w:pPr>
               <w:rPr>
                 <w:rFonts w:ascii="微软雅黑 Light" w:eastAsia="微软雅黑 Light" w:hAnsi="微软雅黑 Light"/>
-                <w:sz w:val="13"/>
-                <w:szCs w:val="13"/>
-              </w:rPr>
-            </w:pPr>
-            <w:r>
-              <w:rPr>
-                <w:rFonts w:ascii="微软雅黑 Light" w:eastAsia="微软雅黑 Light" w:hAnsi="微软雅黑 Light" w:hint="eastAsia"/>
-                <w:sz w:val="13"/>
-                <w:szCs w:val="13"/>
+                <w:b/>
+                <w:bCs/>
+                <w:sz w:val="15"/>
+                <w:szCs w:val="15"/>
+              </w:rPr>
+            </w:pPr>
+            <w:r>
+              <w:rPr>
+                <w:rFonts w:ascii="微软雅黑 Light" w:eastAsia="微软雅黑 Light" w:hAnsi="微软雅黑 Light" w:hint="eastAsia"/>
+                <w:b/>
+                <w:bCs/>
+                <w:sz w:val="15"/>
+                <w:szCs w:val="15"/>
               </w:rPr>
               <w:t>{件数3}</w:t>
             </w:r>
@@ -1282,15 +1366,19 @@
             <w:pPr>
               <w:rPr>
                 <w:rFonts w:ascii="微软雅黑 Light" w:eastAsia="微软雅黑 Light" w:hAnsi="微软雅黑 Light"/>
-                <w:sz w:val="13"/>
-                <w:szCs w:val="13"/>
-              </w:rPr>
-            </w:pPr>
-            <w:r>
-              <w:rPr>
-                <w:rFonts w:ascii="微软雅黑 Light" w:eastAsia="微软雅黑 Light" w:hAnsi="微软雅黑 Light" w:hint="eastAsia"/>
-                <w:sz w:val="13"/>
-                <w:szCs w:val="13"/>
+                <w:b/>
+                <w:bCs/>
+                <w:sz w:val="15"/>
+                <w:szCs w:val="15"/>
+              </w:rPr>
+            </w:pPr>
+            <w:r>
+              <w:rPr>
+                <w:rFonts w:ascii="微软雅黑 Light" w:eastAsia="微软雅黑 Light" w:hAnsi="微软雅黑 Light" w:hint="eastAsia"/>
+                <w:b/>
+                <w:bCs/>
+                <w:sz w:val="15"/>
+                <w:szCs w:val="15"/>
               </w:rPr>
               <w:t>{数量单位3}</w:t>
             </w:r>
@@ -1304,15 +1392,19 @@
             <w:pPr>
               <w:rPr>
                 <w:rFonts w:ascii="微软雅黑 Light" w:eastAsia="微软雅黑 Light" w:hAnsi="微软雅黑 Light"/>
-                <w:sz w:val="13"/>
-                <w:szCs w:val="13"/>
-              </w:rPr>
-            </w:pPr>
-            <w:r>
-              <w:rPr>
-                <w:rFonts w:ascii="微软雅黑 Light" w:eastAsia="微软雅黑 Light" w:hAnsi="微软雅黑 Light" w:hint="eastAsia"/>
-                <w:sz w:val="13"/>
-                <w:szCs w:val="13"/>
+                <w:b/>
+                <w:bCs/>
+                <w:sz w:val="15"/>
+                <w:szCs w:val="15"/>
+              </w:rPr>
+            </w:pPr>
+            <w:r>
+              <w:rPr>
+                <w:rFonts w:ascii="微软雅黑 Light" w:eastAsia="微软雅黑 Light" w:hAnsi="微软雅黑 Light" w:hint="eastAsia"/>
+                <w:b/>
+                <w:bCs/>
+                <w:sz w:val="15"/>
+                <w:szCs w:val="15"/>
               </w:rPr>
               <w:t>{毛重3}</w:t>
             </w:r>
@@ -1326,15 +1418,19 @@
             <w:pPr>
               <w:rPr>
                 <w:rFonts w:ascii="微软雅黑 Light" w:eastAsia="微软雅黑 Light" w:hAnsi="微软雅黑 Light"/>
-                <w:sz w:val="13"/>
-                <w:szCs w:val="13"/>
-              </w:rPr>
-            </w:pPr>
-            <w:r>
-              <w:rPr>
-                <w:rFonts w:ascii="微软雅黑 Light" w:eastAsia="微软雅黑 Light" w:hAnsi="微软雅黑 Light" w:hint="eastAsia"/>
-                <w:sz w:val="13"/>
-                <w:szCs w:val="13"/>
+                <w:b/>
+                <w:bCs/>
+                <w:sz w:val="15"/>
+                <w:szCs w:val="15"/>
+              </w:rPr>
+            </w:pPr>
+            <w:r>
+              <w:rPr>
+                <w:rFonts w:ascii="微软雅黑 Light" w:eastAsia="微软雅黑 Light" w:hAnsi="微软雅黑 Light" w:hint="eastAsia"/>
+                <w:b/>
+                <w:bCs/>
+                <w:sz w:val="15"/>
+                <w:szCs w:val="15"/>
               </w:rPr>
               <w:t>{重量单位3}</w:t>
             </w:r>
@@ -1348,15 +1444,19 @@
             <w:pPr>
               <w:rPr>
                 <w:rFonts w:ascii="微软雅黑 Light" w:eastAsia="微软雅黑 Light" w:hAnsi="微软雅黑 Light"/>
-                <w:sz w:val="13"/>
-                <w:szCs w:val="13"/>
-              </w:rPr>
-            </w:pPr>
-            <w:r>
-              <w:rPr>
-                <w:rFonts w:ascii="微软雅黑 Light" w:eastAsia="微软雅黑 Light" w:hAnsi="微软雅黑 Light" w:hint="eastAsia"/>
-                <w:sz w:val="13"/>
-                <w:szCs w:val="13"/>
+                <w:b/>
+                <w:bCs/>
+                <w:sz w:val="15"/>
+                <w:szCs w:val="15"/>
+              </w:rPr>
+            </w:pPr>
+            <w:r>
+              <w:rPr>
+                <w:rFonts w:ascii="微软雅黑 Light" w:eastAsia="微软雅黑 Light" w:hAnsi="微软雅黑 Light" w:hint="eastAsia"/>
+                <w:b/>
+                <w:bCs/>
+                <w:sz w:val="15"/>
+                <w:szCs w:val="15"/>
               </w:rPr>
               <w:t>{体积3}</w:t>
             </w:r>
@@ -1370,15 +1470,19 @@
             <w:pPr>
               <w:rPr>
                 <w:rFonts w:ascii="微软雅黑 Light" w:eastAsia="微软雅黑 Light" w:hAnsi="微软雅黑 Light"/>
-                <w:sz w:val="13"/>
-                <w:szCs w:val="13"/>
-              </w:rPr>
-            </w:pPr>
-            <w:r>
-              <w:rPr>
-                <w:rFonts w:ascii="微软雅黑 Light" w:eastAsia="微软雅黑 Light" w:hAnsi="微软雅黑 Light" w:hint="eastAsia"/>
-                <w:sz w:val="13"/>
-                <w:szCs w:val="13"/>
+                <w:b/>
+                <w:bCs/>
+                <w:sz w:val="15"/>
+                <w:szCs w:val="15"/>
+              </w:rPr>
+            </w:pPr>
+            <w:r>
+              <w:rPr>
+                <w:rFonts w:ascii="微软雅黑 Light" w:eastAsia="微软雅黑 Light" w:hAnsi="微软雅黑 Light" w:hint="eastAsia"/>
+                <w:b/>
+                <w:bCs/>
+                <w:sz w:val="15"/>
+                <w:szCs w:val="15"/>
               </w:rPr>
               <w:t>{体积单位3}{箱型3}</w:t>
             </w:r>
@@ -1392,15 +1496,19 @@
             <w:pPr>
               <w:rPr>
                 <w:rFonts w:ascii="微软雅黑 Light" w:eastAsia="微软雅黑 Light" w:hAnsi="微软雅黑 Light"/>
-                <w:sz w:val="13"/>
-                <w:szCs w:val="13"/>
-              </w:rPr>
-            </w:pPr>
-            <w:r>
-              <w:rPr>
-                <w:rFonts w:ascii="微软雅黑 Light" w:eastAsia="微软雅黑 Light" w:hAnsi="微软雅黑 Light" w:hint="eastAsia"/>
-                <w:sz w:val="13"/>
-                <w:szCs w:val="13"/>
+                <w:b/>
+                <w:bCs/>
+                <w:sz w:val="15"/>
+                <w:szCs w:val="15"/>
+              </w:rPr>
+            </w:pPr>
+            <w:r>
+              <w:rPr>
+                <w:rFonts w:ascii="微软雅黑 Light" w:eastAsia="微软雅黑 Light" w:hAnsi="微软雅黑 Light" w:hint="eastAsia"/>
+                <w:b/>
+                <w:bCs/>
+                <w:sz w:val="15"/>
+                <w:szCs w:val="15"/>
               </w:rPr>
               <w:t>{提单号3}</w:t>
             </w:r>
@@ -1416,15 +1524,19 @@
             <w:pPr>
               <w:rPr>
                 <w:rFonts w:ascii="微软雅黑 Light" w:eastAsia="微软雅黑 Light" w:hAnsi="微软雅黑 Light"/>
-                <w:sz w:val="13"/>
-                <w:szCs w:val="13"/>
-              </w:rPr>
-            </w:pPr>
-            <w:r>
-              <w:rPr>
-                <w:rFonts w:ascii="微软雅黑 Light" w:eastAsia="微软雅黑 Light" w:hAnsi="微软雅黑 Light" w:hint="eastAsia"/>
-                <w:sz w:val="13"/>
-                <w:szCs w:val="13"/>
+                <w:b/>
+                <w:bCs/>
+                <w:sz w:val="15"/>
+                <w:szCs w:val="15"/>
+              </w:rPr>
+            </w:pPr>
+            <w:r>
+              <w:rPr>
+                <w:rFonts w:ascii="微软雅黑 Light" w:eastAsia="微软雅黑 Light" w:hAnsi="微软雅黑 Light" w:hint="eastAsia"/>
+                <w:b/>
+                <w:bCs/>
+                <w:sz w:val="15"/>
+                <w:szCs w:val="15"/>
               </w:rPr>
               <w:t>{箱号4}</w:t>
             </w:r>
@@ -1438,15 +1550,19 @@
             <w:pPr>
               <w:rPr>
                 <w:rFonts w:ascii="微软雅黑 Light" w:eastAsia="微软雅黑 Light" w:hAnsi="微软雅黑 Light"/>
-                <w:sz w:val="13"/>
-                <w:szCs w:val="13"/>
-              </w:rPr>
-            </w:pPr>
-            <w:r>
-              <w:rPr>
-                <w:rFonts w:ascii="微软雅黑 Light" w:eastAsia="微软雅黑 Light" w:hAnsi="微软雅黑 Light" w:hint="eastAsia"/>
-                <w:sz w:val="13"/>
-                <w:szCs w:val="13"/>
+                <w:b/>
+                <w:bCs/>
+                <w:sz w:val="15"/>
+                <w:szCs w:val="15"/>
+              </w:rPr>
+            </w:pPr>
+            <w:r>
+              <w:rPr>
+                <w:rFonts w:ascii="微软雅黑 Light" w:eastAsia="微软雅黑 Light" w:hAnsi="微软雅黑 Light" w:hint="eastAsia"/>
+                <w:b/>
+                <w:bCs/>
+                <w:sz w:val="15"/>
+                <w:szCs w:val="15"/>
               </w:rPr>
               <w:t>{封号4}</w:t>
             </w:r>
@@ -1460,15 +1576,19 @@
             <w:pPr>
               <w:rPr>
                 <w:rFonts w:ascii="微软雅黑 Light" w:eastAsia="微软雅黑 Light" w:hAnsi="微软雅黑 Light"/>
-                <w:sz w:val="13"/>
-                <w:szCs w:val="13"/>
-              </w:rPr>
-            </w:pPr>
-            <w:r>
-              <w:rPr>
-                <w:rFonts w:ascii="微软雅黑 Light" w:eastAsia="微软雅黑 Light" w:hAnsi="微软雅黑 Light" w:hint="eastAsia"/>
-                <w:sz w:val="13"/>
-                <w:szCs w:val="13"/>
+                <w:b/>
+                <w:bCs/>
+                <w:sz w:val="15"/>
+                <w:szCs w:val="15"/>
+              </w:rPr>
+            </w:pPr>
+            <w:r>
+              <w:rPr>
+                <w:rFonts w:ascii="微软雅黑 Light" w:eastAsia="微软雅黑 Light" w:hAnsi="微软雅黑 Light" w:hint="eastAsia"/>
+                <w:b/>
+                <w:bCs/>
+                <w:sz w:val="15"/>
+                <w:szCs w:val="15"/>
               </w:rPr>
               <w:t>{件数4}</w:t>
             </w:r>
@@ -1482,15 +1602,19 @@
             <w:pPr>
               <w:rPr>
                 <w:rFonts w:ascii="微软雅黑 Light" w:eastAsia="微软雅黑 Light" w:hAnsi="微软雅黑 Light"/>
-                <w:sz w:val="13"/>
-                <w:szCs w:val="13"/>
-              </w:rPr>
-            </w:pPr>
-            <w:r>
-              <w:rPr>
-                <w:rFonts w:ascii="微软雅黑 Light" w:eastAsia="微软雅黑 Light" w:hAnsi="微软雅黑 Light" w:hint="eastAsia"/>
-                <w:sz w:val="13"/>
-                <w:szCs w:val="13"/>
+                <w:b/>
+                <w:bCs/>
+                <w:sz w:val="15"/>
+                <w:szCs w:val="15"/>
+              </w:rPr>
+            </w:pPr>
+            <w:r>
+              <w:rPr>
+                <w:rFonts w:ascii="微软雅黑 Light" w:eastAsia="微软雅黑 Light" w:hAnsi="微软雅黑 Light" w:hint="eastAsia"/>
+                <w:b/>
+                <w:bCs/>
+                <w:sz w:val="15"/>
+                <w:szCs w:val="15"/>
               </w:rPr>
               <w:t>{数量单位4}</w:t>
             </w:r>
@@ -1504,15 +1628,19 @@
             <w:pPr>
               <w:rPr>
                 <w:rFonts w:ascii="微软雅黑 Light" w:eastAsia="微软雅黑 Light" w:hAnsi="微软雅黑 Light"/>
-                <w:sz w:val="13"/>
-                <w:szCs w:val="13"/>
-              </w:rPr>
-            </w:pPr>
-            <w:r>
-              <w:rPr>
-                <w:rFonts w:ascii="微软雅黑 Light" w:eastAsia="微软雅黑 Light" w:hAnsi="微软雅黑 Light" w:hint="eastAsia"/>
-                <w:sz w:val="13"/>
-                <w:szCs w:val="13"/>
+                <w:b/>
+                <w:bCs/>
+                <w:sz w:val="15"/>
+                <w:szCs w:val="15"/>
+              </w:rPr>
+            </w:pPr>
+            <w:r>
+              <w:rPr>
+                <w:rFonts w:ascii="微软雅黑 Light" w:eastAsia="微软雅黑 Light" w:hAnsi="微软雅黑 Light" w:hint="eastAsia"/>
+                <w:b/>
+                <w:bCs/>
+                <w:sz w:val="15"/>
+                <w:szCs w:val="15"/>
               </w:rPr>
               <w:t>{毛重4}</w:t>
             </w:r>
@@ -1526,15 +1654,19 @@
             <w:pPr>
               <w:rPr>
                 <w:rFonts w:ascii="微软雅黑 Light" w:eastAsia="微软雅黑 Light" w:hAnsi="微软雅黑 Light"/>
-                <w:sz w:val="13"/>
-                <w:szCs w:val="13"/>
-              </w:rPr>
-            </w:pPr>
-            <w:r>
-              <w:rPr>
-                <w:rFonts w:ascii="微软雅黑 Light" w:eastAsia="微软雅黑 Light" w:hAnsi="微软雅黑 Light" w:hint="eastAsia"/>
-                <w:sz w:val="13"/>
-                <w:szCs w:val="13"/>
+                <w:b/>
+                <w:bCs/>
+                <w:sz w:val="15"/>
+                <w:szCs w:val="15"/>
+              </w:rPr>
+            </w:pPr>
+            <w:r>
+              <w:rPr>
+                <w:rFonts w:ascii="微软雅黑 Light" w:eastAsia="微软雅黑 Light" w:hAnsi="微软雅黑 Light" w:hint="eastAsia"/>
+                <w:b/>
+                <w:bCs/>
+                <w:sz w:val="15"/>
+                <w:szCs w:val="15"/>
               </w:rPr>
               <w:t>{重量单位4}</w:t>
             </w:r>
@@ -1548,15 +1680,19 @@
             <w:pPr>
               <w:rPr>
                 <w:rFonts w:ascii="微软雅黑 Light" w:eastAsia="微软雅黑 Light" w:hAnsi="微软雅黑 Light"/>
-                <w:sz w:val="13"/>
-                <w:szCs w:val="13"/>
-              </w:rPr>
-            </w:pPr>
-            <w:r>
-              <w:rPr>
-                <w:rFonts w:ascii="微软雅黑 Light" w:eastAsia="微软雅黑 Light" w:hAnsi="微软雅黑 Light" w:hint="eastAsia"/>
-                <w:sz w:val="13"/>
-                <w:szCs w:val="13"/>
+                <w:b/>
+                <w:bCs/>
+                <w:sz w:val="15"/>
+                <w:szCs w:val="15"/>
+              </w:rPr>
+            </w:pPr>
+            <w:r>
+              <w:rPr>
+                <w:rFonts w:ascii="微软雅黑 Light" w:eastAsia="微软雅黑 Light" w:hAnsi="微软雅黑 Light" w:hint="eastAsia"/>
+                <w:b/>
+                <w:bCs/>
+                <w:sz w:val="15"/>
+                <w:szCs w:val="15"/>
               </w:rPr>
               <w:t>{体积4}</w:t>
             </w:r>
@@ -1570,15 +1706,19 @@
             <w:pPr>
               <w:rPr>
                 <w:rFonts w:ascii="微软雅黑 Light" w:eastAsia="微软雅黑 Light" w:hAnsi="微软雅黑 Light"/>
-                <w:sz w:val="13"/>
-                <w:szCs w:val="13"/>
-              </w:rPr>
-            </w:pPr>
-            <w:r>
-              <w:rPr>
-                <w:rFonts w:ascii="微软雅黑 Light" w:eastAsia="微软雅黑 Light" w:hAnsi="微软雅黑 Light" w:hint="eastAsia"/>
-                <w:sz w:val="13"/>
-                <w:szCs w:val="13"/>
+                <w:b/>
+                <w:bCs/>
+                <w:sz w:val="15"/>
+                <w:szCs w:val="15"/>
+              </w:rPr>
+            </w:pPr>
+            <w:r>
+              <w:rPr>
+                <w:rFonts w:ascii="微软雅黑 Light" w:eastAsia="微软雅黑 Light" w:hAnsi="微软雅黑 Light" w:hint="eastAsia"/>
+                <w:b/>
+                <w:bCs/>
+                <w:sz w:val="15"/>
+                <w:szCs w:val="15"/>
               </w:rPr>
               <w:t>{体积单位4}{箱型4}</w:t>
             </w:r>
@@ -1592,15 +1732,19 @@
             <w:pPr>
               <w:rPr>
                 <w:rFonts w:ascii="微软雅黑 Light" w:eastAsia="微软雅黑 Light" w:hAnsi="微软雅黑 Light"/>
-                <w:sz w:val="13"/>
-                <w:szCs w:val="13"/>
-              </w:rPr>
-            </w:pPr>
-            <w:r>
-              <w:rPr>
-                <w:rFonts w:ascii="微软雅黑 Light" w:eastAsia="微软雅黑 Light" w:hAnsi="微软雅黑 Light" w:hint="eastAsia"/>
-                <w:sz w:val="13"/>
-                <w:szCs w:val="13"/>
+                <w:b/>
+                <w:bCs/>
+                <w:sz w:val="15"/>
+                <w:szCs w:val="15"/>
+              </w:rPr>
+            </w:pPr>
+            <w:r>
+              <w:rPr>
+                <w:rFonts w:ascii="微软雅黑 Light" w:eastAsia="微软雅黑 Light" w:hAnsi="微软雅黑 Light" w:hint="eastAsia"/>
+                <w:b/>
+                <w:bCs/>
+                <w:sz w:val="15"/>
+                <w:szCs w:val="15"/>
               </w:rPr>
               <w:t>{提单号4}</w:t>
             </w:r>
@@ -1616,15 +1760,19 @@
             <w:pPr>
               <w:rPr>
                 <w:rFonts w:ascii="微软雅黑 Light" w:eastAsia="微软雅黑 Light" w:hAnsi="微软雅黑 Light"/>
-                <w:sz w:val="13"/>
-                <w:szCs w:val="13"/>
-              </w:rPr>
-            </w:pPr>
-            <w:r>
-              <w:rPr>
-                <w:rFonts w:ascii="微软雅黑 Light" w:eastAsia="微软雅黑 Light" w:hAnsi="微软雅黑 Light" w:hint="eastAsia"/>
-                <w:sz w:val="13"/>
-                <w:szCs w:val="13"/>
+                <w:b/>
+                <w:bCs/>
+                <w:sz w:val="15"/>
+                <w:szCs w:val="15"/>
+              </w:rPr>
+            </w:pPr>
+            <w:r>
+              <w:rPr>
+                <w:rFonts w:ascii="微软雅黑 Light" w:eastAsia="微软雅黑 Light" w:hAnsi="微软雅黑 Light" w:hint="eastAsia"/>
+                <w:b/>
+                <w:bCs/>
+                <w:sz w:val="15"/>
+                <w:szCs w:val="15"/>
               </w:rPr>
               <w:t>{箱号5}</w:t>
             </w:r>
@@ -1638,15 +1786,19 @@
             <w:pPr>
               <w:rPr>
                 <w:rFonts w:ascii="微软雅黑 Light" w:eastAsia="微软雅黑 Light" w:hAnsi="微软雅黑 Light"/>
-                <w:sz w:val="13"/>
-                <w:szCs w:val="13"/>
-              </w:rPr>
-            </w:pPr>
-            <w:r>
-              <w:rPr>
-                <w:rFonts w:ascii="微软雅黑 Light" w:eastAsia="微软雅黑 Light" w:hAnsi="微软雅黑 Light" w:hint="eastAsia"/>
-                <w:sz w:val="13"/>
-                <w:szCs w:val="13"/>
+                <w:b/>
+                <w:bCs/>
+                <w:sz w:val="15"/>
+                <w:szCs w:val="15"/>
+              </w:rPr>
+            </w:pPr>
+            <w:r>
+              <w:rPr>
+                <w:rFonts w:ascii="微软雅黑 Light" w:eastAsia="微软雅黑 Light" w:hAnsi="微软雅黑 Light" w:hint="eastAsia"/>
+                <w:b/>
+                <w:bCs/>
+                <w:sz w:val="15"/>
+                <w:szCs w:val="15"/>
               </w:rPr>
               <w:t>{封号5}</w:t>
             </w:r>
@@ -1660,15 +1812,19 @@
             <w:pPr>
               <w:rPr>
                 <w:rFonts w:ascii="微软雅黑 Light" w:eastAsia="微软雅黑 Light" w:hAnsi="微软雅黑 Light"/>
-                <w:sz w:val="13"/>
-                <w:szCs w:val="13"/>
-              </w:rPr>
-            </w:pPr>
-            <w:r>
-              <w:rPr>
-                <w:rFonts w:ascii="微软雅黑 Light" w:eastAsia="微软雅黑 Light" w:hAnsi="微软雅黑 Light" w:hint="eastAsia"/>
-                <w:sz w:val="13"/>
-                <w:szCs w:val="13"/>
+                <w:b/>
+                <w:bCs/>
+                <w:sz w:val="15"/>
+                <w:szCs w:val="15"/>
+              </w:rPr>
+            </w:pPr>
+            <w:r>
+              <w:rPr>
+                <w:rFonts w:ascii="微软雅黑 Light" w:eastAsia="微软雅黑 Light" w:hAnsi="微软雅黑 Light" w:hint="eastAsia"/>
+                <w:b/>
+                <w:bCs/>
+                <w:sz w:val="15"/>
+                <w:szCs w:val="15"/>
               </w:rPr>
               <w:t>{件数5}</w:t>
             </w:r>
@@ -1682,15 +1838,19 @@
             <w:pPr>
               <w:rPr>
                 <w:rFonts w:ascii="微软雅黑 Light" w:eastAsia="微软雅黑 Light" w:hAnsi="微软雅黑 Light"/>
-                <w:sz w:val="13"/>
-                <w:szCs w:val="13"/>
-              </w:rPr>
-            </w:pPr>
-            <w:r>
-              <w:rPr>
-                <w:rFonts w:ascii="微软雅黑 Light" w:eastAsia="微软雅黑 Light" w:hAnsi="微软雅黑 Light" w:hint="eastAsia"/>
-                <w:sz w:val="13"/>
-                <w:szCs w:val="13"/>
+                <w:b/>
+                <w:bCs/>
+                <w:sz w:val="15"/>
+                <w:szCs w:val="15"/>
+              </w:rPr>
+            </w:pPr>
+            <w:r>
+              <w:rPr>
+                <w:rFonts w:ascii="微软雅黑 Light" w:eastAsia="微软雅黑 Light" w:hAnsi="微软雅黑 Light" w:hint="eastAsia"/>
+                <w:b/>
+                <w:bCs/>
+                <w:sz w:val="15"/>
+                <w:szCs w:val="15"/>
               </w:rPr>
               <w:t>{数量单位5}</w:t>
             </w:r>
@@ -1704,15 +1864,19 @@
             <w:pPr>
               <w:rPr>
                 <w:rFonts w:ascii="微软雅黑 Light" w:eastAsia="微软雅黑 Light" w:hAnsi="微软雅黑 Light"/>
-                <w:sz w:val="13"/>
-                <w:szCs w:val="13"/>
-              </w:rPr>
-            </w:pPr>
-            <w:r>
-              <w:rPr>
-                <w:rFonts w:ascii="微软雅黑 Light" w:eastAsia="微软雅黑 Light" w:hAnsi="微软雅黑 Light" w:hint="eastAsia"/>
-                <w:sz w:val="13"/>
-                <w:szCs w:val="13"/>
+                <w:b/>
+                <w:bCs/>
+                <w:sz w:val="15"/>
+                <w:szCs w:val="15"/>
+              </w:rPr>
+            </w:pPr>
+            <w:r>
+              <w:rPr>
+                <w:rFonts w:ascii="微软雅黑 Light" w:eastAsia="微软雅黑 Light" w:hAnsi="微软雅黑 Light" w:hint="eastAsia"/>
+                <w:b/>
+                <w:bCs/>
+                <w:sz w:val="15"/>
+                <w:szCs w:val="15"/>
               </w:rPr>
               <w:t>{毛重5}</w:t>
             </w:r>
@@ -1726,15 +1890,19 @@
             <w:pPr>
               <w:rPr>
                 <w:rFonts w:ascii="微软雅黑 Light" w:eastAsia="微软雅黑 Light" w:hAnsi="微软雅黑 Light"/>
-                <w:sz w:val="13"/>
-                <w:szCs w:val="13"/>
-              </w:rPr>
-            </w:pPr>
-            <w:r>
-              <w:rPr>
-                <w:rFonts w:ascii="微软雅黑 Light" w:eastAsia="微软雅黑 Light" w:hAnsi="微软雅黑 Light" w:hint="eastAsia"/>
-                <w:sz w:val="13"/>
-                <w:szCs w:val="13"/>
+                <w:b/>
+                <w:bCs/>
+                <w:sz w:val="15"/>
+                <w:szCs w:val="15"/>
+              </w:rPr>
+            </w:pPr>
+            <w:r>
+              <w:rPr>
+                <w:rFonts w:ascii="微软雅黑 Light" w:eastAsia="微软雅黑 Light" w:hAnsi="微软雅黑 Light" w:hint="eastAsia"/>
+                <w:b/>
+                <w:bCs/>
+                <w:sz w:val="15"/>
+                <w:szCs w:val="15"/>
               </w:rPr>
               <w:t>{重量单位5}</w:t>
             </w:r>
@@ -1748,15 +1916,19 @@
             <w:pPr>
               <w:rPr>
                 <w:rFonts w:ascii="微软雅黑 Light" w:eastAsia="微软雅黑 Light" w:hAnsi="微软雅黑 Light"/>
-                <w:sz w:val="13"/>
-                <w:szCs w:val="13"/>
-              </w:rPr>
-            </w:pPr>
-            <w:r>
-              <w:rPr>
-                <w:rFonts w:ascii="微软雅黑 Light" w:eastAsia="微软雅黑 Light" w:hAnsi="微软雅黑 Light" w:hint="eastAsia"/>
-                <w:sz w:val="13"/>
-                <w:szCs w:val="13"/>
+                <w:b/>
+                <w:bCs/>
+                <w:sz w:val="15"/>
+                <w:szCs w:val="15"/>
+              </w:rPr>
+            </w:pPr>
+            <w:r>
+              <w:rPr>
+                <w:rFonts w:ascii="微软雅黑 Light" w:eastAsia="微软雅黑 Light" w:hAnsi="微软雅黑 Light" w:hint="eastAsia"/>
+                <w:b/>
+                <w:bCs/>
+                <w:sz w:val="15"/>
+                <w:szCs w:val="15"/>
               </w:rPr>
               <w:t>{体积5}</w:t>
             </w:r>
@@ -1770,15 +1942,19 @@
             <w:pPr>
               <w:rPr>
                 <w:rFonts w:ascii="微软雅黑 Light" w:eastAsia="微软雅黑 Light" w:hAnsi="微软雅黑 Light"/>
-                <w:sz w:val="13"/>
-                <w:szCs w:val="13"/>
-              </w:rPr>
-            </w:pPr>
-            <w:r>
-              <w:rPr>
-                <w:rFonts w:ascii="微软雅黑 Light" w:eastAsia="微软雅黑 Light" w:hAnsi="微软雅黑 Light" w:hint="eastAsia"/>
-                <w:sz w:val="13"/>
-                <w:szCs w:val="13"/>
+                <w:b/>
+                <w:bCs/>
+                <w:sz w:val="15"/>
+                <w:szCs w:val="15"/>
+              </w:rPr>
+            </w:pPr>
+            <w:r>
+              <w:rPr>
+                <w:rFonts w:ascii="微软雅黑 Light" w:eastAsia="微软雅黑 Light" w:hAnsi="微软雅黑 Light" w:hint="eastAsia"/>
+                <w:b/>
+                <w:bCs/>
+                <w:sz w:val="15"/>
+                <w:szCs w:val="15"/>
               </w:rPr>
               <w:t>{体积单位5}{箱型5}</w:t>
             </w:r>
@@ -1792,15 +1968,19 @@
             <w:pPr>
               <w:rPr>
                 <w:rFonts w:ascii="微软雅黑 Light" w:eastAsia="微软雅黑 Light" w:hAnsi="微软雅黑 Light"/>
-                <w:sz w:val="13"/>
-                <w:szCs w:val="13"/>
-              </w:rPr>
-            </w:pPr>
-            <w:r>
-              <w:rPr>
-                <w:rFonts w:ascii="微软雅黑 Light" w:eastAsia="微软雅黑 Light" w:hAnsi="微软雅黑 Light" w:hint="eastAsia"/>
-                <w:sz w:val="13"/>
-                <w:szCs w:val="13"/>
+                <w:b/>
+                <w:bCs/>
+                <w:sz w:val="15"/>
+                <w:szCs w:val="15"/>
+              </w:rPr>
+            </w:pPr>
+            <w:r>
+              <w:rPr>
+                <w:rFonts w:ascii="微软雅黑 Light" w:eastAsia="微软雅黑 Light" w:hAnsi="微软雅黑 Light" w:hint="eastAsia"/>
+                <w:b/>
+                <w:bCs/>
+                <w:sz w:val="15"/>
+                <w:szCs w:val="15"/>
               </w:rPr>
               <w:t>{提单号5}</w:t>
             </w:r>
@@ -1816,15 +1996,19 @@
             <w:pPr>
               <w:rPr>
                 <w:rFonts w:ascii="微软雅黑 Light" w:eastAsia="微软雅黑 Light" w:hAnsi="微软雅黑 Light"/>
-                <w:sz w:val="13"/>
-                <w:szCs w:val="13"/>
-              </w:rPr>
-            </w:pPr>
-            <w:r>
-              <w:rPr>
-                <w:rFonts w:ascii="微软雅黑 Light" w:eastAsia="微软雅黑 Light" w:hAnsi="微软雅黑 Light" w:hint="eastAsia"/>
-                <w:sz w:val="13"/>
-                <w:szCs w:val="13"/>
+                <w:b/>
+                <w:bCs/>
+                <w:sz w:val="15"/>
+                <w:szCs w:val="15"/>
+              </w:rPr>
+            </w:pPr>
+            <w:r>
+              <w:rPr>
+                <w:rFonts w:ascii="微软雅黑 Light" w:eastAsia="微软雅黑 Light" w:hAnsi="微软雅黑 Light" w:hint="eastAsia"/>
+                <w:b/>
+                <w:bCs/>
+                <w:sz w:val="15"/>
+                <w:szCs w:val="15"/>
               </w:rPr>
               <w:t>{箱号6}</w:t>
             </w:r>
@@ -1838,15 +2022,19 @@
             <w:pPr>
               <w:rPr>
                 <w:rFonts w:ascii="微软雅黑 Light" w:eastAsia="微软雅黑 Light" w:hAnsi="微软雅黑 Light"/>
-                <w:sz w:val="13"/>
-                <w:szCs w:val="13"/>
-              </w:rPr>
-            </w:pPr>
-            <w:r>
-              <w:rPr>
-                <w:rFonts w:ascii="微软雅黑 Light" w:eastAsia="微软雅黑 Light" w:hAnsi="微软雅黑 Light" w:hint="eastAsia"/>
-                <w:sz w:val="13"/>
-                <w:szCs w:val="13"/>
+                <w:b/>
+                <w:bCs/>
+                <w:sz w:val="15"/>
+                <w:szCs w:val="15"/>
+              </w:rPr>
+            </w:pPr>
+            <w:r>
+              <w:rPr>
+                <w:rFonts w:ascii="微软雅黑 Light" w:eastAsia="微软雅黑 Light" w:hAnsi="微软雅黑 Light" w:hint="eastAsia"/>
+                <w:b/>
+                <w:bCs/>
+                <w:sz w:val="15"/>
+                <w:szCs w:val="15"/>
               </w:rPr>
               <w:t>{封号6}</w:t>
             </w:r>
@@ -1860,15 +2048,19 @@
             <w:pPr>
               <w:rPr>
                 <w:rFonts w:ascii="微软雅黑 Light" w:eastAsia="微软雅黑 Light" w:hAnsi="微软雅黑 Light"/>
-                <w:sz w:val="13"/>
-                <w:szCs w:val="13"/>
-              </w:rPr>
-            </w:pPr>
-            <w:r>
-              <w:rPr>
-                <w:rFonts w:ascii="微软雅黑 Light" w:eastAsia="微软雅黑 Light" w:hAnsi="微软雅黑 Light" w:hint="eastAsia"/>
-                <w:sz w:val="13"/>
-                <w:szCs w:val="13"/>
+                <w:b/>
+                <w:bCs/>
+                <w:sz w:val="15"/>
+                <w:szCs w:val="15"/>
+              </w:rPr>
+            </w:pPr>
+            <w:r>
+              <w:rPr>
+                <w:rFonts w:ascii="微软雅黑 Light" w:eastAsia="微软雅黑 Light" w:hAnsi="微软雅黑 Light" w:hint="eastAsia"/>
+                <w:b/>
+                <w:bCs/>
+                <w:sz w:val="15"/>
+                <w:szCs w:val="15"/>
               </w:rPr>
               <w:t>{件数6}</w:t>
             </w:r>
@@ -1882,15 +2074,19 @@
             <w:pPr>
               <w:rPr>
                 <w:rFonts w:ascii="微软雅黑 Light" w:eastAsia="微软雅黑 Light" w:hAnsi="微软雅黑 Light"/>
-                <w:sz w:val="13"/>
-                <w:szCs w:val="13"/>
-              </w:rPr>
-            </w:pPr>
-            <w:r>
-              <w:rPr>
-                <w:rFonts w:ascii="微软雅黑 Light" w:eastAsia="微软雅黑 Light" w:hAnsi="微软雅黑 Light" w:hint="eastAsia"/>
-                <w:sz w:val="13"/>
-                <w:szCs w:val="13"/>
+                <w:b/>
+                <w:bCs/>
+                <w:sz w:val="15"/>
+                <w:szCs w:val="15"/>
+              </w:rPr>
+            </w:pPr>
+            <w:r>
+              <w:rPr>
+                <w:rFonts w:ascii="微软雅黑 Light" w:eastAsia="微软雅黑 Light" w:hAnsi="微软雅黑 Light" w:hint="eastAsia"/>
+                <w:b/>
+                <w:bCs/>
+                <w:sz w:val="15"/>
+                <w:szCs w:val="15"/>
               </w:rPr>
               <w:t>{数量单位6}</w:t>
             </w:r>
@@ -1904,15 +2100,19 @@
             <w:pPr>
               <w:rPr>
                 <w:rFonts w:ascii="微软雅黑 Light" w:eastAsia="微软雅黑 Light" w:hAnsi="微软雅黑 Light"/>
-                <w:sz w:val="13"/>
-                <w:szCs w:val="13"/>
-              </w:rPr>
-            </w:pPr>
-            <w:r>
-              <w:rPr>
-                <w:rFonts w:ascii="微软雅黑 Light" w:eastAsia="微软雅黑 Light" w:hAnsi="微软雅黑 Light" w:hint="eastAsia"/>
-                <w:sz w:val="13"/>
-                <w:szCs w:val="13"/>
+                <w:b/>
+                <w:bCs/>
+                <w:sz w:val="15"/>
+                <w:szCs w:val="15"/>
+              </w:rPr>
+            </w:pPr>
+            <w:r>
+              <w:rPr>
+                <w:rFonts w:ascii="微软雅黑 Light" w:eastAsia="微软雅黑 Light" w:hAnsi="微软雅黑 Light" w:hint="eastAsia"/>
+                <w:b/>
+                <w:bCs/>
+                <w:sz w:val="15"/>
+                <w:szCs w:val="15"/>
               </w:rPr>
               <w:t>{毛重6}</w:t>
             </w:r>
@@ -1926,15 +2126,19 @@
             <w:pPr>
               <w:rPr>
                 <w:rFonts w:ascii="微软雅黑 Light" w:eastAsia="微软雅黑 Light" w:hAnsi="微软雅黑 Light"/>
-                <w:sz w:val="13"/>
-                <w:szCs w:val="13"/>
-              </w:rPr>
-            </w:pPr>
-            <w:r>
-              <w:rPr>
-                <w:rFonts w:ascii="微软雅黑 Light" w:eastAsia="微软雅黑 Light" w:hAnsi="微软雅黑 Light" w:hint="eastAsia"/>
-                <w:sz w:val="13"/>
-                <w:szCs w:val="13"/>
+                <w:b/>
+                <w:bCs/>
+                <w:sz w:val="15"/>
+                <w:szCs w:val="15"/>
+              </w:rPr>
+            </w:pPr>
+            <w:r>
+              <w:rPr>
+                <w:rFonts w:ascii="微软雅黑 Light" w:eastAsia="微软雅黑 Light" w:hAnsi="微软雅黑 Light" w:hint="eastAsia"/>
+                <w:b/>
+                <w:bCs/>
+                <w:sz w:val="15"/>
+                <w:szCs w:val="15"/>
               </w:rPr>
               <w:t>{重量单位6}</w:t>
             </w:r>
@@ -1948,15 +2152,19 @@
             <w:pPr>
               <w:rPr>
                 <w:rFonts w:ascii="微软雅黑 Light" w:eastAsia="微软雅黑 Light" w:hAnsi="微软雅黑 Light"/>
-                <w:sz w:val="13"/>
-                <w:szCs w:val="13"/>
-              </w:rPr>
-            </w:pPr>
-            <w:r>
-              <w:rPr>
-                <w:rFonts w:ascii="微软雅黑 Light" w:eastAsia="微软雅黑 Light" w:hAnsi="微软雅黑 Light" w:hint="eastAsia"/>
-                <w:sz w:val="13"/>
-                <w:szCs w:val="13"/>
+                <w:b/>
+                <w:bCs/>
+                <w:sz w:val="15"/>
+                <w:szCs w:val="15"/>
+              </w:rPr>
+            </w:pPr>
+            <w:r>
+              <w:rPr>
+                <w:rFonts w:ascii="微软雅黑 Light" w:eastAsia="微软雅黑 Light" w:hAnsi="微软雅黑 Light" w:hint="eastAsia"/>
+                <w:b/>
+                <w:bCs/>
+                <w:sz w:val="15"/>
+                <w:szCs w:val="15"/>
               </w:rPr>
               <w:t>{体积6}</w:t>
             </w:r>
@@ -1970,15 +2178,19 @@
             <w:pPr>
               <w:rPr>
                 <w:rFonts w:ascii="微软雅黑 Light" w:eastAsia="微软雅黑 Light" w:hAnsi="微软雅黑 Light"/>
-                <w:sz w:val="13"/>
-                <w:szCs w:val="13"/>
-              </w:rPr>
-            </w:pPr>
-            <w:r>
-              <w:rPr>
-                <w:rFonts w:ascii="微软雅黑 Light" w:eastAsia="微软雅黑 Light" w:hAnsi="微软雅黑 Light" w:hint="eastAsia"/>
-                <w:sz w:val="13"/>
-                <w:szCs w:val="13"/>
+                <w:b/>
+                <w:bCs/>
+                <w:sz w:val="15"/>
+                <w:szCs w:val="15"/>
+              </w:rPr>
+            </w:pPr>
+            <w:r>
+              <w:rPr>
+                <w:rFonts w:ascii="微软雅黑 Light" w:eastAsia="微软雅黑 Light" w:hAnsi="微软雅黑 Light" w:hint="eastAsia"/>
+                <w:b/>
+                <w:bCs/>
+                <w:sz w:val="15"/>
+                <w:szCs w:val="15"/>
               </w:rPr>
               <w:t>{体积单位6}{箱型6}</w:t>
             </w:r>
@@ -1992,15 +2204,19 @@
             <w:pPr>
               <w:rPr>
                 <w:rFonts w:ascii="微软雅黑 Light" w:eastAsia="微软雅黑 Light" w:hAnsi="微软雅黑 Light"/>
-                <w:sz w:val="13"/>
-                <w:szCs w:val="13"/>
-              </w:rPr>
-            </w:pPr>
-            <w:r>
-              <w:rPr>
-                <w:rFonts w:ascii="微软雅黑 Light" w:eastAsia="微软雅黑 Light" w:hAnsi="微软雅黑 Light" w:hint="eastAsia"/>
-                <w:sz w:val="13"/>
-                <w:szCs w:val="13"/>
+                <w:b/>
+                <w:bCs/>
+                <w:sz w:val="15"/>
+                <w:szCs w:val="15"/>
+              </w:rPr>
+            </w:pPr>
+            <w:r>
+              <w:rPr>
+                <w:rFonts w:ascii="微软雅黑 Light" w:eastAsia="微软雅黑 Light" w:hAnsi="微软雅黑 Light" w:hint="eastAsia"/>
+                <w:b/>
+                <w:bCs/>
+                <w:sz w:val="15"/>
+                <w:szCs w:val="15"/>
               </w:rPr>
               <w:t>{提单号6}</w:t>
             </w:r>
@@ -2016,15 +2232,19 @@
             <w:pPr>
               <w:rPr>
                 <w:rFonts w:ascii="微软雅黑 Light" w:eastAsia="微软雅黑 Light" w:hAnsi="微软雅黑 Light"/>
-                <w:sz w:val="13"/>
-                <w:szCs w:val="13"/>
-              </w:rPr>
-            </w:pPr>
-            <w:r>
-              <w:rPr>
-                <w:rFonts w:ascii="微软雅黑 Light" w:eastAsia="微软雅黑 Light" w:hAnsi="微软雅黑 Light" w:hint="eastAsia"/>
-                <w:sz w:val="13"/>
-                <w:szCs w:val="13"/>
+                <w:b/>
+                <w:bCs/>
+                <w:sz w:val="15"/>
+                <w:szCs w:val="15"/>
+              </w:rPr>
+            </w:pPr>
+            <w:r>
+              <w:rPr>
+                <w:rFonts w:ascii="微软雅黑 Light" w:eastAsia="微软雅黑 Light" w:hAnsi="微软雅黑 Light" w:hint="eastAsia"/>
+                <w:b/>
+                <w:bCs/>
+                <w:sz w:val="15"/>
+                <w:szCs w:val="15"/>
               </w:rPr>
               <w:t>{箱号7}</w:t>
             </w:r>
@@ -2038,15 +2258,19 @@
             <w:pPr>
               <w:rPr>
                 <w:rFonts w:ascii="微软雅黑 Light" w:eastAsia="微软雅黑 Light" w:hAnsi="微软雅黑 Light"/>
-                <w:sz w:val="13"/>
-                <w:szCs w:val="13"/>
-              </w:rPr>
-            </w:pPr>
-            <w:r>
-              <w:rPr>
-                <w:rFonts w:ascii="微软雅黑 Light" w:eastAsia="微软雅黑 Light" w:hAnsi="微软雅黑 Light" w:hint="eastAsia"/>
-                <w:sz w:val="13"/>
-                <w:szCs w:val="13"/>
+                <w:b/>
+                <w:bCs/>
+                <w:sz w:val="15"/>
+                <w:szCs w:val="15"/>
+              </w:rPr>
+            </w:pPr>
+            <w:r>
+              <w:rPr>
+                <w:rFonts w:ascii="微软雅黑 Light" w:eastAsia="微软雅黑 Light" w:hAnsi="微软雅黑 Light" w:hint="eastAsia"/>
+                <w:b/>
+                <w:bCs/>
+                <w:sz w:val="15"/>
+                <w:szCs w:val="15"/>
               </w:rPr>
               <w:t>{封号7}</w:t>
             </w:r>
@@ -2060,15 +2284,19 @@
             <w:pPr>
               <w:rPr>
                 <w:rFonts w:ascii="微软雅黑 Light" w:eastAsia="微软雅黑 Light" w:hAnsi="微软雅黑 Light"/>
-                <w:sz w:val="13"/>
-                <w:szCs w:val="13"/>
-              </w:rPr>
-            </w:pPr>
-            <w:r>
-              <w:rPr>
-                <w:rFonts w:ascii="微软雅黑 Light" w:eastAsia="微软雅黑 Light" w:hAnsi="微软雅黑 Light" w:hint="eastAsia"/>
-                <w:sz w:val="13"/>
-                <w:szCs w:val="13"/>
+                <w:b/>
+                <w:bCs/>
+                <w:sz w:val="15"/>
+                <w:szCs w:val="15"/>
+              </w:rPr>
+            </w:pPr>
+            <w:r>
+              <w:rPr>
+                <w:rFonts w:ascii="微软雅黑 Light" w:eastAsia="微软雅黑 Light" w:hAnsi="微软雅黑 Light" w:hint="eastAsia"/>
+                <w:b/>
+                <w:bCs/>
+                <w:sz w:val="15"/>
+                <w:szCs w:val="15"/>
               </w:rPr>
               <w:t>{件数7}</w:t>
             </w:r>
@@ -2082,15 +2310,19 @@
             <w:pPr>
               <w:rPr>
                 <w:rFonts w:ascii="微软雅黑 Light" w:eastAsia="微软雅黑 Light" w:hAnsi="微软雅黑 Light"/>
-                <w:sz w:val="13"/>
-                <w:szCs w:val="13"/>
-              </w:rPr>
-            </w:pPr>
-            <w:r>
-              <w:rPr>
-                <w:rFonts w:ascii="微软雅黑 Light" w:eastAsia="微软雅黑 Light" w:hAnsi="微软雅黑 Light" w:hint="eastAsia"/>
-                <w:sz w:val="13"/>
-                <w:szCs w:val="13"/>
+                <w:b/>
+                <w:bCs/>
+                <w:sz w:val="15"/>
+                <w:szCs w:val="15"/>
+              </w:rPr>
+            </w:pPr>
+            <w:r>
+              <w:rPr>
+                <w:rFonts w:ascii="微软雅黑 Light" w:eastAsia="微软雅黑 Light" w:hAnsi="微软雅黑 Light" w:hint="eastAsia"/>
+                <w:b/>
+                <w:bCs/>
+                <w:sz w:val="15"/>
+                <w:szCs w:val="15"/>
               </w:rPr>
               <w:t>{数量单位7}</w:t>
             </w:r>
@@ -2104,15 +2336,19 @@
             <w:pPr>
               <w:rPr>
                 <w:rFonts w:ascii="微软雅黑 Light" w:eastAsia="微软雅黑 Light" w:hAnsi="微软雅黑 Light"/>
-                <w:sz w:val="13"/>
-                <w:szCs w:val="13"/>
-              </w:rPr>
-            </w:pPr>
-            <w:r>
-              <w:rPr>
-                <w:rFonts w:ascii="微软雅黑 Light" w:eastAsia="微软雅黑 Light" w:hAnsi="微软雅黑 Light" w:hint="eastAsia"/>
-                <w:sz w:val="13"/>
-                <w:szCs w:val="13"/>
+                <w:b/>
+                <w:bCs/>
+                <w:sz w:val="15"/>
+                <w:szCs w:val="15"/>
+              </w:rPr>
+            </w:pPr>
+            <w:r>
+              <w:rPr>
+                <w:rFonts w:ascii="微软雅黑 Light" w:eastAsia="微软雅黑 Light" w:hAnsi="微软雅黑 Light" w:hint="eastAsia"/>
+                <w:b/>
+                <w:bCs/>
+                <w:sz w:val="15"/>
+                <w:szCs w:val="15"/>
               </w:rPr>
               <w:t>{毛重7}</w:t>
             </w:r>
@@ -2126,15 +2362,19 @@
             <w:pPr>
               <w:rPr>
                 <w:rFonts w:ascii="微软雅黑 Light" w:eastAsia="微软雅黑 Light" w:hAnsi="微软雅黑 Light"/>
-                <w:sz w:val="13"/>
-                <w:szCs w:val="13"/>
-              </w:rPr>
-            </w:pPr>
-            <w:r>
-              <w:rPr>
-                <w:rFonts w:ascii="微软雅黑 Light" w:eastAsia="微软雅黑 Light" w:hAnsi="微软雅黑 Light" w:hint="eastAsia"/>
-                <w:sz w:val="13"/>
-                <w:szCs w:val="13"/>
+                <w:b/>
+                <w:bCs/>
+                <w:sz w:val="15"/>
+                <w:szCs w:val="15"/>
+              </w:rPr>
+            </w:pPr>
+            <w:r>
+              <w:rPr>
+                <w:rFonts w:ascii="微软雅黑 Light" w:eastAsia="微软雅黑 Light" w:hAnsi="微软雅黑 Light" w:hint="eastAsia"/>
+                <w:b/>
+                <w:bCs/>
+                <w:sz w:val="15"/>
+                <w:szCs w:val="15"/>
               </w:rPr>
               <w:t>{重量单位7}</w:t>
             </w:r>
@@ -2148,15 +2388,19 @@
             <w:pPr>
               <w:rPr>
                 <w:rFonts w:ascii="微软雅黑 Light" w:eastAsia="微软雅黑 Light" w:hAnsi="微软雅黑 Light"/>
-                <w:sz w:val="13"/>
-                <w:szCs w:val="13"/>
-              </w:rPr>
-            </w:pPr>
-            <w:r>
-              <w:rPr>
-                <w:rFonts w:ascii="微软雅黑 Light" w:eastAsia="微软雅黑 Light" w:hAnsi="微软雅黑 Light" w:hint="eastAsia"/>
-                <w:sz w:val="13"/>
-                <w:szCs w:val="13"/>
+                <w:b/>
+                <w:bCs/>
+                <w:sz w:val="15"/>
+                <w:szCs w:val="15"/>
+              </w:rPr>
+            </w:pPr>
+            <w:r>
+              <w:rPr>
+                <w:rFonts w:ascii="微软雅黑 Light" w:eastAsia="微软雅黑 Light" w:hAnsi="微软雅黑 Light" w:hint="eastAsia"/>
+                <w:b/>
+                <w:bCs/>
+                <w:sz w:val="15"/>
+                <w:szCs w:val="15"/>
               </w:rPr>
               <w:t>{体积7}</w:t>
             </w:r>
@@ -2170,15 +2414,19 @@
             <w:pPr>
               <w:rPr>
                 <w:rFonts w:ascii="微软雅黑 Light" w:eastAsia="微软雅黑 Light" w:hAnsi="微软雅黑 Light"/>
-                <w:sz w:val="13"/>
-                <w:szCs w:val="13"/>
-              </w:rPr>
-            </w:pPr>
-            <w:r>
-              <w:rPr>
-                <w:rFonts w:ascii="微软雅黑 Light" w:eastAsia="微软雅黑 Light" w:hAnsi="微软雅黑 Light" w:hint="eastAsia"/>
-                <w:sz w:val="13"/>
-                <w:szCs w:val="13"/>
+                <w:b/>
+                <w:bCs/>
+                <w:sz w:val="15"/>
+                <w:szCs w:val="15"/>
+              </w:rPr>
+            </w:pPr>
+            <w:r>
+              <w:rPr>
+                <w:rFonts w:ascii="微软雅黑 Light" w:eastAsia="微软雅黑 Light" w:hAnsi="微软雅黑 Light" w:hint="eastAsia"/>
+                <w:b/>
+                <w:bCs/>
+                <w:sz w:val="15"/>
+                <w:szCs w:val="15"/>
               </w:rPr>
               <w:t>{体积单位7}{箱型7}</w:t>
             </w:r>
@@ -2192,15 +2440,19 @@
             <w:pPr>
               <w:rPr>
                 <w:rFonts w:ascii="微软雅黑 Light" w:eastAsia="微软雅黑 Light" w:hAnsi="微软雅黑 Light"/>
-                <w:sz w:val="13"/>
-                <w:szCs w:val="13"/>
-              </w:rPr>
-            </w:pPr>
-            <w:r>
-              <w:rPr>
-                <w:rFonts w:ascii="微软雅黑 Light" w:eastAsia="微软雅黑 Light" w:hAnsi="微软雅黑 Light" w:hint="eastAsia"/>
-                <w:sz w:val="13"/>
-                <w:szCs w:val="13"/>
+                <w:b/>
+                <w:bCs/>
+                <w:sz w:val="15"/>
+                <w:szCs w:val="15"/>
+              </w:rPr>
+            </w:pPr>
+            <w:r>
+              <w:rPr>
+                <w:rFonts w:ascii="微软雅黑 Light" w:eastAsia="微软雅黑 Light" w:hAnsi="微软雅黑 Light" w:hint="eastAsia"/>
+                <w:b/>
+                <w:bCs/>
+                <w:sz w:val="15"/>
+                <w:szCs w:val="15"/>
               </w:rPr>
               <w:t>{提单号7}</w:t>
             </w:r>
@@ -2217,51 +2469,61 @@
             <w:pPr>
               <w:rPr>
                 <w:rFonts w:ascii="微软雅黑 Light" w:eastAsia="微软雅黑 Light" w:hAnsi="微软雅黑 Light"/>
-                <w:sz w:val="13"/>
-                <w:szCs w:val="13"/>
-              </w:rPr>
-            </w:pPr>
-          </w:p>
-        </w:tc>
-        <w:tc>
-          <w:tcPr>
-            <w:tcW w:w="0" w:type="auto"/>
-          </w:tcPr>
-          <w:p>
-            <w:pPr>
-              <w:rPr>
-                <w:rFonts w:ascii="微软雅黑 Light" w:eastAsia="微软雅黑 Light" w:hAnsi="微软雅黑 Light"/>
-                <w:sz w:val="13"/>
-                <w:szCs w:val="13"/>
-              </w:rPr>
-            </w:pPr>
-          </w:p>
-        </w:tc>
-        <w:tc>
-          <w:tcPr>
-            <w:tcW w:w="0" w:type="auto"/>
-          </w:tcPr>
-          <w:p>
-            <w:pPr>
-              <w:rPr>
-                <w:rFonts w:ascii="微软雅黑 Light" w:eastAsia="微软雅黑 Light" w:hAnsi="微软雅黑 Light"/>
-                <w:sz w:val="13"/>
-                <w:szCs w:val="13"/>
-              </w:rPr>
-            </w:pPr>
-            <w:r>
-              <w:rPr>
-                <w:rFonts w:ascii="微软雅黑 Light" w:eastAsia="微软雅黑 Light" w:hAnsi="微软雅黑 Light" w:hint="eastAsia"/>
-                <w:sz w:val="13"/>
-                <w:szCs w:val="13"/>
+                <w:b/>
+                <w:bCs/>
+                <w:sz w:val="15"/>
+                <w:szCs w:val="15"/>
+              </w:rPr>
+            </w:pPr>
+          </w:p>
+        </w:tc>
+        <w:tc>
+          <w:tcPr>
+            <w:tcW w:w="0" w:type="auto"/>
+          </w:tcPr>
+          <w:p>
+            <w:pPr>
+              <w:rPr>
+                <w:rFonts w:ascii="微软雅黑 Light" w:eastAsia="微软雅黑 Light" w:hAnsi="微软雅黑 Light"/>
+                <w:b/>
+                <w:bCs/>
+                <w:sz w:val="15"/>
+                <w:szCs w:val="15"/>
+              </w:rPr>
+            </w:pPr>
+          </w:p>
+        </w:tc>
+        <w:tc>
+          <w:tcPr>
+            <w:tcW w:w="0" w:type="auto"/>
+          </w:tcPr>
+          <w:p>
+            <w:pPr>
+              <w:rPr>
+                <w:rFonts w:ascii="微软雅黑 Light" w:eastAsia="微软雅黑 Light" w:hAnsi="微软雅黑 Light"/>
+                <w:b/>
+                <w:bCs/>
+                <w:sz w:val="15"/>
+                <w:szCs w:val="15"/>
+              </w:rPr>
+            </w:pPr>
+            <w:r>
+              <w:rPr>
+                <w:rFonts w:ascii="微软雅黑 Light" w:eastAsia="微软雅黑 Light" w:hAnsi="微软雅黑 Light" w:hint="eastAsia"/>
+                <w:b/>
+                <w:bCs/>
+                <w:sz w:val="15"/>
+                <w:szCs w:val="15"/>
               </w:rPr>
               <w:t>{总件数</w:t>
             </w:r>
             <w:r>
               <w:rPr>
                 <w:rFonts w:ascii="微软雅黑 Light" w:eastAsia="微软雅黑 Light" w:hAnsi="微软雅黑 Light"/>
-                <w:sz w:val="13"/>
-                <w:szCs w:val="13"/>
+                <w:b/>
+                <w:bCs/>
+                <w:sz w:val="15"/>
+                <w:szCs w:val="15"/>
               </w:rPr>
               <w:t>}</w:t>
             </w:r>
@@ -2275,37 +2537,45 @@
             <w:pPr>
               <w:rPr>
                 <w:rFonts w:ascii="微软雅黑 Light" w:eastAsia="微软雅黑 Light" w:hAnsi="微软雅黑 Light"/>
-                <w:sz w:val="13"/>
-                <w:szCs w:val="13"/>
-              </w:rPr>
-            </w:pPr>
-          </w:p>
-        </w:tc>
-        <w:tc>
-          <w:tcPr>
-            <w:tcW w:w="0" w:type="auto"/>
-          </w:tcPr>
-          <w:p>
-            <w:pPr>
-              <w:rPr>
-                <w:rFonts w:ascii="微软雅黑 Light" w:eastAsia="微软雅黑 Light" w:hAnsi="微软雅黑 Light"/>
-                <w:sz w:val="13"/>
-                <w:szCs w:val="13"/>
-              </w:rPr>
-            </w:pPr>
-            <w:r>
-              <w:rPr>
-                <w:rFonts w:ascii="微软雅黑 Light" w:eastAsia="微软雅黑 Light" w:hAnsi="微软雅黑 Light" w:hint="eastAsia"/>
-                <w:sz w:val="13"/>
-                <w:szCs w:val="13"/>
+                <w:b/>
+                <w:bCs/>
+                <w:sz w:val="15"/>
+                <w:szCs w:val="15"/>
+              </w:rPr>
+            </w:pPr>
+          </w:p>
+        </w:tc>
+        <w:tc>
+          <w:tcPr>
+            <w:tcW w:w="0" w:type="auto"/>
+          </w:tcPr>
+          <w:p>
+            <w:pPr>
+              <w:rPr>
+                <w:rFonts w:ascii="微软雅黑 Light" w:eastAsia="微软雅黑 Light" w:hAnsi="微软雅黑 Light"/>
+                <w:b/>
+                <w:bCs/>
+                <w:sz w:val="15"/>
+                <w:szCs w:val="15"/>
+              </w:rPr>
+            </w:pPr>
+            <w:r>
+              <w:rPr>
+                <w:rFonts w:ascii="微软雅黑 Light" w:eastAsia="微软雅黑 Light" w:hAnsi="微软雅黑 Light" w:hint="eastAsia"/>
+                <w:b/>
+                <w:bCs/>
+                <w:sz w:val="15"/>
+                <w:szCs w:val="15"/>
               </w:rPr>
               <w:t>{总毛重</w:t>
             </w:r>
             <w:r>
               <w:rPr>
                 <w:rFonts w:ascii="微软雅黑 Light" w:eastAsia="微软雅黑 Light" w:hAnsi="微软雅黑 Light"/>
-                <w:sz w:val="13"/>
-                <w:szCs w:val="13"/>
+                <w:b/>
+                <w:bCs/>
+                <w:sz w:val="15"/>
+                <w:szCs w:val="15"/>
               </w:rPr>
               <w:t>}</w:t>
             </w:r>
@@ -2319,37 +2589,45 @@
             <w:pPr>
               <w:rPr>
                 <w:rFonts w:ascii="微软雅黑 Light" w:eastAsia="微软雅黑 Light" w:hAnsi="微软雅黑 Light"/>
-                <w:sz w:val="13"/>
-                <w:szCs w:val="13"/>
-              </w:rPr>
-            </w:pPr>
-          </w:p>
-        </w:tc>
-        <w:tc>
-          <w:tcPr>
-            <w:tcW w:w="0" w:type="auto"/>
-          </w:tcPr>
-          <w:p>
-            <w:pPr>
-              <w:rPr>
-                <w:rFonts w:ascii="微软雅黑 Light" w:eastAsia="微软雅黑 Light" w:hAnsi="微软雅黑 Light"/>
-                <w:sz w:val="13"/>
-                <w:szCs w:val="13"/>
-              </w:rPr>
-            </w:pPr>
-            <w:r>
-              <w:rPr>
-                <w:rFonts w:ascii="微软雅黑 Light" w:eastAsia="微软雅黑 Light" w:hAnsi="微软雅黑 Light" w:hint="eastAsia"/>
-                <w:sz w:val="13"/>
-                <w:szCs w:val="13"/>
+                <w:b/>
+                <w:bCs/>
+                <w:sz w:val="15"/>
+                <w:szCs w:val="15"/>
+              </w:rPr>
+            </w:pPr>
+          </w:p>
+        </w:tc>
+        <w:tc>
+          <w:tcPr>
+            <w:tcW w:w="0" w:type="auto"/>
+          </w:tcPr>
+          <w:p>
+            <w:pPr>
+              <w:rPr>
+                <w:rFonts w:ascii="微软雅黑 Light" w:eastAsia="微软雅黑 Light" w:hAnsi="微软雅黑 Light"/>
+                <w:b/>
+                <w:bCs/>
+                <w:sz w:val="15"/>
+                <w:szCs w:val="15"/>
+              </w:rPr>
+            </w:pPr>
+            <w:r>
+              <w:rPr>
+                <w:rFonts w:ascii="微软雅黑 Light" w:eastAsia="微软雅黑 Light" w:hAnsi="微软雅黑 Light" w:hint="eastAsia"/>
+                <w:b/>
+                <w:bCs/>
+                <w:sz w:val="15"/>
+                <w:szCs w:val="15"/>
               </w:rPr>
               <w:t>{总体积</w:t>
             </w:r>
             <w:r>
               <w:rPr>
                 <w:rFonts w:ascii="微软雅黑 Light" w:eastAsia="微软雅黑 Light" w:hAnsi="微软雅黑 Light"/>
-                <w:sz w:val="13"/>
-                <w:szCs w:val="13"/>
+                <w:b/>
+                <w:bCs/>
+                <w:sz w:val="15"/>
+                <w:szCs w:val="15"/>
               </w:rPr>
               <w:t>}</w:t>
             </w:r>
@@ -2363,22 +2641,26 @@
             <w:pPr>
               <w:rPr>
                 <w:rFonts w:ascii="微软雅黑 Light" w:eastAsia="微软雅黑 Light" w:hAnsi="微软雅黑 Light"/>
-                <w:sz w:val="13"/>
-                <w:szCs w:val="13"/>
-              </w:rPr>
-            </w:pPr>
-          </w:p>
-        </w:tc>
-        <w:tc>
-          <w:tcPr>
-            <w:tcW w:w="0" w:type="auto"/>
-          </w:tcPr>
-          <w:p>
-            <w:pPr>
-              <w:rPr>
-                <w:rFonts w:ascii="微软雅黑 Light" w:eastAsia="微软雅黑 Light" w:hAnsi="微软雅黑 Light"/>
-                <w:sz w:val="13"/>
-                <w:szCs w:val="13"/>
+                <w:b/>
+                <w:bCs/>
+                <w:sz w:val="15"/>
+                <w:szCs w:val="15"/>
+              </w:rPr>
+            </w:pPr>
+          </w:p>
+        </w:tc>
+        <w:tc>
+          <w:tcPr>
+            <w:tcW w:w="0" w:type="auto"/>
+          </w:tcPr>
+          <w:p>
+            <w:pPr>
+              <w:rPr>
+                <w:rFonts w:ascii="微软雅黑 Light" w:eastAsia="微软雅黑 Light" w:hAnsi="微软雅黑 Light"/>
+                <w:b/>
+                <w:bCs/>
+                <w:sz w:val="15"/>
+                <w:szCs w:val="15"/>
               </w:rPr>
             </w:pPr>
           </w:p>

--- a/templates/带HS的汇总单.docx
+++ b/templates/带HS的汇总单.docx
@@ -796,39 +796,41 @@
         <w:tblLook w:val="04A0" w:firstRow="1" w:lastRow="0" w:firstColumn="1" w:lastColumn="0" w:noHBand="0" w:noVBand="1"/>
       </w:tblPr>
       <w:tblGrid>
-        <w:gridCol w:w="732"/>
-        <w:gridCol w:w="732"/>
-        <w:gridCol w:w="758"/>
-        <w:gridCol w:w="1032"/>
-        <w:gridCol w:w="758"/>
-        <w:gridCol w:w="1032"/>
-        <w:gridCol w:w="758"/>
-        <w:gridCol w:w="1547"/>
-        <w:gridCol w:w="882"/>
+        <w:gridCol w:w="740"/>
+        <w:gridCol w:w="740"/>
+        <w:gridCol w:w="766"/>
+        <w:gridCol w:w="1040"/>
+        <w:gridCol w:w="767"/>
+        <w:gridCol w:w="1040"/>
+        <w:gridCol w:w="767"/>
+        <w:gridCol w:w="1556"/>
+        <w:gridCol w:w="890"/>
       </w:tblGrid>
       <w:tr>
         <w:tc>
           <w:tcPr>
             <w:tcW w:w="0" w:type="auto"/>
-          </w:tcPr>
-          <w:p>
-            <w:pPr>
-              <w:rPr>
-                <w:rFonts w:ascii="微软雅黑 Light" w:eastAsia="微软雅黑 Light" w:hAnsi="微软雅黑 Light"/>
-                <w:b/>
-                <w:bCs/>
-                <w:sz w:val="15"/>
-                <w:szCs w:val="15"/>
+            <w:vAlign w:val="center"/>
+          </w:tcPr>
+          <w:p>
+            <w:pPr>
+              <w:kinsoku w:val="0"/>
+              <w:overflowPunct w:val="0"/>
+              <w:ind w:rightChars="-50" w:right="-105"/>
+              <w:jc w:val="left"/>
+              <w:textAlignment w:val="center"/>
+              <w:rPr>
+                <w:rFonts w:ascii="微软雅黑 Light" w:eastAsia="微软雅黑 Light" w:hAnsi="微软雅黑 Light"/>
+                <w:sz w:val="16"/>
+                <w:szCs w:val="16"/>
               </w:rPr>
             </w:pPr>
             <w:bookmarkStart w:id="0" w:name="_Hlk227664929"/>
             <w:r>
               <w:rPr>
                 <w:rFonts w:ascii="微软雅黑 Light" w:eastAsia="微软雅黑 Light" w:hAnsi="微软雅黑 Light" w:hint="eastAsia"/>
-                <w:b/>
-                <w:bCs/>
-                <w:sz w:val="15"/>
-                <w:szCs w:val="15"/>
+                <w:sz w:val="16"/>
+                <w:szCs w:val="16"/>
               </w:rPr>
               <w:t>{箱号1}</w:t>
             </w:r>
@@ -837,24 +839,26 @@
         <w:tc>
           <w:tcPr>
             <w:tcW w:w="0" w:type="auto"/>
-          </w:tcPr>
-          <w:p>
-            <w:pPr>
-              <w:rPr>
-                <w:rFonts w:ascii="微软雅黑 Light" w:eastAsia="微软雅黑 Light" w:hAnsi="微软雅黑 Light"/>
-                <w:b/>
-                <w:bCs/>
-                <w:sz w:val="15"/>
-                <w:szCs w:val="15"/>
-              </w:rPr>
-            </w:pPr>
-            <w:r>
-              <w:rPr>
-                <w:rFonts w:ascii="微软雅黑 Light" w:eastAsia="微软雅黑 Light" w:hAnsi="微软雅黑 Light" w:hint="eastAsia"/>
-                <w:b/>
-                <w:bCs/>
-                <w:sz w:val="15"/>
-                <w:szCs w:val="15"/>
+            <w:vAlign w:val="center"/>
+          </w:tcPr>
+          <w:p>
+            <w:pPr>
+              <w:kinsoku w:val="0"/>
+              <w:overflowPunct w:val="0"/>
+              <w:ind w:rightChars="-50" w:right="-105"/>
+              <w:jc w:val="left"/>
+              <w:textAlignment w:val="center"/>
+              <w:rPr>
+                <w:rFonts w:ascii="微软雅黑 Light" w:eastAsia="微软雅黑 Light" w:hAnsi="微软雅黑 Light"/>
+                <w:sz w:val="16"/>
+                <w:szCs w:val="16"/>
+              </w:rPr>
+            </w:pPr>
+            <w:r>
+              <w:rPr>
+                <w:rFonts w:ascii="微软雅黑 Light" w:eastAsia="微软雅黑 Light" w:hAnsi="微软雅黑 Light" w:hint="eastAsia"/>
+                <w:sz w:val="16"/>
+                <w:szCs w:val="16"/>
               </w:rPr>
               <w:t>{封号1}</w:t>
             </w:r>
@@ -863,24 +867,26 @@
         <w:tc>
           <w:tcPr>
             <w:tcW w:w="0" w:type="auto"/>
-          </w:tcPr>
-          <w:p>
-            <w:pPr>
-              <w:rPr>
-                <w:rFonts w:ascii="微软雅黑 Light" w:eastAsia="微软雅黑 Light" w:hAnsi="微软雅黑 Light"/>
-                <w:b/>
-                <w:bCs/>
-                <w:sz w:val="15"/>
-                <w:szCs w:val="15"/>
-              </w:rPr>
-            </w:pPr>
-            <w:r>
-              <w:rPr>
-                <w:rFonts w:ascii="微软雅黑 Light" w:eastAsia="微软雅黑 Light" w:hAnsi="微软雅黑 Light" w:hint="eastAsia"/>
-                <w:b/>
-                <w:bCs/>
-                <w:sz w:val="15"/>
-                <w:szCs w:val="15"/>
+            <w:vAlign w:val="center"/>
+          </w:tcPr>
+          <w:p>
+            <w:pPr>
+              <w:kinsoku w:val="0"/>
+              <w:overflowPunct w:val="0"/>
+              <w:ind w:rightChars="-50" w:right="-105"/>
+              <w:jc w:val="left"/>
+              <w:textAlignment w:val="center"/>
+              <w:rPr>
+                <w:rFonts w:ascii="微软雅黑 Light" w:eastAsia="微软雅黑 Light" w:hAnsi="微软雅黑 Light"/>
+                <w:sz w:val="16"/>
+                <w:szCs w:val="16"/>
+              </w:rPr>
+            </w:pPr>
+            <w:r>
+              <w:rPr>
+                <w:rFonts w:ascii="微软雅黑 Light" w:eastAsia="微软雅黑 Light" w:hAnsi="微软雅黑 Light" w:hint="eastAsia"/>
+                <w:sz w:val="16"/>
+                <w:szCs w:val="16"/>
               </w:rPr>
               <w:t>{件数1}</w:t>
             </w:r>
@@ -889,24 +895,30 @@
         <w:tc>
           <w:tcPr>
             <w:tcW w:w="0" w:type="auto"/>
-          </w:tcPr>
-          <w:p>
-            <w:pPr>
-              <w:rPr>
-                <w:rFonts w:ascii="微软雅黑 Light" w:eastAsia="微软雅黑 Light" w:hAnsi="微软雅黑 Light"/>
-                <w:b/>
-                <w:bCs/>
-                <w:sz w:val="15"/>
-                <w:szCs w:val="15"/>
-              </w:rPr>
-            </w:pPr>
-            <w:r>
-              <w:rPr>
-                <w:rFonts w:ascii="微软雅黑 Light" w:eastAsia="微软雅黑 Light" w:hAnsi="微软雅黑 Light" w:hint="eastAsia"/>
-                <w:b/>
-                <w:bCs/>
-                <w:sz w:val="15"/>
-                <w:szCs w:val="15"/>
+            <w:vAlign w:val="center"/>
+          </w:tcPr>
+          <w:p>
+            <w:pPr>
+              <w:kinsoku w:val="0"/>
+              <w:overflowPunct w:val="0"/>
+              <w:ind w:rightChars="-50" w:right="-105"/>
+              <w:jc w:val="left"/>
+              <w:textAlignment w:val="center"/>
+              <w:rPr>
+                <w:rFonts w:ascii="微软雅黑 Light" w:eastAsia="微软雅黑 Light" w:hAnsi="微软雅黑 Light"/>
+                <w:b/>
+                <w:bCs/>
+                <w:sz w:val="16"/>
+                <w:szCs w:val="16"/>
+              </w:rPr>
+            </w:pPr>
+            <w:r>
+              <w:rPr>
+                <w:rFonts w:ascii="微软雅黑 Light" w:eastAsia="微软雅黑 Light" w:hAnsi="微软雅黑 Light" w:hint="eastAsia"/>
+                <w:b/>
+                <w:bCs/>
+                <w:sz w:val="16"/>
+                <w:szCs w:val="16"/>
               </w:rPr>
               <w:t>{数量单位1}</w:t>
             </w:r>
@@ -915,24 +927,26 @@
         <w:tc>
           <w:tcPr>
             <w:tcW w:w="0" w:type="auto"/>
-          </w:tcPr>
-          <w:p>
-            <w:pPr>
-              <w:rPr>
-                <w:rFonts w:ascii="微软雅黑 Light" w:eastAsia="微软雅黑 Light" w:hAnsi="微软雅黑 Light"/>
-                <w:b/>
-                <w:bCs/>
-                <w:sz w:val="15"/>
-                <w:szCs w:val="15"/>
-              </w:rPr>
-            </w:pPr>
-            <w:r>
-              <w:rPr>
-                <w:rFonts w:ascii="微软雅黑 Light" w:eastAsia="微软雅黑 Light" w:hAnsi="微软雅黑 Light" w:hint="eastAsia"/>
-                <w:b/>
-                <w:bCs/>
-                <w:sz w:val="15"/>
-                <w:szCs w:val="15"/>
+            <w:vAlign w:val="center"/>
+          </w:tcPr>
+          <w:p>
+            <w:pPr>
+              <w:kinsoku w:val="0"/>
+              <w:overflowPunct w:val="0"/>
+              <w:ind w:rightChars="-50" w:right="-105"/>
+              <w:jc w:val="left"/>
+              <w:textAlignment w:val="center"/>
+              <w:rPr>
+                <w:rFonts w:ascii="微软雅黑 Light" w:eastAsia="微软雅黑 Light" w:hAnsi="微软雅黑 Light"/>
+                <w:sz w:val="16"/>
+                <w:szCs w:val="16"/>
+              </w:rPr>
+            </w:pPr>
+            <w:r>
+              <w:rPr>
+                <w:rFonts w:ascii="微软雅黑 Light" w:eastAsia="微软雅黑 Light" w:hAnsi="微软雅黑 Light" w:hint="eastAsia"/>
+                <w:sz w:val="16"/>
+                <w:szCs w:val="16"/>
               </w:rPr>
               <w:t>{毛重1}</w:t>
             </w:r>
@@ -941,24 +955,30 @@
         <w:tc>
           <w:tcPr>
             <w:tcW w:w="0" w:type="auto"/>
-          </w:tcPr>
-          <w:p>
-            <w:pPr>
-              <w:rPr>
-                <w:rFonts w:ascii="微软雅黑 Light" w:eastAsia="微软雅黑 Light" w:hAnsi="微软雅黑 Light"/>
-                <w:b/>
-                <w:bCs/>
-                <w:sz w:val="15"/>
-                <w:szCs w:val="15"/>
-              </w:rPr>
-            </w:pPr>
-            <w:r>
-              <w:rPr>
-                <w:rFonts w:ascii="微软雅黑 Light" w:eastAsia="微软雅黑 Light" w:hAnsi="微软雅黑 Light" w:hint="eastAsia"/>
-                <w:b/>
-                <w:bCs/>
-                <w:sz w:val="15"/>
-                <w:szCs w:val="15"/>
+            <w:vAlign w:val="center"/>
+          </w:tcPr>
+          <w:p>
+            <w:pPr>
+              <w:kinsoku w:val="0"/>
+              <w:overflowPunct w:val="0"/>
+              <w:ind w:rightChars="-50" w:right="-105"/>
+              <w:jc w:val="left"/>
+              <w:textAlignment w:val="center"/>
+              <w:rPr>
+                <w:rFonts w:ascii="微软雅黑 Light" w:eastAsia="微软雅黑 Light" w:hAnsi="微软雅黑 Light"/>
+                <w:b/>
+                <w:bCs/>
+                <w:sz w:val="16"/>
+                <w:szCs w:val="16"/>
+              </w:rPr>
+            </w:pPr>
+            <w:r>
+              <w:rPr>
+                <w:rFonts w:ascii="微软雅黑 Light" w:eastAsia="微软雅黑 Light" w:hAnsi="微软雅黑 Light" w:hint="eastAsia"/>
+                <w:b/>
+                <w:bCs/>
+                <w:sz w:val="16"/>
+                <w:szCs w:val="16"/>
               </w:rPr>
               <w:t>{重量单位1}</w:t>
             </w:r>
@@ -967,24 +987,26 @@
         <w:tc>
           <w:tcPr>
             <w:tcW w:w="0" w:type="auto"/>
-          </w:tcPr>
-          <w:p>
-            <w:pPr>
-              <w:rPr>
-                <w:rFonts w:ascii="微软雅黑 Light" w:eastAsia="微软雅黑 Light" w:hAnsi="微软雅黑 Light"/>
-                <w:b/>
-                <w:bCs/>
-                <w:sz w:val="15"/>
-                <w:szCs w:val="15"/>
-              </w:rPr>
-            </w:pPr>
-            <w:r>
-              <w:rPr>
-                <w:rFonts w:ascii="微软雅黑 Light" w:eastAsia="微软雅黑 Light" w:hAnsi="微软雅黑 Light" w:hint="eastAsia"/>
-                <w:b/>
-                <w:bCs/>
-                <w:sz w:val="15"/>
-                <w:szCs w:val="15"/>
+            <w:vAlign w:val="center"/>
+          </w:tcPr>
+          <w:p>
+            <w:pPr>
+              <w:kinsoku w:val="0"/>
+              <w:overflowPunct w:val="0"/>
+              <w:ind w:rightChars="-50" w:right="-105"/>
+              <w:jc w:val="left"/>
+              <w:textAlignment w:val="center"/>
+              <w:rPr>
+                <w:rFonts w:ascii="微软雅黑 Light" w:eastAsia="微软雅黑 Light" w:hAnsi="微软雅黑 Light"/>
+                <w:sz w:val="16"/>
+                <w:szCs w:val="16"/>
+              </w:rPr>
+            </w:pPr>
+            <w:r>
+              <w:rPr>
+                <w:rFonts w:ascii="微软雅黑 Light" w:eastAsia="微软雅黑 Light" w:hAnsi="微软雅黑 Light" w:hint="eastAsia"/>
+                <w:sz w:val="16"/>
+                <w:szCs w:val="16"/>
               </w:rPr>
               <w:t>{体积1}</w:t>
             </w:r>
@@ -993,24 +1015,30 @@
         <w:tc>
           <w:tcPr>
             <w:tcW w:w="0" w:type="auto"/>
-          </w:tcPr>
-          <w:p>
-            <w:pPr>
-              <w:rPr>
-                <w:rFonts w:ascii="微软雅黑 Light" w:eastAsia="微软雅黑 Light" w:hAnsi="微软雅黑 Light"/>
-                <w:b/>
-                <w:bCs/>
-                <w:sz w:val="15"/>
-                <w:szCs w:val="15"/>
-              </w:rPr>
-            </w:pPr>
-            <w:r>
-              <w:rPr>
-                <w:rFonts w:ascii="微软雅黑 Light" w:eastAsia="微软雅黑 Light" w:hAnsi="微软雅黑 Light" w:hint="eastAsia"/>
-                <w:b/>
-                <w:bCs/>
-                <w:sz w:val="15"/>
-                <w:szCs w:val="15"/>
+            <w:vAlign w:val="center"/>
+          </w:tcPr>
+          <w:p>
+            <w:pPr>
+              <w:kinsoku w:val="0"/>
+              <w:overflowPunct w:val="0"/>
+              <w:ind w:rightChars="-50" w:right="-105"/>
+              <w:jc w:val="left"/>
+              <w:textAlignment w:val="center"/>
+              <w:rPr>
+                <w:rFonts w:ascii="微软雅黑 Light" w:eastAsia="微软雅黑 Light" w:hAnsi="微软雅黑 Light"/>
+                <w:b/>
+                <w:bCs/>
+                <w:sz w:val="16"/>
+                <w:szCs w:val="16"/>
+              </w:rPr>
+            </w:pPr>
+            <w:r>
+              <w:rPr>
+                <w:rFonts w:ascii="微软雅黑 Light" w:eastAsia="微软雅黑 Light" w:hAnsi="微软雅黑 Light" w:hint="eastAsia"/>
+                <w:b/>
+                <w:bCs/>
+                <w:sz w:val="16"/>
+                <w:szCs w:val="16"/>
               </w:rPr>
               <w:t>{体积单位1}{箱型1}</w:t>
             </w:r>
@@ -1019,24 +1047,26 @@
         <w:tc>
           <w:tcPr>
             <w:tcW w:w="0" w:type="auto"/>
-          </w:tcPr>
-          <w:p>
-            <w:pPr>
-              <w:rPr>
-                <w:rFonts w:ascii="微软雅黑 Light" w:eastAsia="微软雅黑 Light" w:hAnsi="微软雅黑 Light"/>
-                <w:b/>
-                <w:bCs/>
-                <w:sz w:val="15"/>
-                <w:szCs w:val="15"/>
-              </w:rPr>
-            </w:pPr>
-            <w:r>
-              <w:rPr>
-                <w:rFonts w:ascii="微软雅黑 Light" w:eastAsia="微软雅黑 Light" w:hAnsi="微软雅黑 Light" w:hint="eastAsia"/>
-                <w:b/>
-                <w:bCs/>
-                <w:sz w:val="15"/>
-                <w:szCs w:val="15"/>
+            <w:vAlign w:val="center"/>
+          </w:tcPr>
+          <w:p>
+            <w:pPr>
+              <w:kinsoku w:val="0"/>
+              <w:overflowPunct w:val="0"/>
+              <w:ind w:rightChars="-50" w:right="-105"/>
+              <w:jc w:val="left"/>
+              <w:textAlignment w:val="center"/>
+              <w:rPr>
+                <w:rFonts w:ascii="微软雅黑 Light" w:eastAsia="微软雅黑 Light" w:hAnsi="微软雅黑 Light"/>
+                <w:sz w:val="16"/>
+                <w:szCs w:val="16"/>
+              </w:rPr>
+            </w:pPr>
+            <w:r>
+              <w:rPr>
+                <w:rFonts w:ascii="微软雅黑 Light" w:eastAsia="微软雅黑 Light" w:hAnsi="微软雅黑 Light" w:hint="eastAsia"/>
+                <w:sz w:val="16"/>
+                <w:szCs w:val="16"/>
               </w:rPr>
               <w:t>{提单号1}</w:t>
             </w:r>
@@ -1047,24 +1077,26 @@
         <w:tc>
           <w:tcPr>
             <w:tcW w:w="0" w:type="auto"/>
-          </w:tcPr>
-          <w:p>
-            <w:pPr>
-              <w:rPr>
-                <w:rFonts w:ascii="微软雅黑 Light" w:eastAsia="微软雅黑 Light" w:hAnsi="微软雅黑 Light"/>
-                <w:b/>
-                <w:bCs/>
-                <w:sz w:val="15"/>
-                <w:szCs w:val="15"/>
-              </w:rPr>
-            </w:pPr>
-            <w:r>
-              <w:rPr>
-                <w:rFonts w:ascii="微软雅黑 Light" w:eastAsia="微软雅黑 Light" w:hAnsi="微软雅黑 Light" w:hint="eastAsia"/>
-                <w:b/>
-                <w:bCs/>
-                <w:sz w:val="15"/>
-                <w:szCs w:val="15"/>
+            <w:vAlign w:val="center"/>
+          </w:tcPr>
+          <w:p>
+            <w:pPr>
+              <w:kinsoku w:val="0"/>
+              <w:overflowPunct w:val="0"/>
+              <w:ind w:rightChars="-50" w:right="-105"/>
+              <w:jc w:val="left"/>
+              <w:textAlignment w:val="center"/>
+              <w:rPr>
+                <w:rFonts w:ascii="微软雅黑 Light" w:eastAsia="微软雅黑 Light" w:hAnsi="微软雅黑 Light"/>
+                <w:sz w:val="16"/>
+                <w:szCs w:val="16"/>
+              </w:rPr>
+            </w:pPr>
+            <w:r>
+              <w:rPr>
+                <w:rFonts w:ascii="微软雅黑 Light" w:eastAsia="微软雅黑 Light" w:hAnsi="微软雅黑 Light" w:hint="eastAsia"/>
+                <w:sz w:val="16"/>
+                <w:szCs w:val="16"/>
               </w:rPr>
               <w:t>{箱号2}</w:t>
             </w:r>
@@ -1073,24 +1105,26 @@
         <w:tc>
           <w:tcPr>
             <w:tcW w:w="0" w:type="auto"/>
-          </w:tcPr>
-          <w:p>
-            <w:pPr>
-              <w:rPr>
-                <w:rFonts w:ascii="微软雅黑 Light" w:eastAsia="微软雅黑 Light" w:hAnsi="微软雅黑 Light"/>
-                <w:b/>
-                <w:bCs/>
-                <w:sz w:val="15"/>
-                <w:szCs w:val="15"/>
-              </w:rPr>
-            </w:pPr>
-            <w:r>
-              <w:rPr>
-                <w:rFonts w:ascii="微软雅黑 Light" w:eastAsia="微软雅黑 Light" w:hAnsi="微软雅黑 Light" w:hint="eastAsia"/>
-                <w:b/>
-                <w:bCs/>
-                <w:sz w:val="15"/>
-                <w:szCs w:val="15"/>
+            <w:vAlign w:val="center"/>
+          </w:tcPr>
+          <w:p>
+            <w:pPr>
+              <w:kinsoku w:val="0"/>
+              <w:overflowPunct w:val="0"/>
+              <w:ind w:rightChars="-50" w:right="-105"/>
+              <w:jc w:val="left"/>
+              <w:textAlignment w:val="center"/>
+              <w:rPr>
+                <w:rFonts w:ascii="微软雅黑 Light" w:eastAsia="微软雅黑 Light" w:hAnsi="微软雅黑 Light"/>
+                <w:sz w:val="16"/>
+                <w:szCs w:val="16"/>
+              </w:rPr>
+            </w:pPr>
+            <w:r>
+              <w:rPr>
+                <w:rFonts w:ascii="微软雅黑 Light" w:eastAsia="微软雅黑 Light" w:hAnsi="微软雅黑 Light" w:hint="eastAsia"/>
+                <w:sz w:val="16"/>
+                <w:szCs w:val="16"/>
               </w:rPr>
               <w:t>{封号2}</w:t>
             </w:r>
@@ -1099,24 +1133,26 @@
         <w:tc>
           <w:tcPr>
             <w:tcW w:w="0" w:type="auto"/>
-          </w:tcPr>
-          <w:p>
-            <w:pPr>
-              <w:rPr>
-                <w:rFonts w:ascii="微软雅黑 Light" w:eastAsia="微软雅黑 Light" w:hAnsi="微软雅黑 Light"/>
-                <w:b/>
-                <w:bCs/>
-                <w:sz w:val="15"/>
-                <w:szCs w:val="15"/>
-              </w:rPr>
-            </w:pPr>
-            <w:r>
-              <w:rPr>
-                <w:rFonts w:ascii="微软雅黑 Light" w:eastAsia="微软雅黑 Light" w:hAnsi="微软雅黑 Light" w:hint="eastAsia"/>
-                <w:b/>
-                <w:bCs/>
-                <w:sz w:val="15"/>
-                <w:szCs w:val="15"/>
+            <w:vAlign w:val="center"/>
+          </w:tcPr>
+          <w:p>
+            <w:pPr>
+              <w:kinsoku w:val="0"/>
+              <w:overflowPunct w:val="0"/>
+              <w:ind w:rightChars="-50" w:right="-105"/>
+              <w:jc w:val="left"/>
+              <w:textAlignment w:val="center"/>
+              <w:rPr>
+                <w:rFonts w:ascii="微软雅黑 Light" w:eastAsia="微软雅黑 Light" w:hAnsi="微软雅黑 Light"/>
+                <w:sz w:val="16"/>
+                <w:szCs w:val="16"/>
+              </w:rPr>
+            </w:pPr>
+            <w:r>
+              <w:rPr>
+                <w:rFonts w:ascii="微软雅黑 Light" w:eastAsia="微软雅黑 Light" w:hAnsi="微软雅黑 Light" w:hint="eastAsia"/>
+                <w:sz w:val="16"/>
+                <w:szCs w:val="16"/>
               </w:rPr>
               <w:t>{件数2}</w:t>
             </w:r>
@@ -1125,24 +1161,30 @@
         <w:tc>
           <w:tcPr>
             <w:tcW w:w="0" w:type="auto"/>
-          </w:tcPr>
-          <w:p>
-            <w:pPr>
-              <w:rPr>
-                <w:rFonts w:ascii="微软雅黑 Light" w:eastAsia="微软雅黑 Light" w:hAnsi="微软雅黑 Light"/>
-                <w:b/>
-                <w:bCs/>
-                <w:sz w:val="15"/>
-                <w:szCs w:val="15"/>
-              </w:rPr>
-            </w:pPr>
-            <w:r>
-              <w:rPr>
-                <w:rFonts w:ascii="微软雅黑 Light" w:eastAsia="微软雅黑 Light" w:hAnsi="微软雅黑 Light" w:hint="eastAsia"/>
-                <w:b/>
-                <w:bCs/>
-                <w:sz w:val="15"/>
-                <w:szCs w:val="15"/>
+            <w:vAlign w:val="center"/>
+          </w:tcPr>
+          <w:p>
+            <w:pPr>
+              <w:kinsoku w:val="0"/>
+              <w:overflowPunct w:val="0"/>
+              <w:ind w:rightChars="-50" w:right="-105"/>
+              <w:jc w:val="left"/>
+              <w:textAlignment w:val="center"/>
+              <w:rPr>
+                <w:rFonts w:ascii="微软雅黑 Light" w:eastAsia="微软雅黑 Light" w:hAnsi="微软雅黑 Light"/>
+                <w:b/>
+                <w:bCs/>
+                <w:sz w:val="16"/>
+                <w:szCs w:val="16"/>
+              </w:rPr>
+            </w:pPr>
+            <w:r>
+              <w:rPr>
+                <w:rFonts w:ascii="微软雅黑 Light" w:eastAsia="微软雅黑 Light" w:hAnsi="微软雅黑 Light" w:hint="eastAsia"/>
+                <w:b/>
+                <w:bCs/>
+                <w:sz w:val="16"/>
+                <w:szCs w:val="16"/>
               </w:rPr>
               <w:t>{数量单位2}</w:t>
             </w:r>
@@ -1151,24 +1193,26 @@
         <w:tc>
           <w:tcPr>
             <w:tcW w:w="0" w:type="auto"/>
-          </w:tcPr>
-          <w:p>
-            <w:pPr>
-              <w:rPr>
-                <w:rFonts w:ascii="微软雅黑 Light" w:eastAsia="微软雅黑 Light" w:hAnsi="微软雅黑 Light"/>
-                <w:b/>
-                <w:bCs/>
-                <w:sz w:val="15"/>
-                <w:szCs w:val="15"/>
-              </w:rPr>
-            </w:pPr>
-            <w:r>
-              <w:rPr>
-                <w:rFonts w:ascii="微软雅黑 Light" w:eastAsia="微软雅黑 Light" w:hAnsi="微软雅黑 Light" w:hint="eastAsia"/>
-                <w:b/>
-                <w:bCs/>
-                <w:sz w:val="15"/>
-                <w:szCs w:val="15"/>
+            <w:vAlign w:val="center"/>
+          </w:tcPr>
+          <w:p>
+            <w:pPr>
+              <w:kinsoku w:val="0"/>
+              <w:overflowPunct w:val="0"/>
+              <w:ind w:rightChars="-50" w:right="-105"/>
+              <w:jc w:val="left"/>
+              <w:textAlignment w:val="center"/>
+              <w:rPr>
+                <w:rFonts w:ascii="微软雅黑 Light" w:eastAsia="微软雅黑 Light" w:hAnsi="微软雅黑 Light"/>
+                <w:sz w:val="16"/>
+                <w:szCs w:val="16"/>
+              </w:rPr>
+            </w:pPr>
+            <w:r>
+              <w:rPr>
+                <w:rFonts w:ascii="微软雅黑 Light" w:eastAsia="微软雅黑 Light" w:hAnsi="微软雅黑 Light" w:hint="eastAsia"/>
+                <w:sz w:val="16"/>
+                <w:szCs w:val="16"/>
               </w:rPr>
               <w:t>{毛重2}</w:t>
             </w:r>
@@ -1177,24 +1221,30 @@
         <w:tc>
           <w:tcPr>
             <w:tcW w:w="0" w:type="auto"/>
-          </w:tcPr>
-          <w:p>
-            <w:pPr>
-              <w:rPr>
-                <w:rFonts w:ascii="微软雅黑 Light" w:eastAsia="微软雅黑 Light" w:hAnsi="微软雅黑 Light"/>
-                <w:b/>
-                <w:bCs/>
-                <w:sz w:val="15"/>
-                <w:szCs w:val="15"/>
-              </w:rPr>
-            </w:pPr>
-            <w:r>
-              <w:rPr>
-                <w:rFonts w:ascii="微软雅黑 Light" w:eastAsia="微软雅黑 Light" w:hAnsi="微软雅黑 Light" w:hint="eastAsia"/>
-                <w:b/>
-                <w:bCs/>
-                <w:sz w:val="15"/>
-                <w:szCs w:val="15"/>
+            <w:vAlign w:val="center"/>
+          </w:tcPr>
+          <w:p>
+            <w:pPr>
+              <w:kinsoku w:val="0"/>
+              <w:overflowPunct w:val="0"/>
+              <w:ind w:rightChars="-50" w:right="-105"/>
+              <w:jc w:val="left"/>
+              <w:textAlignment w:val="center"/>
+              <w:rPr>
+                <w:rFonts w:ascii="微软雅黑 Light" w:eastAsia="微软雅黑 Light" w:hAnsi="微软雅黑 Light"/>
+                <w:b/>
+                <w:bCs/>
+                <w:sz w:val="16"/>
+                <w:szCs w:val="16"/>
+              </w:rPr>
+            </w:pPr>
+            <w:r>
+              <w:rPr>
+                <w:rFonts w:ascii="微软雅黑 Light" w:eastAsia="微软雅黑 Light" w:hAnsi="微软雅黑 Light" w:hint="eastAsia"/>
+                <w:b/>
+                <w:bCs/>
+                <w:sz w:val="16"/>
+                <w:szCs w:val="16"/>
               </w:rPr>
               <w:t>{重量单位2}</w:t>
             </w:r>
@@ -1203,24 +1253,26 @@
         <w:tc>
           <w:tcPr>
             <w:tcW w:w="0" w:type="auto"/>
-          </w:tcPr>
-          <w:p>
-            <w:pPr>
-              <w:rPr>
-                <w:rFonts w:ascii="微软雅黑 Light" w:eastAsia="微软雅黑 Light" w:hAnsi="微软雅黑 Light"/>
-                <w:b/>
-                <w:bCs/>
-                <w:sz w:val="15"/>
-                <w:szCs w:val="15"/>
-              </w:rPr>
-            </w:pPr>
-            <w:r>
-              <w:rPr>
-                <w:rFonts w:ascii="微软雅黑 Light" w:eastAsia="微软雅黑 Light" w:hAnsi="微软雅黑 Light" w:hint="eastAsia"/>
-                <w:b/>
-                <w:bCs/>
-                <w:sz w:val="15"/>
-                <w:szCs w:val="15"/>
+            <w:vAlign w:val="center"/>
+          </w:tcPr>
+          <w:p>
+            <w:pPr>
+              <w:kinsoku w:val="0"/>
+              <w:overflowPunct w:val="0"/>
+              <w:ind w:rightChars="-50" w:right="-105"/>
+              <w:jc w:val="left"/>
+              <w:textAlignment w:val="center"/>
+              <w:rPr>
+                <w:rFonts w:ascii="微软雅黑 Light" w:eastAsia="微软雅黑 Light" w:hAnsi="微软雅黑 Light"/>
+                <w:sz w:val="16"/>
+                <w:szCs w:val="16"/>
+              </w:rPr>
+            </w:pPr>
+            <w:r>
+              <w:rPr>
+                <w:rFonts w:ascii="微软雅黑 Light" w:eastAsia="微软雅黑 Light" w:hAnsi="微软雅黑 Light" w:hint="eastAsia"/>
+                <w:sz w:val="16"/>
+                <w:szCs w:val="16"/>
               </w:rPr>
               <w:t>{体积2}</w:t>
             </w:r>
@@ -1229,24 +1281,30 @@
         <w:tc>
           <w:tcPr>
             <w:tcW w:w="0" w:type="auto"/>
-          </w:tcPr>
-          <w:p>
-            <w:pPr>
-              <w:rPr>
-                <w:rFonts w:ascii="微软雅黑 Light" w:eastAsia="微软雅黑 Light" w:hAnsi="微软雅黑 Light"/>
-                <w:b/>
-                <w:bCs/>
-                <w:sz w:val="15"/>
-                <w:szCs w:val="15"/>
-              </w:rPr>
-            </w:pPr>
-            <w:r>
-              <w:rPr>
-                <w:rFonts w:ascii="微软雅黑 Light" w:eastAsia="微软雅黑 Light" w:hAnsi="微软雅黑 Light" w:hint="eastAsia"/>
-                <w:b/>
-                <w:bCs/>
-                <w:sz w:val="15"/>
-                <w:szCs w:val="15"/>
+            <w:vAlign w:val="center"/>
+          </w:tcPr>
+          <w:p>
+            <w:pPr>
+              <w:kinsoku w:val="0"/>
+              <w:overflowPunct w:val="0"/>
+              <w:ind w:rightChars="-50" w:right="-105"/>
+              <w:jc w:val="left"/>
+              <w:textAlignment w:val="center"/>
+              <w:rPr>
+                <w:rFonts w:ascii="微软雅黑 Light" w:eastAsia="微软雅黑 Light" w:hAnsi="微软雅黑 Light"/>
+                <w:b/>
+                <w:bCs/>
+                <w:sz w:val="16"/>
+                <w:szCs w:val="16"/>
+              </w:rPr>
+            </w:pPr>
+            <w:r>
+              <w:rPr>
+                <w:rFonts w:ascii="微软雅黑 Light" w:eastAsia="微软雅黑 Light" w:hAnsi="微软雅黑 Light" w:hint="eastAsia"/>
+                <w:b/>
+                <w:bCs/>
+                <w:sz w:val="16"/>
+                <w:szCs w:val="16"/>
               </w:rPr>
               <w:t>{体积单位2}{箱型2}</w:t>
             </w:r>
@@ -1255,24 +1313,26 @@
         <w:tc>
           <w:tcPr>
             <w:tcW w:w="0" w:type="auto"/>
-          </w:tcPr>
-          <w:p>
-            <w:pPr>
-              <w:rPr>
-                <w:rFonts w:ascii="微软雅黑 Light" w:eastAsia="微软雅黑 Light" w:hAnsi="微软雅黑 Light"/>
-                <w:b/>
-                <w:bCs/>
-                <w:sz w:val="15"/>
-                <w:szCs w:val="15"/>
-              </w:rPr>
-            </w:pPr>
-            <w:r>
-              <w:rPr>
-                <w:rFonts w:ascii="微软雅黑 Light" w:eastAsia="微软雅黑 Light" w:hAnsi="微软雅黑 Light" w:hint="eastAsia"/>
-                <w:b/>
-                <w:bCs/>
-                <w:sz w:val="15"/>
-                <w:szCs w:val="15"/>
+            <w:vAlign w:val="center"/>
+          </w:tcPr>
+          <w:p>
+            <w:pPr>
+              <w:kinsoku w:val="0"/>
+              <w:overflowPunct w:val="0"/>
+              <w:ind w:rightChars="-50" w:right="-105"/>
+              <w:jc w:val="left"/>
+              <w:textAlignment w:val="center"/>
+              <w:rPr>
+                <w:rFonts w:ascii="微软雅黑 Light" w:eastAsia="微软雅黑 Light" w:hAnsi="微软雅黑 Light"/>
+                <w:sz w:val="16"/>
+                <w:szCs w:val="16"/>
+              </w:rPr>
+            </w:pPr>
+            <w:r>
+              <w:rPr>
+                <w:rFonts w:ascii="微软雅黑 Light" w:eastAsia="微软雅黑 Light" w:hAnsi="微软雅黑 Light" w:hint="eastAsia"/>
+                <w:sz w:val="16"/>
+                <w:szCs w:val="16"/>
               </w:rPr>
               <w:t>{提单号2}</w:t>
             </w:r>
@@ -1283,24 +1343,26 @@
         <w:tc>
           <w:tcPr>
             <w:tcW w:w="0" w:type="auto"/>
-          </w:tcPr>
-          <w:p>
-            <w:pPr>
-              <w:rPr>
-                <w:rFonts w:ascii="微软雅黑 Light" w:eastAsia="微软雅黑 Light" w:hAnsi="微软雅黑 Light"/>
-                <w:b/>
-                <w:bCs/>
-                <w:sz w:val="15"/>
-                <w:szCs w:val="15"/>
-              </w:rPr>
-            </w:pPr>
-            <w:r>
-              <w:rPr>
-                <w:rFonts w:ascii="微软雅黑 Light" w:eastAsia="微软雅黑 Light" w:hAnsi="微软雅黑 Light" w:hint="eastAsia"/>
-                <w:b/>
-                <w:bCs/>
-                <w:sz w:val="15"/>
-                <w:szCs w:val="15"/>
+            <w:vAlign w:val="center"/>
+          </w:tcPr>
+          <w:p>
+            <w:pPr>
+              <w:kinsoku w:val="0"/>
+              <w:overflowPunct w:val="0"/>
+              <w:ind w:rightChars="-50" w:right="-105"/>
+              <w:jc w:val="left"/>
+              <w:textAlignment w:val="center"/>
+              <w:rPr>
+                <w:rFonts w:ascii="微软雅黑 Light" w:eastAsia="微软雅黑 Light" w:hAnsi="微软雅黑 Light"/>
+                <w:sz w:val="16"/>
+                <w:szCs w:val="16"/>
+              </w:rPr>
+            </w:pPr>
+            <w:r>
+              <w:rPr>
+                <w:rFonts w:ascii="微软雅黑 Light" w:eastAsia="微软雅黑 Light" w:hAnsi="微软雅黑 Light" w:hint="eastAsia"/>
+                <w:sz w:val="16"/>
+                <w:szCs w:val="16"/>
               </w:rPr>
               <w:t>{箱号3}</w:t>
             </w:r>
@@ -1309,24 +1371,26 @@
         <w:tc>
           <w:tcPr>
             <w:tcW w:w="0" w:type="auto"/>
-          </w:tcPr>
-          <w:p>
-            <w:pPr>
-              <w:rPr>
-                <w:rFonts w:ascii="微软雅黑 Light" w:eastAsia="微软雅黑 Light" w:hAnsi="微软雅黑 Light"/>
-                <w:b/>
-                <w:bCs/>
-                <w:sz w:val="15"/>
-                <w:szCs w:val="15"/>
-              </w:rPr>
-            </w:pPr>
-            <w:r>
-              <w:rPr>
-                <w:rFonts w:ascii="微软雅黑 Light" w:eastAsia="微软雅黑 Light" w:hAnsi="微软雅黑 Light" w:hint="eastAsia"/>
-                <w:b/>
-                <w:bCs/>
-                <w:sz w:val="15"/>
-                <w:szCs w:val="15"/>
+            <w:vAlign w:val="center"/>
+          </w:tcPr>
+          <w:p>
+            <w:pPr>
+              <w:kinsoku w:val="0"/>
+              <w:overflowPunct w:val="0"/>
+              <w:ind w:rightChars="-50" w:right="-105"/>
+              <w:jc w:val="left"/>
+              <w:textAlignment w:val="center"/>
+              <w:rPr>
+                <w:rFonts w:ascii="微软雅黑 Light" w:eastAsia="微软雅黑 Light" w:hAnsi="微软雅黑 Light"/>
+                <w:sz w:val="16"/>
+                <w:szCs w:val="16"/>
+              </w:rPr>
+            </w:pPr>
+            <w:r>
+              <w:rPr>
+                <w:rFonts w:ascii="微软雅黑 Light" w:eastAsia="微软雅黑 Light" w:hAnsi="微软雅黑 Light" w:hint="eastAsia"/>
+                <w:sz w:val="16"/>
+                <w:szCs w:val="16"/>
               </w:rPr>
               <w:t>{封号3}</w:t>
             </w:r>
@@ -1335,24 +1399,26 @@
         <w:tc>
           <w:tcPr>
             <w:tcW w:w="0" w:type="auto"/>
-          </w:tcPr>
-          <w:p>
-            <w:pPr>
-              <w:rPr>
-                <w:rFonts w:ascii="微软雅黑 Light" w:eastAsia="微软雅黑 Light" w:hAnsi="微软雅黑 Light"/>
-                <w:b/>
-                <w:bCs/>
-                <w:sz w:val="15"/>
-                <w:szCs w:val="15"/>
-              </w:rPr>
-            </w:pPr>
-            <w:r>
-              <w:rPr>
-                <w:rFonts w:ascii="微软雅黑 Light" w:eastAsia="微软雅黑 Light" w:hAnsi="微软雅黑 Light" w:hint="eastAsia"/>
-                <w:b/>
-                <w:bCs/>
-                <w:sz w:val="15"/>
-                <w:szCs w:val="15"/>
+            <w:vAlign w:val="center"/>
+          </w:tcPr>
+          <w:p>
+            <w:pPr>
+              <w:kinsoku w:val="0"/>
+              <w:overflowPunct w:val="0"/>
+              <w:ind w:rightChars="-50" w:right="-105"/>
+              <w:jc w:val="left"/>
+              <w:textAlignment w:val="center"/>
+              <w:rPr>
+                <w:rFonts w:ascii="微软雅黑 Light" w:eastAsia="微软雅黑 Light" w:hAnsi="微软雅黑 Light"/>
+                <w:sz w:val="16"/>
+                <w:szCs w:val="16"/>
+              </w:rPr>
+            </w:pPr>
+            <w:r>
+              <w:rPr>
+                <w:rFonts w:ascii="微软雅黑 Light" w:eastAsia="微软雅黑 Light" w:hAnsi="微软雅黑 Light" w:hint="eastAsia"/>
+                <w:sz w:val="16"/>
+                <w:szCs w:val="16"/>
               </w:rPr>
               <w:t>{件数3}</w:t>
             </w:r>
@@ -1361,24 +1427,30 @@
         <w:tc>
           <w:tcPr>
             <w:tcW w:w="0" w:type="auto"/>
-          </w:tcPr>
-          <w:p>
-            <w:pPr>
-              <w:rPr>
-                <w:rFonts w:ascii="微软雅黑 Light" w:eastAsia="微软雅黑 Light" w:hAnsi="微软雅黑 Light"/>
-                <w:b/>
-                <w:bCs/>
-                <w:sz w:val="15"/>
-                <w:szCs w:val="15"/>
-              </w:rPr>
-            </w:pPr>
-            <w:r>
-              <w:rPr>
-                <w:rFonts w:ascii="微软雅黑 Light" w:eastAsia="微软雅黑 Light" w:hAnsi="微软雅黑 Light" w:hint="eastAsia"/>
-                <w:b/>
-                <w:bCs/>
-                <w:sz w:val="15"/>
-                <w:szCs w:val="15"/>
+            <w:vAlign w:val="center"/>
+          </w:tcPr>
+          <w:p>
+            <w:pPr>
+              <w:kinsoku w:val="0"/>
+              <w:overflowPunct w:val="0"/>
+              <w:ind w:rightChars="-50" w:right="-105"/>
+              <w:jc w:val="left"/>
+              <w:textAlignment w:val="center"/>
+              <w:rPr>
+                <w:rFonts w:ascii="微软雅黑 Light" w:eastAsia="微软雅黑 Light" w:hAnsi="微软雅黑 Light"/>
+                <w:b/>
+                <w:bCs/>
+                <w:sz w:val="16"/>
+                <w:szCs w:val="16"/>
+              </w:rPr>
+            </w:pPr>
+            <w:r>
+              <w:rPr>
+                <w:rFonts w:ascii="微软雅黑 Light" w:eastAsia="微软雅黑 Light" w:hAnsi="微软雅黑 Light" w:hint="eastAsia"/>
+                <w:b/>
+                <w:bCs/>
+                <w:sz w:val="16"/>
+                <w:szCs w:val="16"/>
               </w:rPr>
               <w:t>{数量单位3}</w:t>
             </w:r>
@@ -1387,24 +1459,26 @@
         <w:tc>
           <w:tcPr>
             <w:tcW w:w="0" w:type="auto"/>
-          </w:tcPr>
-          <w:p>
-            <w:pPr>
-              <w:rPr>
-                <w:rFonts w:ascii="微软雅黑 Light" w:eastAsia="微软雅黑 Light" w:hAnsi="微软雅黑 Light"/>
-                <w:b/>
-                <w:bCs/>
-                <w:sz w:val="15"/>
-                <w:szCs w:val="15"/>
-              </w:rPr>
-            </w:pPr>
-            <w:r>
-              <w:rPr>
-                <w:rFonts w:ascii="微软雅黑 Light" w:eastAsia="微软雅黑 Light" w:hAnsi="微软雅黑 Light" w:hint="eastAsia"/>
-                <w:b/>
-                <w:bCs/>
-                <w:sz w:val="15"/>
-                <w:szCs w:val="15"/>
+            <w:vAlign w:val="center"/>
+          </w:tcPr>
+          <w:p>
+            <w:pPr>
+              <w:kinsoku w:val="0"/>
+              <w:overflowPunct w:val="0"/>
+              <w:ind w:rightChars="-50" w:right="-105"/>
+              <w:jc w:val="left"/>
+              <w:textAlignment w:val="center"/>
+              <w:rPr>
+                <w:rFonts w:ascii="微软雅黑 Light" w:eastAsia="微软雅黑 Light" w:hAnsi="微软雅黑 Light"/>
+                <w:sz w:val="16"/>
+                <w:szCs w:val="16"/>
+              </w:rPr>
+            </w:pPr>
+            <w:r>
+              <w:rPr>
+                <w:rFonts w:ascii="微软雅黑 Light" w:eastAsia="微软雅黑 Light" w:hAnsi="微软雅黑 Light" w:hint="eastAsia"/>
+                <w:sz w:val="16"/>
+                <w:szCs w:val="16"/>
               </w:rPr>
               <w:t>{毛重3}</w:t>
             </w:r>
@@ -1413,24 +1487,30 @@
         <w:tc>
           <w:tcPr>
             <w:tcW w:w="0" w:type="auto"/>
-          </w:tcPr>
-          <w:p>
-            <w:pPr>
-              <w:rPr>
-                <w:rFonts w:ascii="微软雅黑 Light" w:eastAsia="微软雅黑 Light" w:hAnsi="微软雅黑 Light"/>
-                <w:b/>
-                <w:bCs/>
-                <w:sz w:val="15"/>
-                <w:szCs w:val="15"/>
-              </w:rPr>
-            </w:pPr>
-            <w:r>
-              <w:rPr>
-                <w:rFonts w:ascii="微软雅黑 Light" w:eastAsia="微软雅黑 Light" w:hAnsi="微软雅黑 Light" w:hint="eastAsia"/>
-                <w:b/>
-                <w:bCs/>
-                <w:sz w:val="15"/>
-                <w:szCs w:val="15"/>
+            <w:vAlign w:val="center"/>
+          </w:tcPr>
+          <w:p>
+            <w:pPr>
+              <w:kinsoku w:val="0"/>
+              <w:overflowPunct w:val="0"/>
+              <w:ind w:rightChars="-50" w:right="-105"/>
+              <w:jc w:val="left"/>
+              <w:textAlignment w:val="center"/>
+              <w:rPr>
+                <w:rFonts w:ascii="微软雅黑 Light" w:eastAsia="微软雅黑 Light" w:hAnsi="微软雅黑 Light"/>
+                <w:b/>
+                <w:bCs/>
+                <w:sz w:val="16"/>
+                <w:szCs w:val="16"/>
+              </w:rPr>
+            </w:pPr>
+            <w:r>
+              <w:rPr>
+                <w:rFonts w:ascii="微软雅黑 Light" w:eastAsia="微软雅黑 Light" w:hAnsi="微软雅黑 Light" w:hint="eastAsia"/>
+                <w:b/>
+                <w:bCs/>
+                <w:sz w:val="16"/>
+                <w:szCs w:val="16"/>
               </w:rPr>
               <w:t>{重量单位3}</w:t>
             </w:r>
@@ -1439,24 +1519,26 @@
         <w:tc>
           <w:tcPr>
             <w:tcW w:w="0" w:type="auto"/>
-          </w:tcPr>
-          <w:p>
-            <w:pPr>
-              <w:rPr>
-                <w:rFonts w:ascii="微软雅黑 Light" w:eastAsia="微软雅黑 Light" w:hAnsi="微软雅黑 Light"/>
-                <w:b/>
-                <w:bCs/>
-                <w:sz w:val="15"/>
-                <w:szCs w:val="15"/>
-              </w:rPr>
-            </w:pPr>
-            <w:r>
-              <w:rPr>
-                <w:rFonts w:ascii="微软雅黑 Light" w:eastAsia="微软雅黑 Light" w:hAnsi="微软雅黑 Light" w:hint="eastAsia"/>
-                <w:b/>
-                <w:bCs/>
-                <w:sz w:val="15"/>
-                <w:szCs w:val="15"/>
+            <w:vAlign w:val="center"/>
+          </w:tcPr>
+          <w:p>
+            <w:pPr>
+              <w:kinsoku w:val="0"/>
+              <w:overflowPunct w:val="0"/>
+              <w:ind w:rightChars="-50" w:right="-105"/>
+              <w:jc w:val="left"/>
+              <w:textAlignment w:val="center"/>
+              <w:rPr>
+                <w:rFonts w:ascii="微软雅黑 Light" w:eastAsia="微软雅黑 Light" w:hAnsi="微软雅黑 Light"/>
+                <w:sz w:val="16"/>
+                <w:szCs w:val="16"/>
+              </w:rPr>
+            </w:pPr>
+            <w:r>
+              <w:rPr>
+                <w:rFonts w:ascii="微软雅黑 Light" w:eastAsia="微软雅黑 Light" w:hAnsi="微软雅黑 Light" w:hint="eastAsia"/>
+                <w:sz w:val="16"/>
+                <w:szCs w:val="16"/>
               </w:rPr>
               <w:t>{体积3}</w:t>
             </w:r>
@@ -1465,24 +1547,30 @@
         <w:tc>
           <w:tcPr>
             <w:tcW w:w="0" w:type="auto"/>
-          </w:tcPr>
-          <w:p>
-            <w:pPr>
-              <w:rPr>
-                <w:rFonts w:ascii="微软雅黑 Light" w:eastAsia="微软雅黑 Light" w:hAnsi="微软雅黑 Light"/>
-                <w:b/>
-                <w:bCs/>
-                <w:sz w:val="15"/>
-                <w:szCs w:val="15"/>
-              </w:rPr>
-            </w:pPr>
-            <w:r>
-              <w:rPr>
-                <w:rFonts w:ascii="微软雅黑 Light" w:eastAsia="微软雅黑 Light" w:hAnsi="微软雅黑 Light" w:hint="eastAsia"/>
-                <w:b/>
-                <w:bCs/>
-                <w:sz w:val="15"/>
-                <w:szCs w:val="15"/>
+            <w:vAlign w:val="center"/>
+          </w:tcPr>
+          <w:p>
+            <w:pPr>
+              <w:kinsoku w:val="0"/>
+              <w:overflowPunct w:val="0"/>
+              <w:ind w:rightChars="-50" w:right="-105"/>
+              <w:jc w:val="left"/>
+              <w:textAlignment w:val="center"/>
+              <w:rPr>
+                <w:rFonts w:ascii="微软雅黑 Light" w:eastAsia="微软雅黑 Light" w:hAnsi="微软雅黑 Light"/>
+                <w:b/>
+                <w:bCs/>
+                <w:sz w:val="16"/>
+                <w:szCs w:val="16"/>
+              </w:rPr>
+            </w:pPr>
+            <w:r>
+              <w:rPr>
+                <w:rFonts w:ascii="微软雅黑 Light" w:eastAsia="微软雅黑 Light" w:hAnsi="微软雅黑 Light" w:hint="eastAsia"/>
+                <w:b/>
+                <w:bCs/>
+                <w:sz w:val="16"/>
+                <w:szCs w:val="16"/>
               </w:rPr>
               <w:t>{体积单位3}{箱型3}</w:t>
             </w:r>
@@ -1491,24 +1579,26 @@
         <w:tc>
           <w:tcPr>
             <w:tcW w:w="0" w:type="auto"/>
-          </w:tcPr>
-          <w:p>
-            <w:pPr>
-              <w:rPr>
-                <w:rFonts w:ascii="微软雅黑 Light" w:eastAsia="微软雅黑 Light" w:hAnsi="微软雅黑 Light"/>
-                <w:b/>
-                <w:bCs/>
-                <w:sz w:val="15"/>
-                <w:szCs w:val="15"/>
-              </w:rPr>
-            </w:pPr>
-            <w:r>
-              <w:rPr>
-                <w:rFonts w:ascii="微软雅黑 Light" w:eastAsia="微软雅黑 Light" w:hAnsi="微软雅黑 Light" w:hint="eastAsia"/>
-                <w:b/>
-                <w:bCs/>
-                <w:sz w:val="15"/>
-                <w:szCs w:val="15"/>
+            <w:vAlign w:val="center"/>
+          </w:tcPr>
+          <w:p>
+            <w:pPr>
+              <w:kinsoku w:val="0"/>
+              <w:overflowPunct w:val="0"/>
+              <w:ind w:rightChars="-50" w:right="-105"/>
+              <w:jc w:val="left"/>
+              <w:textAlignment w:val="center"/>
+              <w:rPr>
+                <w:rFonts w:ascii="微软雅黑 Light" w:eastAsia="微软雅黑 Light" w:hAnsi="微软雅黑 Light"/>
+                <w:sz w:val="16"/>
+                <w:szCs w:val="16"/>
+              </w:rPr>
+            </w:pPr>
+            <w:r>
+              <w:rPr>
+                <w:rFonts w:ascii="微软雅黑 Light" w:eastAsia="微软雅黑 Light" w:hAnsi="微软雅黑 Light" w:hint="eastAsia"/>
+                <w:sz w:val="16"/>
+                <w:szCs w:val="16"/>
               </w:rPr>
               <w:t>{提单号3}</w:t>
             </w:r>
@@ -1519,24 +1609,26 @@
         <w:tc>
           <w:tcPr>
             <w:tcW w:w="0" w:type="auto"/>
-          </w:tcPr>
-          <w:p>
-            <w:pPr>
-              <w:rPr>
-                <w:rFonts w:ascii="微软雅黑 Light" w:eastAsia="微软雅黑 Light" w:hAnsi="微软雅黑 Light"/>
-                <w:b/>
-                <w:bCs/>
-                <w:sz w:val="15"/>
-                <w:szCs w:val="15"/>
-              </w:rPr>
-            </w:pPr>
-            <w:r>
-              <w:rPr>
-                <w:rFonts w:ascii="微软雅黑 Light" w:eastAsia="微软雅黑 Light" w:hAnsi="微软雅黑 Light" w:hint="eastAsia"/>
-                <w:b/>
-                <w:bCs/>
-                <w:sz w:val="15"/>
-                <w:szCs w:val="15"/>
+            <w:vAlign w:val="center"/>
+          </w:tcPr>
+          <w:p>
+            <w:pPr>
+              <w:kinsoku w:val="0"/>
+              <w:overflowPunct w:val="0"/>
+              <w:ind w:rightChars="-50" w:right="-105"/>
+              <w:jc w:val="left"/>
+              <w:textAlignment w:val="center"/>
+              <w:rPr>
+                <w:rFonts w:ascii="微软雅黑 Light" w:eastAsia="微软雅黑 Light" w:hAnsi="微软雅黑 Light"/>
+                <w:sz w:val="16"/>
+                <w:szCs w:val="16"/>
+              </w:rPr>
+            </w:pPr>
+            <w:r>
+              <w:rPr>
+                <w:rFonts w:ascii="微软雅黑 Light" w:eastAsia="微软雅黑 Light" w:hAnsi="微软雅黑 Light" w:hint="eastAsia"/>
+                <w:sz w:val="16"/>
+                <w:szCs w:val="16"/>
               </w:rPr>
               <w:t>{箱号4}</w:t>
             </w:r>
@@ -1545,24 +1637,26 @@
         <w:tc>
           <w:tcPr>
             <w:tcW w:w="0" w:type="auto"/>
-          </w:tcPr>
-          <w:p>
-            <w:pPr>
-              <w:rPr>
-                <w:rFonts w:ascii="微软雅黑 Light" w:eastAsia="微软雅黑 Light" w:hAnsi="微软雅黑 Light"/>
-                <w:b/>
-                <w:bCs/>
-                <w:sz w:val="15"/>
-                <w:szCs w:val="15"/>
-              </w:rPr>
-            </w:pPr>
-            <w:r>
-              <w:rPr>
-                <w:rFonts w:ascii="微软雅黑 Light" w:eastAsia="微软雅黑 Light" w:hAnsi="微软雅黑 Light" w:hint="eastAsia"/>
-                <w:b/>
-                <w:bCs/>
-                <w:sz w:val="15"/>
-                <w:szCs w:val="15"/>
+            <w:vAlign w:val="center"/>
+          </w:tcPr>
+          <w:p>
+            <w:pPr>
+              <w:kinsoku w:val="0"/>
+              <w:overflowPunct w:val="0"/>
+              <w:ind w:rightChars="-50" w:right="-105"/>
+              <w:jc w:val="left"/>
+              <w:textAlignment w:val="center"/>
+              <w:rPr>
+                <w:rFonts w:ascii="微软雅黑 Light" w:eastAsia="微软雅黑 Light" w:hAnsi="微软雅黑 Light"/>
+                <w:sz w:val="16"/>
+                <w:szCs w:val="16"/>
+              </w:rPr>
+            </w:pPr>
+            <w:r>
+              <w:rPr>
+                <w:rFonts w:ascii="微软雅黑 Light" w:eastAsia="微软雅黑 Light" w:hAnsi="微软雅黑 Light" w:hint="eastAsia"/>
+                <w:sz w:val="16"/>
+                <w:szCs w:val="16"/>
               </w:rPr>
               <w:t>{封号4}</w:t>
             </w:r>
@@ -1571,24 +1665,26 @@
         <w:tc>
           <w:tcPr>
             <w:tcW w:w="0" w:type="auto"/>
-          </w:tcPr>
-          <w:p>
-            <w:pPr>
-              <w:rPr>
-                <w:rFonts w:ascii="微软雅黑 Light" w:eastAsia="微软雅黑 Light" w:hAnsi="微软雅黑 Light"/>
-                <w:b/>
-                <w:bCs/>
-                <w:sz w:val="15"/>
-                <w:szCs w:val="15"/>
-              </w:rPr>
-            </w:pPr>
-            <w:r>
-              <w:rPr>
-                <w:rFonts w:ascii="微软雅黑 Light" w:eastAsia="微软雅黑 Light" w:hAnsi="微软雅黑 Light" w:hint="eastAsia"/>
-                <w:b/>
-                <w:bCs/>
-                <w:sz w:val="15"/>
-                <w:szCs w:val="15"/>
+            <w:vAlign w:val="center"/>
+          </w:tcPr>
+          <w:p>
+            <w:pPr>
+              <w:kinsoku w:val="0"/>
+              <w:overflowPunct w:val="0"/>
+              <w:ind w:rightChars="-50" w:right="-105"/>
+              <w:jc w:val="left"/>
+              <w:textAlignment w:val="center"/>
+              <w:rPr>
+                <w:rFonts w:ascii="微软雅黑 Light" w:eastAsia="微软雅黑 Light" w:hAnsi="微软雅黑 Light"/>
+                <w:sz w:val="16"/>
+                <w:szCs w:val="16"/>
+              </w:rPr>
+            </w:pPr>
+            <w:r>
+              <w:rPr>
+                <w:rFonts w:ascii="微软雅黑 Light" w:eastAsia="微软雅黑 Light" w:hAnsi="微软雅黑 Light" w:hint="eastAsia"/>
+                <w:sz w:val="16"/>
+                <w:szCs w:val="16"/>
               </w:rPr>
               <w:t>{件数4}</w:t>
             </w:r>
@@ -1597,24 +1693,30 @@
         <w:tc>
           <w:tcPr>
             <w:tcW w:w="0" w:type="auto"/>
-          </w:tcPr>
-          <w:p>
-            <w:pPr>
-              <w:rPr>
-                <w:rFonts w:ascii="微软雅黑 Light" w:eastAsia="微软雅黑 Light" w:hAnsi="微软雅黑 Light"/>
-                <w:b/>
-                <w:bCs/>
-                <w:sz w:val="15"/>
-                <w:szCs w:val="15"/>
-              </w:rPr>
-            </w:pPr>
-            <w:r>
-              <w:rPr>
-                <w:rFonts w:ascii="微软雅黑 Light" w:eastAsia="微软雅黑 Light" w:hAnsi="微软雅黑 Light" w:hint="eastAsia"/>
-                <w:b/>
-                <w:bCs/>
-                <w:sz w:val="15"/>
-                <w:szCs w:val="15"/>
+            <w:vAlign w:val="center"/>
+          </w:tcPr>
+          <w:p>
+            <w:pPr>
+              <w:kinsoku w:val="0"/>
+              <w:overflowPunct w:val="0"/>
+              <w:ind w:rightChars="-50" w:right="-105"/>
+              <w:jc w:val="left"/>
+              <w:textAlignment w:val="center"/>
+              <w:rPr>
+                <w:rFonts w:ascii="微软雅黑 Light" w:eastAsia="微软雅黑 Light" w:hAnsi="微软雅黑 Light"/>
+                <w:b/>
+                <w:bCs/>
+                <w:sz w:val="16"/>
+                <w:szCs w:val="16"/>
+              </w:rPr>
+            </w:pPr>
+            <w:r>
+              <w:rPr>
+                <w:rFonts w:ascii="微软雅黑 Light" w:eastAsia="微软雅黑 Light" w:hAnsi="微软雅黑 Light" w:hint="eastAsia"/>
+                <w:b/>
+                <w:bCs/>
+                <w:sz w:val="16"/>
+                <w:szCs w:val="16"/>
               </w:rPr>
               <w:t>{数量单位4}</w:t>
             </w:r>
@@ -1623,24 +1725,26 @@
         <w:tc>
           <w:tcPr>
             <w:tcW w:w="0" w:type="auto"/>
-          </w:tcPr>
-          <w:p>
-            <w:pPr>
-              <w:rPr>
-                <w:rFonts w:ascii="微软雅黑 Light" w:eastAsia="微软雅黑 Light" w:hAnsi="微软雅黑 Light"/>
-                <w:b/>
-                <w:bCs/>
-                <w:sz w:val="15"/>
-                <w:szCs w:val="15"/>
-              </w:rPr>
-            </w:pPr>
-            <w:r>
-              <w:rPr>
-                <w:rFonts w:ascii="微软雅黑 Light" w:eastAsia="微软雅黑 Light" w:hAnsi="微软雅黑 Light" w:hint="eastAsia"/>
-                <w:b/>
-                <w:bCs/>
-                <w:sz w:val="15"/>
-                <w:szCs w:val="15"/>
+            <w:vAlign w:val="center"/>
+          </w:tcPr>
+          <w:p>
+            <w:pPr>
+              <w:kinsoku w:val="0"/>
+              <w:overflowPunct w:val="0"/>
+              <w:ind w:rightChars="-50" w:right="-105"/>
+              <w:jc w:val="left"/>
+              <w:textAlignment w:val="center"/>
+              <w:rPr>
+                <w:rFonts w:ascii="微软雅黑 Light" w:eastAsia="微软雅黑 Light" w:hAnsi="微软雅黑 Light"/>
+                <w:sz w:val="16"/>
+                <w:szCs w:val="16"/>
+              </w:rPr>
+            </w:pPr>
+            <w:r>
+              <w:rPr>
+                <w:rFonts w:ascii="微软雅黑 Light" w:eastAsia="微软雅黑 Light" w:hAnsi="微软雅黑 Light" w:hint="eastAsia"/>
+                <w:sz w:val="16"/>
+                <w:szCs w:val="16"/>
               </w:rPr>
               <w:t>{毛重4}</w:t>
             </w:r>
@@ -1649,24 +1753,30 @@
         <w:tc>
           <w:tcPr>
             <w:tcW w:w="0" w:type="auto"/>
-          </w:tcPr>
-          <w:p>
-            <w:pPr>
-              <w:rPr>
-                <w:rFonts w:ascii="微软雅黑 Light" w:eastAsia="微软雅黑 Light" w:hAnsi="微软雅黑 Light"/>
-                <w:b/>
-                <w:bCs/>
-                <w:sz w:val="15"/>
-                <w:szCs w:val="15"/>
-              </w:rPr>
-            </w:pPr>
-            <w:r>
-              <w:rPr>
-                <w:rFonts w:ascii="微软雅黑 Light" w:eastAsia="微软雅黑 Light" w:hAnsi="微软雅黑 Light" w:hint="eastAsia"/>
-                <w:b/>
-                <w:bCs/>
-                <w:sz w:val="15"/>
-                <w:szCs w:val="15"/>
+            <w:vAlign w:val="center"/>
+          </w:tcPr>
+          <w:p>
+            <w:pPr>
+              <w:kinsoku w:val="0"/>
+              <w:overflowPunct w:val="0"/>
+              <w:ind w:rightChars="-50" w:right="-105"/>
+              <w:jc w:val="left"/>
+              <w:textAlignment w:val="center"/>
+              <w:rPr>
+                <w:rFonts w:ascii="微软雅黑 Light" w:eastAsia="微软雅黑 Light" w:hAnsi="微软雅黑 Light"/>
+                <w:b/>
+                <w:bCs/>
+                <w:sz w:val="16"/>
+                <w:szCs w:val="16"/>
+              </w:rPr>
+            </w:pPr>
+            <w:r>
+              <w:rPr>
+                <w:rFonts w:ascii="微软雅黑 Light" w:eastAsia="微软雅黑 Light" w:hAnsi="微软雅黑 Light" w:hint="eastAsia"/>
+                <w:b/>
+                <w:bCs/>
+                <w:sz w:val="16"/>
+                <w:szCs w:val="16"/>
               </w:rPr>
               <w:t>{重量单位4}</w:t>
             </w:r>
@@ -1675,24 +1785,26 @@
         <w:tc>
           <w:tcPr>
             <w:tcW w:w="0" w:type="auto"/>
-          </w:tcPr>
-          <w:p>
-            <w:pPr>
-              <w:rPr>
-                <w:rFonts w:ascii="微软雅黑 Light" w:eastAsia="微软雅黑 Light" w:hAnsi="微软雅黑 Light"/>
-                <w:b/>
-                <w:bCs/>
-                <w:sz w:val="15"/>
-                <w:szCs w:val="15"/>
-              </w:rPr>
-            </w:pPr>
-            <w:r>
-              <w:rPr>
-                <w:rFonts w:ascii="微软雅黑 Light" w:eastAsia="微软雅黑 Light" w:hAnsi="微软雅黑 Light" w:hint="eastAsia"/>
-                <w:b/>
-                <w:bCs/>
-                <w:sz w:val="15"/>
-                <w:szCs w:val="15"/>
+            <w:vAlign w:val="center"/>
+          </w:tcPr>
+          <w:p>
+            <w:pPr>
+              <w:kinsoku w:val="0"/>
+              <w:overflowPunct w:val="0"/>
+              <w:ind w:rightChars="-50" w:right="-105"/>
+              <w:jc w:val="left"/>
+              <w:textAlignment w:val="center"/>
+              <w:rPr>
+                <w:rFonts w:ascii="微软雅黑 Light" w:eastAsia="微软雅黑 Light" w:hAnsi="微软雅黑 Light"/>
+                <w:sz w:val="16"/>
+                <w:szCs w:val="16"/>
+              </w:rPr>
+            </w:pPr>
+            <w:r>
+              <w:rPr>
+                <w:rFonts w:ascii="微软雅黑 Light" w:eastAsia="微软雅黑 Light" w:hAnsi="微软雅黑 Light" w:hint="eastAsia"/>
+                <w:sz w:val="16"/>
+                <w:szCs w:val="16"/>
               </w:rPr>
               <w:t>{体积4}</w:t>
             </w:r>
@@ -1701,24 +1813,30 @@
         <w:tc>
           <w:tcPr>
             <w:tcW w:w="0" w:type="auto"/>
-          </w:tcPr>
-          <w:p>
-            <w:pPr>
-              <w:rPr>
-                <w:rFonts w:ascii="微软雅黑 Light" w:eastAsia="微软雅黑 Light" w:hAnsi="微软雅黑 Light"/>
-                <w:b/>
-                <w:bCs/>
-                <w:sz w:val="15"/>
-                <w:szCs w:val="15"/>
-              </w:rPr>
-            </w:pPr>
-            <w:r>
-              <w:rPr>
-                <w:rFonts w:ascii="微软雅黑 Light" w:eastAsia="微软雅黑 Light" w:hAnsi="微软雅黑 Light" w:hint="eastAsia"/>
-                <w:b/>
-                <w:bCs/>
-                <w:sz w:val="15"/>
-                <w:szCs w:val="15"/>
+            <w:vAlign w:val="center"/>
+          </w:tcPr>
+          <w:p>
+            <w:pPr>
+              <w:kinsoku w:val="0"/>
+              <w:overflowPunct w:val="0"/>
+              <w:ind w:rightChars="-50" w:right="-105"/>
+              <w:jc w:val="left"/>
+              <w:textAlignment w:val="center"/>
+              <w:rPr>
+                <w:rFonts w:ascii="微软雅黑 Light" w:eastAsia="微软雅黑 Light" w:hAnsi="微软雅黑 Light"/>
+                <w:b/>
+                <w:bCs/>
+                <w:sz w:val="16"/>
+                <w:szCs w:val="16"/>
+              </w:rPr>
+            </w:pPr>
+            <w:r>
+              <w:rPr>
+                <w:rFonts w:ascii="微软雅黑 Light" w:eastAsia="微软雅黑 Light" w:hAnsi="微软雅黑 Light" w:hint="eastAsia"/>
+                <w:b/>
+                <w:bCs/>
+                <w:sz w:val="16"/>
+                <w:szCs w:val="16"/>
               </w:rPr>
               <w:t>{体积单位4}{箱型4}</w:t>
             </w:r>
@@ -1727,24 +1845,26 @@
         <w:tc>
           <w:tcPr>
             <w:tcW w:w="0" w:type="auto"/>
-          </w:tcPr>
-          <w:p>
-            <w:pPr>
-              <w:rPr>
-                <w:rFonts w:ascii="微软雅黑 Light" w:eastAsia="微软雅黑 Light" w:hAnsi="微软雅黑 Light"/>
-                <w:b/>
-                <w:bCs/>
-                <w:sz w:val="15"/>
-                <w:szCs w:val="15"/>
-              </w:rPr>
-            </w:pPr>
-            <w:r>
-              <w:rPr>
-                <w:rFonts w:ascii="微软雅黑 Light" w:eastAsia="微软雅黑 Light" w:hAnsi="微软雅黑 Light" w:hint="eastAsia"/>
-                <w:b/>
-                <w:bCs/>
-                <w:sz w:val="15"/>
-                <w:szCs w:val="15"/>
+            <w:vAlign w:val="center"/>
+          </w:tcPr>
+          <w:p>
+            <w:pPr>
+              <w:kinsoku w:val="0"/>
+              <w:overflowPunct w:val="0"/>
+              <w:ind w:rightChars="-50" w:right="-105"/>
+              <w:jc w:val="left"/>
+              <w:textAlignment w:val="center"/>
+              <w:rPr>
+                <w:rFonts w:ascii="微软雅黑 Light" w:eastAsia="微软雅黑 Light" w:hAnsi="微软雅黑 Light"/>
+                <w:sz w:val="16"/>
+                <w:szCs w:val="16"/>
+              </w:rPr>
+            </w:pPr>
+            <w:r>
+              <w:rPr>
+                <w:rFonts w:ascii="微软雅黑 Light" w:eastAsia="微软雅黑 Light" w:hAnsi="微软雅黑 Light" w:hint="eastAsia"/>
+                <w:sz w:val="16"/>
+                <w:szCs w:val="16"/>
               </w:rPr>
               <w:t>{提单号4}</w:t>
             </w:r>
@@ -1755,24 +1875,26 @@
         <w:tc>
           <w:tcPr>
             <w:tcW w:w="0" w:type="auto"/>
-          </w:tcPr>
-          <w:p>
-            <w:pPr>
-              <w:rPr>
-                <w:rFonts w:ascii="微软雅黑 Light" w:eastAsia="微软雅黑 Light" w:hAnsi="微软雅黑 Light"/>
-                <w:b/>
-                <w:bCs/>
-                <w:sz w:val="15"/>
-                <w:szCs w:val="15"/>
-              </w:rPr>
-            </w:pPr>
-            <w:r>
-              <w:rPr>
-                <w:rFonts w:ascii="微软雅黑 Light" w:eastAsia="微软雅黑 Light" w:hAnsi="微软雅黑 Light" w:hint="eastAsia"/>
-                <w:b/>
-                <w:bCs/>
-                <w:sz w:val="15"/>
-                <w:szCs w:val="15"/>
+            <w:vAlign w:val="center"/>
+          </w:tcPr>
+          <w:p>
+            <w:pPr>
+              <w:kinsoku w:val="0"/>
+              <w:overflowPunct w:val="0"/>
+              <w:ind w:rightChars="-50" w:right="-105"/>
+              <w:jc w:val="left"/>
+              <w:textAlignment w:val="center"/>
+              <w:rPr>
+                <w:rFonts w:ascii="微软雅黑 Light" w:eastAsia="微软雅黑 Light" w:hAnsi="微软雅黑 Light"/>
+                <w:sz w:val="16"/>
+                <w:szCs w:val="16"/>
+              </w:rPr>
+            </w:pPr>
+            <w:r>
+              <w:rPr>
+                <w:rFonts w:ascii="微软雅黑 Light" w:eastAsia="微软雅黑 Light" w:hAnsi="微软雅黑 Light" w:hint="eastAsia"/>
+                <w:sz w:val="16"/>
+                <w:szCs w:val="16"/>
               </w:rPr>
               <w:t>{箱号5}</w:t>
             </w:r>
@@ -1781,24 +1903,26 @@
         <w:tc>
           <w:tcPr>
             <w:tcW w:w="0" w:type="auto"/>
-          </w:tcPr>
-          <w:p>
-            <w:pPr>
-              <w:rPr>
-                <w:rFonts w:ascii="微软雅黑 Light" w:eastAsia="微软雅黑 Light" w:hAnsi="微软雅黑 Light"/>
-                <w:b/>
-                <w:bCs/>
-                <w:sz w:val="15"/>
-                <w:szCs w:val="15"/>
-              </w:rPr>
-            </w:pPr>
-            <w:r>
-              <w:rPr>
-                <w:rFonts w:ascii="微软雅黑 Light" w:eastAsia="微软雅黑 Light" w:hAnsi="微软雅黑 Light" w:hint="eastAsia"/>
-                <w:b/>
-                <w:bCs/>
-                <w:sz w:val="15"/>
-                <w:szCs w:val="15"/>
+            <w:vAlign w:val="center"/>
+          </w:tcPr>
+          <w:p>
+            <w:pPr>
+              <w:kinsoku w:val="0"/>
+              <w:overflowPunct w:val="0"/>
+              <w:ind w:rightChars="-50" w:right="-105"/>
+              <w:jc w:val="left"/>
+              <w:textAlignment w:val="center"/>
+              <w:rPr>
+                <w:rFonts w:ascii="微软雅黑 Light" w:eastAsia="微软雅黑 Light" w:hAnsi="微软雅黑 Light"/>
+                <w:sz w:val="16"/>
+                <w:szCs w:val="16"/>
+              </w:rPr>
+            </w:pPr>
+            <w:r>
+              <w:rPr>
+                <w:rFonts w:ascii="微软雅黑 Light" w:eastAsia="微软雅黑 Light" w:hAnsi="微软雅黑 Light" w:hint="eastAsia"/>
+                <w:sz w:val="16"/>
+                <w:szCs w:val="16"/>
               </w:rPr>
               <w:t>{封号5}</w:t>
             </w:r>
@@ -1807,24 +1931,26 @@
         <w:tc>
           <w:tcPr>
             <w:tcW w:w="0" w:type="auto"/>
-          </w:tcPr>
-          <w:p>
-            <w:pPr>
-              <w:rPr>
-                <w:rFonts w:ascii="微软雅黑 Light" w:eastAsia="微软雅黑 Light" w:hAnsi="微软雅黑 Light"/>
-                <w:b/>
-                <w:bCs/>
-                <w:sz w:val="15"/>
-                <w:szCs w:val="15"/>
-              </w:rPr>
-            </w:pPr>
-            <w:r>
-              <w:rPr>
-                <w:rFonts w:ascii="微软雅黑 Light" w:eastAsia="微软雅黑 Light" w:hAnsi="微软雅黑 Light" w:hint="eastAsia"/>
-                <w:b/>
-                <w:bCs/>
-                <w:sz w:val="15"/>
-                <w:szCs w:val="15"/>
+            <w:vAlign w:val="center"/>
+          </w:tcPr>
+          <w:p>
+            <w:pPr>
+              <w:kinsoku w:val="0"/>
+              <w:overflowPunct w:val="0"/>
+              <w:ind w:rightChars="-50" w:right="-105"/>
+              <w:jc w:val="left"/>
+              <w:textAlignment w:val="center"/>
+              <w:rPr>
+                <w:rFonts w:ascii="微软雅黑 Light" w:eastAsia="微软雅黑 Light" w:hAnsi="微软雅黑 Light"/>
+                <w:sz w:val="16"/>
+                <w:szCs w:val="16"/>
+              </w:rPr>
+            </w:pPr>
+            <w:r>
+              <w:rPr>
+                <w:rFonts w:ascii="微软雅黑 Light" w:eastAsia="微软雅黑 Light" w:hAnsi="微软雅黑 Light" w:hint="eastAsia"/>
+                <w:sz w:val="16"/>
+                <w:szCs w:val="16"/>
               </w:rPr>
               <w:t>{件数5}</w:t>
             </w:r>
@@ -1833,24 +1959,30 @@
         <w:tc>
           <w:tcPr>
             <w:tcW w:w="0" w:type="auto"/>
-          </w:tcPr>
-          <w:p>
-            <w:pPr>
-              <w:rPr>
-                <w:rFonts w:ascii="微软雅黑 Light" w:eastAsia="微软雅黑 Light" w:hAnsi="微软雅黑 Light"/>
-                <w:b/>
-                <w:bCs/>
-                <w:sz w:val="15"/>
-                <w:szCs w:val="15"/>
-              </w:rPr>
-            </w:pPr>
-            <w:r>
-              <w:rPr>
-                <w:rFonts w:ascii="微软雅黑 Light" w:eastAsia="微软雅黑 Light" w:hAnsi="微软雅黑 Light" w:hint="eastAsia"/>
-                <w:b/>
-                <w:bCs/>
-                <w:sz w:val="15"/>
-                <w:szCs w:val="15"/>
+            <w:vAlign w:val="center"/>
+          </w:tcPr>
+          <w:p>
+            <w:pPr>
+              <w:kinsoku w:val="0"/>
+              <w:overflowPunct w:val="0"/>
+              <w:ind w:rightChars="-50" w:right="-105"/>
+              <w:jc w:val="left"/>
+              <w:textAlignment w:val="center"/>
+              <w:rPr>
+                <w:rFonts w:ascii="微软雅黑 Light" w:eastAsia="微软雅黑 Light" w:hAnsi="微软雅黑 Light"/>
+                <w:b/>
+                <w:bCs/>
+                <w:sz w:val="16"/>
+                <w:szCs w:val="16"/>
+              </w:rPr>
+            </w:pPr>
+            <w:r>
+              <w:rPr>
+                <w:rFonts w:ascii="微软雅黑 Light" w:eastAsia="微软雅黑 Light" w:hAnsi="微软雅黑 Light" w:hint="eastAsia"/>
+                <w:b/>
+                <w:bCs/>
+                <w:sz w:val="16"/>
+                <w:szCs w:val="16"/>
               </w:rPr>
               <w:t>{数量单位5}</w:t>
             </w:r>
@@ -1859,24 +1991,26 @@
         <w:tc>
           <w:tcPr>
             <w:tcW w:w="0" w:type="auto"/>
-          </w:tcPr>
-          <w:p>
-            <w:pPr>
-              <w:rPr>
-                <w:rFonts w:ascii="微软雅黑 Light" w:eastAsia="微软雅黑 Light" w:hAnsi="微软雅黑 Light"/>
-                <w:b/>
-                <w:bCs/>
-                <w:sz w:val="15"/>
-                <w:szCs w:val="15"/>
-              </w:rPr>
-            </w:pPr>
-            <w:r>
-              <w:rPr>
-                <w:rFonts w:ascii="微软雅黑 Light" w:eastAsia="微软雅黑 Light" w:hAnsi="微软雅黑 Light" w:hint="eastAsia"/>
-                <w:b/>
-                <w:bCs/>
-                <w:sz w:val="15"/>
-                <w:szCs w:val="15"/>
+            <w:vAlign w:val="center"/>
+          </w:tcPr>
+          <w:p>
+            <w:pPr>
+              <w:kinsoku w:val="0"/>
+              <w:overflowPunct w:val="0"/>
+              <w:ind w:rightChars="-50" w:right="-105"/>
+              <w:jc w:val="left"/>
+              <w:textAlignment w:val="center"/>
+              <w:rPr>
+                <w:rFonts w:ascii="微软雅黑 Light" w:eastAsia="微软雅黑 Light" w:hAnsi="微软雅黑 Light"/>
+                <w:sz w:val="16"/>
+                <w:szCs w:val="16"/>
+              </w:rPr>
+            </w:pPr>
+            <w:r>
+              <w:rPr>
+                <w:rFonts w:ascii="微软雅黑 Light" w:eastAsia="微软雅黑 Light" w:hAnsi="微软雅黑 Light" w:hint="eastAsia"/>
+                <w:sz w:val="16"/>
+                <w:szCs w:val="16"/>
               </w:rPr>
               <w:t>{毛重5}</w:t>
             </w:r>
@@ -1885,24 +2019,30 @@
         <w:tc>
           <w:tcPr>
             <w:tcW w:w="0" w:type="auto"/>
-          </w:tcPr>
-          <w:p>
-            <w:pPr>
-              <w:rPr>
-                <w:rFonts w:ascii="微软雅黑 Light" w:eastAsia="微软雅黑 Light" w:hAnsi="微软雅黑 Light"/>
-                <w:b/>
-                <w:bCs/>
-                <w:sz w:val="15"/>
-                <w:szCs w:val="15"/>
-              </w:rPr>
-            </w:pPr>
-            <w:r>
-              <w:rPr>
-                <w:rFonts w:ascii="微软雅黑 Light" w:eastAsia="微软雅黑 Light" w:hAnsi="微软雅黑 Light" w:hint="eastAsia"/>
-                <w:b/>
-                <w:bCs/>
-                <w:sz w:val="15"/>
-                <w:szCs w:val="15"/>
+            <w:vAlign w:val="center"/>
+          </w:tcPr>
+          <w:p>
+            <w:pPr>
+              <w:kinsoku w:val="0"/>
+              <w:overflowPunct w:val="0"/>
+              <w:ind w:rightChars="-50" w:right="-105"/>
+              <w:jc w:val="left"/>
+              <w:textAlignment w:val="center"/>
+              <w:rPr>
+                <w:rFonts w:ascii="微软雅黑 Light" w:eastAsia="微软雅黑 Light" w:hAnsi="微软雅黑 Light"/>
+                <w:b/>
+                <w:bCs/>
+                <w:sz w:val="16"/>
+                <w:szCs w:val="16"/>
+              </w:rPr>
+            </w:pPr>
+            <w:r>
+              <w:rPr>
+                <w:rFonts w:ascii="微软雅黑 Light" w:eastAsia="微软雅黑 Light" w:hAnsi="微软雅黑 Light" w:hint="eastAsia"/>
+                <w:b/>
+                <w:bCs/>
+                <w:sz w:val="16"/>
+                <w:szCs w:val="16"/>
               </w:rPr>
               <w:t>{重量单位5}</w:t>
             </w:r>
@@ -1911,24 +2051,26 @@
         <w:tc>
           <w:tcPr>
             <w:tcW w:w="0" w:type="auto"/>
-          </w:tcPr>
-          <w:p>
-            <w:pPr>
-              <w:rPr>
-                <w:rFonts w:ascii="微软雅黑 Light" w:eastAsia="微软雅黑 Light" w:hAnsi="微软雅黑 Light"/>
-                <w:b/>
-                <w:bCs/>
-                <w:sz w:val="15"/>
-                <w:szCs w:val="15"/>
-              </w:rPr>
-            </w:pPr>
-            <w:r>
-              <w:rPr>
-                <w:rFonts w:ascii="微软雅黑 Light" w:eastAsia="微软雅黑 Light" w:hAnsi="微软雅黑 Light" w:hint="eastAsia"/>
-                <w:b/>
-                <w:bCs/>
-                <w:sz w:val="15"/>
-                <w:szCs w:val="15"/>
+            <w:vAlign w:val="center"/>
+          </w:tcPr>
+          <w:p>
+            <w:pPr>
+              <w:kinsoku w:val="0"/>
+              <w:overflowPunct w:val="0"/>
+              <w:ind w:rightChars="-50" w:right="-105"/>
+              <w:jc w:val="left"/>
+              <w:textAlignment w:val="center"/>
+              <w:rPr>
+                <w:rFonts w:ascii="微软雅黑 Light" w:eastAsia="微软雅黑 Light" w:hAnsi="微软雅黑 Light"/>
+                <w:sz w:val="16"/>
+                <w:szCs w:val="16"/>
+              </w:rPr>
+            </w:pPr>
+            <w:r>
+              <w:rPr>
+                <w:rFonts w:ascii="微软雅黑 Light" w:eastAsia="微软雅黑 Light" w:hAnsi="微软雅黑 Light" w:hint="eastAsia"/>
+                <w:sz w:val="16"/>
+                <w:szCs w:val="16"/>
               </w:rPr>
               <w:t>{体积5}</w:t>
             </w:r>
@@ -1937,24 +2079,30 @@
         <w:tc>
           <w:tcPr>
             <w:tcW w:w="0" w:type="auto"/>
-          </w:tcPr>
-          <w:p>
-            <w:pPr>
-              <w:rPr>
-                <w:rFonts w:ascii="微软雅黑 Light" w:eastAsia="微软雅黑 Light" w:hAnsi="微软雅黑 Light"/>
-                <w:b/>
-                <w:bCs/>
-                <w:sz w:val="15"/>
-                <w:szCs w:val="15"/>
-              </w:rPr>
-            </w:pPr>
-            <w:r>
-              <w:rPr>
-                <w:rFonts w:ascii="微软雅黑 Light" w:eastAsia="微软雅黑 Light" w:hAnsi="微软雅黑 Light" w:hint="eastAsia"/>
-                <w:b/>
-                <w:bCs/>
-                <w:sz w:val="15"/>
-                <w:szCs w:val="15"/>
+            <w:vAlign w:val="center"/>
+          </w:tcPr>
+          <w:p>
+            <w:pPr>
+              <w:kinsoku w:val="0"/>
+              <w:overflowPunct w:val="0"/>
+              <w:ind w:rightChars="-50" w:right="-105"/>
+              <w:jc w:val="left"/>
+              <w:textAlignment w:val="center"/>
+              <w:rPr>
+                <w:rFonts w:ascii="微软雅黑 Light" w:eastAsia="微软雅黑 Light" w:hAnsi="微软雅黑 Light"/>
+                <w:b/>
+                <w:bCs/>
+                <w:sz w:val="16"/>
+                <w:szCs w:val="16"/>
+              </w:rPr>
+            </w:pPr>
+            <w:r>
+              <w:rPr>
+                <w:rFonts w:ascii="微软雅黑 Light" w:eastAsia="微软雅黑 Light" w:hAnsi="微软雅黑 Light" w:hint="eastAsia"/>
+                <w:b/>
+                <w:bCs/>
+                <w:sz w:val="16"/>
+                <w:szCs w:val="16"/>
               </w:rPr>
               <w:t>{体积单位5}{箱型5}</w:t>
             </w:r>
@@ -1963,24 +2111,26 @@
         <w:tc>
           <w:tcPr>
             <w:tcW w:w="0" w:type="auto"/>
-          </w:tcPr>
-          <w:p>
-            <w:pPr>
-              <w:rPr>
-                <w:rFonts w:ascii="微软雅黑 Light" w:eastAsia="微软雅黑 Light" w:hAnsi="微软雅黑 Light"/>
-                <w:b/>
-                <w:bCs/>
-                <w:sz w:val="15"/>
-                <w:szCs w:val="15"/>
-              </w:rPr>
-            </w:pPr>
-            <w:r>
-              <w:rPr>
-                <w:rFonts w:ascii="微软雅黑 Light" w:eastAsia="微软雅黑 Light" w:hAnsi="微软雅黑 Light" w:hint="eastAsia"/>
-                <w:b/>
-                <w:bCs/>
-                <w:sz w:val="15"/>
-                <w:szCs w:val="15"/>
+            <w:vAlign w:val="center"/>
+          </w:tcPr>
+          <w:p>
+            <w:pPr>
+              <w:kinsoku w:val="0"/>
+              <w:overflowPunct w:val="0"/>
+              <w:ind w:rightChars="-50" w:right="-105"/>
+              <w:jc w:val="left"/>
+              <w:textAlignment w:val="center"/>
+              <w:rPr>
+                <w:rFonts w:ascii="微软雅黑 Light" w:eastAsia="微软雅黑 Light" w:hAnsi="微软雅黑 Light"/>
+                <w:sz w:val="16"/>
+                <w:szCs w:val="16"/>
+              </w:rPr>
+            </w:pPr>
+            <w:r>
+              <w:rPr>
+                <w:rFonts w:ascii="微软雅黑 Light" w:eastAsia="微软雅黑 Light" w:hAnsi="微软雅黑 Light" w:hint="eastAsia"/>
+                <w:sz w:val="16"/>
+                <w:szCs w:val="16"/>
               </w:rPr>
               <w:t>{提单号5}</w:t>
             </w:r>
@@ -1991,24 +2141,26 @@
         <w:tc>
           <w:tcPr>
             <w:tcW w:w="0" w:type="auto"/>
-          </w:tcPr>
-          <w:p>
-            <w:pPr>
-              <w:rPr>
-                <w:rFonts w:ascii="微软雅黑 Light" w:eastAsia="微软雅黑 Light" w:hAnsi="微软雅黑 Light"/>
-                <w:b/>
-                <w:bCs/>
-                <w:sz w:val="15"/>
-                <w:szCs w:val="15"/>
-              </w:rPr>
-            </w:pPr>
-            <w:r>
-              <w:rPr>
-                <w:rFonts w:ascii="微软雅黑 Light" w:eastAsia="微软雅黑 Light" w:hAnsi="微软雅黑 Light" w:hint="eastAsia"/>
-                <w:b/>
-                <w:bCs/>
-                <w:sz w:val="15"/>
-                <w:szCs w:val="15"/>
+            <w:vAlign w:val="center"/>
+          </w:tcPr>
+          <w:p>
+            <w:pPr>
+              <w:kinsoku w:val="0"/>
+              <w:overflowPunct w:val="0"/>
+              <w:ind w:rightChars="-50" w:right="-105"/>
+              <w:jc w:val="left"/>
+              <w:textAlignment w:val="center"/>
+              <w:rPr>
+                <w:rFonts w:ascii="微软雅黑 Light" w:eastAsia="微软雅黑 Light" w:hAnsi="微软雅黑 Light"/>
+                <w:sz w:val="16"/>
+                <w:szCs w:val="16"/>
+              </w:rPr>
+            </w:pPr>
+            <w:r>
+              <w:rPr>
+                <w:rFonts w:ascii="微软雅黑 Light" w:eastAsia="微软雅黑 Light" w:hAnsi="微软雅黑 Light" w:hint="eastAsia"/>
+                <w:sz w:val="16"/>
+                <w:szCs w:val="16"/>
               </w:rPr>
               <w:t>{箱号6}</w:t>
             </w:r>
@@ -2017,24 +2169,26 @@
         <w:tc>
           <w:tcPr>
             <w:tcW w:w="0" w:type="auto"/>
-          </w:tcPr>
-          <w:p>
-            <w:pPr>
-              <w:rPr>
-                <w:rFonts w:ascii="微软雅黑 Light" w:eastAsia="微软雅黑 Light" w:hAnsi="微软雅黑 Light"/>
-                <w:b/>
-                <w:bCs/>
-                <w:sz w:val="15"/>
-                <w:szCs w:val="15"/>
-              </w:rPr>
-            </w:pPr>
-            <w:r>
-              <w:rPr>
-                <w:rFonts w:ascii="微软雅黑 Light" w:eastAsia="微软雅黑 Light" w:hAnsi="微软雅黑 Light" w:hint="eastAsia"/>
-                <w:b/>
-                <w:bCs/>
-                <w:sz w:val="15"/>
-                <w:szCs w:val="15"/>
+            <w:vAlign w:val="center"/>
+          </w:tcPr>
+          <w:p>
+            <w:pPr>
+              <w:kinsoku w:val="0"/>
+              <w:overflowPunct w:val="0"/>
+              <w:ind w:rightChars="-50" w:right="-105"/>
+              <w:jc w:val="left"/>
+              <w:textAlignment w:val="center"/>
+              <w:rPr>
+                <w:rFonts w:ascii="微软雅黑 Light" w:eastAsia="微软雅黑 Light" w:hAnsi="微软雅黑 Light"/>
+                <w:sz w:val="16"/>
+                <w:szCs w:val="16"/>
+              </w:rPr>
+            </w:pPr>
+            <w:r>
+              <w:rPr>
+                <w:rFonts w:ascii="微软雅黑 Light" w:eastAsia="微软雅黑 Light" w:hAnsi="微软雅黑 Light" w:hint="eastAsia"/>
+                <w:sz w:val="16"/>
+                <w:szCs w:val="16"/>
               </w:rPr>
               <w:t>{封号6}</w:t>
             </w:r>
@@ -2043,24 +2197,26 @@
         <w:tc>
           <w:tcPr>
             <w:tcW w:w="0" w:type="auto"/>
-          </w:tcPr>
-          <w:p>
-            <w:pPr>
-              <w:rPr>
-                <w:rFonts w:ascii="微软雅黑 Light" w:eastAsia="微软雅黑 Light" w:hAnsi="微软雅黑 Light"/>
-                <w:b/>
-                <w:bCs/>
-                <w:sz w:val="15"/>
-                <w:szCs w:val="15"/>
-              </w:rPr>
-            </w:pPr>
-            <w:r>
-              <w:rPr>
-                <w:rFonts w:ascii="微软雅黑 Light" w:eastAsia="微软雅黑 Light" w:hAnsi="微软雅黑 Light" w:hint="eastAsia"/>
-                <w:b/>
-                <w:bCs/>
-                <w:sz w:val="15"/>
-                <w:szCs w:val="15"/>
+            <w:vAlign w:val="center"/>
+          </w:tcPr>
+          <w:p>
+            <w:pPr>
+              <w:kinsoku w:val="0"/>
+              <w:overflowPunct w:val="0"/>
+              <w:ind w:rightChars="-50" w:right="-105"/>
+              <w:jc w:val="left"/>
+              <w:textAlignment w:val="center"/>
+              <w:rPr>
+                <w:rFonts w:ascii="微软雅黑 Light" w:eastAsia="微软雅黑 Light" w:hAnsi="微软雅黑 Light"/>
+                <w:sz w:val="16"/>
+                <w:szCs w:val="16"/>
+              </w:rPr>
+            </w:pPr>
+            <w:r>
+              <w:rPr>
+                <w:rFonts w:ascii="微软雅黑 Light" w:eastAsia="微软雅黑 Light" w:hAnsi="微软雅黑 Light" w:hint="eastAsia"/>
+                <w:sz w:val="16"/>
+                <w:szCs w:val="16"/>
               </w:rPr>
               <w:t>{件数6}</w:t>
             </w:r>
@@ -2069,24 +2225,30 @@
         <w:tc>
           <w:tcPr>
             <w:tcW w:w="0" w:type="auto"/>
-          </w:tcPr>
-          <w:p>
-            <w:pPr>
-              <w:rPr>
-                <w:rFonts w:ascii="微软雅黑 Light" w:eastAsia="微软雅黑 Light" w:hAnsi="微软雅黑 Light"/>
-                <w:b/>
-                <w:bCs/>
-                <w:sz w:val="15"/>
-                <w:szCs w:val="15"/>
-              </w:rPr>
-            </w:pPr>
-            <w:r>
-              <w:rPr>
-                <w:rFonts w:ascii="微软雅黑 Light" w:eastAsia="微软雅黑 Light" w:hAnsi="微软雅黑 Light" w:hint="eastAsia"/>
-                <w:b/>
-                <w:bCs/>
-                <w:sz w:val="15"/>
-                <w:szCs w:val="15"/>
+            <w:vAlign w:val="center"/>
+          </w:tcPr>
+          <w:p>
+            <w:pPr>
+              <w:kinsoku w:val="0"/>
+              <w:overflowPunct w:val="0"/>
+              <w:ind w:rightChars="-50" w:right="-105"/>
+              <w:jc w:val="left"/>
+              <w:textAlignment w:val="center"/>
+              <w:rPr>
+                <w:rFonts w:ascii="微软雅黑 Light" w:eastAsia="微软雅黑 Light" w:hAnsi="微软雅黑 Light"/>
+                <w:b/>
+                <w:bCs/>
+                <w:sz w:val="16"/>
+                <w:szCs w:val="16"/>
+              </w:rPr>
+            </w:pPr>
+            <w:r>
+              <w:rPr>
+                <w:rFonts w:ascii="微软雅黑 Light" w:eastAsia="微软雅黑 Light" w:hAnsi="微软雅黑 Light" w:hint="eastAsia"/>
+                <w:b/>
+                <w:bCs/>
+                <w:sz w:val="16"/>
+                <w:szCs w:val="16"/>
               </w:rPr>
               <w:t>{数量单位6}</w:t>
             </w:r>
@@ -2095,24 +2257,26 @@
         <w:tc>
           <w:tcPr>
             <w:tcW w:w="0" w:type="auto"/>
-          </w:tcPr>
-          <w:p>
-            <w:pPr>
-              <w:rPr>
-                <w:rFonts w:ascii="微软雅黑 Light" w:eastAsia="微软雅黑 Light" w:hAnsi="微软雅黑 Light"/>
-                <w:b/>
-                <w:bCs/>
-                <w:sz w:val="15"/>
-                <w:szCs w:val="15"/>
-              </w:rPr>
-            </w:pPr>
-            <w:r>
-              <w:rPr>
-                <w:rFonts w:ascii="微软雅黑 Light" w:eastAsia="微软雅黑 Light" w:hAnsi="微软雅黑 Light" w:hint="eastAsia"/>
-                <w:b/>
-                <w:bCs/>
-                <w:sz w:val="15"/>
-                <w:szCs w:val="15"/>
+            <w:vAlign w:val="center"/>
+          </w:tcPr>
+          <w:p>
+            <w:pPr>
+              <w:kinsoku w:val="0"/>
+              <w:overflowPunct w:val="0"/>
+              <w:ind w:rightChars="-50" w:right="-105"/>
+              <w:jc w:val="left"/>
+              <w:textAlignment w:val="center"/>
+              <w:rPr>
+                <w:rFonts w:ascii="微软雅黑 Light" w:eastAsia="微软雅黑 Light" w:hAnsi="微软雅黑 Light"/>
+                <w:sz w:val="16"/>
+                <w:szCs w:val="16"/>
+              </w:rPr>
+            </w:pPr>
+            <w:r>
+              <w:rPr>
+                <w:rFonts w:ascii="微软雅黑 Light" w:eastAsia="微软雅黑 Light" w:hAnsi="微软雅黑 Light" w:hint="eastAsia"/>
+                <w:sz w:val="16"/>
+                <w:szCs w:val="16"/>
               </w:rPr>
               <w:t>{毛重6}</w:t>
             </w:r>
@@ -2121,24 +2285,30 @@
         <w:tc>
           <w:tcPr>
             <w:tcW w:w="0" w:type="auto"/>
-          </w:tcPr>
-          <w:p>
-            <w:pPr>
-              <w:rPr>
-                <w:rFonts w:ascii="微软雅黑 Light" w:eastAsia="微软雅黑 Light" w:hAnsi="微软雅黑 Light"/>
-                <w:b/>
-                <w:bCs/>
-                <w:sz w:val="15"/>
-                <w:szCs w:val="15"/>
-              </w:rPr>
-            </w:pPr>
-            <w:r>
-              <w:rPr>
-                <w:rFonts w:ascii="微软雅黑 Light" w:eastAsia="微软雅黑 Light" w:hAnsi="微软雅黑 Light" w:hint="eastAsia"/>
-                <w:b/>
-                <w:bCs/>
-                <w:sz w:val="15"/>
-                <w:szCs w:val="15"/>
+            <w:vAlign w:val="center"/>
+          </w:tcPr>
+          <w:p>
+            <w:pPr>
+              <w:kinsoku w:val="0"/>
+              <w:overflowPunct w:val="0"/>
+              <w:ind w:rightChars="-50" w:right="-105"/>
+              <w:jc w:val="left"/>
+              <w:textAlignment w:val="center"/>
+              <w:rPr>
+                <w:rFonts w:ascii="微软雅黑 Light" w:eastAsia="微软雅黑 Light" w:hAnsi="微软雅黑 Light"/>
+                <w:b/>
+                <w:bCs/>
+                <w:sz w:val="16"/>
+                <w:szCs w:val="16"/>
+              </w:rPr>
+            </w:pPr>
+            <w:r>
+              <w:rPr>
+                <w:rFonts w:ascii="微软雅黑 Light" w:eastAsia="微软雅黑 Light" w:hAnsi="微软雅黑 Light" w:hint="eastAsia"/>
+                <w:b/>
+                <w:bCs/>
+                <w:sz w:val="16"/>
+                <w:szCs w:val="16"/>
               </w:rPr>
               <w:t>{重量单位6}</w:t>
             </w:r>
@@ -2147,24 +2317,26 @@
         <w:tc>
           <w:tcPr>
             <w:tcW w:w="0" w:type="auto"/>
-          </w:tcPr>
-          <w:p>
-            <w:pPr>
-              <w:rPr>
-                <w:rFonts w:ascii="微软雅黑 Light" w:eastAsia="微软雅黑 Light" w:hAnsi="微软雅黑 Light"/>
-                <w:b/>
-                <w:bCs/>
-                <w:sz w:val="15"/>
-                <w:szCs w:val="15"/>
-              </w:rPr>
-            </w:pPr>
-            <w:r>
-              <w:rPr>
-                <w:rFonts w:ascii="微软雅黑 Light" w:eastAsia="微软雅黑 Light" w:hAnsi="微软雅黑 Light" w:hint="eastAsia"/>
-                <w:b/>
-                <w:bCs/>
-                <w:sz w:val="15"/>
-                <w:szCs w:val="15"/>
+            <w:vAlign w:val="center"/>
+          </w:tcPr>
+          <w:p>
+            <w:pPr>
+              <w:kinsoku w:val="0"/>
+              <w:overflowPunct w:val="0"/>
+              <w:ind w:rightChars="-50" w:right="-105"/>
+              <w:jc w:val="left"/>
+              <w:textAlignment w:val="center"/>
+              <w:rPr>
+                <w:rFonts w:ascii="微软雅黑 Light" w:eastAsia="微软雅黑 Light" w:hAnsi="微软雅黑 Light"/>
+                <w:sz w:val="16"/>
+                <w:szCs w:val="16"/>
+              </w:rPr>
+            </w:pPr>
+            <w:r>
+              <w:rPr>
+                <w:rFonts w:ascii="微软雅黑 Light" w:eastAsia="微软雅黑 Light" w:hAnsi="微软雅黑 Light" w:hint="eastAsia"/>
+                <w:sz w:val="16"/>
+                <w:szCs w:val="16"/>
               </w:rPr>
               <w:t>{体积6}</w:t>
             </w:r>
@@ -2173,24 +2345,30 @@
         <w:tc>
           <w:tcPr>
             <w:tcW w:w="0" w:type="auto"/>
-          </w:tcPr>
-          <w:p>
-            <w:pPr>
-              <w:rPr>
-                <w:rFonts w:ascii="微软雅黑 Light" w:eastAsia="微软雅黑 Light" w:hAnsi="微软雅黑 Light"/>
-                <w:b/>
-                <w:bCs/>
-                <w:sz w:val="15"/>
-                <w:szCs w:val="15"/>
-              </w:rPr>
-            </w:pPr>
-            <w:r>
-              <w:rPr>
-                <w:rFonts w:ascii="微软雅黑 Light" w:eastAsia="微软雅黑 Light" w:hAnsi="微软雅黑 Light" w:hint="eastAsia"/>
-                <w:b/>
-                <w:bCs/>
-                <w:sz w:val="15"/>
-                <w:szCs w:val="15"/>
+            <w:vAlign w:val="center"/>
+          </w:tcPr>
+          <w:p>
+            <w:pPr>
+              <w:kinsoku w:val="0"/>
+              <w:overflowPunct w:val="0"/>
+              <w:ind w:rightChars="-50" w:right="-105"/>
+              <w:jc w:val="left"/>
+              <w:textAlignment w:val="center"/>
+              <w:rPr>
+                <w:rFonts w:ascii="微软雅黑 Light" w:eastAsia="微软雅黑 Light" w:hAnsi="微软雅黑 Light"/>
+                <w:b/>
+                <w:bCs/>
+                <w:sz w:val="16"/>
+                <w:szCs w:val="16"/>
+              </w:rPr>
+            </w:pPr>
+            <w:r>
+              <w:rPr>
+                <w:rFonts w:ascii="微软雅黑 Light" w:eastAsia="微软雅黑 Light" w:hAnsi="微软雅黑 Light" w:hint="eastAsia"/>
+                <w:b/>
+                <w:bCs/>
+                <w:sz w:val="16"/>
+                <w:szCs w:val="16"/>
               </w:rPr>
               <w:t>{体积单位6}{箱型6}</w:t>
             </w:r>
@@ -2199,24 +2377,26 @@
         <w:tc>
           <w:tcPr>
             <w:tcW w:w="0" w:type="auto"/>
-          </w:tcPr>
-          <w:p>
-            <w:pPr>
-              <w:rPr>
-                <w:rFonts w:ascii="微软雅黑 Light" w:eastAsia="微软雅黑 Light" w:hAnsi="微软雅黑 Light"/>
-                <w:b/>
-                <w:bCs/>
-                <w:sz w:val="15"/>
-                <w:szCs w:val="15"/>
-              </w:rPr>
-            </w:pPr>
-            <w:r>
-              <w:rPr>
-                <w:rFonts w:ascii="微软雅黑 Light" w:eastAsia="微软雅黑 Light" w:hAnsi="微软雅黑 Light" w:hint="eastAsia"/>
-                <w:b/>
-                <w:bCs/>
-                <w:sz w:val="15"/>
-                <w:szCs w:val="15"/>
+            <w:vAlign w:val="center"/>
+          </w:tcPr>
+          <w:p>
+            <w:pPr>
+              <w:kinsoku w:val="0"/>
+              <w:overflowPunct w:val="0"/>
+              <w:ind w:rightChars="-50" w:right="-105"/>
+              <w:jc w:val="left"/>
+              <w:textAlignment w:val="center"/>
+              <w:rPr>
+                <w:rFonts w:ascii="微软雅黑 Light" w:eastAsia="微软雅黑 Light" w:hAnsi="微软雅黑 Light"/>
+                <w:sz w:val="16"/>
+                <w:szCs w:val="16"/>
+              </w:rPr>
+            </w:pPr>
+            <w:r>
+              <w:rPr>
+                <w:rFonts w:ascii="微软雅黑 Light" w:eastAsia="微软雅黑 Light" w:hAnsi="微软雅黑 Light" w:hint="eastAsia"/>
+                <w:sz w:val="16"/>
+                <w:szCs w:val="16"/>
               </w:rPr>
               <w:t>{提单号6}</w:t>
             </w:r>
@@ -2227,24 +2407,26 @@
         <w:tc>
           <w:tcPr>
             <w:tcW w:w="0" w:type="auto"/>
-          </w:tcPr>
-          <w:p>
-            <w:pPr>
-              <w:rPr>
-                <w:rFonts w:ascii="微软雅黑 Light" w:eastAsia="微软雅黑 Light" w:hAnsi="微软雅黑 Light"/>
-                <w:b/>
-                <w:bCs/>
-                <w:sz w:val="15"/>
-                <w:szCs w:val="15"/>
-              </w:rPr>
-            </w:pPr>
-            <w:r>
-              <w:rPr>
-                <w:rFonts w:ascii="微软雅黑 Light" w:eastAsia="微软雅黑 Light" w:hAnsi="微软雅黑 Light" w:hint="eastAsia"/>
-                <w:b/>
-                <w:bCs/>
-                <w:sz w:val="15"/>
-                <w:szCs w:val="15"/>
+            <w:vAlign w:val="center"/>
+          </w:tcPr>
+          <w:p>
+            <w:pPr>
+              <w:kinsoku w:val="0"/>
+              <w:overflowPunct w:val="0"/>
+              <w:ind w:rightChars="-50" w:right="-105"/>
+              <w:jc w:val="left"/>
+              <w:textAlignment w:val="center"/>
+              <w:rPr>
+                <w:rFonts w:ascii="微软雅黑 Light" w:eastAsia="微软雅黑 Light" w:hAnsi="微软雅黑 Light"/>
+                <w:sz w:val="16"/>
+                <w:szCs w:val="16"/>
+              </w:rPr>
+            </w:pPr>
+            <w:r>
+              <w:rPr>
+                <w:rFonts w:ascii="微软雅黑 Light" w:eastAsia="微软雅黑 Light" w:hAnsi="微软雅黑 Light" w:hint="eastAsia"/>
+                <w:sz w:val="16"/>
+                <w:szCs w:val="16"/>
               </w:rPr>
               <w:t>{箱号7}</w:t>
             </w:r>
@@ -2253,24 +2435,26 @@
         <w:tc>
           <w:tcPr>
             <w:tcW w:w="0" w:type="auto"/>
-          </w:tcPr>
-          <w:p>
-            <w:pPr>
-              <w:rPr>
-                <w:rFonts w:ascii="微软雅黑 Light" w:eastAsia="微软雅黑 Light" w:hAnsi="微软雅黑 Light"/>
-                <w:b/>
-                <w:bCs/>
-                <w:sz w:val="15"/>
-                <w:szCs w:val="15"/>
-              </w:rPr>
-            </w:pPr>
-            <w:r>
-              <w:rPr>
-                <w:rFonts w:ascii="微软雅黑 Light" w:eastAsia="微软雅黑 Light" w:hAnsi="微软雅黑 Light" w:hint="eastAsia"/>
-                <w:b/>
-                <w:bCs/>
-                <w:sz w:val="15"/>
-                <w:szCs w:val="15"/>
+            <w:vAlign w:val="center"/>
+          </w:tcPr>
+          <w:p>
+            <w:pPr>
+              <w:kinsoku w:val="0"/>
+              <w:overflowPunct w:val="0"/>
+              <w:ind w:rightChars="-50" w:right="-105"/>
+              <w:jc w:val="left"/>
+              <w:textAlignment w:val="center"/>
+              <w:rPr>
+                <w:rFonts w:ascii="微软雅黑 Light" w:eastAsia="微软雅黑 Light" w:hAnsi="微软雅黑 Light"/>
+                <w:sz w:val="16"/>
+                <w:szCs w:val="16"/>
+              </w:rPr>
+            </w:pPr>
+            <w:r>
+              <w:rPr>
+                <w:rFonts w:ascii="微软雅黑 Light" w:eastAsia="微软雅黑 Light" w:hAnsi="微软雅黑 Light" w:hint="eastAsia"/>
+                <w:sz w:val="16"/>
+                <w:szCs w:val="16"/>
               </w:rPr>
               <w:t>{封号7}</w:t>
             </w:r>
@@ -2279,24 +2463,26 @@
         <w:tc>
           <w:tcPr>
             <w:tcW w:w="0" w:type="auto"/>
-          </w:tcPr>
-          <w:p>
-            <w:pPr>
-              <w:rPr>
-                <w:rFonts w:ascii="微软雅黑 Light" w:eastAsia="微软雅黑 Light" w:hAnsi="微软雅黑 Light"/>
-                <w:b/>
-                <w:bCs/>
-                <w:sz w:val="15"/>
-                <w:szCs w:val="15"/>
-              </w:rPr>
-            </w:pPr>
-            <w:r>
-              <w:rPr>
-                <w:rFonts w:ascii="微软雅黑 Light" w:eastAsia="微软雅黑 Light" w:hAnsi="微软雅黑 Light" w:hint="eastAsia"/>
-                <w:b/>
-                <w:bCs/>
-                <w:sz w:val="15"/>
-                <w:szCs w:val="15"/>
+            <w:vAlign w:val="center"/>
+          </w:tcPr>
+          <w:p>
+            <w:pPr>
+              <w:kinsoku w:val="0"/>
+              <w:overflowPunct w:val="0"/>
+              <w:ind w:rightChars="-50" w:right="-105"/>
+              <w:jc w:val="left"/>
+              <w:textAlignment w:val="center"/>
+              <w:rPr>
+                <w:rFonts w:ascii="微软雅黑 Light" w:eastAsia="微软雅黑 Light" w:hAnsi="微软雅黑 Light"/>
+                <w:sz w:val="16"/>
+                <w:szCs w:val="16"/>
+              </w:rPr>
+            </w:pPr>
+            <w:r>
+              <w:rPr>
+                <w:rFonts w:ascii="微软雅黑 Light" w:eastAsia="微软雅黑 Light" w:hAnsi="微软雅黑 Light" w:hint="eastAsia"/>
+                <w:sz w:val="16"/>
+                <w:szCs w:val="16"/>
               </w:rPr>
               <w:t>{件数7}</w:t>
             </w:r>
@@ -2305,24 +2491,30 @@
         <w:tc>
           <w:tcPr>
             <w:tcW w:w="0" w:type="auto"/>
-          </w:tcPr>
-          <w:p>
-            <w:pPr>
-              <w:rPr>
-                <w:rFonts w:ascii="微软雅黑 Light" w:eastAsia="微软雅黑 Light" w:hAnsi="微软雅黑 Light"/>
-                <w:b/>
-                <w:bCs/>
-                <w:sz w:val="15"/>
-                <w:szCs w:val="15"/>
-              </w:rPr>
-            </w:pPr>
-            <w:r>
-              <w:rPr>
-                <w:rFonts w:ascii="微软雅黑 Light" w:eastAsia="微软雅黑 Light" w:hAnsi="微软雅黑 Light" w:hint="eastAsia"/>
-                <w:b/>
-                <w:bCs/>
-                <w:sz w:val="15"/>
-                <w:szCs w:val="15"/>
+            <w:vAlign w:val="center"/>
+          </w:tcPr>
+          <w:p>
+            <w:pPr>
+              <w:kinsoku w:val="0"/>
+              <w:overflowPunct w:val="0"/>
+              <w:ind w:rightChars="-50" w:right="-105"/>
+              <w:jc w:val="left"/>
+              <w:textAlignment w:val="center"/>
+              <w:rPr>
+                <w:rFonts w:ascii="微软雅黑 Light" w:eastAsia="微软雅黑 Light" w:hAnsi="微软雅黑 Light"/>
+                <w:b/>
+                <w:bCs/>
+                <w:sz w:val="16"/>
+                <w:szCs w:val="16"/>
+              </w:rPr>
+            </w:pPr>
+            <w:r>
+              <w:rPr>
+                <w:rFonts w:ascii="微软雅黑 Light" w:eastAsia="微软雅黑 Light" w:hAnsi="微软雅黑 Light" w:hint="eastAsia"/>
+                <w:b/>
+                <w:bCs/>
+                <w:sz w:val="16"/>
+                <w:szCs w:val="16"/>
               </w:rPr>
               <w:t>{数量单位7}</w:t>
             </w:r>
@@ -2331,24 +2523,26 @@
         <w:tc>
           <w:tcPr>
             <w:tcW w:w="0" w:type="auto"/>
-          </w:tcPr>
-          <w:p>
-            <w:pPr>
-              <w:rPr>
-                <w:rFonts w:ascii="微软雅黑 Light" w:eastAsia="微软雅黑 Light" w:hAnsi="微软雅黑 Light"/>
-                <w:b/>
-                <w:bCs/>
-                <w:sz w:val="15"/>
-                <w:szCs w:val="15"/>
-              </w:rPr>
-            </w:pPr>
-            <w:r>
-              <w:rPr>
-                <w:rFonts w:ascii="微软雅黑 Light" w:eastAsia="微软雅黑 Light" w:hAnsi="微软雅黑 Light" w:hint="eastAsia"/>
-                <w:b/>
-                <w:bCs/>
-                <w:sz w:val="15"/>
-                <w:szCs w:val="15"/>
+            <w:vAlign w:val="center"/>
+          </w:tcPr>
+          <w:p>
+            <w:pPr>
+              <w:kinsoku w:val="0"/>
+              <w:overflowPunct w:val="0"/>
+              <w:ind w:rightChars="-50" w:right="-105"/>
+              <w:jc w:val="left"/>
+              <w:textAlignment w:val="center"/>
+              <w:rPr>
+                <w:rFonts w:ascii="微软雅黑 Light" w:eastAsia="微软雅黑 Light" w:hAnsi="微软雅黑 Light"/>
+                <w:sz w:val="16"/>
+                <w:szCs w:val="16"/>
+              </w:rPr>
+            </w:pPr>
+            <w:r>
+              <w:rPr>
+                <w:rFonts w:ascii="微软雅黑 Light" w:eastAsia="微软雅黑 Light" w:hAnsi="微软雅黑 Light" w:hint="eastAsia"/>
+                <w:sz w:val="16"/>
+                <w:szCs w:val="16"/>
               </w:rPr>
               <w:t>{毛重7}</w:t>
             </w:r>
@@ -2357,24 +2551,30 @@
         <w:tc>
           <w:tcPr>
             <w:tcW w:w="0" w:type="auto"/>
-          </w:tcPr>
-          <w:p>
-            <w:pPr>
-              <w:rPr>
-                <w:rFonts w:ascii="微软雅黑 Light" w:eastAsia="微软雅黑 Light" w:hAnsi="微软雅黑 Light"/>
-                <w:b/>
-                <w:bCs/>
-                <w:sz w:val="15"/>
-                <w:szCs w:val="15"/>
-              </w:rPr>
-            </w:pPr>
-            <w:r>
-              <w:rPr>
-                <w:rFonts w:ascii="微软雅黑 Light" w:eastAsia="微软雅黑 Light" w:hAnsi="微软雅黑 Light" w:hint="eastAsia"/>
-                <w:b/>
-                <w:bCs/>
-                <w:sz w:val="15"/>
-                <w:szCs w:val="15"/>
+            <w:vAlign w:val="center"/>
+          </w:tcPr>
+          <w:p>
+            <w:pPr>
+              <w:kinsoku w:val="0"/>
+              <w:overflowPunct w:val="0"/>
+              <w:ind w:rightChars="-50" w:right="-105"/>
+              <w:jc w:val="left"/>
+              <w:textAlignment w:val="center"/>
+              <w:rPr>
+                <w:rFonts w:ascii="微软雅黑 Light" w:eastAsia="微软雅黑 Light" w:hAnsi="微软雅黑 Light"/>
+                <w:b/>
+                <w:bCs/>
+                <w:sz w:val="16"/>
+                <w:szCs w:val="16"/>
+              </w:rPr>
+            </w:pPr>
+            <w:r>
+              <w:rPr>
+                <w:rFonts w:ascii="微软雅黑 Light" w:eastAsia="微软雅黑 Light" w:hAnsi="微软雅黑 Light" w:hint="eastAsia"/>
+                <w:b/>
+                <w:bCs/>
+                <w:sz w:val="16"/>
+                <w:szCs w:val="16"/>
               </w:rPr>
               <w:t>{重量单位7}</w:t>
             </w:r>
@@ -2383,24 +2583,26 @@
         <w:tc>
           <w:tcPr>
             <w:tcW w:w="0" w:type="auto"/>
-          </w:tcPr>
-          <w:p>
-            <w:pPr>
-              <w:rPr>
-                <w:rFonts w:ascii="微软雅黑 Light" w:eastAsia="微软雅黑 Light" w:hAnsi="微软雅黑 Light"/>
-                <w:b/>
-                <w:bCs/>
-                <w:sz w:val="15"/>
-                <w:szCs w:val="15"/>
-              </w:rPr>
-            </w:pPr>
-            <w:r>
-              <w:rPr>
-                <w:rFonts w:ascii="微软雅黑 Light" w:eastAsia="微软雅黑 Light" w:hAnsi="微软雅黑 Light" w:hint="eastAsia"/>
-                <w:b/>
-                <w:bCs/>
-                <w:sz w:val="15"/>
-                <w:szCs w:val="15"/>
+            <w:vAlign w:val="center"/>
+          </w:tcPr>
+          <w:p>
+            <w:pPr>
+              <w:kinsoku w:val="0"/>
+              <w:overflowPunct w:val="0"/>
+              <w:ind w:rightChars="-50" w:right="-105"/>
+              <w:jc w:val="left"/>
+              <w:textAlignment w:val="center"/>
+              <w:rPr>
+                <w:rFonts w:ascii="微软雅黑 Light" w:eastAsia="微软雅黑 Light" w:hAnsi="微软雅黑 Light"/>
+                <w:sz w:val="16"/>
+                <w:szCs w:val="16"/>
+              </w:rPr>
+            </w:pPr>
+            <w:r>
+              <w:rPr>
+                <w:rFonts w:ascii="微软雅黑 Light" w:eastAsia="微软雅黑 Light" w:hAnsi="微软雅黑 Light" w:hint="eastAsia"/>
+                <w:sz w:val="16"/>
+                <w:szCs w:val="16"/>
               </w:rPr>
               <w:t>{体积7}</w:t>
             </w:r>
@@ -2409,24 +2611,30 @@
         <w:tc>
           <w:tcPr>
             <w:tcW w:w="0" w:type="auto"/>
-          </w:tcPr>
-          <w:p>
-            <w:pPr>
-              <w:rPr>
-                <w:rFonts w:ascii="微软雅黑 Light" w:eastAsia="微软雅黑 Light" w:hAnsi="微软雅黑 Light"/>
-                <w:b/>
-                <w:bCs/>
-                <w:sz w:val="15"/>
-                <w:szCs w:val="15"/>
-              </w:rPr>
-            </w:pPr>
-            <w:r>
-              <w:rPr>
-                <w:rFonts w:ascii="微软雅黑 Light" w:eastAsia="微软雅黑 Light" w:hAnsi="微软雅黑 Light" w:hint="eastAsia"/>
-                <w:b/>
-                <w:bCs/>
-                <w:sz w:val="15"/>
-                <w:szCs w:val="15"/>
+            <w:vAlign w:val="center"/>
+          </w:tcPr>
+          <w:p>
+            <w:pPr>
+              <w:kinsoku w:val="0"/>
+              <w:overflowPunct w:val="0"/>
+              <w:ind w:rightChars="-50" w:right="-105"/>
+              <w:jc w:val="left"/>
+              <w:textAlignment w:val="center"/>
+              <w:rPr>
+                <w:rFonts w:ascii="微软雅黑 Light" w:eastAsia="微软雅黑 Light" w:hAnsi="微软雅黑 Light"/>
+                <w:b/>
+                <w:bCs/>
+                <w:sz w:val="16"/>
+                <w:szCs w:val="16"/>
+              </w:rPr>
+            </w:pPr>
+            <w:r>
+              <w:rPr>
+                <w:rFonts w:ascii="微软雅黑 Light" w:eastAsia="微软雅黑 Light" w:hAnsi="微软雅黑 Light" w:hint="eastAsia"/>
+                <w:b/>
+                <w:bCs/>
+                <w:sz w:val="16"/>
+                <w:szCs w:val="16"/>
               </w:rPr>
               <w:t>{体积单位7}{箱型7}</w:t>
             </w:r>
@@ -2435,24 +2643,26 @@
         <w:tc>
           <w:tcPr>
             <w:tcW w:w="0" w:type="auto"/>
-          </w:tcPr>
-          <w:p>
-            <w:pPr>
-              <w:rPr>
-                <w:rFonts w:ascii="微软雅黑 Light" w:eastAsia="微软雅黑 Light" w:hAnsi="微软雅黑 Light"/>
-                <w:b/>
-                <w:bCs/>
-                <w:sz w:val="15"/>
-                <w:szCs w:val="15"/>
-              </w:rPr>
-            </w:pPr>
-            <w:r>
-              <w:rPr>
-                <w:rFonts w:ascii="微软雅黑 Light" w:eastAsia="微软雅黑 Light" w:hAnsi="微软雅黑 Light" w:hint="eastAsia"/>
-                <w:b/>
-                <w:bCs/>
-                <w:sz w:val="15"/>
-                <w:szCs w:val="15"/>
+            <w:vAlign w:val="center"/>
+          </w:tcPr>
+          <w:p>
+            <w:pPr>
+              <w:kinsoku w:val="0"/>
+              <w:overflowPunct w:val="0"/>
+              <w:ind w:rightChars="-50" w:right="-105"/>
+              <w:jc w:val="left"/>
+              <w:textAlignment w:val="center"/>
+              <w:rPr>
+                <w:rFonts w:ascii="微软雅黑 Light" w:eastAsia="微软雅黑 Light" w:hAnsi="微软雅黑 Light"/>
+                <w:sz w:val="16"/>
+                <w:szCs w:val="16"/>
+              </w:rPr>
+            </w:pPr>
+            <w:r>
+              <w:rPr>
+                <w:rFonts w:ascii="微软雅黑 Light" w:eastAsia="微软雅黑 Light" w:hAnsi="微软雅黑 Light" w:hint="eastAsia"/>
+                <w:sz w:val="16"/>
+                <w:szCs w:val="16"/>
               </w:rPr>
               <w:t>{提单号7}</w:t>
             </w:r>
@@ -2464,66 +2674,74 @@
         <w:tc>
           <w:tcPr>
             <w:tcW w:w="0" w:type="auto"/>
-          </w:tcPr>
-          <w:p>
-            <w:pPr>
-              <w:rPr>
-                <w:rFonts w:ascii="微软雅黑 Light" w:eastAsia="微软雅黑 Light" w:hAnsi="微软雅黑 Light"/>
-                <w:b/>
-                <w:bCs/>
-                <w:sz w:val="15"/>
-                <w:szCs w:val="15"/>
-              </w:rPr>
-            </w:pPr>
-          </w:p>
-        </w:tc>
-        <w:tc>
-          <w:tcPr>
-            <w:tcW w:w="0" w:type="auto"/>
-          </w:tcPr>
-          <w:p>
-            <w:pPr>
-              <w:rPr>
-                <w:rFonts w:ascii="微软雅黑 Light" w:eastAsia="微软雅黑 Light" w:hAnsi="微软雅黑 Light"/>
-                <w:b/>
-                <w:bCs/>
-                <w:sz w:val="15"/>
-                <w:szCs w:val="15"/>
-              </w:rPr>
-            </w:pPr>
-          </w:p>
-        </w:tc>
-        <w:tc>
-          <w:tcPr>
-            <w:tcW w:w="0" w:type="auto"/>
-          </w:tcPr>
-          <w:p>
-            <w:pPr>
-              <w:rPr>
-                <w:rFonts w:ascii="微软雅黑 Light" w:eastAsia="微软雅黑 Light" w:hAnsi="微软雅黑 Light"/>
-                <w:b/>
-                <w:bCs/>
-                <w:sz w:val="15"/>
-                <w:szCs w:val="15"/>
-              </w:rPr>
-            </w:pPr>
-            <w:r>
-              <w:rPr>
-                <w:rFonts w:ascii="微软雅黑 Light" w:eastAsia="微软雅黑 Light" w:hAnsi="微软雅黑 Light" w:hint="eastAsia"/>
-                <w:b/>
-                <w:bCs/>
-                <w:sz w:val="15"/>
-                <w:szCs w:val="15"/>
+            <w:vAlign w:val="center"/>
+          </w:tcPr>
+          <w:p>
+            <w:pPr>
+              <w:kinsoku w:val="0"/>
+              <w:overflowPunct w:val="0"/>
+              <w:ind w:rightChars="-50" w:right="-105"/>
+              <w:jc w:val="left"/>
+              <w:textAlignment w:val="center"/>
+              <w:rPr>
+                <w:rFonts w:ascii="微软雅黑 Light" w:eastAsia="微软雅黑 Light" w:hAnsi="微软雅黑 Light"/>
+                <w:sz w:val="16"/>
+                <w:szCs w:val="16"/>
+              </w:rPr>
+            </w:pPr>
+          </w:p>
+        </w:tc>
+        <w:tc>
+          <w:tcPr>
+            <w:tcW w:w="0" w:type="auto"/>
+            <w:vAlign w:val="center"/>
+          </w:tcPr>
+          <w:p>
+            <w:pPr>
+              <w:kinsoku w:val="0"/>
+              <w:overflowPunct w:val="0"/>
+              <w:ind w:rightChars="-50" w:right="-105"/>
+              <w:jc w:val="left"/>
+              <w:textAlignment w:val="center"/>
+              <w:rPr>
+                <w:rFonts w:ascii="微软雅黑 Light" w:eastAsia="微软雅黑 Light" w:hAnsi="微软雅黑 Light"/>
+                <w:sz w:val="16"/>
+                <w:szCs w:val="16"/>
+              </w:rPr>
+            </w:pPr>
+          </w:p>
+        </w:tc>
+        <w:tc>
+          <w:tcPr>
+            <w:tcW w:w="0" w:type="auto"/>
+            <w:vAlign w:val="center"/>
+          </w:tcPr>
+          <w:p>
+            <w:pPr>
+              <w:kinsoku w:val="0"/>
+              <w:overflowPunct w:val="0"/>
+              <w:ind w:rightChars="-50" w:right="-105"/>
+              <w:jc w:val="left"/>
+              <w:textAlignment w:val="center"/>
+              <w:rPr>
+                <w:rFonts w:ascii="微软雅黑 Light" w:eastAsia="微软雅黑 Light" w:hAnsi="微软雅黑 Light"/>
+                <w:sz w:val="16"/>
+                <w:szCs w:val="16"/>
+              </w:rPr>
+            </w:pPr>
+            <w:r>
+              <w:rPr>
+                <w:rFonts w:ascii="微软雅黑 Light" w:eastAsia="微软雅黑 Light" w:hAnsi="微软雅黑 Light" w:hint="eastAsia"/>
+                <w:sz w:val="16"/>
+                <w:szCs w:val="16"/>
               </w:rPr>
               <w:t>{总件数</w:t>
             </w:r>
             <w:r>
               <w:rPr>
                 <w:rFonts w:ascii="微软雅黑 Light" w:eastAsia="微软雅黑 Light" w:hAnsi="微软雅黑 Light"/>
-                <w:b/>
-                <w:bCs/>
-                <w:sz w:val="15"/>
-                <w:szCs w:val="15"/>
+                <w:sz w:val="16"/>
+                <w:szCs w:val="16"/>
               </w:rPr>
               <w:t>}</w:t>
             </w:r>
@@ -2532,50 +2750,56 @@
         <w:tc>
           <w:tcPr>
             <w:tcW w:w="0" w:type="auto"/>
-          </w:tcPr>
-          <w:p>
-            <w:pPr>
-              <w:rPr>
-                <w:rFonts w:ascii="微软雅黑 Light" w:eastAsia="微软雅黑 Light" w:hAnsi="微软雅黑 Light"/>
-                <w:b/>
-                <w:bCs/>
-                <w:sz w:val="15"/>
-                <w:szCs w:val="15"/>
-              </w:rPr>
-            </w:pPr>
-          </w:p>
-        </w:tc>
-        <w:tc>
-          <w:tcPr>
-            <w:tcW w:w="0" w:type="auto"/>
-          </w:tcPr>
-          <w:p>
-            <w:pPr>
-              <w:rPr>
-                <w:rFonts w:ascii="微软雅黑 Light" w:eastAsia="微软雅黑 Light" w:hAnsi="微软雅黑 Light"/>
-                <w:b/>
-                <w:bCs/>
-                <w:sz w:val="15"/>
-                <w:szCs w:val="15"/>
-              </w:rPr>
-            </w:pPr>
-            <w:r>
-              <w:rPr>
-                <w:rFonts w:ascii="微软雅黑 Light" w:eastAsia="微软雅黑 Light" w:hAnsi="微软雅黑 Light" w:hint="eastAsia"/>
-                <w:b/>
-                <w:bCs/>
-                <w:sz w:val="15"/>
-                <w:szCs w:val="15"/>
+            <w:vAlign w:val="center"/>
+          </w:tcPr>
+          <w:p>
+            <w:pPr>
+              <w:kinsoku w:val="0"/>
+              <w:overflowPunct w:val="0"/>
+              <w:ind w:rightChars="-50" w:right="-105"/>
+              <w:jc w:val="left"/>
+              <w:textAlignment w:val="center"/>
+              <w:rPr>
+                <w:rFonts w:ascii="微软雅黑 Light" w:eastAsia="微软雅黑 Light" w:hAnsi="微软雅黑 Light"/>
+                <w:b/>
+                <w:bCs/>
+                <w:sz w:val="16"/>
+                <w:szCs w:val="16"/>
+              </w:rPr>
+            </w:pPr>
+          </w:p>
+        </w:tc>
+        <w:tc>
+          <w:tcPr>
+            <w:tcW w:w="0" w:type="auto"/>
+            <w:vAlign w:val="center"/>
+          </w:tcPr>
+          <w:p>
+            <w:pPr>
+              <w:kinsoku w:val="0"/>
+              <w:overflowPunct w:val="0"/>
+              <w:ind w:rightChars="-50" w:right="-105"/>
+              <w:jc w:val="left"/>
+              <w:textAlignment w:val="center"/>
+              <w:rPr>
+                <w:rFonts w:ascii="微软雅黑 Light" w:eastAsia="微软雅黑 Light" w:hAnsi="微软雅黑 Light"/>
+                <w:sz w:val="16"/>
+                <w:szCs w:val="16"/>
+              </w:rPr>
+            </w:pPr>
+            <w:r>
+              <w:rPr>
+                <w:rFonts w:ascii="微软雅黑 Light" w:eastAsia="微软雅黑 Light" w:hAnsi="微软雅黑 Light" w:hint="eastAsia"/>
+                <w:sz w:val="16"/>
+                <w:szCs w:val="16"/>
               </w:rPr>
               <w:t>{总毛重</w:t>
             </w:r>
             <w:r>
               <w:rPr>
                 <w:rFonts w:ascii="微软雅黑 Light" w:eastAsia="微软雅黑 Light" w:hAnsi="微软雅黑 Light"/>
-                <w:b/>
-                <w:bCs/>
-                <w:sz w:val="15"/>
-                <w:szCs w:val="15"/>
+                <w:sz w:val="16"/>
+                <w:szCs w:val="16"/>
               </w:rPr>
               <w:t>}</w:t>
             </w:r>
@@ -2584,50 +2808,56 @@
         <w:tc>
           <w:tcPr>
             <w:tcW w:w="0" w:type="auto"/>
-          </w:tcPr>
-          <w:p>
-            <w:pPr>
-              <w:rPr>
-                <w:rFonts w:ascii="微软雅黑 Light" w:eastAsia="微软雅黑 Light" w:hAnsi="微软雅黑 Light"/>
-                <w:b/>
-                <w:bCs/>
-                <w:sz w:val="15"/>
-                <w:szCs w:val="15"/>
-              </w:rPr>
-            </w:pPr>
-          </w:p>
-        </w:tc>
-        <w:tc>
-          <w:tcPr>
-            <w:tcW w:w="0" w:type="auto"/>
-          </w:tcPr>
-          <w:p>
-            <w:pPr>
-              <w:rPr>
-                <w:rFonts w:ascii="微软雅黑 Light" w:eastAsia="微软雅黑 Light" w:hAnsi="微软雅黑 Light"/>
-                <w:b/>
-                <w:bCs/>
-                <w:sz w:val="15"/>
-                <w:szCs w:val="15"/>
-              </w:rPr>
-            </w:pPr>
-            <w:r>
-              <w:rPr>
-                <w:rFonts w:ascii="微软雅黑 Light" w:eastAsia="微软雅黑 Light" w:hAnsi="微软雅黑 Light" w:hint="eastAsia"/>
-                <w:b/>
-                <w:bCs/>
-                <w:sz w:val="15"/>
-                <w:szCs w:val="15"/>
+            <w:vAlign w:val="center"/>
+          </w:tcPr>
+          <w:p>
+            <w:pPr>
+              <w:kinsoku w:val="0"/>
+              <w:overflowPunct w:val="0"/>
+              <w:ind w:rightChars="-50" w:right="-105"/>
+              <w:jc w:val="left"/>
+              <w:textAlignment w:val="center"/>
+              <w:rPr>
+                <w:rFonts w:ascii="微软雅黑 Light" w:eastAsia="微软雅黑 Light" w:hAnsi="微软雅黑 Light"/>
+                <w:b/>
+                <w:bCs/>
+                <w:sz w:val="16"/>
+                <w:szCs w:val="16"/>
+              </w:rPr>
+            </w:pPr>
+          </w:p>
+        </w:tc>
+        <w:tc>
+          <w:tcPr>
+            <w:tcW w:w="0" w:type="auto"/>
+            <w:vAlign w:val="center"/>
+          </w:tcPr>
+          <w:p>
+            <w:pPr>
+              <w:kinsoku w:val="0"/>
+              <w:overflowPunct w:val="0"/>
+              <w:ind w:rightChars="-50" w:right="-105"/>
+              <w:jc w:val="left"/>
+              <w:textAlignment w:val="center"/>
+              <w:rPr>
+                <w:rFonts w:ascii="微软雅黑 Light" w:eastAsia="微软雅黑 Light" w:hAnsi="微软雅黑 Light"/>
+                <w:sz w:val="16"/>
+                <w:szCs w:val="16"/>
+              </w:rPr>
+            </w:pPr>
+            <w:r>
+              <w:rPr>
+                <w:rFonts w:ascii="微软雅黑 Light" w:eastAsia="微软雅黑 Light" w:hAnsi="微软雅黑 Light" w:hint="eastAsia"/>
+                <w:sz w:val="16"/>
+                <w:szCs w:val="16"/>
               </w:rPr>
               <w:t>{总体积</w:t>
             </w:r>
             <w:r>
               <w:rPr>
                 <w:rFonts w:ascii="微软雅黑 Light" w:eastAsia="微软雅黑 Light" w:hAnsi="微软雅黑 Light"/>
-                <w:b/>
-                <w:bCs/>
-                <w:sz w:val="15"/>
-                <w:szCs w:val="15"/>
+                <w:sz w:val="16"/>
+                <w:szCs w:val="16"/>
               </w:rPr>
               <w:t>}</w:t>
             </w:r>
@@ -2636,31 +2866,41 @@
         <w:tc>
           <w:tcPr>
             <w:tcW w:w="0" w:type="auto"/>
-          </w:tcPr>
-          <w:p>
-            <w:pPr>
-              <w:rPr>
-                <w:rFonts w:ascii="微软雅黑 Light" w:eastAsia="微软雅黑 Light" w:hAnsi="微软雅黑 Light"/>
-                <w:b/>
-                <w:bCs/>
-                <w:sz w:val="15"/>
-                <w:szCs w:val="15"/>
-              </w:rPr>
-            </w:pPr>
-          </w:p>
-        </w:tc>
-        <w:tc>
-          <w:tcPr>
-            <w:tcW w:w="0" w:type="auto"/>
-          </w:tcPr>
-          <w:p>
-            <w:pPr>
-              <w:rPr>
-                <w:rFonts w:ascii="微软雅黑 Light" w:eastAsia="微软雅黑 Light" w:hAnsi="微软雅黑 Light"/>
-                <w:b/>
-                <w:bCs/>
-                <w:sz w:val="15"/>
-                <w:szCs w:val="15"/>
+            <w:vAlign w:val="center"/>
+          </w:tcPr>
+          <w:p>
+            <w:pPr>
+              <w:kinsoku w:val="0"/>
+              <w:overflowPunct w:val="0"/>
+              <w:ind w:rightChars="-50" w:right="-105"/>
+              <w:jc w:val="left"/>
+              <w:textAlignment w:val="center"/>
+              <w:rPr>
+                <w:rFonts w:ascii="微软雅黑 Light" w:eastAsia="微软雅黑 Light" w:hAnsi="微软雅黑 Light"/>
+                <w:b/>
+                <w:bCs/>
+                <w:sz w:val="16"/>
+                <w:szCs w:val="16"/>
+              </w:rPr>
+            </w:pPr>
+          </w:p>
+        </w:tc>
+        <w:tc>
+          <w:tcPr>
+            <w:tcW w:w="0" w:type="auto"/>
+            <w:vAlign w:val="center"/>
+          </w:tcPr>
+          <w:p>
+            <w:pPr>
+              <w:kinsoku w:val="0"/>
+              <w:overflowPunct w:val="0"/>
+              <w:ind w:rightChars="-50" w:right="-105"/>
+              <w:jc w:val="left"/>
+              <w:textAlignment w:val="center"/>
+              <w:rPr>
+                <w:rFonts w:ascii="微软雅黑 Light" w:eastAsia="微软雅黑 Light" w:hAnsi="微软雅黑 Light"/>
+                <w:sz w:val="16"/>
+                <w:szCs w:val="16"/>
               </w:rPr>
             </w:pPr>
           </w:p>

--- a/templates/带HS的汇总单.docx
+++ b/templates/带HS的汇总单.docx
@@ -601,6 +601,249 @@
           <w:color w:val="FF0000"/>
         </w:rPr>
         <w:t>7}</w:t>
+      </w:r>
+    </w:p>
+    <w:p>
+      <w:pPr>
+        <w:jc w:val="left"/>
+      </w:pPr>
+      <w:r>
+        <w:t>{</w:t>
+      </w:r>
+      <w:r>
+        <w:rPr>
+          <w:rFonts w:hint="eastAsia"/>
+        </w:rPr>
+        <w:t>带</w:t>
+      </w:r>
+      <w:r>
+        <w:rPr>
+          <w:rFonts w:hint="eastAsia"/>
+        </w:rPr>
+        <w:t>HS</w:t>
+      </w:r>
+      <w:r>
+        <w:rPr>
+          <w:rFonts w:hint="eastAsia"/>
+        </w:rPr>
+        <w:t>的</w:t>
+      </w:r>
+      <w:r>
+        <w:t>商品</w:t>
+      </w:r>
+      <w:r>
+        <w:rPr>
+          <w:rFonts w:hint="eastAsia"/>
+        </w:rPr>
+        <w:t>列表</w:t>
+      </w:r>
+      <w:r>
+        <w:t>8</w:t>
+      </w:r>
+      <w:r>
+        <w:t>}</w:t>
+      </w:r>
+    </w:p>
+    <w:p>
+      <w:pPr>
+        <w:jc w:val="left"/>
+        <w:rPr>
+          <w:color w:val="FF0000"/>
+        </w:rPr>
+      </w:pPr>
+      <w:r>
+        <w:rPr>
+          <w:color w:val="FF0000"/>
+        </w:rPr>
+        <w:t>{</w:t>
+      </w:r>
+      <w:r>
+        <w:rPr>
+          <w:rFonts w:hint="eastAsia"/>
+          <w:color w:val="FF0000"/>
+        </w:rPr>
+        <w:t>带</w:t>
+      </w:r>
+      <w:r>
+        <w:rPr>
+          <w:rFonts w:hint="eastAsia"/>
+          <w:color w:val="FF0000"/>
+        </w:rPr>
+        <w:t>HS</w:t>
+      </w:r>
+      <w:r>
+        <w:rPr>
+          <w:rFonts w:hint="eastAsia"/>
+          <w:color w:val="FF0000"/>
+        </w:rPr>
+        <w:t>的</w:t>
+      </w:r>
+      <w:r>
+        <w:rPr>
+          <w:color w:val="FF0000"/>
+        </w:rPr>
+        <w:t>商品</w:t>
+      </w:r>
+      <w:r>
+        <w:rPr>
+          <w:rFonts w:hint="eastAsia"/>
+          <w:color w:val="FF0000"/>
+        </w:rPr>
+        <w:t>列表</w:t>
+      </w:r>
+      <w:r>
+        <w:rPr>
+          <w:color w:val="FF0000"/>
+        </w:rPr>
+        <w:t>9</w:t>
+      </w:r>
+      <w:r>
+        <w:rPr>
+          <w:color w:val="FF0000"/>
+        </w:rPr>
+        <w:t>}</w:t>
+      </w:r>
+    </w:p>
+    <w:p>
+      <w:pPr>
+        <w:jc w:val="left"/>
+      </w:pPr>
+      <w:r>
+        <w:t>{</w:t>
+      </w:r>
+      <w:r>
+        <w:rPr>
+          <w:rFonts w:hint="eastAsia"/>
+        </w:rPr>
+        <w:t>带</w:t>
+      </w:r>
+      <w:r>
+        <w:rPr>
+          <w:rFonts w:hint="eastAsia"/>
+        </w:rPr>
+        <w:t>HS</w:t>
+      </w:r>
+      <w:r>
+        <w:rPr>
+          <w:rFonts w:hint="eastAsia"/>
+        </w:rPr>
+        <w:t>的</w:t>
+      </w:r>
+      <w:r>
+        <w:t>商品</w:t>
+      </w:r>
+      <w:r>
+        <w:rPr>
+          <w:rFonts w:hint="eastAsia"/>
+        </w:rPr>
+        <w:t>列表</w:t>
+      </w:r>
+      <w:r>
+        <w:t>10</w:t>
+      </w:r>
+      <w:r>
+        <w:t>}</w:t>
+      </w:r>
+    </w:p>
+    <w:p>
+      <w:pPr>
+        <w:jc w:val="left"/>
+        <w:rPr>
+          <w:color w:val="FF0000"/>
+        </w:rPr>
+      </w:pPr>
+      <w:r>
+        <w:rPr>
+          <w:color w:val="FF0000"/>
+        </w:rPr>
+        <w:t>{</w:t>
+      </w:r>
+      <w:r>
+        <w:rPr>
+          <w:rFonts w:hint="eastAsia"/>
+          <w:color w:val="FF0000"/>
+        </w:rPr>
+        <w:t>带</w:t>
+      </w:r>
+      <w:r>
+        <w:rPr>
+          <w:rFonts w:hint="eastAsia"/>
+          <w:color w:val="FF0000"/>
+        </w:rPr>
+        <w:t>HS</w:t>
+      </w:r>
+      <w:r>
+        <w:rPr>
+          <w:rFonts w:hint="eastAsia"/>
+          <w:color w:val="FF0000"/>
+        </w:rPr>
+        <w:t>的</w:t>
+      </w:r>
+      <w:r>
+        <w:rPr>
+          <w:color w:val="FF0000"/>
+        </w:rPr>
+        <w:t>商品</w:t>
+      </w:r>
+      <w:r>
+        <w:rPr>
+          <w:rFonts w:hint="eastAsia"/>
+          <w:color w:val="FF0000"/>
+        </w:rPr>
+        <w:t>列表</w:t>
+      </w:r>
+      <w:r>
+        <w:rPr>
+          <w:color w:val="FF0000"/>
+        </w:rPr>
+        <w:t>11</w:t>
+      </w:r>
+      <w:r>
+        <w:rPr>
+          <w:color w:val="FF0000"/>
+        </w:rPr>
+        <w:t>}</w:t>
+      </w:r>
+    </w:p>
+    <w:p>
+      <w:pPr>
+        <w:jc w:val="left"/>
+      </w:pPr>
+      <w:r>
+        <w:t>{</w:t>
+      </w:r>
+      <w:r>
+        <w:rPr>
+          <w:rFonts w:hint="eastAsia"/>
+        </w:rPr>
+        <w:t>带</w:t>
+      </w:r>
+      <w:r>
+        <w:rPr>
+          <w:rFonts w:hint="eastAsia"/>
+        </w:rPr>
+        <w:t>HS</w:t>
+      </w:r>
+      <w:r>
+        <w:rPr>
+          <w:rFonts w:hint="eastAsia"/>
+        </w:rPr>
+        <w:t>的</w:t>
+      </w:r>
+      <w:r>
+        <w:t>商品</w:t>
+      </w:r>
+      <w:r>
+        <w:rPr>
+          <w:rFonts w:hint="eastAsia"/>
+        </w:rPr>
+        <w:t>列表</w:t>
+      </w:r>
+      <w:r>
+        <w:t>12</w:t>
+      </w:r>
+      <w:r>
+        <w:t>}</w:t>
       </w:r>
     </w:p>
     <w:p>
@@ -796,15 +1039,15 @@
         <w:tblLook w:val="04A0" w:firstRow="1" w:lastRow="0" w:firstColumn="1" w:lastColumn="0" w:noHBand="0" w:noVBand="1"/>
       </w:tblPr>
       <w:tblGrid>
-        <w:gridCol w:w="740"/>
-        <w:gridCol w:w="740"/>
-        <w:gridCol w:w="766"/>
-        <w:gridCol w:w="1040"/>
-        <w:gridCol w:w="767"/>
-        <w:gridCol w:w="1040"/>
-        <w:gridCol w:w="767"/>
-        <w:gridCol w:w="1556"/>
-        <w:gridCol w:w="890"/>
+        <w:gridCol w:w="761"/>
+        <w:gridCol w:w="760"/>
+        <w:gridCol w:w="760"/>
+        <w:gridCol w:w="1030"/>
+        <w:gridCol w:w="760"/>
+        <w:gridCol w:w="1030"/>
+        <w:gridCol w:w="760"/>
+        <w:gridCol w:w="1550"/>
+        <w:gridCol w:w="895"/>
       </w:tblGrid>
       <w:tr>
         <w:tc>
@@ -2428,6 +2671,7 @@
                 <w:sz w:val="16"/>
                 <w:szCs w:val="16"/>
               </w:rPr>
+              <w:lastRenderedPageBreak/>
               <w:t>{箱号7}</w:t>
             </w:r>
           </w:p>
@@ -2665,6 +2909,2058 @@
                 <w:szCs w:val="16"/>
               </w:rPr>
               <w:t>{提单号7}</w:t>
+            </w:r>
+          </w:p>
+        </w:tc>
+      </w:tr>
+      <w:tr>
+        <w:tc>
+          <w:tcPr>
+            <w:tcW w:w="0" w:type="auto"/>
+            <w:vAlign w:val="center"/>
+          </w:tcPr>
+          <w:p>
+            <w:pPr>
+              <w:kinsoku w:val="0"/>
+              <w:overflowPunct w:val="0"/>
+              <w:ind w:rightChars="-50" w:right="-105"/>
+              <w:jc w:val="left"/>
+              <w:textAlignment w:val="center"/>
+              <w:rPr>
+                <w:rFonts w:ascii="微软雅黑 Light" w:eastAsia="微软雅黑 Light" w:hAnsi="微软雅黑 Light"/>
+                <w:sz w:val="16"/>
+                <w:szCs w:val="16"/>
+              </w:rPr>
+            </w:pPr>
+            <w:r>
+              <w:rPr>
+                <w:rFonts w:ascii="微软雅黑 Light" w:eastAsia="微软雅黑 Light" w:hAnsi="微软雅黑 Light" w:hint="eastAsia"/>
+                <w:sz w:val="16"/>
+                <w:szCs w:val="16"/>
+              </w:rPr>
+              <w:t>{箱号</w:t>
+            </w:r>
+            <w:r>
+              <w:rPr>
+                <w:rFonts w:ascii="微软雅黑 Light" w:eastAsia="微软雅黑 Light" w:hAnsi="微软雅黑 Light"/>
+                <w:sz w:val="16"/>
+                <w:szCs w:val="16"/>
+              </w:rPr>
+              <w:t>8</w:t>
+            </w:r>
+            <w:r>
+              <w:rPr>
+                <w:rFonts w:ascii="微软雅黑 Light" w:eastAsia="微软雅黑 Light" w:hAnsi="微软雅黑 Light" w:hint="eastAsia"/>
+                <w:sz w:val="16"/>
+                <w:szCs w:val="16"/>
+              </w:rPr>
+              <w:t>}</w:t>
+            </w:r>
+          </w:p>
+        </w:tc>
+        <w:tc>
+          <w:tcPr>
+            <w:tcW w:w="0" w:type="auto"/>
+            <w:vAlign w:val="center"/>
+          </w:tcPr>
+          <w:p>
+            <w:pPr>
+              <w:kinsoku w:val="0"/>
+              <w:overflowPunct w:val="0"/>
+              <w:ind w:rightChars="-50" w:right="-105"/>
+              <w:jc w:val="left"/>
+              <w:textAlignment w:val="center"/>
+              <w:rPr>
+                <w:rFonts w:ascii="微软雅黑 Light" w:eastAsia="微软雅黑 Light" w:hAnsi="微软雅黑 Light"/>
+                <w:sz w:val="16"/>
+                <w:szCs w:val="16"/>
+              </w:rPr>
+            </w:pPr>
+            <w:r>
+              <w:rPr>
+                <w:rFonts w:ascii="微软雅黑 Light" w:eastAsia="微软雅黑 Light" w:hAnsi="微软雅黑 Light" w:hint="eastAsia"/>
+                <w:sz w:val="16"/>
+                <w:szCs w:val="16"/>
+              </w:rPr>
+              <w:t>{封号</w:t>
+            </w:r>
+            <w:r>
+              <w:rPr>
+                <w:rFonts w:ascii="微软雅黑 Light" w:eastAsia="微软雅黑 Light" w:hAnsi="微软雅黑 Light"/>
+                <w:sz w:val="16"/>
+                <w:szCs w:val="16"/>
+              </w:rPr>
+              <w:t>8</w:t>
+            </w:r>
+            <w:r>
+              <w:rPr>
+                <w:rFonts w:ascii="微软雅黑 Light" w:eastAsia="微软雅黑 Light" w:hAnsi="微软雅黑 Light" w:hint="eastAsia"/>
+                <w:sz w:val="16"/>
+                <w:szCs w:val="16"/>
+              </w:rPr>
+              <w:t>}</w:t>
+            </w:r>
+          </w:p>
+        </w:tc>
+        <w:tc>
+          <w:tcPr>
+            <w:tcW w:w="0" w:type="auto"/>
+            <w:vAlign w:val="center"/>
+          </w:tcPr>
+          <w:p>
+            <w:pPr>
+              <w:kinsoku w:val="0"/>
+              <w:overflowPunct w:val="0"/>
+              <w:ind w:rightChars="-50" w:right="-105"/>
+              <w:jc w:val="left"/>
+              <w:textAlignment w:val="center"/>
+              <w:rPr>
+                <w:rFonts w:ascii="微软雅黑 Light" w:eastAsia="微软雅黑 Light" w:hAnsi="微软雅黑 Light"/>
+                <w:sz w:val="16"/>
+                <w:szCs w:val="16"/>
+              </w:rPr>
+            </w:pPr>
+            <w:r>
+              <w:rPr>
+                <w:rFonts w:ascii="微软雅黑 Light" w:eastAsia="微软雅黑 Light" w:hAnsi="微软雅黑 Light" w:hint="eastAsia"/>
+                <w:sz w:val="16"/>
+                <w:szCs w:val="16"/>
+              </w:rPr>
+              <w:t>{件数</w:t>
+            </w:r>
+            <w:r>
+              <w:rPr>
+                <w:rFonts w:ascii="微软雅黑 Light" w:eastAsia="微软雅黑 Light" w:hAnsi="微软雅黑 Light"/>
+                <w:sz w:val="16"/>
+                <w:szCs w:val="16"/>
+              </w:rPr>
+              <w:t>8</w:t>
+            </w:r>
+            <w:r>
+              <w:rPr>
+                <w:rFonts w:ascii="微软雅黑 Light" w:eastAsia="微软雅黑 Light" w:hAnsi="微软雅黑 Light" w:hint="eastAsia"/>
+                <w:sz w:val="16"/>
+                <w:szCs w:val="16"/>
+              </w:rPr>
+              <w:t>}</w:t>
+            </w:r>
+          </w:p>
+        </w:tc>
+        <w:tc>
+          <w:tcPr>
+            <w:tcW w:w="0" w:type="auto"/>
+            <w:vAlign w:val="center"/>
+          </w:tcPr>
+          <w:p>
+            <w:pPr>
+              <w:kinsoku w:val="0"/>
+              <w:overflowPunct w:val="0"/>
+              <w:ind w:rightChars="-50" w:right="-105"/>
+              <w:jc w:val="left"/>
+              <w:textAlignment w:val="center"/>
+              <w:rPr>
+                <w:rFonts w:ascii="微软雅黑 Light" w:eastAsia="微软雅黑 Light" w:hAnsi="微软雅黑 Light"/>
+                <w:b/>
+                <w:bCs/>
+                <w:sz w:val="16"/>
+                <w:szCs w:val="16"/>
+              </w:rPr>
+            </w:pPr>
+            <w:r>
+              <w:rPr>
+                <w:rFonts w:ascii="微软雅黑 Light" w:eastAsia="微软雅黑 Light" w:hAnsi="微软雅黑 Light" w:hint="eastAsia"/>
+                <w:b/>
+                <w:bCs/>
+                <w:sz w:val="16"/>
+                <w:szCs w:val="16"/>
+              </w:rPr>
+              <w:t>{数量单位</w:t>
+            </w:r>
+            <w:r>
+              <w:rPr>
+                <w:rFonts w:ascii="微软雅黑 Light" w:eastAsia="微软雅黑 Light" w:hAnsi="微软雅黑 Light"/>
+                <w:b/>
+                <w:bCs/>
+                <w:sz w:val="16"/>
+                <w:szCs w:val="16"/>
+              </w:rPr>
+              <w:t>8</w:t>
+            </w:r>
+            <w:r>
+              <w:rPr>
+                <w:rFonts w:ascii="微软雅黑 Light" w:eastAsia="微软雅黑 Light" w:hAnsi="微软雅黑 Light" w:hint="eastAsia"/>
+                <w:b/>
+                <w:bCs/>
+                <w:sz w:val="16"/>
+                <w:szCs w:val="16"/>
+              </w:rPr>
+              <w:t>}</w:t>
+            </w:r>
+          </w:p>
+        </w:tc>
+        <w:tc>
+          <w:tcPr>
+            <w:tcW w:w="0" w:type="auto"/>
+            <w:vAlign w:val="center"/>
+          </w:tcPr>
+          <w:p>
+            <w:pPr>
+              <w:kinsoku w:val="0"/>
+              <w:overflowPunct w:val="0"/>
+              <w:ind w:rightChars="-50" w:right="-105"/>
+              <w:jc w:val="left"/>
+              <w:textAlignment w:val="center"/>
+              <w:rPr>
+                <w:rFonts w:ascii="微软雅黑 Light" w:eastAsia="微软雅黑 Light" w:hAnsi="微软雅黑 Light"/>
+                <w:sz w:val="16"/>
+                <w:szCs w:val="16"/>
+              </w:rPr>
+            </w:pPr>
+            <w:r>
+              <w:rPr>
+                <w:rFonts w:ascii="微软雅黑 Light" w:eastAsia="微软雅黑 Light" w:hAnsi="微软雅黑 Light" w:hint="eastAsia"/>
+                <w:sz w:val="16"/>
+                <w:szCs w:val="16"/>
+              </w:rPr>
+              <w:t>{毛重</w:t>
+            </w:r>
+            <w:r>
+              <w:rPr>
+                <w:rFonts w:ascii="微软雅黑 Light" w:eastAsia="微软雅黑 Light" w:hAnsi="微软雅黑 Light"/>
+                <w:sz w:val="16"/>
+                <w:szCs w:val="16"/>
+              </w:rPr>
+              <w:t>8</w:t>
+            </w:r>
+            <w:r>
+              <w:rPr>
+                <w:rFonts w:ascii="微软雅黑 Light" w:eastAsia="微软雅黑 Light" w:hAnsi="微软雅黑 Light" w:hint="eastAsia"/>
+                <w:sz w:val="16"/>
+                <w:szCs w:val="16"/>
+              </w:rPr>
+              <w:t>}</w:t>
+            </w:r>
+          </w:p>
+        </w:tc>
+        <w:tc>
+          <w:tcPr>
+            <w:tcW w:w="0" w:type="auto"/>
+            <w:vAlign w:val="center"/>
+          </w:tcPr>
+          <w:p>
+            <w:pPr>
+              <w:kinsoku w:val="0"/>
+              <w:overflowPunct w:val="0"/>
+              <w:ind w:rightChars="-50" w:right="-105"/>
+              <w:jc w:val="left"/>
+              <w:textAlignment w:val="center"/>
+              <w:rPr>
+                <w:rFonts w:ascii="微软雅黑 Light" w:eastAsia="微软雅黑 Light" w:hAnsi="微软雅黑 Light"/>
+                <w:b/>
+                <w:bCs/>
+                <w:sz w:val="16"/>
+                <w:szCs w:val="16"/>
+              </w:rPr>
+            </w:pPr>
+            <w:r>
+              <w:rPr>
+                <w:rFonts w:ascii="微软雅黑 Light" w:eastAsia="微软雅黑 Light" w:hAnsi="微软雅黑 Light" w:hint="eastAsia"/>
+                <w:b/>
+                <w:bCs/>
+                <w:sz w:val="16"/>
+                <w:szCs w:val="16"/>
+              </w:rPr>
+              <w:t>{重量单位</w:t>
+            </w:r>
+            <w:r>
+              <w:rPr>
+                <w:rFonts w:ascii="微软雅黑 Light" w:eastAsia="微软雅黑 Light" w:hAnsi="微软雅黑 Light"/>
+                <w:b/>
+                <w:bCs/>
+                <w:sz w:val="16"/>
+                <w:szCs w:val="16"/>
+              </w:rPr>
+              <w:t>8</w:t>
+            </w:r>
+            <w:r>
+              <w:rPr>
+                <w:rFonts w:ascii="微软雅黑 Light" w:eastAsia="微软雅黑 Light" w:hAnsi="微软雅黑 Light" w:hint="eastAsia"/>
+                <w:b/>
+                <w:bCs/>
+                <w:sz w:val="16"/>
+                <w:szCs w:val="16"/>
+              </w:rPr>
+              <w:t>}</w:t>
+            </w:r>
+          </w:p>
+        </w:tc>
+        <w:tc>
+          <w:tcPr>
+            <w:tcW w:w="0" w:type="auto"/>
+            <w:vAlign w:val="center"/>
+          </w:tcPr>
+          <w:p>
+            <w:pPr>
+              <w:kinsoku w:val="0"/>
+              <w:overflowPunct w:val="0"/>
+              <w:ind w:rightChars="-50" w:right="-105"/>
+              <w:jc w:val="left"/>
+              <w:textAlignment w:val="center"/>
+              <w:rPr>
+                <w:rFonts w:ascii="微软雅黑 Light" w:eastAsia="微软雅黑 Light" w:hAnsi="微软雅黑 Light"/>
+                <w:sz w:val="16"/>
+                <w:szCs w:val="16"/>
+              </w:rPr>
+            </w:pPr>
+            <w:r>
+              <w:rPr>
+                <w:rFonts w:ascii="微软雅黑 Light" w:eastAsia="微软雅黑 Light" w:hAnsi="微软雅黑 Light" w:hint="eastAsia"/>
+                <w:sz w:val="16"/>
+                <w:szCs w:val="16"/>
+              </w:rPr>
+              <w:t>{体积</w:t>
+            </w:r>
+            <w:r>
+              <w:rPr>
+                <w:rFonts w:ascii="微软雅黑 Light" w:eastAsia="微软雅黑 Light" w:hAnsi="微软雅黑 Light"/>
+                <w:sz w:val="16"/>
+                <w:szCs w:val="16"/>
+              </w:rPr>
+              <w:t>8</w:t>
+            </w:r>
+            <w:r>
+              <w:rPr>
+                <w:rFonts w:ascii="微软雅黑 Light" w:eastAsia="微软雅黑 Light" w:hAnsi="微软雅黑 Light" w:hint="eastAsia"/>
+                <w:sz w:val="16"/>
+                <w:szCs w:val="16"/>
+              </w:rPr>
+              <w:t>}</w:t>
+            </w:r>
+          </w:p>
+        </w:tc>
+        <w:tc>
+          <w:tcPr>
+            <w:tcW w:w="0" w:type="auto"/>
+            <w:vAlign w:val="center"/>
+          </w:tcPr>
+          <w:p>
+            <w:pPr>
+              <w:kinsoku w:val="0"/>
+              <w:overflowPunct w:val="0"/>
+              <w:ind w:rightChars="-50" w:right="-105"/>
+              <w:jc w:val="left"/>
+              <w:textAlignment w:val="center"/>
+              <w:rPr>
+                <w:rFonts w:ascii="微软雅黑 Light" w:eastAsia="微软雅黑 Light" w:hAnsi="微软雅黑 Light"/>
+                <w:b/>
+                <w:bCs/>
+                <w:sz w:val="16"/>
+                <w:szCs w:val="16"/>
+              </w:rPr>
+            </w:pPr>
+            <w:r>
+              <w:rPr>
+                <w:rFonts w:ascii="微软雅黑 Light" w:eastAsia="微软雅黑 Light" w:hAnsi="微软雅黑 Light" w:hint="eastAsia"/>
+                <w:b/>
+                <w:bCs/>
+                <w:sz w:val="16"/>
+                <w:szCs w:val="16"/>
+              </w:rPr>
+              <w:t>{体积单位</w:t>
+            </w:r>
+            <w:r>
+              <w:rPr>
+                <w:rFonts w:ascii="微软雅黑 Light" w:eastAsia="微软雅黑 Light" w:hAnsi="微软雅黑 Light"/>
+                <w:b/>
+                <w:bCs/>
+                <w:sz w:val="16"/>
+                <w:szCs w:val="16"/>
+              </w:rPr>
+              <w:t>8</w:t>
+            </w:r>
+            <w:r>
+              <w:rPr>
+                <w:rFonts w:ascii="微软雅黑 Light" w:eastAsia="微软雅黑 Light" w:hAnsi="微软雅黑 Light" w:hint="eastAsia"/>
+                <w:b/>
+                <w:bCs/>
+                <w:sz w:val="16"/>
+                <w:szCs w:val="16"/>
+              </w:rPr>
+              <w:t>}{箱型</w:t>
+            </w:r>
+            <w:r>
+              <w:rPr>
+                <w:rFonts w:ascii="微软雅黑 Light" w:eastAsia="微软雅黑 Light" w:hAnsi="微软雅黑 Light"/>
+                <w:b/>
+                <w:bCs/>
+                <w:sz w:val="16"/>
+                <w:szCs w:val="16"/>
+              </w:rPr>
+              <w:t>8</w:t>
+            </w:r>
+            <w:r>
+              <w:rPr>
+                <w:rFonts w:ascii="微软雅黑 Light" w:eastAsia="微软雅黑 Light" w:hAnsi="微软雅黑 Light" w:hint="eastAsia"/>
+                <w:b/>
+                <w:bCs/>
+                <w:sz w:val="16"/>
+                <w:szCs w:val="16"/>
+              </w:rPr>
+              <w:t>}</w:t>
+            </w:r>
+          </w:p>
+        </w:tc>
+        <w:tc>
+          <w:tcPr>
+            <w:tcW w:w="0" w:type="auto"/>
+            <w:vAlign w:val="center"/>
+          </w:tcPr>
+          <w:p>
+            <w:pPr>
+              <w:kinsoku w:val="0"/>
+              <w:overflowPunct w:val="0"/>
+              <w:ind w:rightChars="-50" w:right="-105"/>
+              <w:jc w:val="left"/>
+              <w:textAlignment w:val="center"/>
+              <w:rPr>
+                <w:rFonts w:ascii="微软雅黑 Light" w:eastAsia="微软雅黑 Light" w:hAnsi="微软雅黑 Light"/>
+                <w:sz w:val="16"/>
+                <w:szCs w:val="16"/>
+              </w:rPr>
+            </w:pPr>
+            <w:r>
+              <w:rPr>
+                <w:rFonts w:ascii="微软雅黑 Light" w:eastAsia="微软雅黑 Light" w:hAnsi="微软雅黑 Light" w:hint="eastAsia"/>
+                <w:sz w:val="16"/>
+                <w:szCs w:val="16"/>
+              </w:rPr>
+              <w:t>{提单号</w:t>
+            </w:r>
+            <w:r>
+              <w:rPr>
+                <w:rFonts w:ascii="微软雅黑 Light" w:eastAsia="微软雅黑 Light" w:hAnsi="微软雅黑 Light"/>
+                <w:sz w:val="16"/>
+                <w:szCs w:val="16"/>
+              </w:rPr>
+              <w:t>8</w:t>
+            </w:r>
+            <w:r>
+              <w:rPr>
+                <w:rFonts w:ascii="微软雅黑 Light" w:eastAsia="微软雅黑 Light" w:hAnsi="微软雅黑 Light" w:hint="eastAsia"/>
+                <w:sz w:val="16"/>
+                <w:szCs w:val="16"/>
+              </w:rPr>
+              <w:t>}</w:t>
+            </w:r>
+          </w:p>
+        </w:tc>
+      </w:tr>
+      <w:tr>
+        <w:tc>
+          <w:tcPr>
+            <w:tcW w:w="0" w:type="auto"/>
+            <w:vAlign w:val="center"/>
+          </w:tcPr>
+          <w:p>
+            <w:pPr>
+              <w:kinsoku w:val="0"/>
+              <w:overflowPunct w:val="0"/>
+              <w:ind w:rightChars="-50" w:right="-105"/>
+              <w:jc w:val="left"/>
+              <w:textAlignment w:val="center"/>
+              <w:rPr>
+                <w:rFonts w:ascii="微软雅黑 Light" w:eastAsia="微软雅黑 Light" w:hAnsi="微软雅黑 Light"/>
+                <w:sz w:val="16"/>
+                <w:szCs w:val="16"/>
+              </w:rPr>
+            </w:pPr>
+            <w:r>
+              <w:rPr>
+                <w:rFonts w:ascii="微软雅黑 Light" w:eastAsia="微软雅黑 Light" w:hAnsi="微软雅黑 Light" w:hint="eastAsia"/>
+                <w:sz w:val="16"/>
+                <w:szCs w:val="16"/>
+              </w:rPr>
+              <w:t>{箱号</w:t>
+            </w:r>
+            <w:r>
+              <w:rPr>
+                <w:rFonts w:ascii="微软雅黑 Light" w:eastAsia="微软雅黑 Light" w:hAnsi="微软雅黑 Light"/>
+                <w:sz w:val="16"/>
+                <w:szCs w:val="16"/>
+              </w:rPr>
+              <w:t>9</w:t>
+            </w:r>
+            <w:r>
+              <w:rPr>
+                <w:rFonts w:ascii="微软雅黑 Light" w:eastAsia="微软雅黑 Light" w:hAnsi="微软雅黑 Light" w:hint="eastAsia"/>
+                <w:sz w:val="16"/>
+                <w:szCs w:val="16"/>
+              </w:rPr>
+              <w:t>}</w:t>
+            </w:r>
+          </w:p>
+        </w:tc>
+        <w:tc>
+          <w:tcPr>
+            <w:tcW w:w="0" w:type="auto"/>
+            <w:vAlign w:val="center"/>
+          </w:tcPr>
+          <w:p>
+            <w:pPr>
+              <w:kinsoku w:val="0"/>
+              <w:overflowPunct w:val="0"/>
+              <w:ind w:rightChars="-50" w:right="-105"/>
+              <w:jc w:val="left"/>
+              <w:textAlignment w:val="center"/>
+              <w:rPr>
+                <w:rFonts w:ascii="微软雅黑 Light" w:eastAsia="微软雅黑 Light" w:hAnsi="微软雅黑 Light"/>
+                <w:sz w:val="16"/>
+                <w:szCs w:val="16"/>
+              </w:rPr>
+            </w:pPr>
+            <w:r>
+              <w:rPr>
+                <w:rFonts w:ascii="微软雅黑 Light" w:eastAsia="微软雅黑 Light" w:hAnsi="微软雅黑 Light" w:hint="eastAsia"/>
+                <w:sz w:val="16"/>
+                <w:szCs w:val="16"/>
+              </w:rPr>
+              <w:t>{封号</w:t>
+            </w:r>
+            <w:r>
+              <w:rPr>
+                <w:rFonts w:ascii="微软雅黑 Light" w:eastAsia="微软雅黑 Light" w:hAnsi="微软雅黑 Light"/>
+                <w:sz w:val="16"/>
+                <w:szCs w:val="16"/>
+              </w:rPr>
+              <w:t>9</w:t>
+            </w:r>
+            <w:r>
+              <w:rPr>
+                <w:rFonts w:ascii="微软雅黑 Light" w:eastAsia="微软雅黑 Light" w:hAnsi="微软雅黑 Light" w:hint="eastAsia"/>
+                <w:sz w:val="16"/>
+                <w:szCs w:val="16"/>
+              </w:rPr>
+              <w:t>}</w:t>
+            </w:r>
+          </w:p>
+        </w:tc>
+        <w:tc>
+          <w:tcPr>
+            <w:tcW w:w="0" w:type="auto"/>
+            <w:vAlign w:val="center"/>
+          </w:tcPr>
+          <w:p>
+            <w:pPr>
+              <w:kinsoku w:val="0"/>
+              <w:overflowPunct w:val="0"/>
+              <w:ind w:rightChars="-50" w:right="-105"/>
+              <w:jc w:val="left"/>
+              <w:textAlignment w:val="center"/>
+              <w:rPr>
+                <w:rFonts w:ascii="微软雅黑 Light" w:eastAsia="微软雅黑 Light" w:hAnsi="微软雅黑 Light"/>
+                <w:sz w:val="16"/>
+                <w:szCs w:val="16"/>
+              </w:rPr>
+            </w:pPr>
+            <w:r>
+              <w:rPr>
+                <w:rFonts w:ascii="微软雅黑 Light" w:eastAsia="微软雅黑 Light" w:hAnsi="微软雅黑 Light" w:hint="eastAsia"/>
+                <w:sz w:val="16"/>
+                <w:szCs w:val="16"/>
+              </w:rPr>
+              <w:t>{件数</w:t>
+            </w:r>
+            <w:r>
+              <w:rPr>
+                <w:rFonts w:ascii="微软雅黑 Light" w:eastAsia="微软雅黑 Light" w:hAnsi="微软雅黑 Light"/>
+                <w:sz w:val="16"/>
+                <w:szCs w:val="16"/>
+              </w:rPr>
+              <w:t>9</w:t>
+            </w:r>
+            <w:r>
+              <w:rPr>
+                <w:rFonts w:ascii="微软雅黑 Light" w:eastAsia="微软雅黑 Light" w:hAnsi="微软雅黑 Light" w:hint="eastAsia"/>
+                <w:sz w:val="16"/>
+                <w:szCs w:val="16"/>
+              </w:rPr>
+              <w:t>}</w:t>
+            </w:r>
+          </w:p>
+        </w:tc>
+        <w:tc>
+          <w:tcPr>
+            <w:tcW w:w="0" w:type="auto"/>
+            <w:vAlign w:val="center"/>
+          </w:tcPr>
+          <w:p>
+            <w:pPr>
+              <w:kinsoku w:val="0"/>
+              <w:overflowPunct w:val="0"/>
+              <w:ind w:rightChars="-50" w:right="-105"/>
+              <w:jc w:val="left"/>
+              <w:textAlignment w:val="center"/>
+              <w:rPr>
+                <w:rFonts w:ascii="微软雅黑 Light" w:eastAsia="微软雅黑 Light" w:hAnsi="微软雅黑 Light"/>
+                <w:b/>
+                <w:bCs/>
+                <w:sz w:val="16"/>
+                <w:szCs w:val="16"/>
+              </w:rPr>
+            </w:pPr>
+            <w:r>
+              <w:rPr>
+                <w:rFonts w:ascii="微软雅黑 Light" w:eastAsia="微软雅黑 Light" w:hAnsi="微软雅黑 Light" w:hint="eastAsia"/>
+                <w:b/>
+                <w:bCs/>
+                <w:sz w:val="16"/>
+                <w:szCs w:val="16"/>
+              </w:rPr>
+              <w:t>{数量单位</w:t>
+            </w:r>
+            <w:r>
+              <w:rPr>
+                <w:rFonts w:ascii="微软雅黑 Light" w:eastAsia="微软雅黑 Light" w:hAnsi="微软雅黑 Light"/>
+                <w:b/>
+                <w:bCs/>
+                <w:sz w:val="16"/>
+                <w:szCs w:val="16"/>
+              </w:rPr>
+              <w:t>9</w:t>
+            </w:r>
+            <w:r>
+              <w:rPr>
+                <w:rFonts w:ascii="微软雅黑 Light" w:eastAsia="微软雅黑 Light" w:hAnsi="微软雅黑 Light" w:hint="eastAsia"/>
+                <w:b/>
+                <w:bCs/>
+                <w:sz w:val="16"/>
+                <w:szCs w:val="16"/>
+              </w:rPr>
+              <w:t>}</w:t>
+            </w:r>
+          </w:p>
+        </w:tc>
+        <w:tc>
+          <w:tcPr>
+            <w:tcW w:w="0" w:type="auto"/>
+            <w:vAlign w:val="center"/>
+          </w:tcPr>
+          <w:p>
+            <w:pPr>
+              <w:kinsoku w:val="0"/>
+              <w:overflowPunct w:val="0"/>
+              <w:ind w:rightChars="-50" w:right="-105"/>
+              <w:jc w:val="left"/>
+              <w:textAlignment w:val="center"/>
+              <w:rPr>
+                <w:rFonts w:ascii="微软雅黑 Light" w:eastAsia="微软雅黑 Light" w:hAnsi="微软雅黑 Light"/>
+                <w:sz w:val="16"/>
+                <w:szCs w:val="16"/>
+              </w:rPr>
+            </w:pPr>
+            <w:r>
+              <w:rPr>
+                <w:rFonts w:ascii="微软雅黑 Light" w:eastAsia="微软雅黑 Light" w:hAnsi="微软雅黑 Light" w:hint="eastAsia"/>
+                <w:sz w:val="16"/>
+                <w:szCs w:val="16"/>
+              </w:rPr>
+              <w:t>{毛重</w:t>
+            </w:r>
+            <w:r>
+              <w:rPr>
+                <w:rFonts w:ascii="微软雅黑 Light" w:eastAsia="微软雅黑 Light" w:hAnsi="微软雅黑 Light"/>
+                <w:sz w:val="16"/>
+                <w:szCs w:val="16"/>
+              </w:rPr>
+              <w:t>9</w:t>
+            </w:r>
+            <w:r>
+              <w:rPr>
+                <w:rFonts w:ascii="微软雅黑 Light" w:eastAsia="微软雅黑 Light" w:hAnsi="微软雅黑 Light" w:hint="eastAsia"/>
+                <w:sz w:val="16"/>
+                <w:szCs w:val="16"/>
+              </w:rPr>
+              <w:t>}</w:t>
+            </w:r>
+          </w:p>
+        </w:tc>
+        <w:tc>
+          <w:tcPr>
+            <w:tcW w:w="0" w:type="auto"/>
+            <w:vAlign w:val="center"/>
+          </w:tcPr>
+          <w:p>
+            <w:pPr>
+              <w:kinsoku w:val="0"/>
+              <w:overflowPunct w:val="0"/>
+              <w:ind w:rightChars="-50" w:right="-105"/>
+              <w:jc w:val="left"/>
+              <w:textAlignment w:val="center"/>
+              <w:rPr>
+                <w:rFonts w:ascii="微软雅黑 Light" w:eastAsia="微软雅黑 Light" w:hAnsi="微软雅黑 Light"/>
+                <w:b/>
+                <w:bCs/>
+                <w:sz w:val="16"/>
+                <w:szCs w:val="16"/>
+              </w:rPr>
+            </w:pPr>
+            <w:r>
+              <w:rPr>
+                <w:rFonts w:ascii="微软雅黑 Light" w:eastAsia="微软雅黑 Light" w:hAnsi="微软雅黑 Light" w:hint="eastAsia"/>
+                <w:b/>
+                <w:bCs/>
+                <w:sz w:val="16"/>
+                <w:szCs w:val="16"/>
+              </w:rPr>
+              <w:t>{重量单位</w:t>
+            </w:r>
+            <w:r>
+              <w:rPr>
+                <w:rFonts w:ascii="微软雅黑 Light" w:eastAsia="微软雅黑 Light" w:hAnsi="微软雅黑 Light"/>
+                <w:b/>
+                <w:bCs/>
+                <w:sz w:val="16"/>
+                <w:szCs w:val="16"/>
+              </w:rPr>
+              <w:t>9</w:t>
+            </w:r>
+            <w:r>
+              <w:rPr>
+                <w:rFonts w:ascii="微软雅黑 Light" w:eastAsia="微软雅黑 Light" w:hAnsi="微软雅黑 Light" w:hint="eastAsia"/>
+                <w:b/>
+                <w:bCs/>
+                <w:sz w:val="16"/>
+                <w:szCs w:val="16"/>
+              </w:rPr>
+              <w:t>}</w:t>
+            </w:r>
+          </w:p>
+        </w:tc>
+        <w:tc>
+          <w:tcPr>
+            <w:tcW w:w="0" w:type="auto"/>
+            <w:vAlign w:val="center"/>
+          </w:tcPr>
+          <w:p>
+            <w:pPr>
+              <w:kinsoku w:val="0"/>
+              <w:overflowPunct w:val="0"/>
+              <w:ind w:rightChars="-50" w:right="-105"/>
+              <w:jc w:val="left"/>
+              <w:textAlignment w:val="center"/>
+              <w:rPr>
+                <w:rFonts w:ascii="微软雅黑 Light" w:eastAsia="微软雅黑 Light" w:hAnsi="微软雅黑 Light"/>
+                <w:sz w:val="16"/>
+                <w:szCs w:val="16"/>
+              </w:rPr>
+            </w:pPr>
+            <w:r>
+              <w:rPr>
+                <w:rFonts w:ascii="微软雅黑 Light" w:eastAsia="微软雅黑 Light" w:hAnsi="微软雅黑 Light" w:hint="eastAsia"/>
+                <w:sz w:val="16"/>
+                <w:szCs w:val="16"/>
+              </w:rPr>
+              <w:t>{体积</w:t>
+            </w:r>
+            <w:r>
+              <w:rPr>
+                <w:rFonts w:ascii="微软雅黑 Light" w:eastAsia="微软雅黑 Light" w:hAnsi="微软雅黑 Light"/>
+                <w:sz w:val="16"/>
+                <w:szCs w:val="16"/>
+              </w:rPr>
+              <w:t>9</w:t>
+            </w:r>
+            <w:r>
+              <w:rPr>
+                <w:rFonts w:ascii="微软雅黑 Light" w:eastAsia="微软雅黑 Light" w:hAnsi="微软雅黑 Light" w:hint="eastAsia"/>
+                <w:sz w:val="16"/>
+                <w:szCs w:val="16"/>
+              </w:rPr>
+              <w:t>}</w:t>
+            </w:r>
+          </w:p>
+        </w:tc>
+        <w:tc>
+          <w:tcPr>
+            <w:tcW w:w="0" w:type="auto"/>
+            <w:vAlign w:val="center"/>
+          </w:tcPr>
+          <w:p>
+            <w:pPr>
+              <w:kinsoku w:val="0"/>
+              <w:overflowPunct w:val="0"/>
+              <w:ind w:rightChars="-50" w:right="-105"/>
+              <w:jc w:val="left"/>
+              <w:textAlignment w:val="center"/>
+              <w:rPr>
+                <w:rFonts w:ascii="微软雅黑 Light" w:eastAsia="微软雅黑 Light" w:hAnsi="微软雅黑 Light"/>
+                <w:b/>
+                <w:bCs/>
+                <w:sz w:val="16"/>
+                <w:szCs w:val="16"/>
+              </w:rPr>
+            </w:pPr>
+            <w:r>
+              <w:rPr>
+                <w:rFonts w:ascii="微软雅黑 Light" w:eastAsia="微软雅黑 Light" w:hAnsi="微软雅黑 Light" w:hint="eastAsia"/>
+                <w:b/>
+                <w:bCs/>
+                <w:sz w:val="16"/>
+                <w:szCs w:val="16"/>
+              </w:rPr>
+              <w:t>{体积单位</w:t>
+            </w:r>
+            <w:r>
+              <w:rPr>
+                <w:rFonts w:ascii="微软雅黑 Light" w:eastAsia="微软雅黑 Light" w:hAnsi="微软雅黑 Light"/>
+                <w:b/>
+                <w:bCs/>
+                <w:sz w:val="16"/>
+                <w:szCs w:val="16"/>
+              </w:rPr>
+              <w:t>9</w:t>
+            </w:r>
+            <w:r>
+              <w:rPr>
+                <w:rFonts w:ascii="微软雅黑 Light" w:eastAsia="微软雅黑 Light" w:hAnsi="微软雅黑 Light" w:hint="eastAsia"/>
+                <w:b/>
+                <w:bCs/>
+                <w:sz w:val="16"/>
+                <w:szCs w:val="16"/>
+              </w:rPr>
+              <w:t>}{箱型</w:t>
+            </w:r>
+            <w:r>
+              <w:rPr>
+                <w:rFonts w:ascii="微软雅黑 Light" w:eastAsia="微软雅黑 Light" w:hAnsi="微软雅黑 Light"/>
+                <w:b/>
+                <w:bCs/>
+                <w:sz w:val="16"/>
+                <w:szCs w:val="16"/>
+              </w:rPr>
+              <w:t>9</w:t>
+            </w:r>
+            <w:r>
+              <w:rPr>
+                <w:rFonts w:ascii="微软雅黑 Light" w:eastAsia="微软雅黑 Light" w:hAnsi="微软雅黑 Light" w:hint="eastAsia"/>
+                <w:b/>
+                <w:bCs/>
+                <w:sz w:val="16"/>
+                <w:szCs w:val="16"/>
+              </w:rPr>
+              <w:t>}</w:t>
+            </w:r>
+          </w:p>
+        </w:tc>
+        <w:tc>
+          <w:tcPr>
+            <w:tcW w:w="0" w:type="auto"/>
+            <w:vAlign w:val="center"/>
+          </w:tcPr>
+          <w:p>
+            <w:pPr>
+              <w:kinsoku w:val="0"/>
+              <w:overflowPunct w:val="0"/>
+              <w:ind w:rightChars="-50" w:right="-105"/>
+              <w:jc w:val="left"/>
+              <w:textAlignment w:val="center"/>
+              <w:rPr>
+                <w:rFonts w:ascii="微软雅黑 Light" w:eastAsia="微软雅黑 Light" w:hAnsi="微软雅黑 Light"/>
+                <w:sz w:val="16"/>
+                <w:szCs w:val="16"/>
+              </w:rPr>
+            </w:pPr>
+            <w:r>
+              <w:rPr>
+                <w:rFonts w:ascii="微软雅黑 Light" w:eastAsia="微软雅黑 Light" w:hAnsi="微软雅黑 Light" w:hint="eastAsia"/>
+                <w:sz w:val="16"/>
+                <w:szCs w:val="16"/>
+              </w:rPr>
+              <w:t>{提单号</w:t>
+            </w:r>
+            <w:r>
+              <w:rPr>
+                <w:rFonts w:ascii="微软雅黑 Light" w:eastAsia="微软雅黑 Light" w:hAnsi="微软雅黑 Light"/>
+                <w:sz w:val="16"/>
+                <w:szCs w:val="16"/>
+              </w:rPr>
+              <w:t>9</w:t>
+            </w:r>
+            <w:r>
+              <w:rPr>
+                <w:rFonts w:ascii="微软雅黑 Light" w:eastAsia="微软雅黑 Light" w:hAnsi="微软雅黑 Light" w:hint="eastAsia"/>
+                <w:sz w:val="16"/>
+                <w:szCs w:val="16"/>
+              </w:rPr>
+              <w:t>}</w:t>
+            </w:r>
+          </w:p>
+        </w:tc>
+      </w:tr>
+      <w:tr>
+        <w:tc>
+          <w:tcPr>
+            <w:tcW w:w="0" w:type="auto"/>
+            <w:vAlign w:val="center"/>
+          </w:tcPr>
+          <w:p>
+            <w:pPr>
+              <w:kinsoku w:val="0"/>
+              <w:overflowPunct w:val="0"/>
+              <w:ind w:rightChars="-50" w:right="-105"/>
+              <w:jc w:val="left"/>
+              <w:textAlignment w:val="center"/>
+              <w:rPr>
+                <w:rFonts w:ascii="微软雅黑 Light" w:eastAsia="微软雅黑 Light" w:hAnsi="微软雅黑 Light"/>
+                <w:sz w:val="16"/>
+                <w:szCs w:val="16"/>
+              </w:rPr>
+            </w:pPr>
+            <w:r>
+              <w:rPr>
+                <w:rFonts w:ascii="微软雅黑 Light" w:eastAsia="微软雅黑 Light" w:hAnsi="微软雅黑 Light" w:hint="eastAsia"/>
+                <w:sz w:val="16"/>
+                <w:szCs w:val="16"/>
+              </w:rPr>
+              <w:t>{箱号</w:t>
+            </w:r>
+            <w:r>
+              <w:rPr>
+                <w:rFonts w:ascii="微软雅黑 Light" w:eastAsia="微软雅黑 Light" w:hAnsi="微软雅黑 Light"/>
+                <w:sz w:val="16"/>
+                <w:szCs w:val="16"/>
+              </w:rPr>
+              <w:t>10</w:t>
+            </w:r>
+            <w:r>
+              <w:rPr>
+                <w:rFonts w:ascii="微软雅黑 Light" w:eastAsia="微软雅黑 Light" w:hAnsi="微软雅黑 Light" w:hint="eastAsia"/>
+                <w:sz w:val="16"/>
+                <w:szCs w:val="16"/>
+              </w:rPr>
+              <w:t>}</w:t>
+            </w:r>
+          </w:p>
+        </w:tc>
+        <w:tc>
+          <w:tcPr>
+            <w:tcW w:w="0" w:type="auto"/>
+            <w:vAlign w:val="center"/>
+          </w:tcPr>
+          <w:p>
+            <w:pPr>
+              <w:kinsoku w:val="0"/>
+              <w:overflowPunct w:val="0"/>
+              <w:ind w:rightChars="-50" w:right="-105"/>
+              <w:jc w:val="left"/>
+              <w:textAlignment w:val="center"/>
+              <w:rPr>
+                <w:rFonts w:ascii="微软雅黑 Light" w:eastAsia="微软雅黑 Light" w:hAnsi="微软雅黑 Light"/>
+                <w:sz w:val="16"/>
+                <w:szCs w:val="16"/>
+              </w:rPr>
+            </w:pPr>
+            <w:r>
+              <w:rPr>
+                <w:rFonts w:ascii="微软雅黑 Light" w:eastAsia="微软雅黑 Light" w:hAnsi="微软雅黑 Light" w:hint="eastAsia"/>
+                <w:sz w:val="16"/>
+                <w:szCs w:val="16"/>
+              </w:rPr>
+              <w:t>{封号</w:t>
+            </w:r>
+            <w:r>
+              <w:rPr>
+                <w:rFonts w:ascii="微软雅黑 Light" w:eastAsia="微软雅黑 Light" w:hAnsi="微软雅黑 Light"/>
+                <w:sz w:val="16"/>
+                <w:szCs w:val="16"/>
+              </w:rPr>
+              <w:t>10</w:t>
+            </w:r>
+            <w:r>
+              <w:rPr>
+                <w:rFonts w:ascii="微软雅黑 Light" w:eastAsia="微软雅黑 Light" w:hAnsi="微软雅黑 Light" w:hint="eastAsia"/>
+                <w:sz w:val="16"/>
+                <w:szCs w:val="16"/>
+              </w:rPr>
+              <w:t>}</w:t>
+            </w:r>
+          </w:p>
+        </w:tc>
+        <w:tc>
+          <w:tcPr>
+            <w:tcW w:w="0" w:type="auto"/>
+            <w:vAlign w:val="center"/>
+          </w:tcPr>
+          <w:p>
+            <w:pPr>
+              <w:kinsoku w:val="0"/>
+              <w:overflowPunct w:val="0"/>
+              <w:ind w:rightChars="-50" w:right="-105"/>
+              <w:jc w:val="left"/>
+              <w:textAlignment w:val="center"/>
+              <w:rPr>
+                <w:rFonts w:ascii="微软雅黑 Light" w:eastAsia="微软雅黑 Light" w:hAnsi="微软雅黑 Light"/>
+                <w:sz w:val="16"/>
+                <w:szCs w:val="16"/>
+              </w:rPr>
+            </w:pPr>
+            <w:r>
+              <w:rPr>
+                <w:rFonts w:ascii="微软雅黑 Light" w:eastAsia="微软雅黑 Light" w:hAnsi="微软雅黑 Light" w:hint="eastAsia"/>
+                <w:sz w:val="16"/>
+                <w:szCs w:val="16"/>
+              </w:rPr>
+              <w:t>{件数</w:t>
+            </w:r>
+            <w:r>
+              <w:rPr>
+                <w:rFonts w:ascii="微软雅黑 Light" w:eastAsia="微软雅黑 Light" w:hAnsi="微软雅黑 Light" w:hint="eastAsia"/>
+                <w:sz w:val="16"/>
+                <w:szCs w:val="16"/>
+              </w:rPr>
+              <w:t>10</w:t>
+            </w:r>
+            <w:r>
+              <w:rPr>
+                <w:rFonts w:ascii="微软雅黑 Light" w:eastAsia="微软雅黑 Light" w:hAnsi="微软雅黑 Light" w:hint="eastAsia"/>
+                <w:sz w:val="16"/>
+                <w:szCs w:val="16"/>
+              </w:rPr>
+              <w:t>}</w:t>
+            </w:r>
+          </w:p>
+        </w:tc>
+        <w:tc>
+          <w:tcPr>
+            <w:tcW w:w="0" w:type="auto"/>
+            <w:vAlign w:val="center"/>
+          </w:tcPr>
+          <w:p>
+            <w:pPr>
+              <w:kinsoku w:val="0"/>
+              <w:overflowPunct w:val="0"/>
+              <w:ind w:rightChars="-50" w:right="-105"/>
+              <w:jc w:val="left"/>
+              <w:textAlignment w:val="center"/>
+              <w:rPr>
+                <w:rFonts w:ascii="微软雅黑 Light" w:eastAsia="微软雅黑 Light" w:hAnsi="微软雅黑 Light"/>
+                <w:b/>
+                <w:bCs/>
+                <w:sz w:val="16"/>
+                <w:szCs w:val="16"/>
+              </w:rPr>
+            </w:pPr>
+            <w:r>
+              <w:rPr>
+                <w:rFonts w:ascii="微软雅黑 Light" w:eastAsia="微软雅黑 Light" w:hAnsi="微软雅黑 Light" w:hint="eastAsia"/>
+                <w:b/>
+                <w:bCs/>
+                <w:sz w:val="16"/>
+                <w:szCs w:val="16"/>
+              </w:rPr>
+              <w:t>{数量单位10}</w:t>
+            </w:r>
+          </w:p>
+        </w:tc>
+        <w:tc>
+          <w:tcPr>
+            <w:tcW w:w="0" w:type="auto"/>
+            <w:vAlign w:val="center"/>
+          </w:tcPr>
+          <w:p>
+            <w:pPr>
+              <w:kinsoku w:val="0"/>
+              <w:overflowPunct w:val="0"/>
+              <w:ind w:rightChars="-50" w:right="-105"/>
+              <w:jc w:val="left"/>
+              <w:textAlignment w:val="center"/>
+              <w:rPr>
+                <w:rFonts w:ascii="微软雅黑 Light" w:eastAsia="微软雅黑 Light" w:hAnsi="微软雅黑 Light"/>
+                <w:sz w:val="16"/>
+                <w:szCs w:val="16"/>
+              </w:rPr>
+            </w:pPr>
+            <w:r>
+              <w:rPr>
+                <w:rFonts w:ascii="微软雅黑 Light" w:eastAsia="微软雅黑 Light" w:hAnsi="微软雅黑 Light" w:hint="eastAsia"/>
+                <w:sz w:val="16"/>
+                <w:szCs w:val="16"/>
+              </w:rPr>
+              <w:t>{毛重</w:t>
+            </w:r>
+            <w:r>
+              <w:rPr>
+                <w:rFonts w:ascii="微软雅黑 Light" w:eastAsia="微软雅黑 Light" w:hAnsi="微软雅黑 Light" w:hint="eastAsia"/>
+                <w:sz w:val="16"/>
+                <w:szCs w:val="16"/>
+              </w:rPr>
+              <w:t>10</w:t>
+            </w:r>
+            <w:r>
+              <w:rPr>
+                <w:rFonts w:ascii="微软雅黑 Light" w:eastAsia="微软雅黑 Light" w:hAnsi="微软雅黑 Light" w:hint="eastAsia"/>
+                <w:sz w:val="16"/>
+                <w:szCs w:val="16"/>
+              </w:rPr>
+              <w:t>}</w:t>
+            </w:r>
+          </w:p>
+        </w:tc>
+        <w:tc>
+          <w:tcPr>
+            <w:tcW w:w="0" w:type="auto"/>
+            <w:vAlign w:val="center"/>
+          </w:tcPr>
+          <w:p>
+            <w:pPr>
+              <w:kinsoku w:val="0"/>
+              <w:overflowPunct w:val="0"/>
+              <w:ind w:rightChars="-50" w:right="-105"/>
+              <w:jc w:val="left"/>
+              <w:textAlignment w:val="center"/>
+              <w:rPr>
+                <w:rFonts w:ascii="微软雅黑 Light" w:eastAsia="微软雅黑 Light" w:hAnsi="微软雅黑 Light"/>
+                <w:b/>
+                <w:bCs/>
+                <w:sz w:val="16"/>
+                <w:szCs w:val="16"/>
+              </w:rPr>
+            </w:pPr>
+            <w:r>
+              <w:rPr>
+                <w:rFonts w:ascii="微软雅黑 Light" w:eastAsia="微软雅黑 Light" w:hAnsi="微软雅黑 Light" w:hint="eastAsia"/>
+                <w:b/>
+                <w:bCs/>
+                <w:sz w:val="16"/>
+                <w:szCs w:val="16"/>
+              </w:rPr>
+              <w:t>{重量单位10}</w:t>
+            </w:r>
+          </w:p>
+        </w:tc>
+        <w:tc>
+          <w:tcPr>
+            <w:tcW w:w="0" w:type="auto"/>
+            <w:vAlign w:val="center"/>
+          </w:tcPr>
+          <w:p>
+            <w:pPr>
+              <w:kinsoku w:val="0"/>
+              <w:overflowPunct w:val="0"/>
+              <w:ind w:rightChars="-50" w:right="-105"/>
+              <w:jc w:val="left"/>
+              <w:textAlignment w:val="center"/>
+              <w:rPr>
+                <w:rFonts w:ascii="微软雅黑 Light" w:eastAsia="微软雅黑 Light" w:hAnsi="微软雅黑 Light"/>
+                <w:sz w:val="16"/>
+                <w:szCs w:val="16"/>
+              </w:rPr>
+            </w:pPr>
+            <w:r>
+              <w:rPr>
+                <w:rFonts w:ascii="微软雅黑 Light" w:eastAsia="微软雅黑 Light" w:hAnsi="微软雅黑 Light" w:hint="eastAsia"/>
+                <w:sz w:val="16"/>
+                <w:szCs w:val="16"/>
+              </w:rPr>
+              <w:t>{体积</w:t>
+            </w:r>
+            <w:r>
+              <w:rPr>
+                <w:rFonts w:ascii="微软雅黑 Light" w:eastAsia="微软雅黑 Light" w:hAnsi="微软雅黑 Light" w:hint="eastAsia"/>
+                <w:sz w:val="16"/>
+                <w:szCs w:val="16"/>
+              </w:rPr>
+              <w:t>10</w:t>
+            </w:r>
+            <w:r>
+              <w:rPr>
+                <w:rFonts w:ascii="微软雅黑 Light" w:eastAsia="微软雅黑 Light" w:hAnsi="微软雅黑 Light" w:hint="eastAsia"/>
+                <w:sz w:val="16"/>
+                <w:szCs w:val="16"/>
+              </w:rPr>
+              <w:t>}</w:t>
+            </w:r>
+          </w:p>
+        </w:tc>
+        <w:tc>
+          <w:tcPr>
+            <w:tcW w:w="0" w:type="auto"/>
+            <w:vAlign w:val="center"/>
+          </w:tcPr>
+          <w:p>
+            <w:pPr>
+              <w:kinsoku w:val="0"/>
+              <w:overflowPunct w:val="0"/>
+              <w:ind w:rightChars="-50" w:right="-105"/>
+              <w:jc w:val="left"/>
+              <w:textAlignment w:val="center"/>
+              <w:rPr>
+                <w:rFonts w:ascii="微软雅黑 Light" w:eastAsia="微软雅黑 Light" w:hAnsi="微软雅黑 Light"/>
+                <w:b/>
+                <w:bCs/>
+                <w:sz w:val="16"/>
+                <w:szCs w:val="16"/>
+              </w:rPr>
+            </w:pPr>
+            <w:r>
+              <w:rPr>
+                <w:rFonts w:ascii="微软雅黑 Light" w:eastAsia="微软雅黑 Light" w:hAnsi="微软雅黑 Light" w:hint="eastAsia"/>
+                <w:b/>
+                <w:bCs/>
+                <w:sz w:val="16"/>
+                <w:szCs w:val="16"/>
+              </w:rPr>
+              <w:t>{体积单位10}{箱型10}</w:t>
+            </w:r>
+          </w:p>
+        </w:tc>
+        <w:tc>
+          <w:tcPr>
+            <w:tcW w:w="0" w:type="auto"/>
+            <w:vAlign w:val="center"/>
+          </w:tcPr>
+          <w:p>
+            <w:pPr>
+              <w:kinsoku w:val="0"/>
+              <w:overflowPunct w:val="0"/>
+              <w:ind w:rightChars="-50" w:right="-105"/>
+              <w:jc w:val="left"/>
+              <w:textAlignment w:val="center"/>
+              <w:rPr>
+                <w:rFonts w:ascii="微软雅黑 Light" w:eastAsia="微软雅黑 Light" w:hAnsi="微软雅黑 Light"/>
+                <w:sz w:val="16"/>
+                <w:szCs w:val="16"/>
+              </w:rPr>
+            </w:pPr>
+            <w:r>
+              <w:rPr>
+                <w:rFonts w:ascii="微软雅黑 Light" w:eastAsia="微软雅黑 Light" w:hAnsi="微软雅黑 Light" w:hint="eastAsia"/>
+                <w:sz w:val="16"/>
+                <w:szCs w:val="16"/>
+              </w:rPr>
+              <w:t>{提单号</w:t>
+            </w:r>
+            <w:r>
+              <w:rPr>
+                <w:rFonts w:ascii="微软雅黑 Light" w:eastAsia="微软雅黑 Light" w:hAnsi="微软雅黑 Light" w:hint="eastAsia"/>
+                <w:sz w:val="16"/>
+                <w:szCs w:val="16"/>
+              </w:rPr>
+              <w:t>10</w:t>
+            </w:r>
+            <w:r>
+              <w:rPr>
+                <w:rFonts w:ascii="微软雅黑 Light" w:eastAsia="微软雅黑 Light" w:hAnsi="微软雅黑 Light" w:hint="eastAsia"/>
+                <w:sz w:val="16"/>
+                <w:szCs w:val="16"/>
+              </w:rPr>
+              <w:t>}</w:t>
+            </w:r>
+          </w:p>
+        </w:tc>
+      </w:tr>
+      <w:tr>
+        <w:tc>
+          <w:tcPr>
+            <w:tcW w:w="0" w:type="auto"/>
+            <w:vAlign w:val="center"/>
+          </w:tcPr>
+          <w:p>
+            <w:pPr>
+              <w:kinsoku w:val="0"/>
+              <w:overflowPunct w:val="0"/>
+              <w:ind w:rightChars="-50" w:right="-105"/>
+              <w:jc w:val="left"/>
+              <w:textAlignment w:val="center"/>
+              <w:rPr>
+                <w:rFonts w:ascii="微软雅黑 Light" w:eastAsia="微软雅黑 Light" w:hAnsi="微软雅黑 Light"/>
+                <w:sz w:val="16"/>
+                <w:szCs w:val="16"/>
+              </w:rPr>
+            </w:pPr>
+            <w:r>
+              <w:rPr>
+                <w:rFonts w:ascii="微软雅黑 Light" w:eastAsia="微软雅黑 Light" w:hAnsi="微软雅黑 Light" w:hint="eastAsia"/>
+                <w:sz w:val="16"/>
+                <w:szCs w:val="16"/>
+              </w:rPr>
+              <w:t>{箱号</w:t>
+            </w:r>
+            <w:bookmarkStart w:id="1" w:name="OLE_LINK1"/>
+            <w:r>
+              <w:rPr>
+                <w:rFonts w:ascii="微软雅黑 Light" w:eastAsia="微软雅黑 Light" w:hAnsi="微软雅黑 Light"/>
+                <w:sz w:val="16"/>
+                <w:szCs w:val="16"/>
+              </w:rPr>
+              <w:t>11</w:t>
+            </w:r>
+            <w:bookmarkEnd w:id="1"/>
+            <w:r>
+              <w:rPr>
+                <w:rFonts w:ascii="微软雅黑 Light" w:eastAsia="微软雅黑 Light" w:hAnsi="微软雅黑 Light" w:hint="eastAsia"/>
+                <w:sz w:val="16"/>
+                <w:szCs w:val="16"/>
+              </w:rPr>
+              <w:t>}</w:t>
+            </w:r>
+          </w:p>
+        </w:tc>
+        <w:tc>
+          <w:tcPr>
+            <w:tcW w:w="0" w:type="auto"/>
+            <w:vAlign w:val="center"/>
+          </w:tcPr>
+          <w:p>
+            <w:pPr>
+              <w:kinsoku w:val="0"/>
+              <w:overflowPunct w:val="0"/>
+              <w:ind w:rightChars="-50" w:right="-105"/>
+              <w:jc w:val="left"/>
+              <w:textAlignment w:val="center"/>
+              <w:rPr>
+                <w:rFonts w:ascii="微软雅黑 Light" w:eastAsia="微软雅黑 Light" w:hAnsi="微软雅黑 Light"/>
+                <w:sz w:val="16"/>
+                <w:szCs w:val="16"/>
+              </w:rPr>
+            </w:pPr>
+            <w:r>
+              <w:rPr>
+                <w:rFonts w:ascii="微软雅黑 Light" w:eastAsia="微软雅黑 Light" w:hAnsi="微软雅黑 Light" w:hint="eastAsia"/>
+                <w:sz w:val="16"/>
+                <w:szCs w:val="16"/>
+              </w:rPr>
+              <w:t>{封号</w:t>
+            </w:r>
+            <w:r>
+              <w:rPr>
+                <w:rFonts w:ascii="微软雅黑 Light" w:eastAsia="微软雅黑 Light" w:hAnsi="微软雅黑 Light"/>
+                <w:sz w:val="16"/>
+                <w:szCs w:val="16"/>
+              </w:rPr>
+              <w:t>11</w:t>
+            </w:r>
+            <w:r>
+              <w:rPr>
+                <w:rFonts w:ascii="微软雅黑 Light" w:eastAsia="微软雅黑 Light" w:hAnsi="微软雅黑 Light" w:hint="eastAsia"/>
+                <w:sz w:val="16"/>
+                <w:szCs w:val="16"/>
+              </w:rPr>
+              <w:t>}</w:t>
+            </w:r>
+          </w:p>
+        </w:tc>
+        <w:tc>
+          <w:tcPr>
+            <w:tcW w:w="0" w:type="auto"/>
+            <w:vAlign w:val="center"/>
+          </w:tcPr>
+          <w:p>
+            <w:pPr>
+              <w:kinsoku w:val="0"/>
+              <w:overflowPunct w:val="0"/>
+              <w:ind w:rightChars="-50" w:right="-105"/>
+              <w:jc w:val="left"/>
+              <w:textAlignment w:val="center"/>
+              <w:rPr>
+                <w:rFonts w:ascii="微软雅黑 Light" w:eastAsia="微软雅黑 Light" w:hAnsi="微软雅黑 Light"/>
+                <w:sz w:val="16"/>
+                <w:szCs w:val="16"/>
+              </w:rPr>
+            </w:pPr>
+            <w:r>
+              <w:rPr>
+                <w:rFonts w:ascii="微软雅黑 Light" w:eastAsia="微软雅黑 Light" w:hAnsi="微软雅黑 Light" w:hint="eastAsia"/>
+                <w:sz w:val="16"/>
+                <w:szCs w:val="16"/>
+              </w:rPr>
+              <w:t>{件数</w:t>
+            </w:r>
+            <w:r>
+              <w:rPr>
+                <w:rFonts w:ascii="微软雅黑 Light" w:eastAsia="微软雅黑 Light" w:hAnsi="微软雅黑 Light" w:hint="eastAsia"/>
+                <w:sz w:val="16"/>
+                <w:szCs w:val="16"/>
+              </w:rPr>
+              <w:t>11</w:t>
+            </w:r>
+            <w:r>
+              <w:rPr>
+                <w:rFonts w:ascii="微软雅黑 Light" w:eastAsia="微软雅黑 Light" w:hAnsi="微软雅黑 Light" w:hint="eastAsia"/>
+                <w:sz w:val="16"/>
+                <w:szCs w:val="16"/>
+              </w:rPr>
+              <w:t>}</w:t>
+            </w:r>
+          </w:p>
+        </w:tc>
+        <w:tc>
+          <w:tcPr>
+            <w:tcW w:w="0" w:type="auto"/>
+            <w:vAlign w:val="center"/>
+          </w:tcPr>
+          <w:p>
+            <w:pPr>
+              <w:kinsoku w:val="0"/>
+              <w:overflowPunct w:val="0"/>
+              <w:ind w:rightChars="-50" w:right="-105"/>
+              <w:jc w:val="left"/>
+              <w:textAlignment w:val="center"/>
+              <w:rPr>
+                <w:rFonts w:ascii="微软雅黑 Light" w:eastAsia="微软雅黑 Light" w:hAnsi="微软雅黑 Light"/>
+                <w:b/>
+                <w:bCs/>
+                <w:sz w:val="16"/>
+                <w:szCs w:val="16"/>
+              </w:rPr>
+            </w:pPr>
+            <w:r>
+              <w:rPr>
+                <w:rFonts w:ascii="微软雅黑 Light" w:eastAsia="微软雅黑 Light" w:hAnsi="微软雅黑 Light" w:hint="eastAsia"/>
+                <w:b/>
+                <w:bCs/>
+                <w:sz w:val="16"/>
+                <w:szCs w:val="16"/>
+              </w:rPr>
+              <w:t>{数量单位11}</w:t>
+            </w:r>
+          </w:p>
+        </w:tc>
+        <w:tc>
+          <w:tcPr>
+            <w:tcW w:w="0" w:type="auto"/>
+            <w:vAlign w:val="center"/>
+          </w:tcPr>
+          <w:p>
+            <w:pPr>
+              <w:kinsoku w:val="0"/>
+              <w:overflowPunct w:val="0"/>
+              <w:ind w:rightChars="-50" w:right="-105"/>
+              <w:jc w:val="left"/>
+              <w:textAlignment w:val="center"/>
+              <w:rPr>
+                <w:rFonts w:ascii="微软雅黑 Light" w:eastAsia="微软雅黑 Light" w:hAnsi="微软雅黑 Light"/>
+                <w:sz w:val="16"/>
+                <w:szCs w:val="16"/>
+              </w:rPr>
+            </w:pPr>
+            <w:r>
+              <w:rPr>
+                <w:rFonts w:ascii="微软雅黑 Light" w:eastAsia="微软雅黑 Light" w:hAnsi="微软雅黑 Light" w:hint="eastAsia"/>
+                <w:sz w:val="16"/>
+                <w:szCs w:val="16"/>
+              </w:rPr>
+              <w:t>{毛重</w:t>
+            </w:r>
+            <w:r>
+              <w:rPr>
+                <w:rFonts w:ascii="微软雅黑 Light" w:eastAsia="微软雅黑 Light" w:hAnsi="微软雅黑 Light" w:hint="eastAsia"/>
+                <w:sz w:val="16"/>
+                <w:szCs w:val="16"/>
+              </w:rPr>
+              <w:t>11</w:t>
+            </w:r>
+            <w:r>
+              <w:rPr>
+                <w:rFonts w:ascii="微软雅黑 Light" w:eastAsia="微软雅黑 Light" w:hAnsi="微软雅黑 Light" w:hint="eastAsia"/>
+                <w:sz w:val="16"/>
+                <w:szCs w:val="16"/>
+              </w:rPr>
+              <w:t>}</w:t>
+            </w:r>
+          </w:p>
+        </w:tc>
+        <w:tc>
+          <w:tcPr>
+            <w:tcW w:w="0" w:type="auto"/>
+            <w:vAlign w:val="center"/>
+          </w:tcPr>
+          <w:p>
+            <w:pPr>
+              <w:kinsoku w:val="0"/>
+              <w:overflowPunct w:val="0"/>
+              <w:ind w:rightChars="-50" w:right="-105"/>
+              <w:jc w:val="left"/>
+              <w:textAlignment w:val="center"/>
+              <w:rPr>
+                <w:rFonts w:ascii="微软雅黑 Light" w:eastAsia="微软雅黑 Light" w:hAnsi="微软雅黑 Light"/>
+                <w:b/>
+                <w:bCs/>
+                <w:sz w:val="16"/>
+                <w:szCs w:val="16"/>
+              </w:rPr>
+            </w:pPr>
+            <w:r>
+              <w:rPr>
+                <w:rFonts w:ascii="微软雅黑 Light" w:eastAsia="微软雅黑 Light" w:hAnsi="微软雅黑 Light" w:hint="eastAsia"/>
+                <w:b/>
+                <w:bCs/>
+                <w:sz w:val="16"/>
+                <w:szCs w:val="16"/>
+              </w:rPr>
+              <w:t>{重量单位11}</w:t>
+            </w:r>
+          </w:p>
+        </w:tc>
+        <w:tc>
+          <w:tcPr>
+            <w:tcW w:w="0" w:type="auto"/>
+            <w:vAlign w:val="center"/>
+          </w:tcPr>
+          <w:p>
+            <w:pPr>
+              <w:kinsoku w:val="0"/>
+              <w:overflowPunct w:val="0"/>
+              <w:ind w:rightChars="-50" w:right="-105"/>
+              <w:jc w:val="left"/>
+              <w:textAlignment w:val="center"/>
+              <w:rPr>
+                <w:rFonts w:ascii="微软雅黑 Light" w:eastAsia="微软雅黑 Light" w:hAnsi="微软雅黑 Light"/>
+                <w:sz w:val="16"/>
+                <w:szCs w:val="16"/>
+              </w:rPr>
+            </w:pPr>
+            <w:r>
+              <w:rPr>
+                <w:rFonts w:ascii="微软雅黑 Light" w:eastAsia="微软雅黑 Light" w:hAnsi="微软雅黑 Light" w:hint="eastAsia"/>
+                <w:sz w:val="16"/>
+                <w:szCs w:val="16"/>
+              </w:rPr>
+              <w:t>{体积</w:t>
+            </w:r>
+            <w:r>
+              <w:rPr>
+                <w:rFonts w:ascii="微软雅黑 Light" w:eastAsia="微软雅黑 Light" w:hAnsi="微软雅黑 Light" w:hint="eastAsia"/>
+                <w:sz w:val="16"/>
+                <w:szCs w:val="16"/>
+              </w:rPr>
+              <w:t>11</w:t>
+            </w:r>
+            <w:r>
+              <w:rPr>
+                <w:rFonts w:ascii="微软雅黑 Light" w:eastAsia="微软雅黑 Light" w:hAnsi="微软雅黑 Light" w:hint="eastAsia"/>
+                <w:sz w:val="16"/>
+                <w:szCs w:val="16"/>
+              </w:rPr>
+              <w:t>}</w:t>
+            </w:r>
+          </w:p>
+        </w:tc>
+        <w:tc>
+          <w:tcPr>
+            <w:tcW w:w="0" w:type="auto"/>
+            <w:vAlign w:val="center"/>
+          </w:tcPr>
+          <w:p>
+            <w:pPr>
+              <w:kinsoku w:val="0"/>
+              <w:overflowPunct w:val="0"/>
+              <w:ind w:rightChars="-50" w:right="-105"/>
+              <w:jc w:val="left"/>
+              <w:textAlignment w:val="center"/>
+              <w:rPr>
+                <w:rFonts w:ascii="微软雅黑 Light" w:eastAsia="微软雅黑 Light" w:hAnsi="微软雅黑 Light"/>
+                <w:b/>
+                <w:bCs/>
+                <w:sz w:val="16"/>
+                <w:szCs w:val="16"/>
+              </w:rPr>
+            </w:pPr>
+            <w:r>
+              <w:rPr>
+                <w:rFonts w:ascii="微软雅黑 Light" w:eastAsia="微软雅黑 Light" w:hAnsi="微软雅黑 Light" w:hint="eastAsia"/>
+                <w:b/>
+                <w:bCs/>
+                <w:sz w:val="16"/>
+                <w:szCs w:val="16"/>
+              </w:rPr>
+              <w:t>{体积单位11}{箱型11}</w:t>
+            </w:r>
+          </w:p>
+        </w:tc>
+        <w:tc>
+          <w:tcPr>
+            <w:tcW w:w="0" w:type="auto"/>
+            <w:vAlign w:val="center"/>
+          </w:tcPr>
+          <w:p>
+            <w:pPr>
+              <w:kinsoku w:val="0"/>
+              <w:overflowPunct w:val="0"/>
+              <w:ind w:rightChars="-50" w:right="-105"/>
+              <w:jc w:val="left"/>
+              <w:textAlignment w:val="center"/>
+              <w:rPr>
+                <w:rFonts w:ascii="微软雅黑 Light" w:eastAsia="微软雅黑 Light" w:hAnsi="微软雅黑 Light"/>
+                <w:sz w:val="16"/>
+                <w:szCs w:val="16"/>
+              </w:rPr>
+            </w:pPr>
+            <w:r>
+              <w:rPr>
+                <w:rFonts w:ascii="微软雅黑 Light" w:eastAsia="微软雅黑 Light" w:hAnsi="微软雅黑 Light" w:hint="eastAsia"/>
+                <w:sz w:val="16"/>
+                <w:szCs w:val="16"/>
+              </w:rPr>
+              <w:t>{提单号</w:t>
+            </w:r>
+            <w:r>
+              <w:rPr>
+                <w:rFonts w:ascii="微软雅黑 Light" w:eastAsia="微软雅黑 Light" w:hAnsi="微软雅黑 Light" w:hint="eastAsia"/>
+                <w:sz w:val="16"/>
+                <w:szCs w:val="16"/>
+              </w:rPr>
+              <w:t>11</w:t>
+            </w:r>
+            <w:r>
+              <w:rPr>
+                <w:rFonts w:ascii="微软雅黑 Light" w:eastAsia="微软雅黑 Light" w:hAnsi="微软雅黑 Light" w:hint="eastAsia"/>
+                <w:sz w:val="16"/>
+                <w:szCs w:val="16"/>
+              </w:rPr>
+              <w:t>}</w:t>
+            </w:r>
+          </w:p>
+        </w:tc>
+      </w:tr>
+      <w:tr>
+        <w:tc>
+          <w:tcPr>
+            <w:tcW w:w="0" w:type="auto"/>
+            <w:vAlign w:val="center"/>
+          </w:tcPr>
+          <w:p>
+            <w:pPr>
+              <w:kinsoku w:val="0"/>
+              <w:overflowPunct w:val="0"/>
+              <w:ind w:rightChars="-50" w:right="-105"/>
+              <w:jc w:val="left"/>
+              <w:textAlignment w:val="center"/>
+              <w:rPr>
+                <w:rFonts w:ascii="微软雅黑 Light" w:eastAsia="微软雅黑 Light" w:hAnsi="微软雅黑 Light"/>
+                <w:sz w:val="16"/>
+                <w:szCs w:val="16"/>
+              </w:rPr>
+            </w:pPr>
+            <w:r>
+              <w:rPr>
+                <w:rFonts w:ascii="微软雅黑 Light" w:eastAsia="微软雅黑 Light" w:hAnsi="微软雅黑 Light" w:hint="eastAsia"/>
+                <w:sz w:val="16"/>
+                <w:szCs w:val="16"/>
+              </w:rPr>
+              <w:t>{箱号</w:t>
+            </w:r>
+            <w:r>
+              <w:rPr>
+                <w:rFonts w:ascii="微软雅黑 Light" w:eastAsia="微软雅黑 Light" w:hAnsi="微软雅黑 Light"/>
+                <w:sz w:val="16"/>
+                <w:szCs w:val="16"/>
+              </w:rPr>
+              <w:t>12</w:t>
+            </w:r>
+            <w:r>
+              <w:rPr>
+                <w:rFonts w:ascii="微软雅黑 Light" w:eastAsia="微软雅黑 Light" w:hAnsi="微软雅黑 Light" w:hint="eastAsia"/>
+                <w:sz w:val="16"/>
+                <w:szCs w:val="16"/>
+              </w:rPr>
+              <w:t>}</w:t>
+            </w:r>
+          </w:p>
+        </w:tc>
+        <w:tc>
+          <w:tcPr>
+            <w:tcW w:w="0" w:type="auto"/>
+            <w:vAlign w:val="center"/>
+          </w:tcPr>
+          <w:p>
+            <w:pPr>
+              <w:kinsoku w:val="0"/>
+              <w:overflowPunct w:val="0"/>
+              <w:ind w:rightChars="-50" w:right="-105"/>
+              <w:jc w:val="left"/>
+              <w:textAlignment w:val="center"/>
+              <w:rPr>
+                <w:rFonts w:ascii="微软雅黑 Light" w:eastAsia="微软雅黑 Light" w:hAnsi="微软雅黑 Light"/>
+                <w:sz w:val="16"/>
+                <w:szCs w:val="16"/>
+              </w:rPr>
+            </w:pPr>
+            <w:r>
+              <w:rPr>
+                <w:rFonts w:ascii="微软雅黑 Light" w:eastAsia="微软雅黑 Light" w:hAnsi="微软雅黑 Light" w:hint="eastAsia"/>
+                <w:sz w:val="16"/>
+                <w:szCs w:val="16"/>
+              </w:rPr>
+              <w:t>{封号</w:t>
+            </w:r>
+            <w:r>
+              <w:rPr>
+                <w:rFonts w:ascii="微软雅黑 Light" w:eastAsia="微软雅黑 Light" w:hAnsi="微软雅黑 Light"/>
+                <w:sz w:val="16"/>
+                <w:szCs w:val="16"/>
+              </w:rPr>
+              <w:t>12</w:t>
+            </w:r>
+            <w:r>
+              <w:rPr>
+                <w:rFonts w:ascii="微软雅黑 Light" w:eastAsia="微软雅黑 Light" w:hAnsi="微软雅黑 Light" w:hint="eastAsia"/>
+                <w:sz w:val="16"/>
+                <w:szCs w:val="16"/>
+              </w:rPr>
+              <w:t>}</w:t>
+            </w:r>
+          </w:p>
+        </w:tc>
+        <w:tc>
+          <w:tcPr>
+            <w:tcW w:w="0" w:type="auto"/>
+            <w:vAlign w:val="center"/>
+          </w:tcPr>
+          <w:p>
+            <w:pPr>
+              <w:kinsoku w:val="0"/>
+              <w:overflowPunct w:val="0"/>
+              <w:ind w:rightChars="-50" w:right="-105"/>
+              <w:jc w:val="left"/>
+              <w:textAlignment w:val="center"/>
+              <w:rPr>
+                <w:rFonts w:ascii="微软雅黑 Light" w:eastAsia="微软雅黑 Light" w:hAnsi="微软雅黑 Light"/>
+                <w:sz w:val="16"/>
+                <w:szCs w:val="16"/>
+              </w:rPr>
+            </w:pPr>
+            <w:r>
+              <w:rPr>
+                <w:rFonts w:ascii="微软雅黑 Light" w:eastAsia="微软雅黑 Light" w:hAnsi="微软雅黑 Light" w:hint="eastAsia"/>
+                <w:sz w:val="16"/>
+                <w:szCs w:val="16"/>
+              </w:rPr>
+              <w:t>{件数</w:t>
+            </w:r>
+            <w:r>
+              <w:rPr>
+                <w:rFonts w:ascii="微软雅黑 Light" w:eastAsia="微软雅黑 Light" w:hAnsi="微软雅黑 Light"/>
+                <w:sz w:val="16"/>
+                <w:szCs w:val="16"/>
+              </w:rPr>
+              <w:t>12</w:t>
+            </w:r>
+            <w:r>
+              <w:rPr>
+                <w:rFonts w:ascii="微软雅黑 Light" w:eastAsia="微软雅黑 Light" w:hAnsi="微软雅黑 Light" w:hint="eastAsia"/>
+                <w:sz w:val="16"/>
+                <w:szCs w:val="16"/>
+              </w:rPr>
+              <w:t>}</w:t>
+            </w:r>
+          </w:p>
+        </w:tc>
+        <w:tc>
+          <w:tcPr>
+            <w:tcW w:w="0" w:type="auto"/>
+            <w:vAlign w:val="center"/>
+          </w:tcPr>
+          <w:p>
+            <w:pPr>
+              <w:kinsoku w:val="0"/>
+              <w:overflowPunct w:val="0"/>
+              <w:ind w:rightChars="-50" w:right="-105"/>
+              <w:jc w:val="left"/>
+              <w:textAlignment w:val="center"/>
+              <w:rPr>
+                <w:rFonts w:ascii="微软雅黑 Light" w:eastAsia="微软雅黑 Light" w:hAnsi="微软雅黑 Light"/>
+                <w:b/>
+                <w:bCs/>
+                <w:sz w:val="16"/>
+                <w:szCs w:val="16"/>
+              </w:rPr>
+            </w:pPr>
+            <w:r>
+              <w:rPr>
+                <w:rFonts w:ascii="微软雅黑 Light" w:eastAsia="微软雅黑 Light" w:hAnsi="微软雅黑 Light" w:hint="eastAsia"/>
+                <w:b/>
+                <w:bCs/>
+                <w:sz w:val="16"/>
+                <w:szCs w:val="16"/>
+              </w:rPr>
+              <w:t>{数量单位</w:t>
+            </w:r>
+            <w:r>
+              <w:rPr>
+                <w:rFonts w:ascii="微软雅黑 Light" w:eastAsia="微软雅黑 Light" w:hAnsi="微软雅黑 Light"/>
+                <w:b/>
+                <w:bCs/>
+                <w:sz w:val="16"/>
+                <w:szCs w:val="16"/>
+              </w:rPr>
+              <w:t>12</w:t>
+            </w:r>
+            <w:r>
+              <w:rPr>
+                <w:rFonts w:ascii="微软雅黑 Light" w:eastAsia="微软雅黑 Light" w:hAnsi="微软雅黑 Light" w:hint="eastAsia"/>
+                <w:b/>
+                <w:bCs/>
+                <w:sz w:val="16"/>
+                <w:szCs w:val="16"/>
+              </w:rPr>
+              <w:t>}</w:t>
+            </w:r>
+          </w:p>
+        </w:tc>
+        <w:tc>
+          <w:tcPr>
+            <w:tcW w:w="0" w:type="auto"/>
+            <w:vAlign w:val="center"/>
+          </w:tcPr>
+          <w:p>
+            <w:pPr>
+              <w:kinsoku w:val="0"/>
+              <w:overflowPunct w:val="0"/>
+              <w:ind w:rightChars="-50" w:right="-105"/>
+              <w:jc w:val="left"/>
+              <w:textAlignment w:val="center"/>
+              <w:rPr>
+                <w:rFonts w:ascii="微软雅黑 Light" w:eastAsia="微软雅黑 Light" w:hAnsi="微软雅黑 Light"/>
+                <w:sz w:val="16"/>
+                <w:szCs w:val="16"/>
+              </w:rPr>
+            </w:pPr>
+            <w:r>
+              <w:rPr>
+                <w:rFonts w:ascii="微软雅黑 Light" w:eastAsia="微软雅黑 Light" w:hAnsi="微软雅黑 Light" w:hint="eastAsia"/>
+                <w:sz w:val="16"/>
+                <w:szCs w:val="16"/>
+              </w:rPr>
+              <w:t>{毛重</w:t>
+            </w:r>
+            <w:r>
+              <w:rPr>
+                <w:rFonts w:ascii="微软雅黑 Light" w:eastAsia="微软雅黑 Light" w:hAnsi="微软雅黑 Light"/>
+                <w:sz w:val="16"/>
+                <w:szCs w:val="16"/>
+              </w:rPr>
+              <w:t>12</w:t>
+            </w:r>
+            <w:r>
+              <w:rPr>
+                <w:rFonts w:ascii="微软雅黑 Light" w:eastAsia="微软雅黑 Light" w:hAnsi="微软雅黑 Light" w:hint="eastAsia"/>
+                <w:sz w:val="16"/>
+                <w:szCs w:val="16"/>
+              </w:rPr>
+              <w:t>}</w:t>
+            </w:r>
+          </w:p>
+        </w:tc>
+        <w:tc>
+          <w:tcPr>
+            <w:tcW w:w="0" w:type="auto"/>
+            <w:vAlign w:val="center"/>
+          </w:tcPr>
+          <w:p>
+            <w:pPr>
+              <w:kinsoku w:val="0"/>
+              <w:overflowPunct w:val="0"/>
+              <w:ind w:rightChars="-50" w:right="-105"/>
+              <w:jc w:val="left"/>
+              <w:textAlignment w:val="center"/>
+              <w:rPr>
+                <w:rFonts w:ascii="微软雅黑 Light" w:eastAsia="微软雅黑 Light" w:hAnsi="微软雅黑 Light"/>
+                <w:b/>
+                <w:bCs/>
+                <w:sz w:val="16"/>
+                <w:szCs w:val="16"/>
+              </w:rPr>
+            </w:pPr>
+            <w:r>
+              <w:rPr>
+                <w:rFonts w:ascii="微软雅黑 Light" w:eastAsia="微软雅黑 Light" w:hAnsi="微软雅黑 Light" w:hint="eastAsia"/>
+                <w:b/>
+                <w:bCs/>
+                <w:sz w:val="16"/>
+                <w:szCs w:val="16"/>
+              </w:rPr>
+              <w:t>{重量单位</w:t>
+            </w:r>
+            <w:r>
+              <w:rPr>
+                <w:rFonts w:ascii="微软雅黑 Light" w:eastAsia="微软雅黑 Light" w:hAnsi="微软雅黑 Light"/>
+                <w:b/>
+                <w:bCs/>
+                <w:sz w:val="16"/>
+                <w:szCs w:val="16"/>
+              </w:rPr>
+              <w:t>12</w:t>
+            </w:r>
+            <w:r>
+              <w:rPr>
+                <w:rFonts w:ascii="微软雅黑 Light" w:eastAsia="微软雅黑 Light" w:hAnsi="微软雅黑 Light" w:hint="eastAsia"/>
+                <w:b/>
+                <w:bCs/>
+                <w:sz w:val="16"/>
+                <w:szCs w:val="16"/>
+              </w:rPr>
+              <w:t>}</w:t>
+            </w:r>
+          </w:p>
+        </w:tc>
+        <w:tc>
+          <w:tcPr>
+            <w:tcW w:w="0" w:type="auto"/>
+            <w:vAlign w:val="center"/>
+          </w:tcPr>
+          <w:p>
+            <w:pPr>
+              <w:kinsoku w:val="0"/>
+              <w:overflowPunct w:val="0"/>
+              <w:ind w:rightChars="-50" w:right="-105"/>
+              <w:jc w:val="left"/>
+              <w:textAlignment w:val="center"/>
+              <w:rPr>
+                <w:rFonts w:ascii="微软雅黑 Light" w:eastAsia="微软雅黑 Light" w:hAnsi="微软雅黑 Light"/>
+                <w:sz w:val="16"/>
+                <w:szCs w:val="16"/>
+              </w:rPr>
+            </w:pPr>
+            <w:r>
+              <w:rPr>
+                <w:rFonts w:ascii="微软雅黑 Light" w:eastAsia="微软雅黑 Light" w:hAnsi="微软雅黑 Light" w:hint="eastAsia"/>
+                <w:sz w:val="16"/>
+                <w:szCs w:val="16"/>
+              </w:rPr>
+              <w:t>{体积</w:t>
+            </w:r>
+            <w:r>
+              <w:rPr>
+                <w:rFonts w:ascii="微软雅黑 Light" w:eastAsia="微软雅黑 Light" w:hAnsi="微软雅黑 Light"/>
+                <w:sz w:val="16"/>
+                <w:szCs w:val="16"/>
+              </w:rPr>
+              <w:t>12</w:t>
+            </w:r>
+            <w:r>
+              <w:rPr>
+                <w:rFonts w:ascii="微软雅黑 Light" w:eastAsia="微软雅黑 Light" w:hAnsi="微软雅黑 Light" w:hint="eastAsia"/>
+                <w:sz w:val="16"/>
+                <w:szCs w:val="16"/>
+              </w:rPr>
+              <w:t>}</w:t>
+            </w:r>
+          </w:p>
+        </w:tc>
+        <w:tc>
+          <w:tcPr>
+            <w:tcW w:w="0" w:type="auto"/>
+            <w:vAlign w:val="center"/>
+          </w:tcPr>
+          <w:p>
+            <w:pPr>
+              <w:kinsoku w:val="0"/>
+              <w:overflowPunct w:val="0"/>
+              <w:ind w:rightChars="-50" w:right="-105"/>
+              <w:jc w:val="left"/>
+              <w:textAlignment w:val="center"/>
+              <w:rPr>
+                <w:rFonts w:ascii="微软雅黑 Light" w:eastAsia="微软雅黑 Light" w:hAnsi="微软雅黑 Light"/>
+                <w:b/>
+                <w:bCs/>
+                <w:sz w:val="16"/>
+                <w:szCs w:val="16"/>
+              </w:rPr>
+            </w:pPr>
+            <w:r>
+              <w:rPr>
+                <w:rFonts w:ascii="微软雅黑 Light" w:eastAsia="微软雅黑 Light" w:hAnsi="微软雅黑 Light" w:hint="eastAsia"/>
+                <w:b/>
+                <w:bCs/>
+                <w:sz w:val="16"/>
+                <w:szCs w:val="16"/>
+              </w:rPr>
+              <w:t>{体积单位</w:t>
+            </w:r>
+            <w:r>
+              <w:rPr>
+                <w:rFonts w:ascii="微软雅黑 Light" w:eastAsia="微软雅黑 Light" w:hAnsi="微软雅黑 Light"/>
+                <w:b/>
+                <w:bCs/>
+                <w:sz w:val="16"/>
+                <w:szCs w:val="16"/>
+              </w:rPr>
+              <w:t>12</w:t>
+            </w:r>
+            <w:r>
+              <w:rPr>
+                <w:rFonts w:ascii="微软雅黑 Light" w:eastAsia="微软雅黑 Light" w:hAnsi="微软雅黑 Light" w:hint="eastAsia"/>
+                <w:b/>
+                <w:bCs/>
+                <w:sz w:val="16"/>
+                <w:szCs w:val="16"/>
+              </w:rPr>
+              <w:t>}{箱型</w:t>
+            </w:r>
+            <w:r>
+              <w:rPr>
+                <w:rFonts w:ascii="微软雅黑 Light" w:eastAsia="微软雅黑 Light" w:hAnsi="微软雅黑 Light"/>
+                <w:b/>
+                <w:bCs/>
+                <w:sz w:val="16"/>
+                <w:szCs w:val="16"/>
+              </w:rPr>
+              <w:t>12</w:t>
+            </w:r>
+            <w:r>
+              <w:rPr>
+                <w:rFonts w:ascii="微软雅黑 Light" w:eastAsia="微软雅黑 Light" w:hAnsi="微软雅黑 Light" w:hint="eastAsia"/>
+                <w:b/>
+                <w:bCs/>
+                <w:sz w:val="16"/>
+                <w:szCs w:val="16"/>
+              </w:rPr>
+              <w:t>}</w:t>
+            </w:r>
+          </w:p>
+        </w:tc>
+        <w:tc>
+          <w:tcPr>
+            <w:tcW w:w="0" w:type="auto"/>
+            <w:vAlign w:val="center"/>
+          </w:tcPr>
+          <w:p>
+            <w:pPr>
+              <w:kinsoku w:val="0"/>
+              <w:overflowPunct w:val="0"/>
+              <w:ind w:rightChars="-50" w:right="-105"/>
+              <w:jc w:val="left"/>
+              <w:textAlignment w:val="center"/>
+              <w:rPr>
+                <w:rFonts w:ascii="微软雅黑 Light" w:eastAsia="微软雅黑 Light" w:hAnsi="微软雅黑 Light"/>
+                <w:sz w:val="16"/>
+                <w:szCs w:val="16"/>
+              </w:rPr>
+            </w:pPr>
+            <w:r>
+              <w:rPr>
+                <w:rFonts w:ascii="微软雅黑 Light" w:eastAsia="微软雅黑 Light" w:hAnsi="微软雅黑 Light" w:hint="eastAsia"/>
+                <w:sz w:val="16"/>
+                <w:szCs w:val="16"/>
+              </w:rPr>
+              <w:t>{提单号</w:t>
+            </w:r>
+            <w:r>
+              <w:rPr>
+                <w:rFonts w:ascii="微软雅黑 Light" w:eastAsia="微软雅黑 Light" w:hAnsi="微软雅黑 Light"/>
+                <w:sz w:val="16"/>
+                <w:szCs w:val="16"/>
+              </w:rPr>
+              <w:t>12</w:t>
+            </w:r>
+            <w:r>
+              <w:rPr>
+                <w:rFonts w:ascii="微软雅黑 Light" w:eastAsia="微软雅黑 Light" w:hAnsi="微软雅黑 Light" w:hint="eastAsia"/>
+                <w:sz w:val="16"/>
+                <w:szCs w:val="16"/>
+              </w:rPr>
+              <w:t>}</w:t>
             </w:r>
           </w:p>
         </w:tc>
@@ -3268,6 +5564,7 @@
   <w:style w:type="paragraph" w:default="1" w:styleId="a">
     <w:name w:val="Normal"/>
     <w:qFormat/>
+    <w:rsid w:val="00465144"/>
     <w:pPr>
       <w:widowControl w:val="0"/>
       <w:jc w:val="both"/>
